--- a/data/outputs/v2/Grade11/Biology/Lesson_Plans/SS2.3_Excretion_in_Plants/Biology_Excretion_in_Plants_CBE_LessonSequence.docx
+++ b/data/outputs/v2/Grade11/Biology/Lesson_Plans/SS2.3_Excretion_in_Plants/Biology_Excretion_in_Plants_CBE_LessonSequence.docx
@@ -1976,7 +1976,7 @@
         </w:rPr>
         <w:t xml:space="preserve">© 2026 SeaVuria and ARES. This work is licensed under a </w:t>
       </w:r>
-      <w:hyperlink w:history="1" r:id="rIdbdoqdtch6y9vndl8un6-0">
+      <w:hyperlink w:history="1" r:id="rIdemps3hkgjnfsovo4ekb4v">
         <w:r>
           <w:rPr>
             <w:rFonts w:ascii="Arial" w:cs="Arial" w:eastAsia="Arial" w:hAnsi="Arial"/>
@@ -1996,7 +1996,7 @@
         </w:rPr>
         <w:t xml:space="preserve"> (</w:t>
       </w:r>
-      <w:hyperlink w:history="1" r:id="rId9uahofoavszubwfk5osin">
+      <w:hyperlink w:history="1" r:id="rIdlcmr9vmmajhjdbkxet-hv">
         <w:r>
           <w:rPr>
             <w:rFonts w:ascii="Arial" w:cs="Arial" w:eastAsia="Arial" w:hAnsi="Arial"/>
@@ -2016,7 +2016,7 @@
         </w:rPr>
         <w:t xml:space="preserve">). To view a copy of this license, visit </w:t>
       </w:r>
-      <w:hyperlink w:history="1" r:id="rIdr1enfvh99o7biwjvkhfs9">
+      <w:hyperlink w:history="1" r:id="rIdmmh9e2xit7fx1lkhfpczu">
         <w:r>
           <w:rPr>
             <w:rFonts w:ascii="Arial" w:cs="Arial" w:eastAsia="Arial" w:hAnsi="Arial"/>
@@ -3028,7 +3028,7 @@
             <w:pPr>
               <w:spacing w:after="20" w:before="0"/>
             </w:pPr>
-            <w:hyperlink w:history="1" r:id="rIdu9n-19k_i_8ufnx9jnjed">
+            <w:hyperlink w:history="1" r:id="rIdwy7zghheol9j2j8u45ct6">
               <w:r>
                 <w:rPr>
                   <w:rFonts w:ascii="Arial" w:cs="Arial" w:eastAsia="Arial" w:hAnsi="Arial"/>
@@ -3061,7 +3061,7 @@
               <w:spacing w:after="10" w:before="0"/>
               <w:ind w:left="120"/>
             </w:pPr>
-            <w:hyperlink w:history="1" r:id="rIdcatyrj3xfx1m-enk-h6oo">
+            <w:hyperlink w:history="1" r:id="rIdpzqzsdj5_s7qhfjb1wi2h">
               <w:r>
                 <w:rPr>
                   <w:rFonts w:ascii="Arial" w:cs="Arial" w:eastAsia="Arial" w:hAnsi="Arial"/>
@@ -3123,7 +3123,7 @@
               <w:spacing w:after="10" w:before="0"/>
               <w:ind w:left="120"/>
             </w:pPr>
-            <w:hyperlink w:history="1" r:id="rId_-84zbpgwt2dmgs4vfju8">
+            <w:hyperlink w:history="1" r:id="rIdssugtj8giqbkem4tgl2xm">
               <w:r>
                 <w:rPr>
                   <w:rFonts w:ascii="Arial" w:cs="Arial" w:eastAsia="Arial" w:hAnsi="Arial"/>
@@ -3333,7 +3333,7 @@
             <w:pPr>
               <w:spacing w:after="20" w:before="0"/>
             </w:pPr>
-            <w:hyperlink w:history="1" r:id="rIdewxnxzxqt7rel0m6ycqow">
+            <w:hyperlink w:history="1" r:id="rIdizy1nn1n5wtasjz_-zle1">
               <w:r>
                 <w:rPr>
                   <w:rFonts w:ascii="Arial" w:cs="Arial" w:eastAsia="Arial" w:hAnsi="Arial"/>
@@ -3366,7 +3366,7 @@
               <w:spacing w:after="10" w:before="0"/>
               <w:ind w:left="120"/>
             </w:pPr>
-            <w:hyperlink w:history="1" r:id="rIdfvdxsaspl56oi3afa3gmf">
+            <w:hyperlink w:history="1" r:id="rIdzw9pppirwgpgj-u6vopxy">
               <w:r>
                 <w:rPr>
                   <w:rFonts w:ascii="Arial" w:cs="Arial" w:eastAsia="Arial" w:hAnsi="Arial"/>
@@ -3428,7 +3428,7 @@
               <w:spacing w:after="10" w:before="0"/>
               <w:ind w:left="120"/>
             </w:pPr>
-            <w:hyperlink w:history="1" r:id="rIdwoosrgqsjrv5gn3g_t8gz">
+            <w:hyperlink w:history="1" r:id="rIdvyqiu5khuyc6ot783utne">
               <w:r>
                 <w:rPr>
                   <w:rFonts w:ascii="Arial" w:cs="Arial" w:eastAsia="Arial" w:hAnsi="Arial"/>
@@ -3638,7 +3638,7 @@
             <w:pPr>
               <w:spacing w:after="20" w:before="0"/>
             </w:pPr>
-            <w:hyperlink w:history="1" r:id="rIdud7uahmsxpswbtdgu8xa0">
+            <w:hyperlink w:history="1" r:id="rIdfvqzdc2iomvn_albq3kgy">
               <w:r>
                 <w:rPr>
                   <w:rFonts w:ascii="Arial" w:cs="Arial" w:eastAsia="Arial" w:hAnsi="Arial"/>
@@ -3671,7 +3671,7 @@
               <w:spacing w:after="10" w:before="0"/>
               <w:ind w:left="120"/>
             </w:pPr>
-            <w:hyperlink w:history="1" r:id="rIde6nuii_gpn4qanojyo2sh">
+            <w:hyperlink w:history="1" r:id="rIdvhfh-rfuzk1tfkv1keazu">
               <w:r>
                 <w:rPr>
                   <w:rFonts w:ascii="Arial" w:cs="Arial" w:eastAsia="Arial" w:hAnsi="Arial"/>
@@ -3733,7 +3733,7 @@
               <w:spacing w:after="10" w:before="0"/>
               <w:ind w:left="120"/>
             </w:pPr>
-            <w:hyperlink w:history="1" r:id="rIdfslqjwblgynuaumiyzkfz">
+            <w:hyperlink w:history="1" r:id="rIdkgxictbkcy3pzrdekizw7">
               <w:r>
                 <w:rPr>
                   <w:rFonts w:ascii="Arial" w:cs="Arial" w:eastAsia="Arial" w:hAnsi="Arial"/>
@@ -3943,7 +3943,7 @@
             <w:pPr>
               <w:spacing w:after="20" w:before="0"/>
             </w:pPr>
-            <w:hyperlink w:history="1" r:id="rIdnpwjjdk2qhhnao8mxerz7">
+            <w:hyperlink w:history="1" r:id="rIdegy6nyyfz3xjni_avqg-j">
               <w:r>
                 <w:rPr>
                   <w:rFonts w:ascii="Arial" w:cs="Arial" w:eastAsia="Arial" w:hAnsi="Arial"/>
@@ -3976,7 +3976,7 @@
               <w:spacing w:after="10" w:before="0"/>
               <w:ind w:left="120"/>
             </w:pPr>
-            <w:hyperlink w:history="1" r:id="rIdnloxccz8wjojgg_i73ydo">
+            <w:hyperlink w:history="1" r:id="rIdwyzzdbtsjn1yl6giyviki">
               <w:r>
                 <w:rPr>
                   <w:rFonts w:ascii="Arial" w:cs="Arial" w:eastAsia="Arial" w:hAnsi="Arial"/>
@@ -4038,7 +4038,7 @@
               <w:spacing w:after="10" w:before="0"/>
               <w:ind w:left="120"/>
             </w:pPr>
-            <w:hyperlink w:history="1" r:id="rIdgawmsrkchukgznb_hbh8i">
+            <w:hyperlink w:history="1" r:id="rIdn-oekbpfowbarmgdics2p">
               <w:r>
                 <w:rPr>
                   <w:rFonts w:ascii="Arial" w:cs="Arial" w:eastAsia="Arial" w:hAnsi="Arial"/>
@@ -4248,7 +4248,7 @@
             <w:pPr>
               <w:spacing w:after="20" w:before="0"/>
             </w:pPr>
-            <w:hyperlink w:history="1" r:id="rIdipyjranpkhpjas-9vj31a">
+            <w:hyperlink w:history="1" r:id="rIdbe7ojumi1ry6c3n3a6cwi">
               <w:r>
                 <w:rPr>
                   <w:rFonts w:ascii="Arial" w:cs="Arial" w:eastAsia="Arial" w:hAnsi="Arial"/>
@@ -4281,7 +4281,7 @@
               <w:spacing w:after="10" w:before="0"/>
               <w:ind w:left="120"/>
             </w:pPr>
-            <w:hyperlink w:history="1" r:id="rIdg6whgwb5qopgrlfz14hyl">
+            <w:hyperlink w:history="1" r:id="rId5fecjww3btjhbgt47gnnv">
               <w:r>
                 <w:rPr>
                   <w:rFonts w:ascii="Arial" w:cs="Arial" w:eastAsia="Arial" w:hAnsi="Arial"/>
@@ -4343,7 +4343,7 @@
               <w:spacing w:after="10" w:before="0"/>
               <w:ind w:left="120"/>
             </w:pPr>
-            <w:hyperlink w:history="1" r:id="rId3l6spsl-q48ke6kka2eez">
+            <w:hyperlink w:history="1" r:id="rIdytgd-q0lthfu79jhroyvn">
               <w:r>
                 <w:rPr>
                   <w:rFonts w:ascii="Arial" w:cs="Arial" w:eastAsia="Arial" w:hAnsi="Arial"/>
@@ -4870,7 +4870,7 @@
         </w:rPr>
         <w:t xml:space="preserve">© 2026 SeaVuria and ARES. Aligned with KICD objectives. Developed by SeaVuria; technical implementation by ARES (with AI assistance from Claude). Licensed under </w:t>
       </w:r>
-      <w:hyperlink w:history="1" r:id="rIdgvz744n1l84ijkvlootpw">
+      <w:hyperlink w:history="1" r:id="rIdm7aeg7qukskfxub8uhaex">
         <w:r>
           <w:rPr>
             <w:rFonts w:ascii="Arial" w:cs="Arial" w:eastAsia="Arial" w:hAnsi="Arial"/>
@@ -4891,7 +4891,7 @@
         </w:rPr>
         <w:t xml:space="preserve"> (</w:t>
       </w:r>
-      <w:hyperlink w:history="1" r:id="rIdml4blajeojmnb_zikyqzg">
+      <w:hyperlink w:history="1" r:id="rIdaegfei8our0tznpsldgf4">
         <w:r>
           <w:rPr>
             <w:rFonts w:ascii="Arial" w:cs="Arial" w:eastAsia="Arial" w:hAnsi="Arial"/>
@@ -5904,7 +5904,7 @@
             <w:pPr>
               <w:spacing w:after="20" w:before="0"/>
             </w:pPr>
-            <w:hyperlink w:history="1" r:id="rIdmnd1_qdg213r_qmqtc1ph">
+            <w:hyperlink w:history="1" r:id="rIdprj-ep7iw51mrnnmxixlf">
               <w:r>
                 <w:rPr>
                   <w:rFonts w:ascii="Arial" w:cs="Arial" w:eastAsia="Arial" w:hAnsi="Arial"/>
@@ -5937,7 +5937,7 @@
               <w:spacing w:after="10" w:before="0"/>
               <w:ind w:left="120"/>
             </w:pPr>
-            <w:hyperlink w:history="1" r:id="rId5ykkrztep6066mv1ugvcu">
+            <w:hyperlink w:history="1" r:id="rIdzz1vnhhvgwwcp1ovqb4d_">
               <w:r>
                 <w:rPr>
                   <w:rFonts w:ascii="Arial" w:cs="Arial" w:eastAsia="Arial" w:hAnsi="Arial"/>
@@ -5982,7 +5982,7 @@
             <w:pPr>
               <w:spacing w:after="20" w:before="0"/>
             </w:pPr>
-            <w:hyperlink w:history="1" r:id="rIdmisgu2me00w2xo66u7-f9">
+            <w:hyperlink w:history="1" r:id="rIdrs6tuiuno32_r9idmmwb8">
               <w:r>
                 <w:rPr>
                   <w:rFonts w:ascii="Arial" w:cs="Arial" w:eastAsia="Arial" w:hAnsi="Arial"/>
@@ -6015,7 +6015,7 @@
               <w:spacing w:after="10" w:before="0"/>
               <w:ind w:left="120"/>
             </w:pPr>
-            <w:hyperlink w:history="1" r:id="rIdlxo2z0iwg_otmikmnst5e">
+            <w:hyperlink w:history="1" r:id="rIdddr5gwzfdabpbe12lhyxg">
               <w:r>
                 <w:rPr>
                   <w:rFonts w:ascii="Arial" w:cs="Arial" w:eastAsia="Arial" w:hAnsi="Arial"/>
@@ -6210,7 +6210,7 @@
             <w:pPr>
               <w:spacing w:after="20" w:before="0"/>
             </w:pPr>
-            <w:hyperlink w:history="1" r:id="rIder0yxx7abrfc5wo8jcepr">
+            <w:hyperlink w:history="1" r:id="rId23ozoxnxrt4p3lgdxaaee">
               <w:r>
                 <w:rPr>
                   <w:rFonts w:ascii="Arial" w:cs="Arial" w:eastAsia="Arial" w:hAnsi="Arial"/>
@@ -6243,7 +6243,7 @@
               <w:spacing w:after="10" w:before="0"/>
               <w:ind w:left="120"/>
             </w:pPr>
-            <w:hyperlink w:history="1" r:id="rIde_l5kyqkcmo_tuftnycis">
+            <w:hyperlink w:history="1" r:id="rIdj5in_wptk3pnsyamto5k1">
               <w:r>
                 <w:rPr>
                   <w:rFonts w:ascii="Arial" w:cs="Arial" w:eastAsia="Arial" w:hAnsi="Arial"/>
@@ -6288,7 +6288,7 @@
             <w:pPr>
               <w:spacing w:after="20" w:before="0"/>
             </w:pPr>
-            <w:hyperlink w:history="1" r:id="rIdnkjnmts3plgkaxqyeib7i">
+            <w:hyperlink w:history="1" r:id="rIdaasmwdtgi3fhtbgfwh3yh">
               <w:r>
                 <w:rPr>
                   <w:rFonts w:ascii="Arial" w:cs="Arial" w:eastAsia="Arial" w:hAnsi="Arial"/>
@@ -6321,7 +6321,7 @@
               <w:spacing w:after="10" w:before="0"/>
               <w:ind w:left="120"/>
             </w:pPr>
-            <w:hyperlink w:history="1" r:id="rIdp-c3zhp05bk2pdhxzmvmm">
+            <w:hyperlink w:history="1" r:id="rIdmde2tryeqh6e06mxoqdrr">
               <w:r>
                 <w:rPr>
                   <w:rFonts w:ascii="Arial" w:cs="Arial" w:eastAsia="Arial" w:hAnsi="Arial"/>
@@ -6516,7 +6516,7 @@
             <w:pPr>
               <w:spacing w:after="20" w:before="0"/>
             </w:pPr>
-            <w:hyperlink w:history="1" r:id="rIdwnk6-9xz-_q7opmoroli2">
+            <w:hyperlink w:history="1" r:id="rIdt3zo4valpqkqm_yvg2hlj">
               <w:r>
                 <w:rPr>
                   <w:rFonts w:ascii="Arial" w:cs="Arial" w:eastAsia="Arial" w:hAnsi="Arial"/>
@@ -6549,7 +6549,7 @@
               <w:spacing w:after="10" w:before="0"/>
               <w:ind w:left="120"/>
             </w:pPr>
-            <w:hyperlink w:history="1" r:id="rIdnghjud-wbnermkot8e7md">
+            <w:hyperlink w:history="1" r:id="rId6ubnk4q8m2yzpki0bvyu7">
               <w:r>
                 <w:rPr>
                   <w:rFonts w:ascii="Arial" w:cs="Arial" w:eastAsia="Arial" w:hAnsi="Arial"/>
@@ -6594,7 +6594,7 @@
             <w:pPr>
               <w:spacing w:after="20" w:before="0"/>
             </w:pPr>
-            <w:hyperlink w:history="1" r:id="rId-ymy4epfcjfq16mdsbxi4">
+            <w:hyperlink w:history="1" r:id="rIdsc3bd0_tkqsreqszr1x9n">
               <w:r>
                 <w:rPr>
                   <w:rFonts w:ascii="Arial" w:cs="Arial" w:eastAsia="Arial" w:hAnsi="Arial"/>
@@ -6627,7 +6627,7 @@
               <w:spacing w:after="10" w:before="0"/>
               <w:ind w:left="120"/>
             </w:pPr>
-            <w:hyperlink w:history="1" r:id="rId9eyos5hlmasszkx_0-cgh">
+            <w:hyperlink w:history="1" r:id="rIdbgdemp7zpruo7njgdsome">
               <w:r>
                 <w:rPr>
                   <w:rFonts w:ascii="Arial" w:cs="Arial" w:eastAsia="Arial" w:hAnsi="Arial"/>
@@ -6822,7 +6822,7 @@
             <w:pPr>
               <w:spacing w:after="20" w:before="0"/>
             </w:pPr>
-            <w:hyperlink w:history="1" r:id="rIdqvs9v7mlnejv_kdimf0ex">
+            <w:hyperlink w:history="1" r:id="rIda-wboym2nkwemfxodbhem">
               <w:r>
                 <w:rPr>
                   <w:rFonts w:ascii="Arial" w:cs="Arial" w:eastAsia="Arial" w:hAnsi="Arial"/>
@@ -6855,7 +6855,7 @@
               <w:spacing w:after="10" w:before="0"/>
               <w:ind w:left="120"/>
             </w:pPr>
-            <w:hyperlink w:history="1" r:id="rIdzsyhvykspz7ckk2mabqyf">
+            <w:hyperlink w:history="1" r:id="rIdrh62lxx0-oruufoijzuyq">
               <w:r>
                 <w:rPr>
                   <w:rFonts w:ascii="Arial" w:cs="Arial" w:eastAsia="Arial" w:hAnsi="Arial"/>
@@ -6900,7 +6900,7 @@
             <w:pPr>
               <w:spacing w:after="20" w:before="0"/>
             </w:pPr>
-            <w:hyperlink w:history="1" r:id="rIdblofyby1drrwqws9mxlaw">
+            <w:hyperlink w:history="1" r:id="rIdx83-9cz83phxzm2u7zrbg">
               <w:r>
                 <w:rPr>
                   <w:rFonts w:ascii="Arial" w:cs="Arial" w:eastAsia="Arial" w:hAnsi="Arial"/>
@@ -6933,7 +6933,7 @@
               <w:spacing w:after="10" w:before="0"/>
               <w:ind w:left="120"/>
             </w:pPr>
-            <w:hyperlink w:history="1" r:id="rId3zjupkzcizz0kczwblydm">
+            <w:hyperlink w:history="1" r:id="rIdohbi82hifp2qbkd0iz3h7">
               <w:r>
                 <w:rPr>
                   <w:rFonts w:ascii="Arial" w:cs="Arial" w:eastAsia="Arial" w:hAnsi="Arial"/>
@@ -7128,7 +7128,7 @@
             <w:pPr>
               <w:spacing w:after="20" w:before="0"/>
             </w:pPr>
-            <w:hyperlink w:history="1" r:id="rIdupt5olpjqq3hs8waxd_lg">
+            <w:hyperlink w:history="1" r:id="rId6kin2agih2vcrog3kvh3s">
               <w:r>
                 <w:rPr>
                   <w:rFonts w:ascii="Arial" w:cs="Arial" w:eastAsia="Arial" w:hAnsi="Arial"/>
@@ -7161,7 +7161,7 @@
               <w:spacing w:after="10" w:before="0"/>
               <w:ind w:left="120"/>
             </w:pPr>
-            <w:hyperlink w:history="1" r:id="rId2wbx3j-ryhsk2-nozbuqn">
+            <w:hyperlink w:history="1" r:id="rIdeffwx5tfrvlmu-qtsrlx6">
               <w:r>
                 <w:rPr>
                   <w:rFonts w:ascii="Arial" w:cs="Arial" w:eastAsia="Arial" w:hAnsi="Arial"/>
@@ -7206,7 +7206,7 @@
             <w:pPr>
               <w:spacing w:after="20" w:before="0"/>
             </w:pPr>
-            <w:hyperlink w:history="1" r:id="rIdk7ntblyca51of8nad8t6o">
+            <w:hyperlink w:history="1" r:id="rIdxempvne9miqgsfqje5qt3">
               <w:r>
                 <w:rPr>
                   <w:rFonts w:ascii="Arial" w:cs="Arial" w:eastAsia="Arial" w:hAnsi="Arial"/>
@@ -7239,7 +7239,7 @@
               <w:spacing w:after="10" w:before="0"/>
               <w:ind w:left="120"/>
             </w:pPr>
-            <w:hyperlink w:history="1" r:id="rIdp4ohwyanryisfzoguprse">
+            <w:hyperlink w:history="1" r:id="rIdpngniw-7qvtic5nd1cc5t">
               <w:r>
                 <w:rPr>
                   <w:rFonts w:ascii="Arial" w:cs="Arial" w:eastAsia="Arial" w:hAnsi="Arial"/>
@@ -7751,7 +7751,7 @@
         </w:rPr>
         <w:t xml:space="preserve">© 2026 SeaVuria and ARES. Aligned with KICD objectives. Developed by SeaVuria; technical implementation by ARES (with AI assistance from Claude). Licensed under </w:t>
       </w:r>
-      <w:hyperlink w:history="1" r:id="rId-5jj1zbetrcbbpifuchd3">
+      <w:hyperlink w:history="1" r:id="rIdwgl0ngjzshql-yqtfcgfl">
         <w:r>
           <w:rPr>
             <w:rFonts w:ascii="Arial" w:cs="Arial" w:eastAsia="Arial" w:hAnsi="Arial"/>
@@ -7772,7 +7772,7 @@
         </w:rPr>
         <w:t xml:space="preserve"> (</w:t>
       </w:r>
-      <w:hyperlink w:history="1" r:id="rIdf_dgq_ud-fkjxfonc-xdb">
+      <w:hyperlink w:history="1" r:id="rIdieu_yqog0e0skpgvqbuxi">
         <w:r>
           <w:rPr>
             <w:rFonts w:ascii="Arial" w:cs="Arial" w:eastAsia="Arial" w:hAnsi="Arial"/>
@@ -8785,7 +8785,7 @@
             <w:pPr>
               <w:spacing w:after="20" w:before="0"/>
             </w:pPr>
-            <w:hyperlink w:history="1" r:id="rId41tfqqrrwjnsxrnybly40">
+            <w:hyperlink w:history="1" r:id="rId0_-upbz0xczstzwcoffiy">
               <w:r>
                 <w:rPr>
                   <w:rFonts w:ascii="Arial" w:cs="Arial" w:eastAsia="Arial" w:hAnsi="Arial"/>
@@ -8818,7 +8818,7 @@
               <w:spacing w:after="10" w:before="0"/>
               <w:ind w:left="120"/>
             </w:pPr>
-            <w:hyperlink w:history="1" r:id="rIdkozglok5kiltjddnl6xjs">
+            <w:hyperlink w:history="1" r:id="rId-qjljpisj9s7kow2a2td_">
               <w:r>
                 <w:rPr>
                   <w:rFonts w:ascii="Arial" w:cs="Arial" w:eastAsia="Arial" w:hAnsi="Arial"/>
@@ -8863,7 +8863,7 @@
             <w:pPr>
               <w:spacing w:after="20" w:before="0"/>
             </w:pPr>
-            <w:hyperlink w:history="1" r:id="rIdpnwt98joesl0lke7nsxco">
+            <w:hyperlink w:history="1" r:id="rIdvgvylgvtuwfcx-raqk28t">
               <w:r>
                 <w:rPr>
                   <w:rFonts w:ascii="Arial" w:cs="Arial" w:eastAsia="Arial" w:hAnsi="Arial"/>
@@ -8896,7 +8896,7 @@
               <w:spacing w:after="10" w:before="0"/>
               <w:ind w:left="120"/>
             </w:pPr>
-            <w:hyperlink w:history="1" r:id="rIdzq0shy1tfs730rd-rrmcu">
+            <w:hyperlink w:history="1" r:id="rIdplvign7m8d72bhxh0xlnw">
               <w:r>
                 <w:rPr>
                   <w:rFonts w:ascii="Arial" w:cs="Arial" w:eastAsia="Arial" w:hAnsi="Arial"/>
@@ -9091,7 +9091,7 @@
             <w:pPr>
               <w:spacing w:after="20" w:before="0"/>
             </w:pPr>
-            <w:hyperlink w:history="1" r:id="rIduofsvunis-79kjzlp7eos">
+            <w:hyperlink w:history="1" r:id="rIdwha7ck1iq-tgyolooc9mr">
               <w:r>
                 <w:rPr>
                   <w:rFonts w:ascii="Arial" w:cs="Arial" w:eastAsia="Arial" w:hAnsi="Arial"/>
@@ -9124,7 +9124,7 @@
               <w:spacing w:after="10" w:before="0"/>
               <w:ind w:left="120"/>
             </w:pPr>
-            <w:hyperlink w:history="1" r:id="rIdabqixsjz18f_c_g7f1hwc">
+            <w:hyperlink w:history="1" r:id="rIdhatjnuonrrnooyc_zf1ka">
               <w:r>
                 <w:rPr>
                   <w:rFonts w:ascii="Arial" w:cs="Arial" w:eastAsia="Arial" w:hAnsi="Arial"/>
@@ -9169,7 +9169,7 @@
             <w:pPr>
               <w:spacing w:after="20" w:before="0"/>
             </w:pPr>
-            <w:hyperlink w:history="1" r:id="rIdfwc5ewf_-5mpwbgu2cvfq">
+            <w:hyperlink w:history="1" r:id="rIdwg0ujy0ujkrdgdseoueo6">
               <w:r>
                 <w:rPr>
                   <w:rFonts w:ascii="Arial" w:cs="Arial" w:eastAsia="Arial" w:hAnsi="Arial"/>
@@ -9202,7 +9202,7 @@
               <w:spacing w:after="10" w:before="0"/>
               <w:ind w:left="120"/>
             </w:pPr>
-            <w:hyperlink w:history="1" r:id="rIdhbdzcfuwglwzsz53gw2ii">
+            <w:hyperlink w:history="1" r:id="rId2ar5zn1swyjpx-zic56uq">
               <w:r>
                 <w:rPr>
                   <w:rFonts w:ascii="Arial" w:cs="Arial" w:eastAsia="Arial" w:hAnsi="Arial"/>
@@ -9397,7 +9397,7 @@
             <w:pPr>
               <w:spacing w:after="20" w:before="0"/>
             </w:pPr>
-            <w:hyperlink w:history="1" r:id="rId-dojlv1xeykoxyyoovwsy">
+            <w:hyperlink w:history="1" r:id="rIdd-y028rtmjem8dcynrq9k">
               <w:r>
                 <w:rPr>
                   <w:rFonts w:ascii="Arial" w:cs="Arial" w:eastAsia="Arial" w:hAnsi="Arial"/>
@@ -9430,7 +9430,7 @@
               <w:spacing w:after="10" w:before="0"/>
               <w:ind w:left="120"/>
             </w:pPr>
-            <w:hyperlink w:history="1" r:id="rIdj4sgat0elkrgkcvl-j1-u">
+            <w:hyperlink w:history="1" r:id="rIdhkbc7dkevap_smy_gj8pg">
               <w:r>
                 <w:rPr>
                   <w:rFonts w:ascii="Arial" w:cs="Arial" w:eastAsia="Arial" w:hAnsi="Arial"/>
@@ -9475,7 +9475,7 @@
             <w:pPr>
               <w:spacing w:after="20" w:before="0"/>
             </w:pPr>
-            <w:hyperlink w:history="1" r:id="rIdbg5obnay2jdxe70lnbohu">
+            <w:hyperlink w:history="1" r:id="rIdjtkhecrkcvbczhwz7jkfx">
               <w:r>
                 <w:rPr>
                   <w:rFonts w:ascii="Arial" w:cs="Arial" w:eastAsia="Arial" w:hAnsi="Arial"/>
@@ -9508,7 +9508,7 @@
               <w:spacing w:after="10" w:before="0"/>
               <w:ind w:left="120"/>
             </w:pPr>
-            <w:hyperlink w:history="1" r:id="rId8-m80icmk7j8r6wgo2ell">
+            <w:hyperlink w:history="1" r:id="rIdu-bxnzzobpux_g0xn_ohz">
               <w:r>
                 <w:rPr>
                   <w:rFonts w:ascii="Arial" w:cs="Arial" w:eastAsia="Arial" w:hAnsi="Arial"/>
@@ -9703,7 +9703,7 @@
             <w:pPr>
               <w:spacing w:after="20" w:before="0"/>
             </w:pPr>
-            <w:hyperlink w:history="1" r:id="rIdh7kle8_9bp8rmsnkgn8ts">
+            <w:hyperlink w:history="1" r:id="rIdegr1b2advmli0--j88h0q">
               <w:r>
                 <w:rPr>
                   <w:rFonts w:ascii="Arial" w:cs="Arial" w:eastAsia="Arial" w:hAnsi="Arial"/>
@@ -9736,7 +9736,7 @@
               <w:spacing w:after="10" w:before="0"/>
               <w:ind w:left="120"/>
             </w:pPr>
-            <w:hyperlink w:history="1" r:id="rIdhcvylpip4fxcmgqf898b1">
+            <w:hyperlink w:history="1" r:id="rIdifwsekkvtk4a-e6syas2z">
               <w:r>
                 <w:rPr>
                   <w:rFonts w:ascii="Arial" w:cs="Arial" w:eastAsia="Arial" w:hAnsi="Arial"/>
@@ -9781,7 +9781,7 @@
             <w:pPr>
               <w:spacing w:after="20" w:before="0"/>
             </w:pPr>
-            <w:hyperlink w:history="1" r:id="rId3uz87gs34msg0xtlreltl">
+            <w:hyperlink w:history="1" r:id="rIdvo1xp14swqxg5tzn7abe5">
               <w:r>
                 <w:rPr>
                   <w:rFonts w:ascii="Arial" w:cs="Arial" w:eastAsia="Arial" w:hAnsi="Arial"/>
@@ -9814,7 +9814,7 @@
               <w:spacing w:after="10" w:before="0"/>
               <w:ind w:left="120"/>
             </w:pPr>
-            <w:hyperlink w:history="1" r:id="rIdnpe0efni1kfmafrbis28_">
+            <w:hyperlink w:history="1" r:id="rIdunjkeijk6-zamyotcqcsp">
               <w:r>
                 <w:rPr>
                   <w:rFonts w:ascii="Arial" w:cs="Arial" w:eastAsia="Arial" w:hAnsi="Arial"/>
@@ -10009,7 +10009,7 @@
             <w:pPr>
               <w:spacing w:after="20" w:before="0"/>
             </w:pPr>
-            <w:hyperlink w:history="1" r:id="rIddldt2hdjkpd6sfybfgy5l">
+            <w:hyperlink w:history="1" r:id="rId5csgi2qqbs4mjbnlalxq_">
               <w:r>
                 <w:rPr>
                   <w:rFonts w:ascii="Arial" w:cs="Arial" w:eastAsia="Arial" w:hAnsi="Arial"/>
@@ -10042,7 +10042,7 @@
               <w:spacing w:after="10" w:before="0"/>
               <w:ind w:left="120"/>
             </w:pPr>
-            <w:hyperlink w:history="1" r:id="rIdqhfkybyqofrvzwdaedfzj">
+            <w:hyperlink w:history="1" r:id="rIdvv98iyeriqg5cqg2xzryn">
               <w:r>
                 <w:rPr>
                   <w:rFonts w:ascii="Arial" w:cs="Arial" w:eastAsia="Arial" w:hAnsi="Arial"/>
@@ -10087,7 +10087,7 @@
             <w:pPr>
               <w:spacing w:after="20" w:before="0"/>
             </w:pPr>
-            <w:hyperlink w:history="1" r:id="rIdju1_ix9_pysnzh7f1lntm">
+            <w:hyperlink w:history="1" r:id="rId7qzuijogzyhgtf9y3wrut">
               <w:r>
                 <w:rPr>
                   <w:rFonts w:ascii="Arial" w:cs="Arial" w:eastAsia="Arial" w:hAnsi="Arial"/>
@@ -10120,7 +10120,7 @@
               <w:spacing w:after="10" w:before="0"/>
               <w:ind w:left="120"/>
             </w:pPr>
-            <w:hyperlink w:history="1" r:id="rIdd-oiokwlmcfghqv75_y6y">
+            <w:hyperlink w:history="1" r:id="rIdecdyv662pj-3lci9on84e">
               <w:r>
                 <w:rPr>
                   <w:rFonts w:ascii="Arial" w:cs="Arial" w:eastAsia="Arial" w:hAnsi="Arial"/>
@@ -10632,7 +10632,7 @@
         </w:rPr>
         <w:t xml:space="preserve">© 2026 SeaVuria and ARES. Aligned with KICD objectives. Developed by SeaVuria; technical implementation by ARES (with AI assistance from Claude). Licensed under </w:t>
       </w:r>
-      <w:hyperlink w:history="1" r:id="rIdawmbsjquyfqeswjeylkoh">
+      <w:hyperlink w:history="1" r:id="rId2ptah6xwwccq_cznkzdie">
         <w:r>
           <w:rPr>
             <w:rFonts w:ascii="Arial" w:cs="Arial" w:eastAsia="Arial" w:hAnsi="Arial"/>
@@ -10653,7 +10653,7 @@
         </w:rPr>
         <w:t xml:space="preserve"> (</w:t>
       </w:r>
-      <w:hyperlink w:history="1" r:id="rIdgq4kfvvjd-aujxsurezpe">
+      <w:hyperlink w:history="1" r:id="rIdjso22dlg0j668ms2nvjuw">
         <w:r>
           <w:rPr>
             <w:rFonts w:ascii="Arial" w:cs="Arial" w:eastAsia="Arial" w:hAnsi="Arial"/>
@@ -11666,7 +11666,7 @@
             <w:pPr>
               <w:spacing w:after="20" w:before="0"/>
             </w:pPr>
-            <w:hyperlink w:history="1" r:id="rIdq-svawlqssaklp0v0redw">
+            <w:hyperlink w:history="1" r:id="rIdsq1hdgd7f2g0kjjisciko">
               <w:r>
                 <w:rPr>
                   <w:rFonts w:ascii="Arial" w:cs="Arial" w:eastAsia="Arial" w:hAnsi="Arial"/>
@@ -11699,7 +11699,7 @@
               <w:spacing w:after="10" w:before="0"/>
               <w:ind w:left="120"/>
             </w:pPr>
-            <w:hyperlink w:history="1" r:id="rIdklc2bobz6ygbzjzgerewa">
+            <w:hyperlink w:history="1" r:id="rIdx4ncnftco0dpcxm1xhn-i">
               <w:r>
                 <w:rPr>
                   <w:rFonts w:ascii="Arial" w:cs="Arial" w:eastAsia="Arial" w:hAnsi="Arial"/>
@@ -11761,7 +11761,7 @@
               <w:spacing w:after="10" w:before="0"/>
               <w:ind w:left="120"/>
             </w:pPr>
-            <w:hyperlink w:history="1" r:id="rIdinivsethojqmefkqbnatw">
+            <w:hyperlink w:history="1" r:id="rId1pgf6lqdhyvoar40tyjbv">
               <w:r>
                 <w:rPr>
                   <w:rFonts w:ascii="Arial" w:cs="Arial" w:eastAsia="Arial" w:hAnsi="Arial"/>
@@ -11971,7 +11971,7 @@
             <w:pPr>
               <w:spacing w:after="20" w:before="0"/>
             </w:pPr>
-            <w:hyperlink w:history="1" r:id="rIdrd8u9r8g1afw89jw8lrce">
+            <w:hyperlink w:history="1" r:id="rIdmmgkylaasauflwoolo8ns">
               <w:r>
                 <w:rPr>
                   <w:rFonts w:ascii="Arial" w:cs="Arial" w:eastAsia="Arial" w:hAnsi="Arial"/>
@@ -12004,7 +12004,7 @@
               <w:spacing w:after="10" w:before="0"/>
               <w:ind w:left="120"/>
             </w:pPr>
-            <w:hyperlink w:history="1" r:id="rIdwttpftbeztumyaljow-tq">
+            <w:hyperlink w:history="1" r:id="rIdv8zre5ctvvex_n-iyl3-0">
               <w:r>
                 <w:rPr>
                   <w:rFonts w:ascii="Arial" w:cs="Arial" w:eastAsia="Arial" w:hAnsi="Arial"/>
@@ -12066,7 +12066,7 @@
               <w:spacing w:after="10" w:before="0"/>
               <w:ind w:left="120"/>
             </w:pPr>
-            <w:hyperlink w:history="1" r:id="rIdpingprtcuf8i6ulrg4fsj">
+            <w:hyperlink w:history="1" r:id="rIdhs6y66xld5ejgdudrmvn7">
               <w:r>
                 <w:rPr>
                   <w:rFonts w:ascii="Arial" w:cs="Arial" w:eastAsia="Arial" w:hAnsi="Arial"/>
@@ -12276,7 +12276,7 @@
             <w:pPr>
               <w:spacing w:after="20" w:before="0"/>
             </w:pPr>
-            <w:hyperlink w:history="1" r:id="rIdshpqxlj84need7nglthlr">
+            <w:hyperlink w:history="1" r:id="rIdi9e8nnw6p-hkcgoqjtpjr">
               <w:r>
                 <w:rPr>
                   <w:rFonts w:ascii="Arial" w:cs="Arial" w:eastAsia="Arial" w:hAnsi="Arial"/>
@@ -12309,7 +12309,7 @@
               <w:spacing w:after="10" w:before="0"/>
               <w:ind w:left="120"/>
             </w:pPr>
-            <w:hyperlink w:history="1" r:id="rIdyo380sboagrgnwr9lmzvl">
+            <w:hyperlink w:history="1" r:id="rIddq2neopvw09o5oolv7gln">
               <w:r>
                 <w:rPr>
                   <w:rFonts w:ascii="Arial" w:cs="Arial" w:eastAsia="Arial" w:hAnsi="Arial"/>
@@ -12371,7 +12371,7 @@
               <w:spacing w:after="10" w:before="0"/>
               <w:ind w:left="120"/>
             </w:pPr>
-            <w:hyperlink w:history="1" r:id="rIddqrdim7wqpijrvn3ezi50">
+            <w:hyperlink w:history="1" r:id="rIdbqvfeai3ur-ka2jlzpbmf">
               <w:r>
                 <w:rPr>
                   <w:rFonts w:ascii="Arial" w:cs="Arial" w:eastAsia="Arial" w:hAnsi="Arial"/>
@@ -12581,7 +12581,7 @@
             <w:pPr>
               <w:spacing w:after="20" w:before="0"/>
             </w:pPr>
-            <w:hyperlink w:history="1" r:id="rIdvzhqctea9we1g57x6eovf">
+            <w:hyperlink w:history="1" r:id="rId8ruwjw_kqdl7o7bqcz3p2">
               <w:r>
                 <w:rPr>
                   <w:rFonts w:ascii="Arial" w:cs="Arial" w:eastAsia="Arial" w:hAnsi="Arial"/>
@@ -12614,7 +12614,7 @@
               <w:spacing w:after="10" w:before="0"/>
               <w:ind w:left="120"/>
             </w:pPr>
-            <w:hyperlink w:history="1" r:id="rIdhcddxxbypmtfpb4f7uo7q">
+            <w:hyperlink w:history="1" r:id="rIdlslurox_pm7ofygw4xsne">
               <w:r>
                 <w:rPr>
                   <w:rFonts w:ascii="Arial" w:cs="Arial" w:eastAsia="Arial" w:hAnsi="Arial"/>
@@ -12676,7 +12676,7 @@
               <w:spacing w:after="10" w:before="0"/>
               <w:ind w:left="120"/>
             </w:pPr>
-            <w:hyperlink w:history="1" r:id="rIdcv85pqxbtgbjhpsp1szw3">
+            <w:hyperlink w:history="1" r:id="rId6t0gre_azos4dh5_jq-cw">
               <w:r>
                 <w:rPr>
                   <w:rFonts w:ascii="Arial" w:cs="Arial" w:eastAsia="Arial" w:hAnsi="Arial"/>
@@ -12886,7 +12886,7 @@
             <w:pPr>
               <w:spacing w:after="20" w:before="0"/>
             </w:pPr>
-            <w:hyperlink w:history="1" r:id="rIdgkiki4woyeu_1cu-mgzpg">
+            <w:hyperlink w:history="1" r:id="rIdrehi3qbvioy4_hgbpz6b4">
               <w:r>
                 <w:rPr>
                   <w:rFonts w:ascii="Arial" w:cs="Arial" w:eastAsia="Arial" w:hAnsi="Arial"/>
@@ -12919,7 +12919,7 @@
               <w:spacing w:after="10" w:before="0"/>
               <w:ind w:left="120"/>
             </w:pPr>
-            <w:hyperlink w:history="1" r:id="rIdioxtr7n4q9ty3i5oh44eu">
+            <w:hyperlink w:history="1" r:id="rIdror-fbhnjaspp64otlgqc">
               <w:r>
                 <w:rPr>
                   <w:rFonts w:ascii="Arial" w:cs="Arial" w:eastAsia="Arial" w:hAnsi="Arial"/>
@@ -12981,7 +12981,7 @@
               <w:spacing w:after="10" w:before="0"/>
               <w:ind w:left="120"/>
             </w:pPr>
-            <w:hyperlink w:history="1" r:id="rIdrcpjulorhseclef-htufr">
+            <w:hyperlink w:history="1" r:id="rId50yl7bdbsz14qcrpxyosc">
               <w:r>
                 <w:rPr>
                   <w:rFonts w:ascii="Arial" w:cs="Arial" w:eastAsia="Arial" w:hAnsi="Arial"/>
@@ -13508,7 +13508,7 @@
         </w:rPr>
         <w:t xml:space="preserve">© 2026 SeaVuria and ARES. Aligned with KICD objectives. Developed by SeaVuria; technical implementation by ARES (with AI assistance from Claude). Licensed under </w:t>
       </w:r>
-      <w:hyperlink w:history="1" r:id="rId5al1keank9tshzqdfnthy">
+      <w:hyperlink w:history="1" r:id="rIdxfrv7x-tsud_bkl9ggr90">
         <w:r>
           <w:rPr>
             <w:rFonts w:ascii="Arial" w:cs="Arial" w:eastAsia="Arial" w:hAnsi="Arial"/>
@@ -13529,7 +13529,7 @@
         </w:rPr>
         <w:t xml:space="preserve"> (</w:t>
       </w:r>
-      <w:hyperlink w:history="1" r:id="rIdofz_bcgnlsbvwi8wwecji">
+      <w:hyperlink w:history="1" r:id="rIdfxzuc-_rgjudwpna8yjhu">
         <w:r>
           <w:rPr>
             <w:rFonts w:ascii="Arial" w:cs="Arial" w:eastAsia="Arial" w:hAnsi="Arial"/>
@@ -14559,7 +14559,7 @@
               <w:spacing w:after="10" w:before="0"/>
               <w:ind w:left="120"/>
             </w:pPr>
-            <w:hyperlink w:history="1" r:id="rIdfonznbhzfdkyeacl373x8">
+            <w:hyperlink w:history="1" r:id="rIdyz_7tiiiama1cnm2s-gr0">
               <w:r>
                 <w:rPr>
                   <w:rFonts w:ascii="Arial" w:cs="Arial" w:eastAsia="Arial" w:hAnsi="Arial"/>
@@ -14636,7 +14636,7 @@
               <w:spacing w:after="10" w:before="0"/>
               <w:ind w:left="120"/>
             </w:pPr>
-            <w:hyperlink w:history="1" r:id="rId6kdk5m3htwgetpoe-qzwr">
+            <w:hyperlink w:history="1" r:id="rIdbcjqitd4wrfenr--gql8u">
               <w:r>
                 <w:rPr>
                   <w:rFonts w:ascii="Arial" w:cs="Arial" w:eastAsia="Arial" w:hAnsi="Arial"/>
@@ -14863,7 +14863,7 @@
               <w:spacing w:after="10" w:before="0"/>
               <w:ind w:left="120"/>
             </w:pPr>
-            <w:hyperlink w:history="1" r:id="rIdxc6-mk5q4elyjf8ksez-l">
+            <w:hyperlink w:history="1" r:id="rIdoakswheorlghtzlobzcov">
               <w:r>
                 <w:rPr>
                   <w:rFonts w:ascii="Arial" w:cs="Arial" w:eastAsia="Arial" w:hAnsi="Arial"/>
@@ -14940,7 +14940,7 @@
               <w:spacing w:after="10" w:before="0"/>
               <w:ind w:left="120"/>
             </w:pPr>
-            <w:hyperlink w:history="1" r:id="rIdphhtpw3szj-h9zpnrm9sw">
+            <w:hyperlink w:history="1" r:id="rIdepog1cybi22x0l4dto52x">
               <w:r>
                 <w:rPr>
                   <w:rFonts w:ascii="Arial" w:cs="Arial" w:eastAsia="Arial" w:hAnsi="Arial"/>
@@ -15167,7 +15167,7 @@
               <w:spacing w:after="10" w:before="0"/>
               <w:ind w:left="120"/>
             </w:pPr>
-            <w:hyperlink w:history="1" r:id="rIdktwgy3l9ijprxuldx1v9d">
+            <w:hyperlink w:history="1" r:id="rIdt0hbf5gj5l_15uzw8ttoc">
               <w:r>
                 <w:rPr>
                   <w:rFonts w:ascii="Arial" w:cs="Arial" w:eastAsia="Arial" w:hAnsi="Arial"/>
@@ -15244,7 +15244,7 @@
               <w:spacing w:after="10" w:before="0"/>
               <w:ind w:left="120"/>
             </w:pPr>
-            <w:hyperlink w:history="1" r:id="rIdueukf50jm1fwth0pm3evu">
+            <w:hyperlink w:history="1" r:id="rIdroca13m-sotf6tezi1miz">
               <w:r>
                 <w:rPr>
                   <w:rFonts w:ascii="Arial" w:cs="Arial" w:eastAsia="Arial" w:hAnsi="Arial"/>
@@ -15471,7 +15471,7 @@
               <w:spacing w:after="10" w:before="0"/>
               <w:ind w:left="120"/>
             </w:pPr>
-            <w:hyperlink w:history="1" r:id="rId7ern08fkgoqhfjqitrflr">
+            <w:hyperlink w:history="1" r:id="rIdimgf3iyp49vo6y2vt1lfi">
               <w:r>
                 <w:rPr>
                   <w:rFonts w:ascii="Arial" w:cs="Arial" w:eastAsia="Arial" w:hAnsi="Arial"/>
@@ -15548,7 +15548,7 @@
               <w:spacing w:after="10" w:before="0"/>
               <w:ind w:left="120"/>
             </w:pPr>
-            <w:hyperlink w:history="1" r:id="rIdmi7zmtu0wp8fgwweuvcir">
+            <w:hyperlink w:history="1" r:id="rIdswx65osqx34loml0ajykz">
               <w:r>
                 <w:rPr>
                   <w:rFonts w:ascii="Arial" w:cs="Arial" w:eastAsia="Arial" w:hAnsi="Arial"/>
@@ -15775,7 +15775,7 @@
               <w:spacing w:after="10" w:before="0"/>
               <w:ind w:left="120"/>
             </w:pPr>
-            <w:hyperlink w:history="1" r:id="rIdkrlgtqru1cajeidcmgmog">
+            <w:hyperlink w:history="1" r:id="rIdg_oziowbpc4vbbd_gobrf">
               <w:r>
                 <w:rPr>
                   <w:rFonts w:ascii="Arial" w:cs="Arial" w:eastAsia="Arial" w:hAnsi="Arial"/>
@@ -15852,7 +15852,7 @@
               <w:spacing w:after="10" w:before="0"/>
               <w:ind w:left="120"/>
             </w:pPr>
-            <w:hyperlink w:history="1" r:id="rId1yvsjeilqapswo61enes8">
+            <w:hyperlink w:history="1" r:id="rIdpxfba8uhnkfxkobnfwfuk">
               <w:r>
                 <w:rPr>
                   <w:rFonts w:ascii="Arial" w:cs="Arial" w:eastAsia="Arial" w:hAnsi="Arial"/>
@@ -16379,7 +16379,7 @@
         </w:rPr>
         <w:t xml:space="preserve">© 2026 SeaVuria and ARES. Aligned with KICD objectives. Developed by SeaVuria; technical implementation by ARES (with AI assistance from Claude). Licensed under </w:t>
       </w:r>
-      <w:hyperlink w:history="1" r:id="rIdsmprun-rf4w_liqyllgjb">
+      <w:hyperlink w:history="1" r:id="rId2zd0blkqjvjgzdnhxnt7e">
         <w:r>
           <w:rPr>
             <w:rFonts w:ascii="Arial" w:cs="Arial" w:eastAsia="Arial" w:hAnsi="Arial"/>
@@ -16400,7 +16400,7 @@
         </w:rPr>
         <w:t xml:space="preserve"> (</w:t>
       </w:r>
-      <w:hyperlink w:history="1" r:id="rIddwmoagc0wtjsyvvdlk6jq">
+      <w:hyperlink w:history="1" r:id="rIdrtlauhn09ftnimseljb3t">
         <w:r>
           <w:rPr>
             <w:rFonts w:ascii="Arial" w:cs="Arial" w:eastAsia="Arial" w:hAnsi="Arial"/>

--- a/data/outputs/v2/Grade11/Biology/Lesson_Plans/SS2.3_Excretion_in_Plants/Biology_Excretion_in_Plants_CBE_LessonSequence.docx
+++ b/data/outputs/v2/Grade11/Biology/Lesson_Plans/SS2.3_Excretion_in_Plants/Biology_Excretion_in_Plants_CBE_LessonSequence.docx
@@ -1976,7 +1976,7 @@
         </w:rPr>
         <w:t xml:space="preserve">© 2026 SeaVuria and ARES. This work is licensed under a </w:t>
       </w:r>
-      <w:hyperlink w:history="1" r:id="rIdemps3hkgjnfsovo4ekb4v">
+      <w:hyperlink w:history="1" r:id="rIdki1cu8cjkg8buk39ro2cs">
         <w:r>
           <w:rPr>
             <w:rFonts w:ascii="Arial" w:cs="Arial" w:eastAsia="Arial" w:hAnsi="Arial"/>
@@ -1996,7 +1996,7 @@
         </w:rPr>
         <w:t xml:space="preserve"> (</w:t>
       </w:r>
-      <w:hyperlink w:history="1" r:id="rIdlcmr9vmmajhjdbkxet-hv">
+      <w:hyperlink w:history="1" r:id="rIdjjlek-y4duziw284p_up5">
         <w:r>
           <w:rPr>
             <w:rFonts w:ascii="Arial" w:cs="Arial" w:eastAsia="Arial" w:hAnsi="Arial"/>
@@ -2016,7 +2016,7 @@
         </w:rPr>
         <w:t xml:space="preserve">). To view a copy of this license, visit </w:t>
       </w:r>
-      <w:hyperlink w:history="1" r:id="rIdmmh9e2xit7fx1lkhfpczu">
+      <w:hyperlink w:history="1" r:id="rId1c6ficp_pyk7klhyyxw4o">
         <w:r>
           <w:rPr>
             <w:rFonts w:ascii="Arial" w:cs="Arial" w:eastAsia="Arial" w:hAnsi="Arial"/>
@@ -3028,7 +3028,7 @@
             <w:pPr>
               <w:spacing w:after="20" w:before="0"/>
             </w:pPr>
-            <w:hyperlink w:history="1" r:id="rIdwy7zghheol9j2j8u45ct6">
+            <w:hyperlink w:history="1" r:id="rIdm_qhvt8kgq1mxcn41byyw">
               <w:r>
                 <w:rPr>
                   <w:rFonts w:ascii="Arial" w:cs="Arial" w:eastAsia="Arial" w:hAnsi="Arial"/>
@@ -3043,6 +3043,22 @@
           </w:p>
           <w:p>
             <w:pPr>
+              <w:spacing w:after="20" w:before="0"/>
+            </w:pPr>
+            <w:r>
+              <w:rPr>
+                <w:rFonts w:ascii="Arial" w:cs="Arial" w:eastAsia="Arial" w:hAnsi="Arial"/>
+                <w:i/>
+                <w:iCs/>
+                <w:color w:val="595959"/>
+                <w:sz w:val="16"/>
+                <w:szCs w:val="16"/>
+              </w:rPr>
+              <w:t xml:space="preserve">Related topic: not an exact match for this lesson.</w:t>
+            </w:r>
+          </w:p>
+          <w:p>
+            <w:pPr>
               <w:spacing w:after="10" w:before="0"/>
               <w:ind w:left="120"/>
             </w:pPr>
@@ -3061,7 +3077,7 @@
               <w:spacing w:after="10" w:before="0"/>
               <w:ind w:left="120"/>
             </w:pPr>
-            <w:hyperlink w:history="1" r:id="rIdpzqzsdj5_s7qhfjb1wi2h">
+            <w:hyperlink w:history="1" r:id="rIdhwosmlzzsy1d-fyvstttd">
               <w:r>
                 <w:rPr>
                   <w:rFonts w:ascii="Arial" w:cs="Arial" w:eastAsia="Arial" w:hAnsi="Arial"/>
@@ -3123,7 +3139,7 @@
               <w:spacing w:after="10" w:before="0"/>
               <w:ind w:left="120"/>
             </w:pPr>
-            <w:hyperlink w:history="1" r:id="rIdssugtj8giqbkem4tgl2xm">
+            <w:hyperlink w:history="1" r:id="rIdd3wjf5iykqsrpp-obikq3">
               <w:r>
                 <w:rPr>
                   <w:rFonts w:ascii="Arial" w:cs="Arial" w:eastAsia="Arial" w:hAnsi="Arial"/>
@@ -3333,7 +3349,7 @@
             <w:pPr>
               <w:spacing w:after="20" w:before="0"/>
             </w:pPr>
-            <w:hyperlink w:history="1" r:id="rIdizy1nn1n5wtasjz_-zle1">
+            <w:hyperlink w:history="1" r:id="rIdtmjhpd9ni5k2hp05t7x_f">
               <w:r>
                 <w:rPr>
                   <w:rFonts w:ascii="Arial" w:cs="Arial" w:eastAsia="Arial" w:hAnsi="Arial"/>
@@ -3348,6 +3364,22 @@
           </w:p>
           <w:p>
             <w:pPr>
+              <w:spacing w:after="20" w:before="0"/>
+            </w:pPr>
+            <w:r>
+              <w:rPr>
+                <w:rFonts w:ascii="Arial" w:cs="Arial" w:eastAsia="Arial" w:hAnsi="Arial"/>
+                <w:i/>
+                <w:iCs/>
+                <w:color w:val="595959"/>
+                <w:sz w:val="16"/>
+                <w:szCs w:val="16"/>
+              </w:rPr>
+              <w:t xml:space="preserve">Related topic: not an exact match for this lesson.</w:t>
+            </w:r>
+          </w:p>
+          <w:p>
+            <w:pPr>
               <w:spacing w:after="10" w:before="0"/>
               <w:ind w:left="120"/>
             </w:pPr>
@@ -3366,7 +3398,7 @@
               <w:spacing w:after="10" w:before="0"/>
               <w:ind w:left="120"/>
             </w:pPr>
-            <w:hyperlink w:history="1" r:id="rIdzw9pppirwgpgj-u6vopxy">
+            <w:hyperlink w:history="1" r:id="rIdihy88o7mivyxl1ava1-sg">
               <w:r>
                 <w:rPr>
                   <w:rFonts w:ascii="Arial" w:cs="Arial" w:eastAsia="Arial" w:hAnsi="Arial"/>
@@ -3428,7 +3460,7 @@
               <w:spacing w:after="10" w:before="0"/>
               <w:ind w:left="120"/>
             </w:pPr>
-            <w:hyperlink w:history="1" r:id="rIdvyqiu5khuyc6ot783utne">
+            <w:hyperlink w:history="1" r:id="rId1q3gqu280l20bj8yb-p5_">
               <w:r>
                 <w:rPr>
                   <w:rFonts w:ascii="Arial" w:cs="Arial" w:eastAsia="Arial" w:hAnsi="Arial"/>
@@ -3638,7 +3670,328 @@
             <w:pPr>
               <w:spacing w:after="20" w:before="0"/>
             </w:pPr>
-            <w:hyperlink w:history="1" r:id="rIdfvqzdc2iomvn_albq3kgy">
+            <w:hyperlink w:history="1" r:id="rIdsskrswp91p_gn4iuaus71">
+              <w:r>
+                <w:rPr>
+                  <w:rFonts w:ascii="Arial" w:cs="Arial" w:eastAsia="Arial" w:hAnsi="Arial"/>
+                  <w:color w:val="2E75B6"/>
+                  <w:sz w:val="16"/>
+                  <w:szCs w:val="16"/>
+                  <w:u w:val="single" w:color="2E75B6"/>
+                </w:rPr>
+                <w:t xml:space="preserve">Photosynthesis</w:t>
+              </w:r>
+            </w:hyperlink>
+          </w:p>
+          <w:p>
+            <w:pPr>
+              <w:spacing w:after="20" w:before="0"/>
+            </w:pPr>
+            <w:r>
+              <w:rPr>
+                <w:rFonts w:ascii="Arial" w:cs="Arial" w:eastAsia="Arial" w:hAnsi="Arial"/>
+                <w:i/>
+                <w:iCs/>
+                <w:color w:val="595959"/>
+                <w:sz w:val="16"/>
+                <w:szCs w:val="16"/>
+              </w:rPr>
+              <w:t xml:space="preserve">Related topic: not an exact match for this lesson.</w:t>
+            </w:r>
+          </w:p>
+          <w:p>
+            <w:pPr>
+              <w:spacing w:after="10" w:before="0"/>
+              <w:ind w:left="120"/>
+            </w:pPr>
+            <w:r>
+              <w:rPr>
+                <w:rFonts w:ascii="Arial" w:cs="Arial" w:eastAsia="Arial" w:hAnsi="Arial"/>
+                <w:color w:val="595959"/>
+                <w:sz w:val="14"/>
+                <w:szCs w:val="14"/>
+              </w:rPr>
+              <w:t xml:space="preserve">Source: Khan Academy (English - US curriculum)</w:t>
+            </w:r>
+          </w:p>
+          <w:p>
+            <w:pPr>
+              <w:spacing w:after="10" w:before="0"/>
+              <w:ind w:left="120"/>
+            </w:pPr>
+            <w:hyperlink w:history="1" r:id="rIdslkrivkfvw_fvdulbzoc0">
+              <w:r>
+                <w:rPr>
+                  <w:rFonts w:ascii="Arial" w:cs="Arial" w:eastAsia="Arial" w:hAnsi="Arial"/>
+                  <w:color w:val="595959"/>
+                  <w:sz w:val="14"/>
+                  <w:szCs w:val="14"/>
+                  <w:u w:val="single" w:color="595959"/>
+                </w:rPr>
+                <w:t xml:space="preserve">🔍 Search ARES for similar videos</w:t>
+              </w:r>
+            </w:hyperlink>
+          </w:p>
+          <w:p>
+            <w:pPr>
+              <w:spacing w:after="40" w:before="0"/>
+            </w:pPr>
+            <w:r>
+              <w:rPr>
+                <w:sz w:val="14"/>
+                <w:szCs w:val="14"/>
+              </w:rPr>
+              <w:t xml:space="preserve"/>
+            </w:r>
+          </w:p>
+          <w:p>
+            <w:pPr>
+              <w:spacing w:after="20" w:before="0"/>
+            </w:pPr>
+            <w:r>
+              <w:rPr>
+                <w:rFonts w:ascii="Arial" w:cs="Arial" w:eastAsia="Arial" w:hAnsi="Arial"/>
+                <w:b/>
+                <w:bCs/>
+                <w:color w:val="1F3864"/>
+                <w:sz w:val="16"/>
+                <w:szCs w:val="16"/>
+              </w:rPr>
+              <w:t xml:space="preserve">📖 READING:</w:t>
+            </w:r>
+          </w:p>
+          <w:p>
+            <w:pPr>
+              <w:spacing w:after="20" w:before="0"/>
+            </w:pPr>
+            <w:r>
+              <w:rPr>
+                <w:rFonts w:ascii="Arial" w:cs="Arial" w:eastAsia="Arial" w:hAnsi="Arial"/>
+                <w:i/>
+                <w:iCs/>
+                <w:color w:val="595959"/>
+                <w:sz w:val="16"/>
+                <w:szCs w:val="16"/>
+              </w:rPr>
+              <w:t xml:space="preserve">No closely matching reading in the ARES library for this activity.</w:t>
+            </w:r>
+          </w:p>
+          <w:p>
+            <w:pPr>
+              <w:spacing w:after="10" w:before="0"/>
+              <w:ind w:left="120"/>
+            </w:pPr>
+            <w:hyperlink w:history="1" r:id="rIdinjy36bjs44fjgox-a5vz">
+              <w:r>
+                <w:rPr>
+                  <w:rFonts w:ascii="Arial" w:cs="Arial" w:eastAsia="Arial" w:hAnsi="Arial"/>
+                  <w:color w:val="595959"/>
+                  <w:sz w:val="14"/>
+                  <w:szCs w:val="14"/>
+                  <w:u w:val="single" w:color="595959"/>
+                </w:rPr>
+                <w:t xml:space="preserve">🔍 Search ARES for readings</w:t>
+              </w:r>
+            </w:hyperlink>
+          </w:p>
+          <w:p>
+            <w:pPr>
+              <w:spacing w:after="10" w:before="0"/>
+              <w:ind w:left="120"/>
+            </w:pPr>
+            <w:r>
+              <w:rPr>
+                <w:rFonts w:ascii="Arial" w:cs="Arial" w:eastAsia="Arial" w:hAnsi="Arial"/>
+                <w:color w:val="595959"/>
+                <w:sz w:val="14"/>
+                <w:szCs w:val="14"/>
+              </w:rPr>
+              <w:t xml:space="preserve">Search terms: excretion plants metabolic wastes</w:t>
+            </w:r>
+          </w:p>
+        </w:tc>
+        <w:tc>
+          <w:tcPr>
+            <w:tcW w:type="dxa" w:w="3040"/>
+            <w:shd w:fill="FFFFFF" w:color="auto" w:val="clear"/>
+            <w:tcMar>
+              <w:top w:type="dxa" w:w="60"/>
+              <w:left w:type="dxa" w:w="120"/>
+              <w:bottom w:type="dxa" w:w="60"/>
+              <w:right w:type="dxa" w:w="120"/>
+            </w:tcMar>
+            <w:vAlign w:val="top"/>
+          </w:tcPr>
+          <w:p>
+            <w:pPr>
+              <w:spacing w:after="40" w:before="0"/>
+              <w:jc w:val="left"/>
+            </w:pPr>
+            <w:r>
+              <w:rPr>
+                <w:rFonts w:ascii="Arial" w:cs="Arial" w:eastAsia="Arial" w:hAnsi="Arial"/>
+                <w:b w:val="false"/>
+                <w:bCs w:val="false"/>
+                <w:i w:val="false"/>
+                <w:iCs w:val="false"/>
+                <w:color w:val="000000"/>
+                <w:sz w:val="18"/>
+                <w:szCs w:val="18"/>
+              </w:rPr>
+              <w:t xml:space="preserve">Minutes 51-68. The class holds a structured debate on the motion: 'Plants do not need kidneys.' Half of the groups argue FOR and half AGAINST (the teacher assigns sides, and sides switch after 4 minutes). Each group builds a Claim-Evidence-Reasoning (CER) statement on a strip of paper using the chart and diagrams. Example: Claim: Plants do not need kidneys. Evidence: plants have low metabolic rates and make little nitrogenous waste; CO2 and O2 are reused in the mesophyll; resin, latex and gum are stored in tissues. Reasoning: because little waste is produced, much is recycled, and the rest is stored as insoluble, harmless substances, no complex organ is needed. Learners also connect to the phenomenon: 'The Acacia gum and Euphorbia latex are stored wastes or by-products which ooze when the tissue is cut, and yellow leaves carry stored wastes away when they fall.' They state which parts of the phenomenon are still unexplained, such as the leaf-edge droplets.</w:t>
+            </w:r>
+          </w:p>
+        </w:tc>
+        <w:tc>
+          <w:tcPr>
+            <w:tcW w:type="dxa" w:w="3040"/>
+            <w:shd w:fill="F2F2F2" w:color="auto" w:val="clear"/>
+            <w:tcMar>
+              <w:top w:type="dxa" w:w="60"/>
+              <w:left w:type="dxa" w:w="120"/>
+              <w:bottom w:type="dxa" w:w="60"/>
+              <w:right w:type="dxa" w:w="120"/>
+            </w:tcMar>
+            <w:vAlign w:val="top"/>
+          </w:tcPr>
+          <w:p>
+            <w:pPr>
+              <w:spacing w:after="40" w:before="0"/>
+              <w:jc w:val="left"/>
+            </w:pPr>
+            <w:r>
+              <w:rPr>
+                <w:rFonts w:ascii="Arial" w:cs="Arial" w:eastAsia="Arial" w:hAnsi="Arial"/>
+                <w:b w:val="false"/>
+                <w:bCs w:val="false"/>
+                <w:i w:val="false"/>
+                <w:iCs w:val="false"/>
+                <w:color w:val="000000"/>
+                <w:sz w:val="18"/>
+                <w:szCs w:val="18"/>
+              </w:rPr>
+              <w:t xml:space="preserve">Set debate rules: 'Use evidence from the chart or diagram. We challenge ideas, not people.' Give each side 3 minutes of preparation. Run the debate: allow 2 speakers per side in each round, call on non-volunteers (cold-call at least 8 learners overall), and enforce WAIT TIME of 10-15 seconds after each rebuttal question such as 'What evidence supports that?' After the switch, ask: 'Did arguing the other side change your thinking?' Provide the CER sentence frame on the board: 'I claim... because the evidence shows... which means...'. Then say: 'So if plants do not have kidneys, are they really free of waste problems?' Highlight gaps: 'We have explained why plants do not need kidneys, but we have not yet explained how the wastes actually leave or get stored. What about the droplets on the arrowroot leaves?' Praise the quality of reasoning, not the side that wins. Confirm key ideas: excretion definition, three reasons for lack of complex organs.</w:t>
+            </w:r>
+          </w:p>
+        </w:tc>
+        <w:tc>
+          <w:tcPr>
+            <w:tcW w:type="dxa" w:w="3040"/>
+            <w:shd w:fill="FFFFFF" w:color="auto" w:val="clear"/>
+            <w:tcMar>
+              <w:top w:type="dxa" w:w="60"/>
+              <w:left w:type="dxa" w:w="120"/>
+              <w:bottom w:type="dxa" w:w="60"/>
+              <w:right w:type="dxa" w:w="120"/>
+            </w:tcMar>
+            <w:vAlign w:val="top"/>
+          </w:tcPr>
+          <w:p>
+            <w:pPr>
+              <w:spacing w:after="40" w:before="0"/>
+              <w:jc w:val="left"/>
+            </w:pPr>
+            <w:r>
+              <w:rPr>
+                <w:rFonts w:ascii="Arial" w:cs="Arial" w:eastAsia="Arial" w:hAnsi="Arial"/>
+                <w:b w:val="false"/>
+                <w:bCs w:val="false"/>
+                <w:i w:val="false"/>
+                <w:iCs w:val="false"/>
+                <w:color w:val="000000"/>
+                <w:sz w:val="18"/>
+                <w:szCs w:val="18"/>
+              </w:rPr>
+              <w:t xml:space="preserve">Structured debate with Claim-Evidence-Reasoning (CER). Arguing from evidence and switching sides forces learners to use the data, tests their reasoning and exposes the limits of their current model; the CER frame turns opinions into evidence-based explanations that are checked in later lessons.</w:t>
+            </w:r>
+          </w:p>
+        </w:tc>
+        <w:tc>
+          <w:tcPr>
+            <w:tcW w:type="dxa" w:w="3040"/>
+            <w:shd w:fill="F2F2F2" w:color="auto" w:val="clear"/>
+            <w:tcMar>
+              <w:top w:type="dxa" w:w="60"/>
+              <w:left w:type="dxa" w:w="120"/>
+              <w:bottom w:type="dxa" w:w="60"/>
+              <w:right w:type="dxa" w:w="120"/>
+            </w:tcMar>
+            <w:vAlign w:val="top"/>
+          </w:tcPr>
+          <w:p>
+            <w:pPr>
+              <w:spacing w:after="40" w:before="0"/>
+              <w:jc w:val="left"/>
+            </w:pPr>
+            <w:r>
+              <w:rPr>
+                <w:rFonts w:ascii="Arial" w:cs="Arial" w:eastAsia="Arial" w:hAnsi="Arial"/>
+                <w:b w:val="false"/>
+                <w:bCs w:val="false"/>
+                <w:i w:val="false"/>
+                <w:iCs w:val="false"/>
+                <w:color w:val="000000"/>
+                <w:sz w:val="18"/>
+                <w:szCs w:val="18"/>
+              </w:rPr>
+              <w:t xml:space="preserve">Use a 3-point CER check on the strips: 1 point for a clear claim, 1 for at least 2 pieces of evidence from the chart or diagrams, 1 for reasoning that links evidence to claim. Observable indicators during debate: learners cite 'the chart shows...' rather than 'I feel...', and they listen respectfully (Respect value). Note learners who can name all three reasons. Exit ticket (last 2 minutes, on a half sheet): 'Give one reason why plants do not need kidneys, and name one plant product from our walk that may be a stored waste.'</w:t>
+            </w:r>
+          </w:p>
+        </w:tc>
+      </w:tr>
+      <w:tr>
+        <w:tc>
+          <w:tcPr>
+            <w:tcW w:type="dxa" w:w="1520"/>
+            <w:shd w:fill="FCE4D6" w:color="auto" w:val="clear"/>
+            <w:tcMar>
+              <w:top w:type="dxa" w:w="60"/>
+              <w:left w:type="dxa" w:w="120"/>
+              <w:bottom w:type="dxa" w:w="60"/>
+              <w:right w:type="dxa" w:w="120"/>
+            </w:tcMar>
+            <w:vAlign w:val="top"/>
+          </w:tcPr>
+          <w:p>
+            <w:pPr>
+              <w:spacing w:after="40" w:before="0"/>
+              <w:jc w:val="left"/>
+            </w:pPr>
+            <w:r>
+              <w:rPr>
+                <w:rFonts w:ascii="Arial" w:cs="Arial" w:eastAsia="Arial" w:hAnsi="Arial"/>
+                <w:b/>
+                <w:bCs/>
+                <w:i w:val="false"/>
+                <w:iCs w:val="false"/>
+                <w:color w:val="000000"/>
+                <w:sz w:val="18"/>
+                <w:szCs w:val="18"/>
+              </w:rPr>
+              <w:t xml:space="preserve">Driving Question Board (DQB) Creation</w:t>
+            </w:r>
+          </w:p>
+          <w:p>
+            <w:pPr>
+              <w:spacing w:after="20" w:before="0"/>
+            </w:pPr>
+            <w:r>
+              <w:rPr>
+                <w:rFonts w:ascii="Arial" w:cs="Arial" w:eastAsia="Arial" w:hAnsi="Arial"/>
+                <w:b/>
+                <w:bCs/>
+                <w:color w:val="1F3864"/>
+                <w:sz w:val="16"/>
+                <w:szCs w:val="16"/>
+              </w:rPr>
+              <w:t xml:space="preserve">📹 VIDEO:</w:t>
+            </w:r>
+          </w:p>
+          <w:p>
+            <w:pPr>
+              <w:spacing w:after="20" w:before="0"/>
+            </w:pPr>
+            <w:hyperlink w:history="1" r:id="rIdgzpiqzgvshdzzdqrq72tz">
               <w:r>
                 <w:rPr>
                   <w:rFonts w:ascii="Arial" w:cs="Arial" w:eastAsia="Arial" w:hAnsi="Arial"/>
@@ -3653,6 +4006,22 @@
           </w:p>
           <w:p>
             <w:pPr>
+              <w:spacing w:after="20" w:before="0"/>
+            </w:pPr>
+            <w:r>
+              <w:rPr>
+                <w:rFonts w:ascii="Arial" w:cs="Arial" w:eastAsia="Arial" w:hAnsi="Arial"/>
+                <w:i/>
+                <w:iCs/>
+                <w:color w:val="595959"/>
+                <w:sz w:val="16"/>
+                <w:szCs w:val="16"/>
+              </w:rPr>
+              <w:t xml:space="preserve">Related topic: not an exact match for this lesson.</w:t>
+            </w:r>
+          </w:p>
+          <w:p>
+            <w:pPr>
               <w:spacing w:after="10" w:before="0"/>
               <w:ind w:left="120"/>
             </w:pPr>
@@ -3671,7 +4040,7 @@
               <w:spacing w:after="10" w:before="0"/>
               <w:ind w:left="120"/>
             </w:pPr>
-            <w:hyperlink w:history="1" r:id="rIdvhfh-rfuzk1tfkv1keazu">
+            <w:hyperlink w:history="1" r:id="rIdqnbq9_fqqquhslwbcw5pq">
               <w:r>
                 <w:rPr>
                   <w:rFonts w:ascii="Arial" w:cs="Arial" w:eastAsia="Arial" w:hAnsi="Arial"/>
@@ -3733,7 +4102,7 @@
               <w:spacing w:after="10" w:before="0"/>
               <w:ind w:left="120"/>
             </w:pPr>
-            <w:hyperlink w:history="1" r:id="rIdkgxictbkcy3pzrdekizw7">
+            <w:hyperlink w:history="1" r:id="rIdp35dgi2aflzbvcx5iiqqd">
               <w:r>
                 <w:rPr>
                   <w:rFonts w:ascii="Arial" w:cs="Arial" w:eastAsia="Arial" w:hAnsi="Arial"/>
@@ -3790,7 +4159,7 @@
                 <w:sz w:val="18"/>
                 <w:szCs w:val="18"/>
               </w:rPr>
-              <w:t xml:space="preserve">Minutes 51-68. The class holds a structured debate on the motion: 'Plants do not need kidneys.' Half of the groups argue FOR and half AGAINST (the teacher assigns sides, and sides switch after 4 minutes). Each group builds a Claim-Evidence-Reasoning (CER) statement on a strip of paper using the chart and diagrams. Example: Claim: Plants do not need kidneys. Evidence: plants have low metabolic rates and make little nitrogenous waste; CO2 and O2 are reused in the mesophyll; resin, latex and gum are stored in tissues. Reasoning: because little waste is produced, much is recycled, and the rest is stored as insoluble, harmless substances, no complex organ is needed. Learners also connect to the phenomenon: 'The Acacia gum and Euphorbia latex are stored wastes or by-products which ooze when the tissue is cut, and yellow leaves carry stored wastes away when they fall.' They state which parts of the phenomenon are still unexplained, such as the leaf-edge droplets.</w:t>
+              <w:t xml:space="preserve">Minutes 69-76. The Driving Question is displayed: 'How do trees and crops clear out their metabolic wastes without any organs or excretory systems, and why are these waste products worth so much money in our markets?' Each learner writes 2 sticky-note questions about the phenomenon (for example: 'Why do arrowroot leaves have water drops in the morning?', 'Is gum arabic really a waste?', 'Why is Euphorbia latex dangerous?', 'Who buys gum arabic in Kenya, and for what?', 'Why do leaves turn yellow before falling?'). Learners post their drawings and notes on the DQB and, in groups, cluster questions under headings such as 'How wastes leave', 'What the wastes are', 'Uses and money value'. They link at least one question to the KICD inquiry questions.</w:t>
             </w:r>
           </w:p>
         </w:tc>
@@ -3822,7 +4191,7 @@
                 <w:sz w:val="18"/>
                 <w:szCs w:val="18"/>
               </w:rPr>
-              <w:t xml:space="preserve">Set debate rules: 'Use evidence from the chart or diagram. We challenge ideas, not people.' Give each side 3 minutes of preparation. Run the debate: allow 2 speakers per side in each round, call on non-volunteers (cold-call at least 8 learners overall), and enforce WAIT TIME of 10-15 seconds after each rebuttal question such as 'What evidence supports that?' After the switch, ask: 'Did arguing the other side change your thinking?' Provide the CER sentence frame on the board: 'I claim... because the evidence shows... which means...'. Then say: 'So if plants do not have kidneys, are they really free of waste problems?' Highlight gaps: 'We have explained why plants do not need kidneys, but we have not yet explained how the wastes actually leave or get stored. What about the droplets on the arrowroot leaves?' Praise the quality of reasoning, not the side that wins. Confirm key ideas: excretion definition, three reasons for lack of complex organs.</w:t>
+              <w:t xml:space="preserve">Prepare a large chart paper or wall space labelled DQB with the Driving Question at the top. Say: 'Good scientists ask questions they do not yet know the answers to. Write two questions you really want answered.' Model one: 'Why do leaf edges hold droplets and not the middle?' Give WAIT TIME of 10-15 seconds for writing. Cold-call 5 learners to read a question aloud and ask the class: 'Where should this go?' Invite classmates to group them. Point to the unanswered ones: 'We cannot answer these yet. Which of them will our experiments help with?' Mention the economic angle: 'Gum arabic from Acacia is traded in Turkana, Marsabit and Garissa regions and Euphorbia hedges are common in Kisumu and Machakos. Why might someone pay for this?' Photograph the DQB at the end of the lesson to track later changes.</w:t>
             </w:r>
           </w:p>
         </w:tc>
@@ -3854,7 +4223,7 @@
                 <w:sz w:val="18"/>
                 <w:szCs w:val="18"/>
               </w:rPr>
-              <w:t xml:space="preserve">Structured debate with Claim-Evidence-Reasoning (CER). Arguing from evidence and switching sides forces learners to use the data, tests their reasoning and exposes the limits of their current model; the CER frame turns opinions into evidence-based explanations that are checked in later lessons.</w:t>
+              <w:t xml:space="preserve">Driving Question Board with student-generated questions. Giving learners ownership of questions shows that the unit follows their curiosity, connects each lesson back to the phenomenon, and provides a visible record of how understanding grows.</w:t>
             </w:r>
           </w:p>
         </w:tc>
@@ -3886,7 +4255,7 @@
                 <w:sz w:val="18"/>
                 <w:szCs w:val="18"/>
               </w:rPr>
-              <w:t xml:space="preserve">Use a 3-point CER check on the strips: 1 point for a clear claim, 1 for at least 2 pieces of evidence from the chart or diagrams, 1 for reasoning that links evidence to claim. Observable indicators during debate: learners cite 'the chart shows...' rather than 'I feel...', and they listen respectfully (Respect value). Note learners who can name all three reasons. Exit ticket (last 2 minutes, on a half sheet): 'Give one reason why plants do not need kidneys, and name one plant product from our walk that may be a stored waste.'</w:t>
+              <w:t xml:space="preserve">Count and review sticky notes: each learner has 2 questions; at least half of them go beyond yes/no (start with How or Why). Observable indicators: questions mention the phenomenon (sap, droplets, leaf fall), and some link to money or uses. Use the first DQB check-in to sort questions into: answered today, to be answered in Lesson 2 onwards, and project questions about economic value.</w:t>
             </w:r>
           </w:p>
         </w:tc>
@@ -3895,32 +4264,32 @@
         <w:tc>
           <w:tcPr>
             <w:tcW w:type="dxa" w:w="1520"/>
-            <w:shd w:fill="FCE4D6" w:color="auto" w:val="clear"/>
-            <w:tcMar>
-              <w:top w:type="dxa" w:w="60"/>
-              <w:left w:type="dxa" w:w="120"/>
-              <w:bottom w:type="dxa" w:w="60"/>
-              <w:right w:type="dxa" w:w="120"/>
-            </w:tcMar>
-            <w:vAlign w:val="top"/>
-          </w:tcPr>
-          <w:p>
-            <w:pPr>
-              <w:spacing w:after="40" w:before="0"/>
-              <w:jc w:val="left"/>
-            </w:pPr>
-            <w:r>
-              <w:rPr>
-                <w:rFonts w:ascii="Arial" w:cs="Arial" w:eastAsia="Arial" w:hAnsi="Arial"/>
-                <w:b/>
-                <w:bCs/>
-                <w:i w:val="false"/>
-                <w:iCs w:val="false"/>
-                <w:color w:val="000000"/>
-                <w:sz w:val="18"/>
-                <w:szCs w:val="18"/>
-              </w:rPr>
-              <w:t xml:space="preserve">Driving Question Board (DQB) Creation</w:t>
+            <w:shd w:fill="D5E8F0" w:color="auto" w:val="clear"/>
+            <w:tcMar>
+              <w:top w:type="dxa" w:w="60"/>
+              <w:left w:type="dxa" w:w="120"/>
+              <w:bottom w:type="dxa" w:w="60"/>
+              <w:right w:type="dxa" w:w="120"/>
+            </w:tcMar>
+            <w:vAlign w:val="top"/>
+          </w:tcPr>
+          <w:p>
+            <w:pPr>
+              <w:spacing w:after="40" w:before="0"/>
+              <w:jc w:val="left"/>
+            </w:pPr>
+            <w:r>
+              <w:rPr>
+                <w:rFonts w:ascii="Arial" w:cs="Arial" w:eastAsia="Arial" w:hAnsi="Arial"/>
+                <w:b/>
+                <w:bCs/>
+                <w:i w:val="false"/>
+                <w:iCs w:val="false"/>
+                <w:color w:val="000000"/>
+                <w:sz w:val="18"/>
+                <w:szCs w:val="18"/>
+              </w:rPr>
+              <w:t xml:space="preserve">Model Building Phase</w:t>
             </w:r>
           </w:p>
           <w:p>
@@ -3943,7 +4312,7 @@
             <w:pPr>
               <w:spacing w:after="20" w:before="0"/>
             </w:pPr>
-            <w:hyperlink w:history="1" r:id="rIdegy6nyyfz3xjni_avqg-j">
+            <w:hyperlink w:history="1" r:id="rIdx34v9tkqf3ooty1ddlclh">
               <w:r>
                 <w:rPr>
                   <w:rFonts w:ascii="Arial" w:cs="Arial" w:eastAsia="Arial" w:hAnsi="Arial"/>
@@ -3952,9 +4321,25 @@
                   <w:szCs w:val="16"/>
                   <w:u w:val="single" w:color="2E75B6"/>
                 </w:rPr>
-                <w:t xml:space="preserve">Cellular respiration</w:t>
+                <w:t xml:space="preserve">Photosynthesis in organisms</w:t>
               </w:r>
             </w:hyperlink>
+          </w:p>
+          <w:p>
+            <w:pPr>
+              <w:spacing w:after="20" w:before="0"/>
+            </w:pPr>
+            <w:r>
+              <w:rPr>
+                <w:rFonts w:ascii="Arial" w:cs="Arial" w:eastAsia="Arial" w:hAnsi="Arial"/>
+                <w:i/>
+                <w:iCs/>
+                <w:color w:val="595959"/>
+                <w:sz w:val="16"/>
+                <w:szCs w:val="16"/>
+              </w:rPr>
+              <w:t xml:space="preserve">Related topic: not an exact match for this lesson.</w:t>
+            </w:r>
           </w:p>
           <w:p>
             <w:pPr>
@@ -3976,7 +4361,7 @@
               <w:spacing w:after="10" w:before="0"/>
               <w:ind w:left="120"/>
             </w:pPr>
-            <w:hyperlink w:history="1" r:id="rIdwyzzdbtsjn1yl6giyviki">
+            <w:hyperlink w:history="1" r:id="rIdotmmzm2iiuymkuof1m6bu">
               <w:r>
                 <w:rPr>
                   <w:rFonts w:ascii="Arial" w:cs="Arial" w:eastAsia="Arial" w:hAnsi="Arial"/>
@@ -4038,312 +4423,7 @@
               <w:spacing w:after="10" w:before="0"/>
               <w:ind w:left="120"/>
             </w:pPr>
-            <w:hyperlink w:history="1" r:id="rIdn-oekbpfowbarmgdics2p">
-              <w:r>
-                <w:rPr>
-                  <w:rFonts w:ascii="Arial" w:cs="Arial" w:eastAsia="Arial" w:hAnsi="Arial"/>
-                  <w:color w:val="595959"/>
-                  <w:sz w:val="14"/>
-                  <w:szCs w:val="14"/>
-                  <w:u w:val="single" w:color="595959"/>
-                </w:rPr>
-                <w:t xml:space="preserve">🔍 Search ARES for readings</w:t>
-              </w:r>
-            </w:hyperlink>
-          </w:p>
-          <w:p>
-            <w:pPr>
-              <w:spacing w:after="10" w:before="0"/>
-              <w:ind w:left="120"/>
-            </w:pPr>
-            <w:r>
-              <w:rPr>
-                <w:rFonts w:ascii="Arial" w:cs="Arial" w:eastAsia="Arial" w:hAnsi="Arial"/>
-                <w:color w:val="595959"/>
-                <w:sz w:val="14"/>
-                <w:szCs w:val="14"/>
-              </w:rPr>
-              <w:t xml:space="preserve">Search terms: excretion plants metabolic wastes</w:t>
-            </w:r>
-          </w:p>
-        </w:tc>
-        <w:tc>
-          <w:tcPr>
-            <w:tcW w:type="dxa" w:w="3040"/>
-            <w:shd w:fill="FFFFFF" w:color="auto" w:val="clear"/>
-            <w:tcMar>
-              <w:top w:type="dxa" w:w="60"/>
-              <w:left w:type="dxa" w:w="120"/>
-              <w:bottom w:type="dxa" w:w="60"/>
-              <w:right w:type="dxa" w:w="120"/>
-            </w:tcMar>
-            <w:vAlign w:val="top"/>
-          </w:tcPr>
-          <w:p>
-            <w:pPr>
-              <w:spacing w:after="40" w:before="0"/>
-              <w:jc w:val="left"/>
-            </w:pPr>
-            <w:r>
-              <w:rPr>
-                <w:rFonts w:ascii="Arial" w:cs="Arial" w:eastAsia="Arial" w:hAnsi="Arial"/>
-                <w:b w:val="false"/>
-                <w:bCs w:val="false"/>
-                <w:i w:val="false"/>
-                <w:iCs w:val="false"/>
-                <w:color w:val="000000"/>
-                <w:sz w:val="18"/>
-                <w:szCs w:val="18"/>
-              </w:rPr>
-              <w:t xml:space="preserve">Minutes 69-76. The Driving Question is displayed: 'How do trees and crops clear out their metabolic wastes without any organs or excretory systems, and why are these waste products worth so much money in our markets?' Each learner writes 2 sticky-note questions about the phenomenon (for example: 'Why do arrowroot leaves have water drops in the morning?', 'Is gum arabic really a waste?', 'Why is Euphorbia latex dangerous?', 'Who buys gum arabic in Kenya, and for what?', 'Why do leaves turn yellow before falling?'). Learners post their drawings and notes on the DQB and, in groups, cluster questions under headings such as 'How wastes leave', 'What the wastes are', 'Uses and money value'. They link at least one question to the KICD inquiry questions.</w:t>
-            </w:r>
-          </w:p>
-        </w:tc>
-        <w:tc>
-          <w:tcPr>
-            <w:tcW w:type="dxa" w:w="3040"/>
-            <w:shd w:fill="F2F2F2" w:color="auto" w:val="clear"/>
-            <w:tcMar>
-              <w:top w:type="dxa" w:w="60"/>
-              <w:left w:type="dxa" w:w="120"/>
-              <w:bottom w:type="dxa" w:w="60"/>
-              <w:right w:type="dxa" w:w="120"/>
-            </w:tcMar>
-            <w:vAlign w:val="top"/>
-          </w:tcPr>
-          <w:p>
-            <w:pPr>
-              <w:spacing w:after="40" w:before="0"/>
-              <w:jc w:val="left"/>
-            </w:pPr>
-            <w:r>
-              <w:rPr>
-                <w:rFonts w:ascii="Arial" w:cs="Arial" w:eastAsia="Arial" w:hAnsi="Arial"/>
-                <w:b w:val="false"/>
-                <w:bCs w:val="false"/>
-                <w:i w:val="false"/>
-                <w:iCs w:val="false"/>
-                <w:color w:val="000000"/>
-                <w:sz w:val="18"/>
-                <w:szCs w:val="18"/>
-              </w:rPr>
-              <w:t xml:space="preserve">Prepare a large chart paper or wall space labelled DQB with the Driving Question at the top. Say: 'Good scientists ask questions they do not yet know the answers to. Write two questions you really want answered.' Model one: 'Why do leaf edges hold droplets and not the middle?' Give WAIT TIME of 10-15 seconds for writing. Cold-call 5 learners to read a question aloud and ask the class: 'Where should this go?' Invite classmates to group them. Point to the unanswered ones: 'We cannot answer these yet. Which of them will our experiments help with?' Mention the economic angle: 'Gum arabic from Acacia is traded in Turkana, Marsabit and Garissa regions and Euphorbia hedges are common in Kisumu and Machakos. Why might someone pay for this?' Photograph the DQB at the end of the lesson to track later changes.</w:t>
-            </w:r>
-          </w:p>
-        </w:tc>
-        <w:tc>
-          <w:tcPr>
-            <w:tcW w:type="dxa" w:w="3040"/>
-            <w:shd w:fill="FFFFFF" w:color="auto" w:val="clear"/>
-            <w:tcMar>
-              <w:top w:type="dxa" w:w="60"/>
-              <w:left w:type="dxa" w:w="120"/>
-              <w:bottom w:type="dxa" w:w="60"/>
-              <w:right w:type="dxa" w:w="120"/>
-            </w:tcMar>
-            <w:vAlign w:val="top"/>
-          </w:tcPr>
-          <w:p>
-            <w:pPr>
-              <w:spacing w:after="40" w:before="0"/>
-              <w:jc w:val="left"/>
-            </w:pPr>
-            <w:r>
-              <w:rPr>
-                <w:rFonts w:ascii="Arial" w:cs="Arial" w:eastAsia="Arial" w:hAnsi="Arial"/>
-                <w:b w:val="false"/>
-                <w:bCs w:val="false"/>
-                <w:i w:val="false"/>
-                <w:iCs w:val="false"/>
-                <w:color w:val="000000"/>
-                <w:sz w:val="18"/>
-                <w:szCs w:val="18"/>
-              </w:rPr>
-              <w:t xml:space="preserve">Driving Question Board with student-generated questions. Giving learners ownership of questions shows that the unit follows their curiosity, connects each lesson back to the phenomenon, and provides a visible record of how understanding grows.</w:t>
-            </w:r>
-          </w:p>
-        </w:tc>
-        <w:tc>
-          <w:tcPr>
-            <w:tcW w:type="dxa" w:w="3040"/>
-            <w:shd w:fill="F2F2F2" w:color="auto" w:val="clear"/>
-            <w:tcMar>
-              <w:top w:type="dxa" w:w="60"/>
-              <w:left w:type="dxa" w:w="120"/>
-              <w:bottom w:type="dxa" w:w="60"/>
-              <w:right w:type="dxa" w:w="120"/>
-            </w:tcMar>
-            <w:vAlign w:val="top"/>
-          </w:tcPr>
-          <w:p>
-            <w:pPr>
-              <w:spacing w:after="40" w:before="0"/>
-              <w:jc w:val="left"/>
-            </w:pPr>
-            <w:r>
-              <w:rPr>
-                <w:rFonts w:ascii="Arial" w:cs="Arial" w:eastAsia="Arial" w:hAnsi="Arial"/>
-                <w:b w:val="false"/>
-                <w:bCs w:val="false"/>
-                <w:i w:val="false"/>
-                <w:iCs w:val="false"/>
-                <w:color w:val="000000"/>
-                <w:sz w:val="18"/>
-                <w:szCs w:val="18"/>
-              </w:rPr>
-              <w:t xml:space="preserve">Count and review sticky notes: each learner has 2 questions; at least half of them go beyond yes/no (start with How or Why). Observable indicators: questions mention the phenomenon (sap, droplets, leaf fall), and some link to money or uses. Use the first DQB check-in to sort questions into: answered today, to be answered in Lesson 2 onwards, and project questions about economic value.</w:t>
-            </w:r>
-          </w:p>
-        </w:tc>
-      </w:tr>
-      <w:tr>
-        <w:tc>
-          <w:tcPr>
-            <w:tcW w:type="dxa" w:w="1520"/>
-            <w:shd w:fill="D5E8F0" w:color="auto" w:val="clear"/>
-            <w:tcMar>
-              <w:top w:type="dxa" w:w="60"/>
-              <w:left w:type="dxa" w:w="120"/>
-              <w:bottom w:type="dxa" w:w="60"/>
-              <w:right w:type="dxa" w:w="120"/>
-            </w:tcMar>
-            <w:vAlign w:val="top"/>
-          </w:tcPr>
-          <w:p>
-            <w:pPr>
-              <w:spacing w:after="40" w:before="0"/>
-              <w:jc w:val="left"/>
-            </w:pPr>
-            <w:r>
-              <w:rPr>
-                <w:rFonts w:ascii="Arial" w:cs="Arial" w:eastAsia="Arial" w:hAnsi="Arial"/>
-                <w:b/>
-                <w:bCs/>
-                <w:i w:val="false"/>
-                <w:iCs w:val="false"/>
-                <w:color w:val="000000"/>
-                <w:sz w:val="18"/>
-                <w:szCs w:val="18"/>
-              </w:rPr>
-              <w:t xml:space="preserve">Model Building Phase</w:t>
-            </w:r>
-          </w:p>
-          <w:p>
-            <w:pPr>
-              <w:spacing w:after="20" w:before="0"/>
-            </w:pPr>
-            <w:r>
-              <w:rPr>
-                <w:rFonts w:ascii="Arial" w:cs="Arial" w:eastAsia="Arial" w:hAnsi="Arial"/>
-                <w:b/>
-                <w:bCs/>
-                <w:color w:val="1F3864"/>
-                <w:sz w:val="16"/>
-                <w:szCs w:val="16"/>
-              </w:rPr>
-              <w:t xml:space="preserve">📹 VIDEO:</w:t>
-            </w:r>
-          </w:p>
-          <w:p>
-            <w:pPr>
-              <w:spacing w:after="20" w:before="0"/>
-            </w:pPr>
-            <w:hyperlink w:history="1" r:id="rIdbe7ojumi1ry6c3n3a6cwi">
-              <w:r>
-                <w:rPr>
-                  <w:rFonts w:ascii="Arial" w:cs="Arial" w:eastAsia="Arial" w:hAnsi="Arial"/>
-                  <w:color w:val="2E75B6"/>
-                  <w:sz w:val="16"/>
-                  <w:szCs w:val="16"/>
-                  <w:u w:val="single" w:color="2E75B6"/>
-                </w:rPr>
-                <w:t xml:space="preserve">Cellular respiration</w:t>
-              </w:r>
-            </w:hyperlink>
-          </w:p>
-          <w:p>
-            <w:pPr>
-              <w:spacing w:after="10" w:before="0"/>
-              <w:ind w:left="120"/>
-            </w:pPr>
-            <w:r>
-              <w:rPr>
-                <w:rFonts w:ascii="Arial" w:cs="Arial" w:eastAsia="Arial" w:hAnsi="Arial"/>
-                <w:color w:val="595959"/>
-                <w:sz w:val="14"/>
-                <w:szCs w:val="14"/>
-              </w:rPr>
-              <w:t xml:space="preserve">Source: Khan Academy (English - US curriculum)</w:t>
-            </w:r>
-          </w:p>
-          <w:p>
-            <w:pPr>
-              <w:spacing w:after="10" w:before="0"/>
-              <w:ind w:left="120"/>
-            </w:pPr>
-            <w:hyperlink w:history="1" r:id="rId5fecjww3btjhbgt47gnnv">
-              <w:r>
-                <w:rPr>
-                  <w:rFonts w:ascii="Arial" w:cs="Arial" w:eastAsia="Arial" w:hAnsi="Arial"/>
-                  <w:color w:val="595959"/>
-                  <w:sz w:val="14"/>
-                  <w:szCs w:val="14"/>
-                  <w:u w:val="single" w:color="595959"/>
-                </w:rPr>
-                <w:t xml:space="preserve">🔍 Search ARES for similar videos</w:t>
-              </w:r>
-            </w:hyperlink>
-          </w:p>
-          <w:p>
-            <w:pPr>
-              <w:spacing w:after="40" w:before="0"/>
-            </w:pPr>
-            <w:r>
-              <w:rPr>
-                <w:sz w:val="14"/>
-                <w:szCs w:val="14"/>
-              </w:rPr>
-              <w:t xml:space="preserve"/>
-            </w:r>
-          </w:p>
-          <w:p>
-            <w:pPr>
-              <w:spacing w:after="20" w:before="0"/>
-            </w:pPr>
-            <w:r>
-              <w:rPr>
-                <w:rFonts w:ascii="Arial" w:cs="Arial" w:eastAsia="Arial" w:hAnsi="Arial"/>
-                <w:b/>
-                <w:bCs/>
-                <w:color w:val="1F3864"/>
-                <w:sz w:val="16"/>
-                <w:szCs w:val="16"/>
-              </w:rPr>
-              <w:t xml:space="preserve">📖 READING:</w:t>
-            </w:r>
-          </w:p>
-          <w:p>
-            <w:pPr>
-              <w:spacing w:after="20" w:before="0"/>
-            </w:pPr>
-            <w:r>
-              <w:rPr>
-                <w:rFonts w:ascii="Arial" w:cs="Arial" w:eastAsia="Arial" w:hAnsi="Arial"/>
-                <w:i/>
-                <w:iCs/>
-                <w:color w:val="595959"/>
-                <w:sz w:val="16"/>
-                <w:szCs w:val="16"/>
-              </w:rPr>
-              <w:t xml:space="preserve">No closely matching reading in the ARES library for this activity.</w:t>
-            </w:r>
-          </w:p>
-          <w:p>
-            <w:pPr>
-              <w:spacing w:after="10" w:before="0"/>
-              <w:ind w:left="120"/>
-            </w:pPr>
-            <w:hyperlink w:history="1" r:id="rIdytgd-q0lthfu79jhroyvn">
+            <w:hyperlink w:history="1" r:id="rId7tylukmzcoihm2vsg1kc5">
               <w:r>
                 <w:rPr>
                   <w:rFonts w:ascii="Arial" w:cs="Arial" w:eastAsia="Arial" w:hAnsi="Arial"/>
@@ -4870,7 +4950,7 @@
         </w:rPr>
         <w:t xml:space="preserve">© 2026 SeaVuria and ARES. Aligned with KICD objectives. Developed by SeaVuria; technical implementation by ARES (with AI assistance from Claude). Licensed under </w:t>
       </w:r>
-      <w:hyperlink w:history="1" r:id="rIdm7aeg7qukskfxub8uhaex">
+      <w:hyperlink w:history="1" r:id="rIdpts25ux7n6qplw93_pois">
         <w:r>
           <w:rPr>
             <w:rFonts w:ascii="Arial" w:cs="Arial" w:eastAsia="Arial" w:hAnsi="Arial"/>
@@ -4891,7 +4971,7 @@
         </w:rPr>
         <w:t xml:space="preserve"> (</w:t>
       </w:r>
-      <w:hyperlink w:history="1" r:id="rIdaegfei8our0tznpsldgf4">
+      <w:hyperlink w:history="1" r:id="rIdcder81t19qbnvyidehims">
         <w:r>
           <w:rPr>
             <w:rFonts w:ascii="Arial" w:cs="Arial" w:eastAsia="Arial" w:hAnsi="Arial"/>
@@ -5904,7 +5984,7 @@
             <w:pPr>
               <w:spacing w:after="20" w:before="0"/>
             </w:pPr>
-            <w:hyperlink w:history="1" r:id="rIdprj-ep7iw51mrnnmxixlf">
+            <w:hyperlink w:history="1" r:id="rIdgponqbdmpzeo7k4mxv6fw">
               <w:r>
                 <w:rPr>
                   <w:rFonts w:ascii="Arial" w:cs="Arial" w:eastAsia="Arial" w:hAnsi="Arial"/>
@@ -5919,6 +5999,22 @@
           </w:p>
           <w:p>
             <w:pPr>
+              <w:spacing w:after="20" w:before="0"/>
+            </w:pPr>
+            <w:r>
+              <w:rPr>
+                <w:rFonts w:ascii="Arial" w:cs="Arial" w:eastAsia="Arial" w:hAnsi="Arial"/>
+                <w:i/>
+                <w:iCs/>
+                <w:color w:val="595959"/>
+                <w:sz w:val="16"/>
+                <w:szCs w:val="16"/>
+              </w:rPr>
+              <w:t xml:space="preserve">Related topic: not an exact match for this lesson.</w:t>
+            </w:r>
+          </w:p>
+          <w:p>
+            <w:pPr>
               <w:spacing w:after="10" w:before="0"/>
               <w:ind w:left="120"/>
             </w:pPr>
@@ -5937,7 +6033,7 @@
               <w:spacing w:after="10" w:before="0"/>
               <w:ind w:left="120"/>
             </w:pPr>
-            <w:hyperlink w:history="1" r:id="rIdzz1vnhhvgwwcp1ovqb4d_">
+            <w:hyperlink w:history="1" r:id="rIdrfypqwfbfe5ppbmet6k03">
               <w:r>
                 <w:rPr>
                   <w:rFonts w:ascii="Arial" w:cs="Arial" w:eastAsia="Arial" w:hAnsi="Arial"/>
@@ -5982,7 +6078,7 @@
             <w:pPr>
               <w:spacing w:after="20" w:before="0"/>
             </w:pPr>
-            <w:hyperlink w:history="1" r:id="rIdrs6tuiuno32_r9idmmwb8">
+            <w:hyperlink w:history="1" r:id="rIdc0lutb0iyciljbwp5b2-o">
               <w:r>
                 <w:rPr>
                   <w:rFonts w:ascii="Arial" w:cs="Arial" w:eastAsia="Arial" w:hAnsi="Arial"/>
@@ -5997,6 +6093,22 @@
           </w:p>
           <w:p>
             <w:pPr>
+              <w:spacing w:after="20" w:before="0"/>
+            </w:pPr>
+            <w:r>
+              <w:rPr>
+                <w:rFonts w:ascii="Arial" w:cs="Arial" w:eastAsia="Arial" w:hAnsi="Arial"/>
+                <w:i/>
+                <w:iCs/>
+                <w:color w:val="595959"/>
+                <w:sz w:val="16"/>
+                <w:szCs w:val="16"/>
+              </w:rPr>
+              <w:t xml:space="preserve">Related topic: not an exact match for this lesson.</w:t>
+            </w:r>
+          </w:p>
+          <w:p>
+            <w:pPr>
               <w:spacing w:after="10" w:before="0"/>
               <w:ind w:left="120"/>
             </w:pPr>
@@ -6015,7 +6127,7 @@
               <w:spacing w:after="10" w:before="0"/>
               <w:ind w:left="120"/>
             </w:pPr>
-            <w:hyperlink w:history="1" r:id="rIdddr5gwzfdabpbe12lhyxg">
+            <w:hyperlink w:history="1" r:id="rIdfyhprde9vo5meqbe-gvq0">
               <w:r>
                 <w:rPr>
                   <w:rFonts w:ascii="Arial" w:cs="Arial" w:eastAsia="Arial" w:hAnsi="Arial"/>
@@ -6210,7 +6322,7 @@
             <w:pPr>
               <w:spacing w:after="20" w:before="0"/>
             </w:pPr>
-            <w:hyperlink w:history="1" r:id="rId23ozoxnxrt4p3lgdxaaee">
+            <w:hyperlink w:history="1" r:id="rIdj0rn_z2vyddsrcdiadvo5">
               <w:r>
                 <w:rPr>
                   <w:rFonts w:ascii="Arial" w:cs="Arial" w:eastAsia="Arial" w:hAnsi="Arial"/>
@@ -6225,6 +6337,22 @@
           </w:p>
           <w:p>
             <w:pPr>
+              <w:spacing w:after="20" w:before="0"/>
+            </w:pPr>
+            <w:r>
+              <w:rPr>
+                <w:rFonts w:ascii="Arial" w:cs="Arial" w:eastAsia="Arial" w:hAnsi="Arial"/>
+                <w:i/>
+                <w:iCs/>
+                <w:color w:val="595959"/>
+                <w:sz w:val="16"/>
+                <w:szCs w:val="16"/>
+              </w:rPr>
+              <w:t xml:space="preserve">Related topic: not an exact match for this lesson.</w:t>
+            </w:r>
+          </w:p>
+          <w:p>
+            <w:pPr>
               <w:spacing w:after="10" w:before="0"/>
               <w:ind w:left="120"/>
             </w:pPr>
@@ -6243,7 +6371,7 @@
               <w:spacing w:after="10" w:before="0"/>
               <w:ind w:left="120"/>
             </w:pPr>
-            <w:hyperlink w:history="1" r:id="rIdj5in_wptk3pnsyamto5k1">
+            <w:hyperlink w:history="1" r:id="rIdyjycxqyyyd82hudxvvsux">
               <w:r>
                 <w:rPr>
                   <w:rFonts w:ascii="Arial" w:cs="Arial" w:eastAsia="Arial" w:hAnsi="Arial"/>
@@ -6288,7 +6416,7 @@
             <w:pPr>
               <w:spacing w:after="20" w:before="0"/>
             </w:pPr>
-            <w:hyperlink w:history="1" r:id="rIdaasmwdtgi3fhtbgfwh3yh">
+            <w:hyperlink w:history="1" r:id="rIdytksqqekbe7gbsqct-dck">
               <w:r>
                 <w:rPr>
                   <w:rFonts w:ascii="Arial" w:cs="Arial" w:eastAsia="Arial" w:hAnsi="Arial"/>
@@ -6303,6 +6431,22 @@
           </w:p>
           <w:p>
             <w:pPr>
+              <w:spacing w:after="20" w:before="0"/>
+            </w:pPr>
+            <w:r>
+              <w:rPr>
+                <w:rFonts w:ascii="Arial" w:cs="Arial" w:eastAsia="Arial" w:hAnsi="Arial"/>
+                <w:i/>
+                <w:iCs/>
+                <w:color w:val="595959"/>
+                <w:sz w:val="16"/>
+                <w:szCs w:val="16"/>
+              </w:rPr>
+              <w:t xml:space="preserve">Related topic: not an exact match for this lesson.</w:t>
+            </w:r>
+          </w:p>
+          <w:p>
+            <w:pPr>
               <w:spacing w:after="10" w:before="0"/>
               <w:ind w:left="120"/>
             </w:pPr>
@@ -6321,7 +6465,7 @@
               <w:spacing w:after="10" w:before="0"/>
               <w:ind w:left="120"/>
             </w:pPr>
-            <w:hyperlink w:history="1" r:id="rIdmde2tryeqh6e06mxoqdrr">
+            <w:hyperlink w:history="1" r:id="rId13slwocyz4utekjy7_bry">
               <w:r>
                 <w:rPr>
                   <w:rFonts w:ascii="Arial" w:cs="Arial" w:eastAsia="Arial" w:hAnsi="Arial"/>
@@ -6516,7 +6660,7 @@
             <w:pPr>
               <w:spacing w:after="20" w:before="0"/>
             </w:pPr>
-            <w:hyperlink w:history="1" r:id="rIdt3zo4valpqkqm_yvg2hlj">
+            <w:hyperlink w:history="1" r:id="rIdljvwudw5dlzf2-prlklqr">
               <w:r>
                 <w:rPr>
                   <w:rFonts w:ascii="Arial" w:cs="Arial" w:eastAsia="Arial" w:hAnsi="Arial"/>
@@ -6531,6 +6675,22 @@
           </w:p>
           <w:p>
             <w:pPr>
+              <w:spacing w:after="20" w:before="0"/>
+            </w:pPr>
+            <w:r>
+              <w:rPr>
+                <w:rFonts w:ascii="Arial" w:cs="Arial" w:eastAsia="Arial" w:hAnsi="Arial"/>
+                <w:i/>
+                <w:iCs/>
+                <w:color w:val="595959"/>
+                <w:sz w:val="16"/>
+                <w:szCs w:val="16"/>
+              </w:rPr>
+              <w:t xml:space="preserve">Related topic: not an exact match for this lesson.</w:t>
+            </w:r>
+          </w:p>
+          <w:p>
+            <w:pPr>
               <w:spacing w:after="10" w:before="0"/>
               <w:ind w:left="120"/>
             </w:pPr>
@@ -6549,7 +6709,7 @@
               <w:spacing w:after="10" w:before="0"/>
               <w:ind w:left="120"/>
             </w:pPr>
-            <w:hyperlink w:history="1" r:id="rId6ubnk4q8m2yzpki0bvyu7">
+            <w:hyperlink w:history="1" r:id="rIdvfmaywuxfjj92lwi0l10e">
               <w:r>
                 <w:rPr>
                   <w:rFonts w:ascii="Arial" w:cs="Arial" w:eastAsia="Arial" w:hAnsi="Arial"/>
@@ -6587,14 +6747,14 @@
                 <w:sz w:val="16"/>
                 <w:szCs w:val="16"/>
               </w:rPr>
-              <w:t xml:space="preserve">📖 HTML:</w:t>
+              <w:t xml:space="preserve">📖 EXERCISE:</w:t>
             </w:r>
           </w:p>
           <w:p>
             <w:pPr>
               <w:spacing w:after="20" w:before="0"/>
             </w:pPr>
-            <w:hyperlink w:history="1" r:id="rIdsc3bd0_tkqsreqszr1x9n">
+            <w:hyperlink w:history="1" r:id="rIdwnjysm5vk-3mmbwcz78pm">
               <w:r>
                 <w:rPr>
                   <w:rFonts w:ascii="Arial" w:cs="Arial" w:eastAsia="Arial" w:hAnsi="Arial"/>
@@ -6603,9 +6763,25 @@
                   <w:szCs w:val="16"/>
                   <w:u w:val="single" w:color="2E75B6"/>
                 </w:rPr>
-                <w:t xml:space="preserve">Facilitated Diffusion (Flexbook)</w:t>
+                <w:t xml:space="preserve">Facilitated diffusion</w:t>
               </w:r>
             </w:hyperlink>
+          </w:p>
+          <w:p>
+            <w:pPr>
+              <w:spacing w:after="20" w:before="0"/>
+            </w:pPr>
+            <w:r>
+              <w:rPr>
+                <w:rFonts w:ascii="Arial" w:cs="Arial" w:eastAsia="Arial" w:hAnsi="Arial"/>
+                <w:i/>
+                <w:iCs/>
+                <w:color w:val="595959"/>
+                <w:sz w:val="16"/>
+                <w:szCs w:val="16"/>
+              </w:rPr>
+              <w:t xml:space="preserve">Related topic: not an exact match for this lesson.</w:t>
+            </w:r>
           </w:p>
           <w:p>
             <w:pPr>
@@ -6619,7 +6795,7 @@
                 <w:sz w:val="14"/>
                 <w:szCs w:val="14"/>
               </w:rPr>
-              <w:t xml:space="preserve">Source: CK-12</w:t>
+              <w:t xml:space="preserve">Source: Khan Academy (English - US curriculum)</w:t>
             </w:r>
           </w:p>
           <w:p>
@@ -6627,7 +6803,7 @@
               <w:spacing w:after="10" w:before="0"/>
               <w:ind w:left="120"/>
             </w:pPr>
-            <w:hyperlink w:history="1" r:id="rIdbgdemp7zpruo7njgdsome">
+            <w:hyperlink w:history="1" r:id="rIdvda4sjucmgegffmlbgt4k">
               <w:r>
                 <w:rPr>
                   <w:rFonts w:ascii="Arial" w:cs="Arial" w:eastAsia="Arial" w:hAnsi="Arial"/>
@@ -6822,7 +6998,7 @@
             <w:pPr>
               <w:spacing w:after="20" w:before="0"/>
             </w:pPr>
-            <w:hyperlink w:history="1" r:id="rIda-wboym2nkwemfxodbhem">
+            <w:hyperlink w:history="1" r:id="rIdlhu0kpn4ln35qcgjjd5mf">
               <w:r>
                 <w:rPr>
                   <w:rFonts w:ascii="Arial" w:cs="Arial" w:eastAsia="Arial" w:hAnsi="Arial"/>
@@ -6831,9 +7007,25 @@
                   <w:szCs w:val="16"/>
                   <w:u w:val="single" w:color="2E75B6"/>
                 </w:rPr>
-                <w:t xml:space="preserve">05 How Facilitated Diffusion Works [Hd Animation]</w:t>
+                <w:t xml:space="preserve">Diffusion and osmosis</w:t>
               </w:r>
             </w:hyperlink>
+          </w:p>
+          <w:p>
+            <w:pPr>
+              <w:spacing w:after="20" w:before="0"/>
+            </w:pPr>
+            <w:r>
+              <w:rPr>
+                <w:rFonts w:ascii="Arial" w:cs="Arial" w:eastAsia="Arial" w:hAnsi="Arial"/>
+                <w:i/>
+                <w:iCs/>
+                <w:color w:val="595959"/>
+                <w:sz w:val="16"/>
+                <w:szCs w:val="16"/>
+              </w:rPr>
+              <w:t xml:space="preserve">Related topic: not an exact match for this lesson.</w:t>
+            </w:r>
           </w:p>
           <w:p>
             <w:pPr>
@@ -6847,7 +7039,7 @@
                 <w:sz w:val="14"/>
                 <w:szCs w:val="14"/>
               </w:rPr>
-              <w:t xml:space="preserve">Source: Seavuria</w:t>
+              <w:t xml:space="preserve">Source: Khan Academy (English - US curriculum)</w:t>
             </w:r>
           </w:p>
           <w:p>
@@ -6855,7 +7047,7 @@
               <w:spacing w:after="10" w:before="0"/>
               <w:ind w:left="120"/>
             </w:pPr>
-            <w:hyperlink w:history="1" r:id="rIdrh62lxx0-oruufoijzuyq">
+            <w:hyperlink w:history="1" r:id="rIdxheuanmimreji93cyhe5e">
               <w:r>
                 <w:rPr>
                   <w:rFonts w:ascii="Arial" w:cs="Arial" w:eastAsia="Arial" w:hAnsi="Arial"/>
@@ -6893,14 +7085,14 @@
                 <w:sz w:val="16"/>
                 <w:szCs w:val="16"/>
               </w:rPr>
-              <w:t xml:space="preserve">📖 EXERCISE:</w:t>
+              <w:t xml:space="preserve">📖 HTML:</w:t>
             </w:r>
           </w:p>
           <w:p>
             <w:pPr>
               <w:spacing w:after="20" w:before="0"/>
             </w:pPr>
-            <w:hyperlink w:history="1" r:id="rIdx83-9cz83phxzm2u7zrbg">
+            <w:hyperlink w:history="1" r:id="rIdzsz8jzy6eg3t4rq15pnzg">
               <w:r>
                 <w:rPr>
                   <w:rFonts w:ascii="Arial" w:cs="Arial" w:eastAsia="Arial" w:hAnsi="Arial"/>
@@ -6909,9 +7101,25 @@
                   <w:szCs w:val="16"/>
                   <w:u w:val="single" w:color="2E75B6"/>
                 </w:rPr>
-                <w:t xml:space="preserve">Facilitated Diffusion Practice</w:t>
+                <w:t xml:space="preserve">Diffusion</w:t>
               </w:r>
             </w:hyperlink>
+          </w:p>
+          <w:p>
+            <w:pPr>
+              <w:spacing w:after="20" w:before="0"/>
+            </w:pPr>
+            <w:r>
+              <w:rPr>
+                <w:rFonts w:ascii="Arial" w:cs="Arial" w:eastAsia="Arial" w:hAnsi="Arial"/>
+                <w:i/>
+                <w:iCs/>
+                <w:color w:val="595959"/>
+                <w:sz w:val="16"/>
+                <w:szCs w:val="16"/>
+              </w:rPr>
+              <w:t xml:space="preserve">Related topic: not an exact match for this lesson.</w:t>
+            </w:r>
           </w:p>
           <w:p>
             <w:pPr>
@@ -6925,7 +7133,7 @@
                 <w:sz w:val="14"/>
                 <w:szCs w:val="14"/>
               </w:rPr>
-              <w:t xml:space="preserve">Source: CK-12</w:t>
+              <w:t xml:space="preserve">Source: PhET</w:t>
             </w:r>
           </w:p>
           <w:p>
@@ -6933,7 +7141,7 @@
               <w:spacing w:after="10" w:before="0"/>
               <w:ind w:left="120"/>
             </w:pPr>
-            <w:hyperlink w:history="1" r:id="rIdohbi82hifp2qbkd0iz3h7">
+            <w:hyperlink w:history="1" r:id="rIdl6vqcbogbr-mcemg5eihd">
               <w:r>
                 <w:rPr>
                   <w:rFonts w:ascii="Arial" w:cs="Arial" w:eastAsia="Arial" w:hAnsi="Arial"/>
@@ -7128,7 +7336,7 @@
             <w:pPr>
               <w:spacing w:after="20" w:before="0"/>
             </w:pPr>
-            <w:hyperlink w:history="1" r:id="rId6kin2agih2vcrog3kvh3s">
+            <w:hyperlink w:history="1" r:id="rIdanyaim-jt6iqdyzcgave1">
               <w:r>
                 <w:rPr>
                   <w:rFonts w:ascii="Arial" w:cs="Arial" w:eastAsia="Arial" w:hAnsi="Arial"/>
@@ -7137,9 +7345,25 @@
                   <w:szCs w:val="16"/>
                   <w:u w:val="single" w:color="2E75B6"/>
                 </w:rPr>
-                <w:t xml:space="preserve">Diffusion and osmosis</w:t>
+                <w:t xml:space="preserve">Facilitated diffusion</w:t>
               </w:r>
             </w:hyperlink>
+          </w:p>
+          <w:p>
+            <w:pPr>
+              <w:spacing w:after="20" w:before="0"/>
+            </w:pPr>
+            <w:r>
+              <w:rPr>
+                <w:rFonts w:ascii="Arial" w:cs="Arial" w:eastAsia="Arial" w:hAnsi="Arial"/>
+                <w:i/>
+                <w:iCs/>
+                <w:color w:val="595959"/>
+                <w:sz w:val="16"/>
+                <w:szCs w:val="16"/>
+              </w:rPr>
+              <w:t xml:space="preserve">Related topic: not an exact match for this lesson.</w:t>
+            </w:r>
           </w:p>
           <w:p>
             <w:pPr>
@@ -7161,7 +7385,7 @@
               <w:spacing w:after="10" w:before="0"/>
               <w:ind w:left="120"/>
             </w:pPr>
-            <w:hyperlink w:history="1" r:id="rIdeffwx5tfrvlmu-qtsrlx6">
+            <w:hyperlink w:history="1" r:id="rId4dbndrsib2oktfni4jkvw">
               <w:r>
                 <w:rPr>
                   <w:rFonts w:ascii="Arial" w:cs="Arial" w:eastAsia="Arial" w:hAnsi="Arial"/>
@@ -7206,7 +7430,7 @@
             <w:pPr>
               <w:spacing w:after="20" w:before="0"/>
             </w:pPr>
-            <w:hyperlink w:history="1" r:id="rIdxempvne9miqgsfqje5qt3">
+            <w:hyperlink w:history="1" r:id="rIdosepm0kb3aejdaji00i6p">
               <w:r>
                 <w:rPr>
                   <w:rFonts w:ascii="Arial" w:cs="Arial" w:eastAsia="Arial" w:hAnsi="Arial"/>
@@ -7215,9 +7439,25 @@
                   <w:szCs w:val="16"/>
                   <w:u w:val="single" w:color="2E75B6"/>
                 </w:rPr>
-                <w:t xml:space="preserve">Diffusion and Effusion Practice</w:t>
+                <w:t xml:space="preserve">Diffusion, osmosis, and tonicity</w:t>
               </w:r>
             </w:hyperlink>
+          </w:p>
+          <w:p>
+            <w:pPr>
+              <w:spacing w:after="20" w:before="0"/>
+            </w:pPr>
+            <w:r>
+              <w:rPr>
+                <w:rFonts w:ascii="Arial" w:cs="Arial" w:eastAsia="Arial" w:hAnsi="Arial"/>
+                <w:i/>
+                <w:iCs/>
+                <w:color w:val="595959"/>
+                <w:sz w:val="16"/>
+                <w:szCs w:val="16"/>
+              </w:rPr>
+              <w:t xml:space="preserve">Related topic: not an exact match for this lesson.</w:t>
+            </w:r>
           </w:p>
           <w:p>
             <w:pPr>
@@ -7231,7 +7471,7 @@
                 <w:sz w:val="14"/>
                 <w:szCs w:val="14"/>
               </w:rPr>
-              <w:t xml:space="preserve">Source: CK-12</w:t>
+              <w:t xml:space="preserve">Source: Khan Academy (English - US curriculum)</w:t>
             </w:r>
           </w:p>
           <w:p>
@@ -7239,7 +7479,7 @@
               <w:spacing w:after="10" w:before="0"/>
               <w:ind w:left="120"/>
             </w:pPr>
-            <w:hyperlink w:history="1" r:id="rIdpngniw-7qvtic5nd1cc5t">
+            <w:hyperlink w:history="1" r:id="rIdycya0oclhq_zlne4umbzc">
               <w:r>
                 <w:rPr>
                   <w:rFonts w:ascii="Arial" w:cs="Arial" w:eastAsia="Arial" w:hAnsi="Arial"/>
@@ -7751,7 +7991,7 @@
         </w:rPr>
         <w:t xml:space="preserve">© 2026 SeaVuria and ARES. Aligned with KICD objectives. Developed by SeaVuria; technical implementation by ARES (with AI assistance from Claude). Licensed under </w:t>
       </w:r>
-      <w:hyperlink w:history="1" r:id="rIdwgl0ngjzshql-yqtfcgfl">
+      <w:hyperlink w:history="1" r:id="rIdhc0am11dxhucgp2cqrx-3">
         <w:r>
           <w:rPr>
             <w:rFonts w:ascii="Arial" w:cs="Arial" w:eastAsia="Arial" w:hAnsi="Arial"/>
@@ -7772,7 +8012,7 @@
         </w:rPr>
         <w:t xml:space="preserve"> (</w:t>
       </w:r>
-      <w:hyperlink w:history="1" r:id="rIdieu_yqog0e0skpgvqbuxi">
+      <w:hyperlink w:history="1" r:id="rIdqqo4pcncajmu65qhwhv6o">
         <w:r>
           <w:rPr>
             <w:rFonts w:ascii="Arial" w:cs="Arial" w:eastAsia="Arial" w:hAnsi="Arial"/>
@@ -8785,40 +9025,24 @@
             <w:pPr>
               <w:spacing w:after="20" w:before="0"/>
             </w:pPr>
-            <w:hyperlink w:history="1" r:id="rId0_-upbz0xczstzwcoffiy">
-              <w:r>
-                <w:rPr>
-                  <w:rFonts w:ascii="Arial" w:cs="Arial" w:eastAsia="Arial" w:hAnsi="Arial"/>
-                  <w:color w:val="2E75B6"/>
-                  <w:sz w:val="16"/>
-                  <w:szCs w:val="16"/>
-                  <w:u w:val="single" w:color="2E75B6"/>
-                </w:rPr>
-                <w:t xml:space="preserve">Van der Weyden, Deposition</w:t>
-              </w:r>
-            </w:hyperlink>
+            <w:r>
+              <w:rPr>
+                <w:rFonts w:ascii="Arial" w:cs="Arial" w:eastAsia="Arial" w:hAnsi="Arial"/>
+                <w:i/>
+                <w:iCs/>
+                <w:color w:val="595959"/>
+                <w:sz w:val="16"/>
+                <w:szCs w:val="16"/>
+              </w:rPr>
+              <w:t xml:space="preserve">No closely matching video in the ARES library for this activity.</w:t>
+            </w:r>
           </w:p>
           <w:p>
             <w:pPr>
               <w:spacing w:after="10" w:before="0"/>
               <w:ind w:left="120"/>
             </w:pPr>
-            <w:r>
-              <w:rPr>
-                <w:rFonts w:ascii="Arial" w:cs="Arial" w:eastAsia="Arial" w:hAnsi="Arial"/>
-                <w:color w:val="595959"/>
-                <w:sz w:val="14"/>
-                <w:szCs w:val="14"/>
-              </w:rPr>
-              <w:t xml:space="preserve">Source: Khan Academy (English - US curriculum)</w:t>
-            </w:r>
-          </w:p>
-          <w:p>
-            <w:pPr>
-              <w:spacing w:after="10" w:before="0"/>
-              <w:ind w:left="120"/>
-            </w:pPr>
-            <w:hyperlink w:history="1" r:id="rId-qjljpisj9s7kow2a2td_">
+            <w:hyperlink w:history="1" r:id="rIdsmwublo9i9ghhgvvqcko5">
               <w:r>
                 <w:rPr>
                   <w:rFonts w:ascii="Arial" w:cs="Arial" w:eastAsia="Arial" w:hAnsi="Arial"/>
@@ -8827,9 +9051,24 @@
                   <w:szCs w:val="14"/>
                   <w:u w:val="single" w:color="595959"/>
                 </w:rPr>
-                <w:t xml:space="preserve">🔍 Search ARES for similar videos</w:t>
+                <w:t xml:space="preserve">🔍 Search ARES for videos</w:t>
               </w:r>
             </w:hyperlink>
+          </w:p>
+          <w:p>
+            <w:pPr>
+              <w:spacing w:after="10" w:before="0"/>
+              <w:ind w:left="120"/>
+            </w:pPr>
+            <w:r>
+              <w:rPr>
+                <w:rFonts w:ascii="Arial" w:cs="Arial" w:eastAsia="Arial" w:hAnsi="Arial"/>
+                <w:color w:val="595959"/>
+                <w:sz w:val="14"/>
+                <w:szCs w:val="14"/>
+              </w:rPr>
+              <w:t xml:space="preserve">Search terms: excretion plants deposition tissue</w:t>
+            </w:r>
           </w:p>
           <w:p>
             <w:pPr>
@@ -8856,47 +9095,31 @@
                 <w:sz w:val="16"/>
                 <w:szCs w:val="16"/>
               </w:rPr>
-              <w:t xml:space="preserve">📖 EXERCISE:</w:t>
+              <w:t xml:space="preserve">📖 READING:</w:t>
             </w:r>
           </w:p>
           <w:p>
             <w:pPr>
               <w:spacing w:after="20" w:before="0"/>
             </w:pPr>
-            <w:hyperlink w:history="1" r:id="rIdvgvylgvtuwfcx-raqk28t">
-              <w:r>
-                <w:rPr>
-                  <w:rFonts w:ascii="Arial" w:cs="Arial" w:eastAsia="Arial" w:hAnsi="Arial"/>
-                  <w:color w:val="2E75B6"/>
-                  <w:sz w:val="16"/>
-                  <w:szCs w:val="16"/>
-                  <w:u w:val="single" w:color="2E75B6"/>
-                </w:rPr>
-                <w:t xml:space="preserve">Deposition Practice</w:t>
-              </w:r>
-            </w:hyperlink>
+            <w:r>
+              <w:rPr>
+                <w:rFonts w:ascii="Arial" w:cs="Arial" w:eastAsia="Arial" w:hAnsi="Arial"/>
+                <w:i/>
+                <w:iCs/>
+                <w:color w:val="595959"/>
+                <w:sz w:val="16"/>
+                <w:szCs w:val="16"/>
+              </w:rPr>
+              <w:t xml:space="preserve">No closely matching reading in the ARES library for this activity.</w:t>
+            </w:r>
           </w:p>
           <w:p>
             <w:pPr>
               <w:spacing w:after="10" w:before="0"/>
               <w:ind w:left="120"/>
             </w:pPr>
-            <w:r>
-              <w:rPr>
-                <w:rFonts w:ascii="Arial" w:cs="Arial" w:eastAsia="Arial" w:hAnsi="Arial"/>
-                <w:color w:val="595959"/>
-                <w:sz w:val="14"/>
-                <w:szCs w:val="14"/>
-              </w:rPr>
-              <w:t xml:space="preserve">Source: CK-12</w:t>
-            </w:r>
-          </w:p>
-          <w:p>
-            <w:pPr>
-              <w:spacing w:after="10" w:before="0"/>
-              <w:ind w:left="120"/>
-            </w:pPr>
-            <w:hyperlink w:history="1" r:id="rIdplvign7m8d72bhxh0xlnw">
+            <w:hyperlink w:history="1" r:id="rIdfoaz7vyqdjx0tgnzfbpyk">
               <w:r>
                 <w:rPr>
                   <w:rFonts w:ascii="Arial" w:cs="Arial" w:eastAsia="Arial" w:hAnsi="Arial"/>
@@ -8905,9 +9128,24 @@
                   <w:szCs w:val="14"/>
                   <w:u w:val="single" w:color="595959"/>
                 </w:rPr>
-                <w:t xml:space="preserve">🔍 Search ARES for similar readings</w:t>
+                <w:t xml:space="preserve">🔍 Search ARES for readings</w:t>
               </w:r>
             </w:hyperlink>
+          </w:p>
+          <w:p>
+            <w:pPr>
+              <w:spacing w:after="10" w:before="0"/>
+              <w:ind w:left="120"/>
+            </w:pPr>
+            <w:r>
+              <w:rPr>
+                <w:rFonts w:ascii="Arial" w:cs="Arial" w:eastAsia="Arial" w:hAnsi="Arial"/>
+                <w:color w:val="595959"/>
+                <w:sz w:val="14"/>
+                <w:szCs w:val="14"/>
+              </w:rPr>
+              <w:t xml:space="preserve">Search terms: excretion plants deposition tissue</w:t>
+            </w:r>
           </w:p>
         </w:tc>
         <w:tc>
@@ -9091,40 +9329,24 @@
             <w:pPr>
               <w:spacing w:after="20" w:before="0"/>
             </w:pPr>
-            <w:hyperlink w:history="1" r:id="rIdwha7ck1iq-tgyolooc9mr">
-              <w:r>
-                <w:rPr>
-                  <w:rFonts w:ascii="Arial" w:cs="Arial" w:eastAsia="Arial" w:hAnsi="Arial"/>
-                  <w:color w:val="2E75B6"/>
-                  <w:sz w:val="16"/>
-                  <w:szCs w:val="16"/>
-                  <w:u w:val="single" w:color="2E75B6"/>
-                </w:rPr>
-                <w:t xml:space="preserve">Wind Erosion and Deposition Podcast</w:t>
-              </w:r>
-            </w:hyperlink>
+            <w:r>
+              <w:rPr>
+                <w:rFonts w:ascii="Arial" w:cs="Arial" w:eastAsia="Arial" w:hAnsi="Arial"/>
+                <w:i/>
+                <w:iCs/>
+                <w:color w:val="595959"/>
+                <w:sz w:val="16"/>
+                <w:szCs w:val="16"/>
+              </w:rPr>
+              <w:t xml:space="preserve">No closely matching video in the ARES library for this activity.</w:t>
+            </w:r>
           </w:p>
           <w:p>
             <w:pPr>
               <w:spacing w:after="10" w:before="0"/>
               <w:ind w:left="120"/>
             </w:pPr>
-            <w:r>
-              <w:rPr>
-                <w:rFonts w:ascii="Arial" w:cs="Arial" w:eastAsia="Arial" w:hAnsi="Arial"/>
-                <w:color w:val="595959"/>
-                <w:sz w:val="14"/>
-                <w:szCs w:val="14"/>
-              </w:rPr>
-              <w:t xml:space="preserve">Source: CK-12</w:t>
-            </w:r>
-          </w:p>
-          <w:p>
-            <w:pPr>
-              <w:spacing w:after="10" w:before="0"/>
-              <w:ind w:left="120"/>
-            </w:pPr>
-            <w:hyperlink w:history="1" r:id="rIdhatjnuonrrnooyc_zf1ka">
+            <w:hyperlink w:history="1" r:id="rIdpa3xm8oubjmggz5rasjqv">
               <w:r>
                 <w:rPr>
                   <w:rFonts w:ascii="Arial" w:cs="Arial" w:eastAsia="Arial" w:hAnsi="Arial"/>
@@ -9133,9 +9355,24 @@
                   <w:szCs w:val="14"/>
                   <w:u w:val="single" w:color="595959"/>
                 </w:rPr>
-                <w:t xml:space="preserve">🔍 Search ARES for similar videos</w:t>
+                <w:t xml:space="preserve">🔍 Search ARES for videos</w:t>
               </w:r>
             </w:hyperlink>
+          </w:p>
+          <w:p>
+            <w:pPr>
+              <w:spacing w:after="10" w:before="0"/>
+              <w:ind w:left="120"/>
+            </w:pPr>
+            <w:r>
+              <w:rPr>
+                <w:rFonts w:ascii="Arial" w:cs="Arial" w:eastAsia="Arial" w:hAnsi="Arial"/>
+                <w:color w:val="595959"/>
+                <w:sz w:val="14"/>
+                <w:szCs w:val="14"/>
+              </w:rPr>
+              <w:t xml:space="preserve">Search terms: excretion plants deposition tissue</w:t>
+            </w:r>
           </w:p>
           <w:p>
             <w:pPr>
@@ -9162,47 +9399,31 @@
                 <w:sz w:val="16"/>
                 <w:szCs w:val="16"/>
               </w:rPr>
-              <w:t xml:space="preserve">📖 EXERCISE:</w:t>
+              <w:t xml:space="preserve">📖 READING:</w:t>
             </w:r>
           </w:p>
           <w:p>
             <w:pPr>
               <w:spacing w:after="20" w:before="0"/>
             </w:pPr>
-            <w:hyperlink w:history="1" r:id="rIdwg0ujy0ujkrdgdseoueo6">
-              <w:r>
-                <w:rPr>
-                  <w:rFonts w:ascii="Arial" w:cs="Arial" w:eastAsia="Arial" w:hAnsi="Arial"/>
-                  <w:color w:val="2E75B6"/>
-                  <w:sz w:val="16"/>
-                  <w:szCs w:val="16"/>
-                  <w:u w:val="single" w:color="2E75B6"/>
-                </w:rPr>
-                <w:t xml:space="preserve">Erosion and Deposition Practice</w:t>
-              </w:r>
-            </w:hyperlink>
+            <w:r>
+              <w:rPr>
+                <w:rFonts w:ascii="Arial" w:cs="Arial" w:eastAsia="Arial" w:hAnsi="Arial"/>
+                <w:i/>
+                <w:iCs/>
+                <w:color w:val="595959"/>
+                <w:sz w:val="16"/>
+                <w:szCs w:val="16"/>
+              </w:rPr>
+              <w:t xml:space="preserve">No closely matching reading in the ARES library for this activity.</w:t>
+            </w:r>
           </w:p>
           <w:p>
             <w:pPr>
               <w:spacing w:after="10" w:before="0"/>
               <w:ind w:left="120"/>
             </w:pPr>
-            <w:r>
-              <w:rPr>
-                <w:rFonts w:ascii="Arial" w:cs="Arial" w:eastAsia="Arial" w:hAnsi="Arial"/>
-                <w:color w:val="595959"/>
-                <w:sz w:val="14"/>
-                <w:szCs w:val="14"/>
-              </w:rPr>
-              <w:t xml:space="preserve">Source: CK-12</w:t>
-            </w:r>
-          </w:p>
-          <w:p>
-            <w:pPr>
-              <w:spacing w:after="10" w:before="0"/>
-              <w:ind w:left="120"/>
-            </w:pPr>
-            <w:hyperlink w:history="1" r:id="rId2ar5zn1swyjpx-zic56uq">
+            <w:hyperlink w:history="1" r:id="rIdpkcv_bdcpzr2f8jardcyl">
               <w:r>
                 <w:rPr>
                   <w:rFonts w:ascii="Arial" w:cs="Arial" w:eastAsia="Arial" w:hAnsi="Arial"/>
@@ -9211,9 +9432,24 @@
                   <w:szCs w:val="14"/>
                   <w:u w:val="single" w:color="595959"/>
                 </w:rPr>
-                <w:t xml:space="preserve">🔍 Search ARES for similar readings</w:t>
+                <w:t xml:space="preserve">🔍 Search ARES for readings</w:t>
               </w:r>
             </w:hyperlink>
+          </w:p>
+          <w:p>
+            <w:pPr>
+              <w:spacing w:after="10" w:before="0"/>
+              <w:ind w:left="120"/>
+            </w:pPr>
+            <w:r>
+              <w:rPr>
+                <w:rFonts w:ascii="Arial" w:cs="Arial" w:eastAsia="Arial" w:hAnsi="Arial"/>
+                <w:color w:val="595959"/>
+                <w:sz w:val="14"/>
+                <w:szCs w:val="14"/>
+              </w:rPr>
+              <w:t xml:space="preserve">Search terms: excretion plants deposition tissue</w:t>
+            </w:r>
           </w:p>
         </w:tc>
         <w:tc>
@@ -9397,40 +9633,24 @@
             <w:pPr>
               <w:spacing w:after="20" w:before="0"/>
             </w:pPr>
-            <w:hyperlink w:history="1" r:id="rIdd-y028rtmjem8dcynrq9k">
-              <w:r>
-                <w:rPr>
-                  <w:rFonts w:ascii="Arial" w:cs="Arial" w:eastAsia="Arial" w:hAnsi="Arial"/>
-                  <w:color w:val="2E75B6"/>
-                  <w:sz w:val="16"/>
-                  <w:szCs w:val="16"/>
-                  <w:u w:val="single" w:color="2E75B6"/>
-                </w:rPr>
-                <w:t xml:space="preserve">Pontormo, The Entombment of Christ</w:t>
-              </w:r>
-            </w:hyperlink>
+            <w:r>
+              <w:rPr>
+                <w:rFonts w:ascii="Arial" w:cs="Arial" w:eastAsia="Arial" w:hAnsi="Arial"/>
+                <w:i/>
+                <w:iCs/>
+                <w:color w:val="595959"/>
+                <w:sz w:val="16"/>
+                <w:szCs w:val="16"/>
+              </w:rPr>
+              <w:t xml:space="preserve">No closely matching video in the ARES library for this activity.</w:t>
+            </w:r>
           </w:p>
           <w:p>
             <w:pPr>
               <w:spacing w:after="10" w:before="0"/>
               <w:ind w:left="120"/>
             </w:pPr>
-            <w:r>
-              <w:rPr>
-                <w:rFonts w:ascii="Arial" w:cs="Arial" w:eastAsia="Arial" w:hAnsi="Arial"/>
-                <w:color w:val="595959"/>
-                <w:sz w:val="14"/>
-                <w:szCs w:val="14"/>
-              </w:rPr>
-              <w:t xml:space="preserve">Source: Khan Academy (English - US curriculum)</w:t>
-            </w:r>
-          </w:p>
-          <w:p>
-            <w:pPr>
-              <w:spacing w:after="10" w:before="0"/>
-              <w:ind w:left="120"/>
-            </w:pPr>
-            <w:hyperlink w:history="1" r:id="rIdhkbc7dkevap_smy_gj8pg">
+            <w:hyperlink w:history="1" r:id="rIdwp8xnfxitpkgsa66asvoe">
               <w:r>
                 <w:rPr>
                   <w:rFonts w:ascii="Arial" w:cs="Arial" w:eastAsia="Arial" w:hAnsi="Arial"/>
@@ -9439,9 +9659,24 @@
                   <w:szCs w:val="14"/>
                   <w:u w:val="single" w:color="595959"/>
                 </w:rPr>
-                <w:t xml:space="preserve">🔍 Search ARES for similar videos</w:t>
+                <w:t xml:space="preserve">🔍 Search ARES for videos</w:t>
               </w:r>
             </w:hyperlink>
+          </w:p>
+          <w:p>
+            <w:pPr>
+              <w:spacing w:after="10" w:before="0"/>
+              <w:ind w:left="120"/>
+            </w:pPr>
+            <w:r>
+              <w:rPr>
+                <w:rFonts w:ascii="Arial" w:cs="Arial" w:eastAsia="Arial" w:hAnsi="Arial"/>
+                <w:color w:val="595959"/>
+                <w:sz w:val="14"/>
+                <w:szCs w:val="14"/>
+              </w:rPr>
+              <w:t xml:space="preserve">Search terms: excretion plants deposition tissue</w:t>
+            </w:r>
           </w:p>
           <w:p>
             <w:pPr>
@@ -9468,47 +9703,31 @@
                 <w:sz w:val="16"/>
                 <w:szCs w:val="16"/>
               </w:rPr>
-              <w:t xml:space="preserve">📖 HTML:</w:t>
+              <w:t xml:space="preserve">📖 READING:</w:t>
             </w:r>
           </w:p>
           <w:p>
             <w:pPr>
               <w:spacing w:after="20" w:before="0"/>
             </w:pPr>
-            <w:hyperlink w:history="1" r:id="rIdjtkhecrkcvbczhwz7jkfx">
-              <w:r>
-                <w:rPr>
-                  <w:rFonts w:ascii="Arial" w:cs="Arial" w:eastAsia="Arial" w:hAnsi="Arial"/>
-                  <w:color w:val="2E75B6"/>
-                  <w:sz w:val="16"/>
-                  <w:szCs w:val="16"/>
-                  <w:u w:val="single" w:color="2E75B6"/>
-                </w:rPr>
-                <w:t xml:space="preserve">Deposition by Streams (Flexbook)</w:t>
-              </w:r>
-            </w:hyperlink>
+            <w:r>
+              <w:rPr>
+                <w:rFonts w:ascii="Arial" w:cs="Arial" w:eastAsia="Arial" w:hAnsi="Arial"/>
+                <w:i/>
+                <w:iCs/>
+                <w:color w:val="595959"/>
+                <w:sz w:val="16"/>
+                <w:szCs w:val="16"/>
+              </w:rPr>
+              <w:t xml:space="preserve">No closely matching reading in the ARES library for this activity.</w:t>
+            </w:r>
           </w:p>
           <w:p>
             <w:pPr>
               <w:spacing w:after="10" w:before="0"/>
               <w:ind w:left="120"/>
             </w:pPr>
-            <w:r>
-              <w:rPr>
-                <w:rFonts w:ascii="Arial" w:cs="Arial" w:eastAsia="Arial" w:hAnsi="Arial"/>
-                <w:color w:val="595959"/>
-                <w:sz w:val="14"/>
-                <w:szCs w:val="14"/>
-              </w:rPr>
-              <w:t xml:space="preserve">Source: CK-12</w:t>
-            </w:r>
-          </w:p>
-          <w:p>
-            <w:pPr>
-              <w:spacing w:after="10" w:before="0"/>
-              <w:ind w:left="120"/>
-            </w:pPr>
-            <w:hyperlink w:history="1" r:id="rIdu-bxnzzobpux_g0xn_ohz">
+            <w:hyperlink w:history="1" r:id="rIdhg6_o9a9fugv3x17r8wwe">
               <w:r>
                 <w:rPr>
                   <w:rFonts w:ascii="Arial" w:cs="Arial" w:eastAsia="Arial" w:hAnsi="Arial"/>
@@ -9517,9 +9736,24 @@
                   <w:szCs w:val="14"/>
                   <w:u w:val="single" w:color="595959"/>
                 </w:rPr>
-                <w:t xml:space="preserve">🔍 Search ARES for similar readings</w:t>
+                <w:t xml:space="preserve">🔍 Search ARES for readings</w:t>
               </w:r>
             </w:hyperlink>
+          </w:p>
+          <w:p>
+            <w:pPr>
+              <w:spacing w:after="10" w:before="0"/>
+              <w:ind w:left="120"/>
+            </w:pPr>
+            <w:r>
+              <w:rPr>
+                <w:rFonts w:ascii="Arial" w:cs="Arial" w:eastAsia="Arial" w:hAnsi="Arial"/>
+                <w:color w:val="595959"/>
+                <w:sz w:val="14"/>
+                <w:szCs w:val="14"/>
+              </w:rPr>
+              <w:t xml:space="preserve">Search terms: excretion plants deposition tissue</w:t>
+            </w:r>
           </w:p>
         </w:tc>
         <w:tc>
@@ -9703,40 +9937,24 @@
             <w:pPr>
               <w:spacing w:after="20" w:before="0"/>
             </w:pPr>
-            <w:hyperlink w:history="1" r:id="rIdegr1b2advmli0--j88h0q">
-              <w:r>
-                <w:rPr>
-                  <w:rFonts w:ascii="Arial" w:cs="Arial" w:eastAsia="Arial" w:hAnsi="Arial"/>
-                  <w:color w:val="2E75B6"/>
-                  <w:sz w:val="16"/>
-                  <w:szCs w:val="16"/>
-                  <w:u w:val="single" w:color="2E75B6"/>
-                </w:rPr>
-                <w:t xml:space="preserve">Van der Weyden, Deposition</w:t>
-              </w:r>
-            </w:hyperlink>
+            <w:r>
+              <w:rPr>
+                <w:rFonts w:ascii="Arial" w:cs="Arial" w:eastAsia="Arial" w:hAnsi="Arial"/>
+                <w:i/>
+                <w:iCs/>
+                <w:color w:val="595959"/>
+                <w:sz w:val="16"/>
+                <w:szCs w:val="16"/>
+              </w:rPr>
+              <w:t xml:space="preserve">No closely matching video in the ARES library for this activity.</w:t>
+            </w:r>
           </w:p>
           <w:p>
             <w:pPr>
               <w:spacing w:after="10" w:before="0"/>
               <w:ind w:left="120"/>
             </w:pPr>
-            <w:r>
-              <w:rPr>
-                <w:rFonts w:ascii="Arial" w:cs="Arial" w:eastAsia="Arial" w:hAnsi="Arial"/>
-                <w:color w:val="595959"/>
-                <w:sz w:val="14"/>
-                <w:szCs w:val="14"/>
-              </w:rPr>
-              <w:t xml:space="preserve">Source: Khan Academy (English - US curriculum)</w:t>
-            </w:r>
-          </w:p>
-          <w:p>
-            <w:pPr>
-              <w:spacing w:after="10" w:before="0"/>
-              <w:ind w:left="120"/>
-            </w:pPr>
-            <w:hyperlink w:history="1" r:id="rIdifwsekkvtk4a-e6syas2z">
+            <w:hyperlink w:history="1" r:id="rIdafbkhqudxrxxainngnmj5">
               <w:r>
                 <w:rPr>
                   <w:rFonts w:ascii="Arial" w:cs="Arial" w:eastAsia="Arial" w:hAnsi="Arial"/>
@@ -9745,9 +9963,24 @@
                   <w:szCs w:val="14"/>
                   <w:u w:val="single" w:color="595959"/>
                 </w:rPr>
-                <w:t xml:space="preserve">🔍 Search ARES for similar videos</w:t>
+                <w:t xml:space="preserve">🔍 Search ARES for videos</w:t>
               </w:r>
             </w:hyperlink>
+          </w:p>
+          <w:p>
+            <w:pPr>
+              <w:spacing w:after="10" w:before="0"/>
+              <w:ind w:left="120"/>
+            </w:pPr>
+            <w:r>
+              <w:rPr>
+                <w:rFonts w:ascii="Arial" w:cs="Arial" w:eastAsia="Arial" w:hAnsi="Arial"/>
+                <w:color w:val="595959"/>
+                <w:sz w:val="14"/>
+                <w:szCs w:val="14"/>
+              </w:rPr>
+              <w:t xml:space="preserve">Search terms: excretion plants deposition tissue</w:t>
+            </w:r>
           </w:p>
           <w:p>
             <w:pPr>
@@ -9774,47 +10007,31 @@
                 <w:sz w:val="16"/>
                 <w:szCs w:val="16"/>
               </w:rPr>
-              <w:t xml:space="preserve">📖 EXERCISE:</w:t>
+              <w:t xml:space="preserve">📖 READING:</w:t>
             </w:r>
           </w:p>
           <w:p>
             <w:pPr>
               <w:spacing w:after="20" w:before="0"/>
             </w:pPr>
-            <w:hyperlink w:history="1" r:id="rIdvo1xp14swqxg5tzn7abe5">
-              <w:r>
-                <w:rPr>
-                  <w:rFonts w:ascii="Arial" w:cs="Arial" w:eastAsia="Arial" w:hAnsi="Arial"/>
-                  <w:color w:val="2E75B6"/>
-                  <w:sz w:val="16"/>
-                  <w:szCs w:val="16"/>
-                  <w:u w:val="single" w:color="2E75B6"/>
-                </w:rPr>
-                <w:t xml:space="preserve">Deposition by Streams Practice</w:t>
-              </w:r>
-            </w:hyperlink>
+            <w:r>
+              <w:rPr>
+                <w:rFonts w:ascii="Arial" w:cs="Arial" w:eastAsia="Arial" w:hAnsi="Arial"/>
+                <w:i/>
+                <w:iCs/>
+                <w:color w:val="595959"/>
+                <w:sz w:val="16"/>
+                <w:szCs w:val="16"/>
+              </w:rPr>
+              <w:t xml:space="preserve">No closely matching reading in the ARES library for this activity.</w:t>
+            </w:r>
           </w:p>
           <w:p>
             <w:pPr>
               <w:spacing w:after="10" w:before="0"/>
               <w:ind w:left="120"/>
             </w:pPr>
-            <w:r>
-              <w:rPr>
-                <w:rFonts w:ascii="Arial" w:cs="Arial" w:eastAsia="Arial" w:hAnsi="Arial"/>
-                <w:color w:val="595959"/>
-                <w:sz w:val="14"/>
-                <w:szCs w:val="14"/>
-              </w:rPr>
-              <w:t xml:space="preserve">Source: CK-12</w:t>
-            </w:r>
-          </w:p>
-          <w:p>
-            <w:pPr>
-              <w:spacing w:after="10" w:before="0"/>
-              <w:ind w:left="120"/>
-            </w:pPr>
-            <w:hyperlink w:history="1" r:id="rIdunjkeijk6-zamyotcqcsp">
+            <w:hyperlink w:history="1" r:id="rIdxlnhn10s6qrhmgndshb8t">
               <w:r>
                 <w:rPr>
                   <w:rFonts w:ascii="Arial" w:cs="Arial" w:eastAsia="Arial" w:hAnsi="Arial"/>
@@ -9823,9 +10040,24 @@
                   <w:szCs w:val="14"/>
                   <w:u w:val="single" w:color="595959"/>
                 </w:rPr>
-                <w:t xml:space="preserve">🔍 Search ARES for similar readings</w:t>
+                <w:t xml:space="preserve">🔍 Search ARES for readings</w:t>
               </w:r>
             </w:hyperlink>
+          </w:p>
+          <w:p>
+            <w:pPr>
+              <w:spacing w:after="10" w:before="0"/>
+              <w:ind w:left="120"/>
+            </w:pPr>
+            <w:r>
+              <w:rPr>
+                <w:rFonts w:ascii="Arial" w:cs="Arial" w:eastAsia="Arial" w:hAnsi="Arial"/>
+                <w:color w:val="595959"/>
+                <w:sz w:val="14"/>
+                <w:szCs w:val="14"/>
+              </w:rPr>
+              <w:t xml:space="preserve">Search terms: excretion plants deposition tissue</w:t>
+            </w:r>
           </w:p>
         </w:tc>
         <w:tc>
@@ -10009,40 +10241,24 @@
             <w:pPr>
               <w:spacing w:after="20" w:before="0"/>
             </w:pPr>
-            <w:hyperlink w:history="1" r:id="rId5csgi2qqbs4mjbnlalxq_">
-              <w:r>
-                <w:rPr>
-                  <w:rFonts w:ascii="Arial" w:cs="Arial" w:eastAsia="Arial" w:hAnsi="Arial"/>
-                  <w:color w:val="2E75B6"/>
-                  <w:sz w:val="16"/>
-                  <w:szCs w:val="16"/>
-                  <w:u w:val="single" w:color="2E75B6"/>
-                </w:rPr>
-                <w:t xml:space="preserve">Van der Weyden, Deposition</w:t>
-              </w:r>
-            </w:hyperlink>
+            <w:r>
+              <w:rPr>
+                <w:rFonts w:ascii="Arial" w:cs="Arial" w:eastAsia="Arial" w:hAnsi="Arial"/>
+                <w:i/>
+                <w:iCs/>
+                <w:color w:val="595959"/>
+                <w:sz w:val="16"/>
+                <w:szCs w:val="16"/>
+              </w:rPr>
+              <w:t xml:space="preserve">No closely matching video in the ARES library for this activity.</w:t>
+            </w:r>
           </w:p>
           <w:p>
             <w:pPr>
               <w:spacing w:after="10" w:before="0"/>
               <w:ind w:left="120"/>
             </w:pPr>
-            <w:r>
-              <w:rPr>
-                <w:rFonts w:ascii="Arial" w:cs="Arial" w:eastAsia="Arial" w:hAnsi="Arial"/>
-                <w:color w:val="595959"/>
-                <w:sz w:val="14"/>
-                <w:szCs w:val="14"/>
-              </w:rPr>
-              <w:t xml:space="preserve">Source: Khan Academy (English - US curriculum)</w:t>
-            </w:r>
-          </w:p>
-          <w:p>
-            <w:pPr>
-              <w:spacing w:after="10" w:before="0"/>
-              <w:ind w:left="120"/>
-            </w:pPr>
-            <w:hyperlink w:history="1" r:id="rIdvv98iyeriqg5cqg2xzryn">
+            <w:hyperlink w:history="1" r:id="rId69xwridr87s_uqigynsxk">
               <w:r>
                 <w:rPr>
                   <w:rFonts w:ascii="Arial" w:cs="Arial" w:eastAsia="Arial" w:hAnsi="Arial"/>
@@ -10051,9 +10267,24 @@
                   <w:szCs w:val="14"/>
                   <w:u w:val="single" w:color="595959"/>
                 </w:rPr>
-                <w:t xml:space="preserve">🔍 Search ARES for similar videos</w:t>
+                <w:t xml:space="preserve">🔍 Search ARES for videos</w:t>
               </w:r>
             </w:hyperlink>
+          </w:p>
+          <w:p>
+            <w:pPr>
+              <w:spacing w:after="10" w:before="0"/>
+              <w:ind w:left="120"/>
+            </w:pPr>
+            <w:r>
+              <w:rPr>
+                <w:rFonts w:ascii="Arial" w:cs="Arial" w:eastAsia="Arial" w:hAnsi="Arial"/>
+                <w:color w:val="595959"/>
+                <w:sz w:val="14"/>
+                <w:szCs w:val="14"/>
+              </w:rPr>
+              <w:t xml:space="preserve">Search terms: excretion plants deposition tissue</w:t>
+            </w:r>
           </w:p>
           <w:p>
             <w:pPr>
@@ -10080,47 +10311,31 @@
                 <w:sz w:val="16"/>
                 <w:szCs w:val="16"/>
               </w:rPr>
-              <w:t xml:space="preserve">📖 HTML:</w:t>
+              <w:t xml:space="preserve">📖 READING:</w:t>
             </w:r>
           </w:p>
           <w:p>
             <w:pPr>
               <w:spacing w:after="20" w:before="0"/>
             </w:pPr>
-            <w:hyperlink w:history="1" r:id="rId7qzuijogzyhgtf9y3wrut">
-              <w:r>
-                <w:rPr>
-                  <w:rFonts w:ascii="Arial" w:cs="Arial" w:eastAsia="Arial" w:hAnsi="Arial"/>
-                  <w:color w:val="2E75B6"/>
-                  <w:sz w:val="16"/>
-                  <w:szCs w:val="16"/>
-                  <w:u w:val="single" w:color="2E75B6"/>
-                </w:rPr>
-                <w:t xml:space="preserve">Deposition by Groundwater (Flexbook)</w:t>
-              </w:r>
-            </w:hyperlink>
+            <w:r>
+              <w:rPr>
+                <w:rFonts w:ascii="Arial" w:cs="Arial" w:eastAsia="Arial" w:hAnsi="Arial"/>
+                <w:i/>
+                <w:iCs/>
+                <w:color w:val="595959"/>
+                <w:sz w:val="16"/>
+                <w:szCs w:val="16"/>
+              </w:rPr>
+              <w:t xml:space="preserve">No closely matching reading in the ARES library for this activity.</w:t>
+            </w:r>
           </w:p>
           <w:p>
             <w:pPr>
               <w:spacing w:after="10" w:before="0"/>
               <w:ind w:left="120"/>
             </w:pPr>
-            <w:r>
-              <w:rPr>
-                <w:rFonts w:ascii="Arial" w:cs="Arial" w:eastAsia="Arial" w:hAnsi="Arial"/>
-                <w:color w:val="595959"/>
-                <w:sz w:val="14"/>
-                <w:szCs w:val="14"/>
-              </w:rPr>
-              <w:t xml:space="preserve">Source: CK-12</w:t>
-            </w:r>
-          </w:p>
-          <w:p>
-            <w:pPr>
-              <w:spacing w:after="10" w:before="0"/>
-              <w:ind w:left="120"/>
-            </w:pPr>
-            <w:hyperlink w:history="1" r:id="rIdecdyv662pj-3lci9on84e">
+            <w:hyperlink w:history="1" r:id="rIdepwf0q8uxirtc25h15ywf">
               <w:r>
                 <w:rPr>
                   <w:rFonts w:ascii="Arial" w:cs="Arial" w:eastAsia="Arial" w:hAnsi="Arial"/>
@@ -10129,9 +10344,24 @@
                   <w:szCs w:val="14"/>
                   <w:u w:val="single" w:color="595959"/>
                 </w:rPr>
-                <w:t xml:space="preserve">🔍 Search ARES for similar readings</w:t>
+                <w:t xml:space="preserve">🔍 Search ARES for readings</w:t>
               </w:r>
             </w:hyperlink>
+          </w:p>
+          <w:p>
+            <w:pPr>
+              <w:spacing w:after="10" w:before="0"/>
+              <w:ind w:left="120"/>
+            </w:pPr>
+            <w:r>
+              <w:rPr>
+                <w:rFonts w:ascii="Arial" w:cs="Arial" w:eastAsia="Arial" w:hAnsi="Arial"/>
+                <w:color w:val="595959"/>
+                <w:sz w:val="14"/>
+                <w:szCs w:val="14"/>
+              </w:rPr>
+              <w:t xml:space="preserve">Search terms: excretion plants deposition tissue</w:t>
+            </w:r>
           </w:p>
         </w:tc>
         <w:tc>
@@ -10632,7 +10862,7 @@
         </w:rPr>
         <w:t xml:space="preserve">© 2026 SeaVuria and ARES. Aligned with KICD objectives. Developed by SeaVuria; technical implementation by ARES (with AI assistance from Claude). Licensed under </w:t>
       </w:r>
-      <w:hyperlink w:history="1" r:id="rId2ptah6xwwccq_cznkzdie">
+      <w:hyperlink w:history="1" r:id="rId5gkphrou1cafz7prua40s">
         <w:r>
           <w:rPr>
             <w:rFonts w:ascii="Arial" w:cs="Arial" w:eastAsia="Arial" w:hAnsi="Arial"/>
@@ -10653,7 +10883,7 @@
         </w:rPr>
         <w:t xml:space="preserve"> (</w:t>
       </w:r>
-      <w:hyperlink w:history="1" r:id="rIdjso22dlg0j668ms2nvjuw">
+      <w:hyperlink w:history="1" r:id="rIdubhxkvignj4ywzk_tx7qo">
         <w:r>
           <w:rPr>
             <w:rFonts w:ascii="Arial" w:cs="Arial" w:eastAsia="Arial" w:hAnsi="Arial"/>
@@ -11666,40 +11896,24 @@
             <w:pPr>
               <w:spacing w:after="20" w:before="0"/>
             </w:pPr>
-            <w:hyperlink w:history="1" r:id="rIdsq1hdgd7f2g0kjjisciko">
-              <w:r>
-                <w:rPr>
-                  <w:rFonts w:ascii="Arial" w:cs="Arial" w:eastAsia="Arial" w:hAnsi="Arial"/>
-                  <w:color w:val="2E75B6"/>
-                  <w:sz w:val="16"/>
-                  <w:szCs w:val="16"/>
-                  <w:u w:val="single" w:color="2E75B6"/>
-                </w:rPr>
-                <w:t xml:space="preserve">Oldenburg, Floor Cake</w:t>
-              </w:r>
-            </w:hyperlink>
+            <w:r>
+              <w:rPr>
+                <w:rFonts w:ascii="Arial" w:cs="Arial" w:eastAsia="Arial" w:hAnsi="Arial"/>
+                <w:i/>
+                <w:iCs/>
+                <w:color w:val="595959"/>
+                <w:sz w:val="16"/>
+                <w:szCs w:val="16"/>
+              </w:rPr>
+              <w:t xml:space="preserve">No closely matching video in the ARES library for this activity.</w:t>
+            </w:r>
           </w:p>
           <w:p>
             <w:pPr>
               <w:spacing w:after="10" w:before="0"/>
               <w:ind w:left="120"/>
             </w:pPr>
-            <w:r>
-              <w:rPr>
-                <w:rFonts w:ascii="Arial" w:cs="Arial" w:eastAsia="Arial" w:hAnsi="Arial"/>
-                <w:color w:val="595959"/>
-                <w:sz w:val="14"/>
-                <w:szCs w:val="14"/>
-              </w:rPr>
-              <w:t xml:space="preserve">Source: Khan Academy (English - US curriculum)</w:t>
-            </w:r>
-          </w:p>
-          <w:p>
-            <w:pPr>
-              <w:spacing w:after="10" w:before="0"/>
-              <w:ind w:left="120"/>
-            </w:pPr>
-            <w:hyperlink w:history="1" r:id="rIdx4ncnftco0dpcxm1xhn-i">
+            <w:hyperlink w:history="1" r:id="rIdzkpzzywk5gu3cohffibbj">
               <w:r>
                 <w:rPr>
                   <w:rFonts w:ascii="Arial" w:cs="Arial" w:eastAsia="Arial" w:hAnsi="Arial"/>
@@ -11708,9 +11922,24 @@
                   <w:szCs w:val="14"/>
                   <w:u w:val="single" w:color="595959"/>
                 </w:rPr>
-                <w:t xml:space="preserve">🔍 Search ARES for similar videos</w:t>
+                <w:t xml:space="preserve">🔍 Search ARES for videos</w:t>
               </w:r>
             </w:hyperlink>
+          </w:p>
+          <w:p>
+            <w:pPr>
+              <w:spacing w:after="10" w:before="0"/>
+              <w:ind w:left="120"/>
+            </w:pPr>
+            <w:r>
+              <w:rPr>
+                <w:rFonts w:ascii="Arial" w:cs="Arial" w:eastAsia="Arial" w:hAnsi="Arial"/>
+                <w:color w:val="595959"/>
+                <w:sz w:val="14"/>
+                <w:szCs w:val="14"/>
+              </w:rPr>
+              <w:t xml:space="preserve">Search terms: excretion plants latex tannins</w:t>
+            </w:r>
           </w:p>
           <w:p>
             <w:pPr>
@@ -11761,7 +11990,7 @@
               <w:spacing w:after="10" w:before="0"/>
               <w:ind w:left="120"/>
             </w:pPr>
-            <w:hyperlink w:history="1" r:id="rId1pgf6lqdhyvoar40tyjbv">
+            <w:hyperlink w:history="1" r:id="rIdtkzm6rgk7ehgxfgatecai">
               <w:r>
                 <w:rPr>
                   <w:rFonts w:ascii="Arial" w:cs="Arial" w:eastAsia="Arial" w:hAnsi="Arial"/>
@@ -11971,40 +12200,24 @@
             <w:pPr>
               <w:spacing w:after="20" w:before="0"/>
             </w:pPr>
-            <w:hyperlink w:history="1" r:id="rIdmmgkylaasauflwoolo8ns">
-              <w:r>
-                <w:rPr>
-                  <w:rFonts w:ascii="Arial" w:cs="Arial" w:eastAsia="Arial" w:hAnsi="Arial"/>
-                  <w:color w:val="2E75B6"/>
-                  <w:sz w:val="16"/>
-                  <w:szCs w:val="16"/>
-                  <w:u w:val="single" w:color="2E75B6"/>
-                </w:rPr>
-                <w:t xml:space="preserve">Hesse, Untitled (Rope Piece)</w:t>
-              </w:r>
-            </w:hyperlink>
+            <w:r>
+              <w:rPr>
+                <w:rFonts w:ascii="Arial" w:cs="Arial" w:eastAsia="Arial" w:hAnsi="Arial"/>
+                <w:i/>
+                <w:iCs/>
+                <w:color w:val="595959"/>
+                <w:sz w:val="16"/>
+                <w:szCs w:val="16"/>
+              </w:rPr>
+              <w:t xml:space="preserve">No closely matching video in the ARES library for this activity.</w:t>
+            </w:r>
           </w:p>
           <w:p>
             <w:pPr>
               <w:spacing w:after="10" w:before="0"/>
               <w:ind w:left="120"/>
             </w:pPr>
-            <w:r>
-              <w:rPr>
-                <w:rFonts w:ascii="Arial" w:cs="Arial" w:eastAsia="Arial" w:hAnsi="Arial"/>
-                <w:color w:val="595959"/>
-                <w:sz w:val="14"/>
-                <w:szCs w:val="14"/>
-              </w:rPr>
-              <w:t xml:space="preserve">Source: Khan Academy (English - US curriculum)</w:t>
-            </w:r>
-          </w:p>
-          <w:p>
-            <w:pPr>
-              <w:spacing w:after="10" w:before="0"/>
-              <w:ind w:left="120"/>
-            </w:pPr>
-            <w:hyperlink w:history="1" r:id="rIdv8zre5ctvvex_n-iyl3-0">
+            <w:hyperlink w:history="1" r:id="rIdxq0zecbt6sdv1hsobeyly">
               <w:r>
                 <w:rPr>
                   <w:rFonts w:ascii="Arial" w:cs="Arial" w:eastAsia="Arial" w:hAnsi="Arial"/>
@@ -12013,9 +12226,24 @@
                   <w:szCs w:val="14"/>
                   <w:u w:val="single" w:color="595959"/>
                 </w:rPr>
-                <w:t xml:space="preserve">🔍 Search ARES for similar videos</w:t>
+                <w:t xml:space="preserve">🔍 Search ARES for videos</w:t>
               </w:r>
             </w:hyperlink>
+          </w:p>
+          <w:p>
+            <w:pPr>
+              <w:spacing w:after="10" w:before="0"/>
+              <w:ind w:left="120"/>
+            </w:pPr>
+            <w:r>
+              <w:rPr>
+                <w:rFonts w:ascii="Arial" w:cs="Arial" w:eastAsia="Arial" w:hAnsi="Arial"/>
+                <w:color w:val="595959"/>
+                <w:sz w:val="14"/>
+                <w:szCs w:val="14"/>
+              </w:rPr>
+              <w:t xml:space="preserve">Search terms: excretion plants latex tannins</w:t>
+            </w:r>
           </w:p>
           <w:p>
             <w:pPr>
@@ -12066,7 +12294,7 @@
               <w:spacing w:after="10" w:before="0"/>
               <w:ind w:left="120"/>
             </w:pPr>
-            <w:hyperlink w:history="1" r:id="rIdhs6y66xld5ejgdudrmvn7">
+            <w:hyperlink w:history="1" r:id="rId1xan_y6pvlh3i3h_pp-td">
               <w:r>
                 <w:rPr>
                   <w:rFonts w:ascii="Arial" w:cs="Arial" w:eastAsia="Arial" w:hAnsi="Arial"/>
@@ -12276,40 +12504,24 @@
             <w:pPr>
               <w:spacing w:after="20" w:before="0"/>
             </w:pPr>
-            <w:hyperlink w:history="1" r:id="rIdi9e8nnw6p-hkcgoqjtpjr">
-              <w:r>
-                <w:rPr>
-                  <w:rFonts w:ascii="Arial" w:cs="Arial" w:eastAsia="Arial" w:hAnsi="Arial"/>
-                  <w:color w:val="2E75B6"/>
-                  <w:sz w:val="16"/>
-                  <w:szCs w:val="16"/>
-                  <w:u w:val="single" w:color="2E75B6"/>
-                </w:rPr>
-                <w:t xml:space="preserve">Oldenburg, Floor Cake</w:t>
-              </w:r>
-            </w:hyperlink>
+            <w:r>
+              <w:rPr>
+                <w:rFonts w:ascii="Arial" w:cs="Arial" w:eastAsia="Arial" w:hAnsi="Arial"/>
+                <w:i/>
+                <w:iCs/>
+                <w:color w:val="595959"/>
+                <w:sz w:val="16"/>
+                <w:szCs w:val="16"/>
+              </w:rPr>
+              <w:t xml:space="preserve">No closely matching video in the ARES library for this activity.</w:t>
+            </w:r>
           </w:p>
           <w:p>
             <w:pPr>
               <w:spacing w:after="10" w:before="0"/>
               <w:ind w:left="120"/>
             </w:pPr>
-            <w:r>
-              <w:rPr>
-                <w:rFonts w:ascii="Arial" w:cs="Arial" w:eastAsia="Arial" w:hAnsi="Arial"/>
-                <w:color w:val="595959"/>
-                <w:sz w:val="14"/>
-                <w:szCs w:val="14"/>
-              </w:rPr>
-              <w:t xml:space="preserve">Source: Khan Academy (English - US curriculum)</w:t>
-            </w:r>
-          </w:p>
-          <w:p>
-            <w:pPr>
-              <w:spacing w:after="10" w:before="0"/>
-              <w:ind w:left="120"/>
-            </w:pPr>
-            <w:hyperlink w:history="1" r:id="rIddq2neopvw09o5oolv7gln">
+            <w:hyperlink w:history="1" r:id="rId5k9c8_2tptjtwsrrgzbym">
               <w:r>
                 <w:rPr>
                   <w:rFonts w:ascii="Arial" w:cs="Arial" w:eastAsia="Arial" w:hAnsi="Arial"/>
@@ -12318,9 +12530,24 @@
                   <w:szCs w:val="14"/>
                   <w:u w:val="single" w:color="595959"/>
                 </w:rPr>
-                <w:t xml:space="preserve">🔍 Search ARES for similar videos</w:t>
+                <w:t xml:space="preserve">🔍 Search ARES for videos</w:t>
               </w:r>
             </w:hyperlink>
+          </w:p>
+          <w:p>
+            <w:pPr>
+              <w:spacing w:after="10" w:before="0"/>
+              <w:ind w:left="120"/>
+            </w:pPr>
+            <w:r>
+              <w:rPr>
+                <w:rFonts w:ascii="Arial" w:cs="Arial" w:eastAsia="Arial" w:hAnsi="Arial"/>
+                <w:color w:val="595959"/>
+                <w:sz w:val="14"/>
+                <w:szCs w:val="14"/>
+              </w:rPr>
+              <w:t xml:space="preserve">Search terms: excretion plants latex tannins</w:t>
+            </w:r>
           </w:p>
           <w:p>
             <w:pPr>
@@ -12371,7 +12598,7 @@
               <w:spacing w:after="10" w:before="0"/>
               <w:ind w:left="120"/>
             </w:pPr>
-            <w:hyperlink w:history="1" r:id="rIdbqvfeai3ur-ka2jlzpbmf">
+            <w:hyperlink w:history="1" r:id="rId4ywsq6a-znbgfxtcuruqm">
               <w:r>
                 <w:rPr>
                   <w:rFonts w:ascii="Arial" w:cs="Arial" w:eastAsia="Arial" w:hAnsi="Arial"/>
@@ -12581,40 +12808,24 @@
             <w:pPr>
               <w:spacing w:after="20" w:before="0"/>
             </w:pPr>
-            <w:hyperlink w:history="1" r:id="rId8ruwjw_kqdl7o7bqcz3p2">
-              <w:r>
-                <w:rPr>
-                  <w:rFonts w:ascii="Arial" w:cs="Arial" w:eastAsia="Arial" w:hAnsi="Arial"/>
-                  <w:color w:val="2E75B6"/>
-                  <w:sz w:val="16"/>
-                  <w:szCs w:val="16"/>
-                  <w:u w:val="single" w:color="2E75B6"/>
-                </w:rPr>
-                <w:t xml:space="preserve">Oldenburg, Floor Cake</w:t>
-              </w:r>
-            </w:hyperlink>
+            <w:r>
+              <w:rPr>
+                <w:rFonts w:ascii="Arial" w:cs="Arial" w:eastAsia="Arial" w:hAnsi="Arial"/>
+                <w:i/>
+                <w:iCs/>
+                <w:color w:val="595959"/>
+                <w:sz w:val="16"/>
+                <w:szCs w:val="16"/>
+              </w:rPr>
+              <w:t xml:space="preserve">No closely matching video in the ARES library for this activity.</w:t>
+            </w:r>
           </w:p>
           <w:p>
             <w:pPr>
               <w:spacing w:after="10" w:before="0"/>
               <w:ind w:left="120"/>
             </w:pPr>
-            <w:r>
-              <w:rPr>
-                <w:rFonts w:ascii="Arial" w:cs="Arial" w:eastAsia="Arial" w:hAnsi="Arial"/>
-                <w:color w:val="595959"/>
-                <w:sz w:val="14"/>
-                <w:szCs w:val="14"/>
-              </w:rPr>
-              <w:t xml:space="preserve">Source: Khan Academy (English - US curriculum)</w:t>
-            </w:r>
-          </w:p>
-          <w:p>
-            <w:pPr>
-              <w:spacing w:after="10" w:before="0"/>
-              <w:ind w:left="120"/>
-            </w:pPr>
-            <w:hyperlink w:history="1" r:id="rIdlslurox_pm7ofygw4xsne">
+            <w:hyperlink w:history="1" r:id="rIdf0xojpcuhuwo5dtrfjkay">
               <w:r>
                 <w:rPr>
                   <w:rFonts w:ascii="Arial" w:cs="Arial" w:eastAsia="Arial" w:hAnsi="Arial"/>
@@ -12623,9 +12834,24 @@
                   <w:szCs w:val="14"/>
                   <w:u w:val="single" w:color="595959"/>
                 </w:rPr>
-                <w:t xml:space="preserve">🔍 Search ARES for similar videos</w:t>
+                <w:t xml:space="preserve">🔍 Search ARES for videos</w:t>
               </w:r>
             </w:hyperlink>
+          </w:p>
+          <w:p>
+            <w:pPr>
+              <w:spacing w:after="10" w:before="0"/>
+              <w:ind w:left="120"/>
+            </w:pPr>
+            <w:r>
+              <w:rPr>
+                <w:rFonts w:ascii="Arial" w:cs="Arial" w:eastAsia="Arial" w:hAnsi="Arial"/>
+                <w:color w:val="595959"/>
+                <w:sz w:val="14"/>
+                <w:szCs w:val="14"/>
+              </w:rPr>
+              <w:t xml:space="preserve">Search terms: excretion plants latex tannins</w:t>
+            </w:r>
           </w:p>
           <w:p>
             <w:pPr>
@@ -12676,7 +12902,7 @@
               <w:spacing w:after="10" w:before="0"/>
               <w:ind w:left="120"/>
             </w:pPr>
-            <w:hyperlink w:history="1" r:id="rId6t0gre_azos4dh5_jq-cw">
+            <w:hyperlink w:history="1" r:id="rIdhj2di4zzkweelyuhm_jel">
               <w:r>
                 <w:rPr>
                   <w:rFonts w:ascii="Arial" w:cs="Arial" w:eastAsia="Arial" w:hAnsi="Arial"/>
@@ -12886,40 +13112,24 @@
             <w:pPr>
               <w:spacing w:after="20" w:before="0"/>
             </w:pPr>
-            <w:hyperlink w:history="1" r:id="rIdrehi3qbvioy4_hgbpz6b4">
-              <w:r>
-                <w:rPr>
-                  <w:rFonts w:ascii="Arial" w:cs="Arial" w:eastAsia="Arial" w:hAnsi="Arial"/>
-                  <w:color w:val="2E75B6"/>
-                  <w:sz w:val="16"/>
-                  <w:szCs w:val="16"/>
-                  <w:u w:val="single" w:color="2E75B6"/>
-                </w:rPr>
-                <w:t xml:space="preserve">Oldenburg, Floor Cake</w:t>
-              </w:r>
-            </w:hyperlink>
+            <w:r>
+              <w:rPr>
+                <w:rFonts w:ascii="Arial" w:cs="Arial" w:eastAsia="Arial" w:hAnsi="Arial"/>
+                <w:i/>
+                <w:iCs/>
+                <w:color w:val="595959"/>
+                <w:sz w:val="16"/>
+                <w:szCs w:val="16"/>
+              </w:rPr>
+              <w:t xml:space="preserve">No closely matching video in the ARES library for this activity.</w:t>
+            </w:r>
           </w:p>
           <w:p>
             <w:pPr>
               <w:spacing w:after="10" w:before="0"/>
               <w:ind w:left="120"/>
             </w:pPr>
-            <w:r>
-              <w:rPr>
-                <w:rFonts w:ascii="Arial" w:cs="Arial" w:eastAsia="Arial" w:hAnsi="Arial"/>
-                <w:color w:val="595959"/>
-                <w:sz w:val="14"/>
-                <w:szCs w:val="14"/>
-              </w:rPr>
-              <w:t xml:space="preserve">Source: Khan Academy (English - US curriculum)</w:t>
-            </w:r>
-          </w:p>
-          <w:p>
-            <w:pPr>
-              <w:spacing w:after="10" w:before="0"/>
-              <w:ind w:left="120"/>
-            </w:pPr>
-            <w:hyperlink w:history="1" r:id="rIdror-fbhnjaspp64otlgqc">
+            <w:hyperlink w:history="1" r:id="rIdyirk_oz8s4mtbm1oahfry">
               <w:r>
                 <w:rPr>
                   <w:rFonts w:ascii="Arial" w:cs="Arial" w:eastAsia="Arial" w:hAnsi="Arial"/>
@@ -12928,9 +13138,24 @@
                   <w:szCs w:val="14"/>
                   <w:u w:val="single" w:color="595959"/>
                 </w:rPr>
-                <w:t xml:space="preserve">🔍 Search ARES for similar videos</w:t>
+                <w:t xml:space="preserve">🔍 Search ARES for videos</w:t>
               </w:r>
             </w:hyperlink>
+          </w:p>
+          <w:p>
+            <w:pPr>
+              <w:spacing w:after="10" w:before="0"/>
+              <w:ind w:left="120"/>
+            </w:pPr>
+            <w:r>
+              <w:rPr>
+                <w:rFonts w:ascii="Arial" w:cs="Arial" w:eastAsia="Arial" w:hAnsi="Arial"/>
+                <w:color w:val="595959"/>
+                <w:sz w:val="14"/>
+                <w:szCs w:val="14"/>
+              </w:rPr>
+              <w:t xml:space="preserve">Search terms: excretion plants latex tannins</w:t>
+            </w:r>
           </w:p>
           <w:p>
             <w:pPr>
@@ -12981,7 +13206,7 @@
               <w:spacing w:after="10" w:before="0"/>
               <w:ind w:left="120"/>
             </w:pPr>
-            <w:hyperlink w:history="1" r:id="rId50yl7bdbsz14qcrpxyosc">
+            <w:hyperlink w:history="1" r:id="rIdstt3hqfwypzdgfy_rm-ht">
               <w:r>
                 <w:rPr>
                   <w:rFonts w:ascii="Arial" w:cs="Arial" w:eastAsia="Arial" w:hAnsi="Arial"/>
@@ -13508,7 +13733,7 @@
         </w:rPr>
         <w:t xml:space="preserve">© 2026 SeaVuria and ARES. Aligned with KICD objectives. Developed by SeaVuria; technical implementation by ARES (with AI assistance from Claude). Licensed under </w:t>
       </w:r>
-      <w:hyperlink w:history="1" r:id="rIdxfrv7x-tsud_bkl9ggr90">
+      <w:hyperlink w:history="1" r:id="rId390-tixhcwrvxe3y0n4io">
         <w:r>
           <w:rPr>
             <w:rFonts w:ascii="Arial" w:cs="Arial" w:eastAsia="Arial" w:hAnsi="Arial"/>
@@ -13529,7 +13754,7 @@
         </w:rPr>
         <w:t xml:space="preserve"> (</w:t>
       </w:r>
-      <w:hyperlink w:history="1" r:id="rIdfxzuc-_rgjudwpna8yjhu">
+      <w:hyperlink w:history="1" r:id="rIdih5qqtskt2jaxjjvrfogf">
         <w:r>
           <w:rPr>
             <w:rFonts w:ascii="Arial" w:cs="Arial" w:eastAsia="Arial" w:hAnsi="Arial"/>
@@ -14559,7 +14784,7 @@
               <w:spacing w:after="10" w:before="0"/>
               <w:ind w:left="120"/>
             </w:pPr>
-            <w:hyperlink w:history="1" r:id="rIdyz_7tiiiama1cnm2s-gr0">
+            <w:hyperlink w:history="1" r:id="rId8lagukuvi2ndtwauxd1xg">
               <w:r>
                 <w:rPr>
                   <w:rFonts w:ascii="Arial" w:cs="Arial" w:eastAsia="Arial" w:hAnsi="Arial"/>
@@ -14636,7 +14861,7 @@
               <w:spacing w:after="10" w:before="0"/>
               <w:ind w:left="120"/>
             </w:pPr>
-            <w:hyperlink w:history="1" r:id="rIdbcjqitd4wrfenr--gql8u">
+            <w:hyperlink w:history="1" r:id="rId9mo-txjmifln74bery_3c">
               <w:r>
                 <w:rPr>
                   <w:rFonts w:ascii="Arial" w:cs="Arial" w:eastAsia="Arial" w:hAnsi="Arial"/>
@@ -14863,7 +15088,7 @@
               <w:spacing w:after="10" w:before="0"/>
               <w:ind w:left="120"/>
             </w:pPr>
-            <w:hyperlink w:history="1" r:id="rIdoakswheorlghtzlobzcov">
+            <w:hyperlink w:history="1" r:id="rIdc5j06rsodjek4cskbom4h">
               <w:r>
                 <w:rPr>
                   <w:rFonts w:ascii="Arial" w:cs="Arial" w:eastAsia="Arial" w:hAnsi="Arial"/>
@@ -14940,7 +15165,7 @@
               <w:spacing w:after="10" w:before="0"/>
               <w:ind w:left="120"/>
             </w:pPr>
-            <w:hyperlink w:history="1" r:id="rIdepog1cybi22x0l4dto52x">
+            <w:hyperlink w:history="1" r:id="rIdrh-uixzin0bd4t2-dyoo_">
               <w:r>
                 <w:rPr>
                   <w:rFonts w:ascii="Arial" w:cs="Arial" w:eastAsia="Arial" w:hAnsi="Arial"/>
@@ -15167,7 +15392,7 @@
               <w:spacing w:after="10" w:before="0"/>
               <w:ind w:left="120"/>
             </w:pPr>
-            <w:hyperlink w:history="1" r:id="rIdt0hbf5gj5l_15uzw8ttoc">
+            <w:hyperlink w:history="1" r:id="rIdxkzrrkrnvdmcpxpks1of-">
               <w:r>
                 <w:rPr>
                   <w:rFonts w:ascii="Arial" w:cs="Arial" w:eastAsia="Arial" w:hAnsi="Arial"/>
@@ -15244,7 +15469,7 @@
               <w:spacing w:after="10" w:before="0"/>
               <w:ind w:left="120"/>
             </w:pPr>
-            <w:hyperlink w:history="1" r:id="rIdroca13m-sotf6tezi1miz">
+            <w:hyperlink w:history="1" r:id="rIdv-blrgwxy7dillwpxoznw">
               <w:r>
                 <w:rPr>
                   <w:rFonts w:ascii="Arial" w:cs="Arial" w:eastAsia="Arial" w:hAnsi="Arial"/>
@@ -15471,7 +15696,7 @@
               <w:spacing w:after="10" w:before="0"/>
               <w:ind w:left="120"/>
             </w:pPr>
-            <w:hyperlink w:history="1" r:id="rIdimgf3iyp49vo6y2vt1lfi">
+            <w:hyperlink w:history="1" r:id="rIdsxxoj04apqjdfxvf_6bmy">
               <w:r>
                 <w:rPr>
                   <w:rFonts w:ascii="Arial" w:cs="Arial" w:eastAsia="Arial" w:hAnsi="Arial"/>
@@ -15548,7 +15773,7 @@
               <w:spacing w:after="10" w:before="0"/>
               <w:ind w:left="120"/>
             </w:pPr>
-            <w:hyperlink w:history="1" r:id="rIdswx65osqx34loml0ajykz">
+            <w:hyperlink w:history="1" r:id="rIdgofceckfpfsdhv3o2x0ad">
               <w:r>
                 <w:rPr>
                   <w:rFonts w:ascii="Arial" w:cs="Arial" w:eastAsia="Arial" w:hAnsi="Arial"/>
@@ -15775,7 +16000,7 @@
               <w:spacing w:after="10" w:before="0"/>
               <w:ind w:left="120"/>
             </w:pPr>
-            <w:hyperlink w:history="1" r:id="rIdg_oziowbpc4vbbd_gobrf">
+            <w:hyperlink w:history="1" r:id="rIdtkbnkrzk361gjgevmlfxl">
               <w:r>
                 <w:rPr>
                   <w:rFonts w:ascii="Arial" w:cs="Arial" w:eastAsia="Arial" w:hAnsi="Arial"/>
@@ -15852,7 +16077,7 @@
               <w:spacing w:after="10" w:before="0"/>
               <w:ind w:left="120"/>
             </w:pPr>
-            <w:hyperlink w:history="1" r:id="rIdpxfba8uhnkfxkobnfwfuk">
+            <w:hyperlink w:history="1" r:id="rId1ahaadbdkryudtqsqsa8k">
               <w:r>
                 <w:rPr>
                   <w:rFonts w:ascii="Arial" w:cs="Arial" w:eastAsia="Arial" w:hAnsi="Arial"/>
@@ -16379,7 +16604,7 @@
         </w:rPr>
         <w:t xml:space="preserve">© 2026 SeaVuria and ARES. Aligned with KICD objectives. Developed by SeaVuria; technical implementation by ARES (with AI assistance from Claude). Licensed under </w:t>
       </w:r>
-      <w:hyperlink w:history="1" r:id="rId2zd0blkqjvjgzdnhxnt7e">
+      <w:hyperlink w:history="1" r:id="rIdu6lwew0ioue9qis5kmkl5">
         <w:r>
           <w:rPr>
             <w:rFonts w:ascii="Arial" w:cs="Arial" w:eastAsia="Arial" w:hAnsi="Arial"/>
@@ -16400,7 +16625,7 @@
         </w:rPr>
         <w:t xml:space="preserve"> (</w:t>
       </w:r>
-      <w:hyperlink w:history="1" r:id="rIdrtlauhn09ftnimseljb3t">
+      <w:hyperlink w:history="1" r:id="rIdnlawmjjhvxx6vytk2qa5i">
         <w:r>
           <w:rPr>
             <w:rFonts w:ascii="Arial" w:cs="Arial" w:eastAsia="Arial" w:hAnsi="Arial"/>

--- a/data/outputs/v2/Grade11/Biology/Lesson_Plans/SS2.3_Excretion_in_Plants/Biology_Excretion_in_Plants_CBE_LessonSequence.docx
+++ b/data/outputs/v2/Grade11/Biology/Lesson_Plans/SS2.3_Excretion_in_Plants/Biology_Excretion_in_Plants_CBE_LessonSequence.docx
@@ -1976,7 +1976,7 @@
         </w:rPr>
         <w:t xml:space="preserve">© 2026 SeaVuria and ARES. This work is licensed under a </w:t>
       </w:r>
-      <w:hyperlink w:history="1" r:id="rIdki1cu8cjkg8buk39ro2cs">
+      <w:hyperlink w:history="1" r:id="rIdi9a_vcrlp-zu49ll4yifx">
         <w:r>
           <w:rPr>
             <w:rFonts w:ascii="Arial" w:cs="Arial" w:eastAsia="Arial" w:hAnsi="Arial"/>
@@ -1996,7 +1996,7 @@
         </w:rPr>
         <w:t xml:space="preserve"> (</w:t>
       </w:r>
-      <w:hyperlink w:history="1" r:id="rIdjjlek-y4duziw284p_up5">
+      <w:hyperlink w:history="1" r:id="rIde0b0btdaz_8omdstffjv3">
         <w:r>
           <w:rPr>
             <w:rFonts w:ascii="Arial" w:cs="Arial" w:eastAsia="Arial" w:hAnsi="Arial"/>
@@ -2016,7 +2016,7 @@
         </w:rPr>
         <w:t xml:space="preserve">). To view a copy of this license, visit </w:t>
       </w:r>
-      <w:hyperlink w:history="1" r:id="rId1c6ficp_pyk7klhyyxw4o">
+      <w:hyperlink w:history="1" r:id="rId00xnpt3bepaj_8n2twpx3">
         <w:r>
           <w:rPr>
             <w:rFonts w:ascii="Arial" w:cs="Arial" w:eastAsia="Arial" w:hAnsi="Arial"/>
@@ -3028,7 +3028,7 @@
             <w:pPr>
               <w:spacing w:after="20" w:before="0"/>
             </w:pPr>
-            <w:hyperlink w:history="1" r:id="rIdm_qhvt8kgq1mxcn41byyw">
+            <w:hyperlink w:history="1" r:id="rIdavslqnvmomnj7cuhiy_5b">
               <w:r>
                 <w:rPr>
                   <w:rFonts w:ascii="Arial" w:cs="Arial" w:eastAsia="Arial" w:hAnsi="Arial"/>
@@ -3077,7 +3077,7 @@
               <w:spacing w:after="10" w:before="0"/>
               <w:ind w:left="120"/>
             </w:pPr>
-            <w:hyperlink w:history="1" r:id="rIdhwosmlzzsy1d-fyvstttd">
+            <w:hyperlink w:history="1" r:id="rIdsuupzgpodauxw15y_j91a">
               <w:r>
                 <w:rPr>
                   <w:rFonts w:ascii="Arial" w:cs="Arial" w:eastAsia="Arial" w:hAnsi="Arial"/>
@@ -3139,7 +3139,7 @@
               <w:spacing w:after="10" w:before="0"/>
               <w:ind w:left="120"/>
             </w:pPr>
-            <w:hyperlink w:history="1" r:id="rIdd3wjf5iykqsrpp-obikq3">
+            <w:hyperlink w:history="1" r:id="rIdbhumvgcrt1kxvjhyfeisk">
               <w:r>
                 <w:rPr>
                   <w:rFonts w:ascii="Arial" w:cs="Arial" w:eastAsia="Arial" w:hAnsi="Arial"/>
@@ -3349,7 +3349,7 @@
             <w:pPr>
               <w:spacing w:after="20" w:before="0"/>
             </w:pPr>
-            <w:hyperlink w:history="1" r:id="rIdtmjhpd9ni5k2hp05t7x_f">
+            <w:hyperlink w:history="1" r:id="rIdkrhas9fxnmzfsbqegc2gn">
               <w:r>
                 <w:rPr>
                   <w:rFonts w:ascii="Arial" w:cs="Arial" w:eastAsia="Arial" w:hAnsi="Arial"/>
@@ -3398,7 +3398,7 @@
               <w:spacing w:after="10" w:before="0"/>
               <w:ind w:left="120"/>
             </w:pPr>
-            <w:hyperlink w:history="1" r:id="rIdihy88o7mivyxl1ava1-sg">
+            <w:hyperlink w:history="1" r:id="rIdaor53ab4br4twhgs0ze0c">
               <w:r>
                 <w:rPr>
                   <w:rFonts w:ascii="Arial" w:cs="Arial" w:eastAsia="Arial" w:hAnsi="Arial"/>
@@ -3460,7 +3460,7 @@
               <w:spacing w:after="10" w:before="0"/>
               <w:ind w:left="120"/>
             </w:pPr>
-            <w:hyperlink w:history="1" r:id="rId1q3gqu280l20bj8yb-p5_">
+            <w:hyperlink w:history="1" r:id="rIdmdfyoffbv7dzwu0vwlkia">
               <w:r>
                 <w:rPr>
                   <w:rFonts w:ascii="Arial" w:cs="Arial" w:eastAsia="Arial" w:hAnsi="Arial"/>
@@ -3670,7 +3670,7 @@
             <w:pPr>
               <w:spacing w:after="20" w:before="0"/>
             </w:pPr>
-            <w:hyperlink w:history="1" r:id="rIdsskrswp91p_gn4iuaus71">
+            <w:hyperlink w:history="1" r:id="rIdnxrykt9bag2glctntfq5y">
               <w:r>
                 <w:rPr>
                   <w:rFonts w:ascii="Arial" w:cs="Arial" w:eastAsia="Arial" w:hAnsi="Arial"/>
@@ -3719,7 +3719,7 @@
               <w:spacing w:after="10" w:before="0"/>
               <w:ind w:left="120"/>
             </w:pPr>
-            <w:hyperlink w:history="1" r:id="rIdslkrivkfvw_fvdulbzoc0">
+            <w:hyperlink w:history="1" r:id="rIdxo2rfbzj0zwv5nxyqnmuq">
               <w:r>
                 <w:rPr>
                   <w:rFonts w:ascii="Arial" w:cs="Arial" w:eastAsia="Arial" w:hAnsi="Arial"/>
@@ -3781,7 +3781,7 @@
               <w:spacing w:after="10" w:before="0"/>
               <w:ind w:left="120"/>
             </w:pPr>
-            <w:hyperlink w:history="1" r:id="rIdinjy36bjs44fjgox-a5vz">
+            <w:hyperlink w:history="1" r:id="rIdw_emes4cq4kzvxj-utz7t">
               <w:r>
                 <w:rPr>
                   <w:rFonts w:ascii="Arial" w:cs="Arial" w:eastAsia="Arial" w:hAnsi="Arial"/>
@@ -3991,7 +3991,7 @@
             <w:pPr>
               <w:spacing w:after="20" w:before="0"/>
             </w:pPr>
-            <w:hyperlink w:history="1" r:id="rIdgzpiqzgvshdzzdqrq72tz">
+            <w:hyperlink w:history="1" r:id="rId9-802au8euwwirqjqdpqz">
               <w:r>
                 <w:rPr>
                   <w:rFonts w:ascii="Arial" w:cs="Arial" w:eastAsia="Arial" w:hAnsi="Arial"/>
@@ -4040,7 +4040,7 @@
               <w:spacing w:after="10" w:before="0"/>
               <w:ind w:left="120"/>
             </w:pPr>
-            <w:hyperlink w:history="1" r:id="rIdqnbq9_fqqquhslwbcw5pq">
+            <w:hyperlink w:history="1" r:id="rIdkf_qvsy620rjd6nva8dbe">
               <w:r>
                 <w:rPr>
                   <w:rFonts w:ascii="Arial" w:cs="Arial" w:eastAsia="Arial" w:hAnsi="Arial"/>
@@ -4102,7 +4102,7 @@
               <w:spacing w:after="10" w:before="0"/>
               <w:ind w:left="120"/>
             </w:pPr>
-            <w:hyperlink w:history="1" r:id="rIdp35dgi2aflzbvcx5iiqqd">
+            <w:hyperlink w:history="1" r:id="rIduhrgt_whyoln0ten559pg">
               <w:r>
                 <w:rPr>
                   <w:rFonts w:ascii="Arial" w:cs="Arial" w:eastAsia="Arial" w:hAnsi="Arial"/>
@@ -4312,7 +4312,7 @@
             <w:pPr>
               <w:spacing w:after="20" w:before="0"/>
             </w:pPr>
-            <w:hyperlink w:history="1" r:id="rIdx34v9tkqf3ooty1ddlclh">
+            <w:hyperlink w:history="1" r:id="rIdd-x1ewgevnbhiwqwttjtc">
               <w:r>
                 <w:rPr>
                   <w:rFonts w:ascii="Arial" w:cs="Arial" w:eastAsia="Arial" w:hAnsi="Arial"/>
@@ -4361,7 +4361,7 @@
               <w:spacing w:after="10" w:before="0"/>
               <w:ind w:left="120"/>
             </w:pPr>
-            <w:hyperlink w:history="1" r:id="rIdotmmzm2iiuymkuof1m6bu">
+            <w:hyperlink w:history="1" r:id="rIdfmrrahnqvjenpcjaob5-6">
               <w:r>
                 <w:rPr>
                   <w:rFonts w:ascii="Arial" w:cs="Arial" w:eastAsia="Arial" w:hAnsi="Arial"/>
@@ -4423,7 +4423,7 @@
               <w:spacing w:after="10" w:before="0"/>
               <w:ind w:left="120"/>
             </w:pPr>
-            <w:hyperlink w:history="1" r:id="rId7tylukmzcoihm2vsg1kc5">
+            <w:hyperlink w:history="1" r:id="rId22lg9wmikybqqdq8kdtsx">
               <w:r>
                 <w:rPr>
                   <w:rFonts w:ascii="Arial" w:cs="Arial" w:eastAsia="Arial" w:hAnsi="Arial"/>
@@ -4950,7 +4950,7 @@
         </w:rPr>
         <w:t xml:space="preserve">© 2026 SeaVuria and ARES. Aligned with KICD objectives. Developed by SeaVuria; technical implementation by ARES (with AI assistance from Claude). Licensed under </w:t>
       </w:r>
-      <w:hyperlink w:history="1" r:id="rIdpts25ux7n6qplw93_pois">
+      <w:hyperlink w:history="1" r:id="rIdg5vey3qsjtrtymyrgaiya">
         <w:r>
           <w:rPr>
             <w:rFonts w:ascii="Arial" w:cs="Arial" w:eastAsia="Arial" w:hAnsi="Arial"/>
@@ -4971,7 +4971,7 @@
         </w:rPr>
         <w:t xml:space="preserve"> (</w:t>
       </w:r>
-      <w:hyperlink w:history="1" r:id="rIdcder81t19qbnvyidehims">
+      <w:hyperlink w:history="1" r:id="rId9uuzin0wex08u4oraalkl">
         <w:r>
           <w:rPr>
             <w:rFonts w:ascii="Arial" w:cs="Arial" w:eastAsia="Arial" w:hAnsi="Arial"/>
@@ -5984,7 +5984,7 @@
             <w:pPr>
               <w:spacing w:after="20" w:before="0"/>
             </w:pPr>
-            <w:hyperlink w:history="1" r:id="rIdgponqbdmpzeo7k4mxv6fw">
+            <w:hyperlink w:history="1" r:id="rIdytg-r4nesr8on_9hyirx8">
               <w:r>
                 <w:rPr>
                   <w:rFonts w:ascii="Arial" w:cs="Arial" w:eastAsia="Arial" w:hAnsi="Arial"/>
@@ -6033,7 +6033,7 @@
               <w:spacing w:after="10" w:before="0"/>
               <w:ind w:left="120"/>
             </w:pPr>
-            <w:hyperlink w:history="1" r:id="rIdrfypqwfbfe5ppbmet6k03">
+            <w:hyperlink w:history="1" r:id="rId9sgdvrs-hei7r6qrx3-a3">
               <w:r>
                 <w:rPr>
                   <w:rFonts w:ascii="Arial" w:cs="Arial" w:eastAsia="Arial" w:hAnsi="Arial"/>
@@ -6078,7 +6078,7 @@
             <w:pPr>
               <w:spacing w:after="20" w:before="0"/>
             </w:pPr>
-            <w:hyperlink w:history="1" r:id="rIdc0lutb0iyciljbwp5b2-o">
+            <w:hyperlink w:history="1" r:id="rIdjwyz7ey8phqhi6xnq9min">
               <w:r>
                 <w:rPr>
                   <w:rFonts w:ascii="Arial" w:cs="Arial" w:eastAsia="Arial" w:hAnsi="Arial"/>
@@ -6127,7 +6127,7 @@
               <w:spacing w:after="10" w:before="0"/>
               <w:ind w:left="120"/>
             </w:pPr>
-            <w:hyperlink w:history="1" r:id="rIdfyhprde9vo5meqbe-gvq0">
+            <w:hyperlink w:history="1" r:id="rIdjn2pjkeedulaethzrc8n2">
               <w:r>
                 <w:rPr>
                   <w:rFonts w:ascii="Arial" w:cs="Arial" w:eastAsia="Arial" w:hAnsi="Arial"/>
@@ -6322,7 +6322,7 @@
             <w:pPr>
               <w:spacing w:after="20" w:before="0"/>
             </w:pPr>
-            <w:hyperlink w:history="1" r:id="rIdj0rn_z2vyddsrcdiadvo5">
+            <w:hyperlink w:history="1" r:id="rIdeqzq_a9lnc7unthjmauk-">
               <w:r>
                 <w:rPr>
                   <w:rFonts w:ascii="Arial" w:cs="Arial" w:eastAsia="Arial" w:hAnsi="Arial"/>
@@ -6371,7 +6371,7 @@
               <w:spacing w:after="10" w:before="0"/>
               <w:ind w:left="120"/>
             </w:pPr>
-            <w:hyperlink w:history="1" r:id="rIdyjycxqyyyd82hudxvvsux">
+            <w:hyperlink w:history="1" r:id="rIdifiem1lt5jynhoa0sxxla">
               <w:r>
                 <w:rPr>
                   <w:rFonts w:ascii="Arial" w:cs="Arial" w:eastAsia="Arial" w:hAnsi="Arial"/>
@@ -6416,7 +6416,7 @@
             <w:pPr>
               <w:spacing w:after="20" w:before="0"/>
             </w:pPr>
-            <w:hyperlink w:history="1" r:id="rIdytksqqekbe7gbsqct-dck">
+            <w:hyperlink w:history="1" r:id="rIdgwz6jrmmuvd4ckc8qyfys">
               <w:r>
                 <w:rPr>
                   <w:rFonts w:ascii="Arial" w:cs="Arial" w:eastAsia="Arial" w:hAnsi="Arial"/>
@@ -6465,7 +6465,7 @@
               <w:spacing w:after="10" w:before="0"/>
               <w:ind w:left="120"/>
             </w:pPr>
-            <w:hyperlink w:history="1" r:id="rId13slwocyz4utekjy7_bry">
+            <w:hyperlink w:history="1" r:id="rIdktwcniovhp75abwxvfjke">
               <w:r>
                 <w:rPr>
                   <w:rFonts w:ascii="Arial" w:cs="Arial" w:eastAsia="Arial" w:hAnsi="Arial"/>
@@ -6660,7 +6660,7 @@
             <w:pPr>
               <w:spacing w:after="20" w:before="0"/>
             </w:pPr>
-            <w:hyperlink w:history="1" r:id="rIdljvwudw5dlzf2-prlklqr">
+            <w:hyperlink w:history="1" r:id="rIdurn0ubkuzc5cu8mugwbza">
               <w:r>
                 <w:rPr>
                   <w:rFonts w:ascii="Arial" w:cs="Arial" w:eastAsia="Arial" w:hAnsi="Arial"/>
@@ -6709,7 +6709,7 @@
               <w:spacing w:after="10" w:before="0"/>
               <w:ind w:left="120"/>
             </w:pPr>
-            <w:hyperlink w:history="1" r:id="rIdvfmaywuxfjj92lwi0l10e">
+            <w:hyperlink w:history="1" r:id="rIddxmpjla4owarn9lg4rjts">
               <w:r>
                 <w:rPr>
                   <w:rFonts w:ascii="Arial" w:cs="Arial" w:eastAsia="Arial" w:hAnsi="Arial"/>
@@ -6754,7 +6754,7 @@
             <w:pPr>
               <w:spacing w:after="20" w:before="0"/>
             </w:pPr>
-            <w:hyperlink w:history="1" r:id="rIdwnjysm5vk-3mmbwcz78pm">
+            <w:hyperlink w:history="1" r:id="rIddosyp9uw-n3_wavmzhx16">
               <w:r>
                 <w:rPr>
                   <w:rFonts w:ascii="Arial" w:cs="Arial" w:eastAsia="Arial" w:hAnsi="Arial"/>
@@ -6803,7 +6803,7 @@
               <w:spacing w:after="10" w:before="0"/>
               <w:ind w:left="120"/>
             </w:pPr>
-            <w:hyperlink w:history="1" r:id="rIdvda4sjucmgegffmlbgt4k">
+            <w:hyperlink w:history="1" r:id="rIdgczjlyhqs0n9wfwpquqhs">
               <w:r>
                 <w:rPr>
                   <w:rFonts w:ascii="Arial" w:cs="Arial" w:eastAsia="Arial" w:hAnsi="Arial"/>
@@ -6998,7 +6998,7 @@
             <w:pPr>
               <w:spacing w:after="20" w:before="0"/>
             </w:pPr>
-            <w:hyperlink w:history="1" r:id="rIdlhu0kpn4ln35qcgjjd5mf">
+            <w:hyperlink w:history="1" r:id="rIdjdl-myk_dbhxooaqw2cld">
               <w:r>
                 <w:rPr>
                   <w:rFonts w:ascii="Arial" w:cs="Arial" w:eastAsia="Arial" w:hAnsi="Arial"/>
@@ -7047,7 +7047,7 @@
               <w:spacing w:after="10" w:before="0"/>
               <w:ind w:left="120"/>
             </w:pPr>
-            <w:hyperlink w:history="1" r:id="rIdxheuanmimreji93cyhe5e">
+            <w:hyperlink w:history="1" r:id="rIdmysyo4junjhtuasrfkuxg">
               <w:r>
                 <w:rPr>
                   <w:rFonts w:ascii="Arial" w:cs="Arial" w:eastAsia="Arial" w:hAnsi="Arial"/>
@@ -7092,7 +7092,7 @@
             <w:pPr>
               <w:spacing w:after="20" w:before="0"/>
             </w:pPr>
-            <w:hyperlink w:history="1" r:id="rIdzsz8jzy6eg3t4rq15pnzg">
+            <w:hyperlink w:history="1" r:id="rId6iwe19vzvnvssqk680xuy">
               <w:r>
                 <w:rPr>
                   <w:rFonts w:ascii="Arial" w:cs="Arial" w:eastAsia="Arial" w:hAnsi="Arial"/>
@@ -7141,7 +7141,7 @@
               <w:spacing w:after="10" w:before="0"/>
               <w:ind w:left="120"/>
             </w:pPr>
-            <w:hyperlink w:history="1" r:id="rIdl6vqcbogbr-mcemg5eihd">
+            <w:hyperlink w:history="1" r:id="rIdlfjjvgemlslbsmat_exi9">
               <w:r>
                 <w:rPr>
                   <w:rFonts w:ascii="Arial" w:cs="Arial" w:eastAsia="Arial" w:hAnsi="Arial"/>
@@ -7336,7 +7336,7 @@
             <w:pPr>
               <w:spacing w:after="20" w:before="0"/>
             </w:pPr>
-            <w:hyperlink w:history="1" r:id="rIdanyaim-jt6iqdyzcgave1">
+            <w:hyperlink w:history="1" r:id="rIdwktoptxpkmqu25afoeypv">
               <w:r>
                 <w:rPr>
                   <w:rFonts w:ascii="Arial" w:cs="Arial" w:eastAsia="Arial" w:hAnsi="Arial"/>
@@ -7385,7 +7385,7 @@
               <w:spacing w:after="10" w:before="0"/>
               <w:ind w:left="120"/>
             </w:pPr>
-            <w:hyperlink w:history="1" r:id="rId4dbndrsib2oktfni4jkvw">
+            <w:hyperlink w:history="1" r:id="rIdddjtroqamqonnx53lwzkm">
               <w:r>
                 <w:rPr>
                   <w:rFonts w:ascii="Arial" w:cs="Arial" w:eastAsia="Arial" w:hAnsi="Arial"/>
@@ -7430,7 +7430,7 @@
             <w:pPr>
               <w:spacing w:after="20" w:before="0"/>
             </w:pPr>
-            <w:hyperlink w:history="1" r:id="rIdosepm0kb3aejdaji00i6p">
+            <w:hyperlink w:history="1" r:id="rIdcss-pq1_bw0ngjqgtslyg">
               <w:r>
                 <w:rPr>
                   <w:rFonts w:ascii="Arial" w:cs="Arial" w:eastAsia="Arial" w:hAnsi="Arial"/>
@@ -7479,7 +7479,7 @@
               <w:spacing w:after="10" w:before="0"/>
               <w:ind w:left="120"/>
             </w:pPr>
-            <w:hyperlink w:history="1" r:id="rIdycya0oclhq_zlne4umbzc">
+            <w:hyperlink w:history="1" r:id="rId-k7x1ept-w90dqfn0ivdr">
               <w:r>
                 <w:rPr>
                   <w:rFonts w:ascii="Arial" w:cs="Arial" w:eastAsia="Arial" w:hAnsi="Arial"/>
@@ -7991,7 +7991,7 @@
         </w:rPr>
         <w:t xml:space="preserve">© 2026 SeaVuria and ARES. Aligned with KICD objectives. Developed by SeaVuria; technical implementation by ARES (with AI assistance from Claude). Licensed under </w:t>
       </w:r>
-      <w:hyperlink w:history="1" r:id="rIdhc0am11dxhucgp2cqrx-3">
+      <w:hyperlink w:history="1" r:id="rIdpjdzsoo8vhjlljeiotmux">
         <w:r>
           <w:rPr>
             <w:rFonts w:ascii="Arial" w:cs="Arial" w:eastAsia="Arial" w:hAnsi="Arial"/>
@@ -8012,7 +8012,7 @@
         </w:rPr>
         <w:t xml:space="preserve"> (</w:t>
       </w:r>
-      <w:hyperlink w:history="1" r:id="rIdqqo4pcncajmu65qhwhv6o">
+      <w:hyperlink w:history="1" r:id="rIdtq3hkph_8jrh2yvfpkrzk">
         <w:r>
           <w:rPr>
             <w:rFonts w:ascii="Arial" w:cs="Arial" w:eastAsia="Arial" w:hAnsi="Arial"/>
@@ -9042,7 +9042,7 @@
               <w:spacing w:after="10" w:before="0"/>
               <w:ind w:left="120"/>
             </w:pPr>
-            <w:hyperlink w:history="1" r:id="rIdsmwublo9i9ghhgvvqcko5">
+            <w:hyperlink w:history="1" r:id="rIdztvu8hdo84nkiluj-cnnm">
               <w:r>
                 <w:rPr>
                   <w:rFonts w:ascii="Arial" w:cs="Arial" w:eastAsia="Arial" w:hAnsi="Arial"/>
@@ -9119,7 +9119,7 @@
               <w:spacing w:after="10" w:before="0"/>
               <w:ind w:left="120"/>
             </w:pPr>
-            <w:hyperlink w:history="1" r:id="rIdfoaz7vyqdjx0tgnzfbpyk">
+            <w:hyperlink w:history="1" r:id="rIdwewqyroebjrfl4a5gsnzf">
               <w:r>
                 <w:rPr>
                   <w:rFonts w:ascii="Arial" w:cs="Arial" w:eastAsia="Arial" w:hAnsi="Arial"/>
@@ -9346,7 +9346,7 @@
               <w:spacing w:after="10" w:before="0"/>
               <w:ind w:left="120"/>
             </w:pPr>
-            <w:hyperlink w:history="1" r:id="rIdpa3xm8oubjmggz5rasjqv">
+            <w:hyperlink w:history="1" r:id="rIdo3re1g3ohbay5pfzh59mz">
               <w:r>
                 <w:rPr>
                   <w:rFonts w:ascii="Arial" w:cs="Arial" w:eastAsia="Arial" w:hAnsi="Arial"/>
@@ -9423,7 +9423,7 @@
               <w:spacing w:after="10" w:before="0"/>
               <w:ind w:left="120"/>
             </w:pPr>
-            <w:hyperlink w:history="1" r:id="rIdpkcv_bdcpzr2f8jardcyl">
+            <w:hyperlink w:history="1" r:id="rIdx2-a9rjdy05_7krsaplsv">
               <w:r>
                 <w:rPr>
                   <w:rFonts w:ascii="Arial" w:cs="Arial" w:eastAsia="Arial" w:hAnsi="Arial"/>
@@ -9650,7 +9650,7 @@
               <w:spacing w:after="10" w:before="0"/>
               <w:ind w:left="120"/>
             </w:pPr>
-            <w:hyperlink w:history="1" r:id="rIdwp8xnfxitpkgsa66asvoe">
+            <w:hyperlink w:history="1" r:id="rId1yw0f58jnpsfqcbcpajqw">
               <w:r>
                 <w:rPr>
                   <w:rFonts w:ascii="Arial" w:cs="Arial" w:eastAsia="Arial" w:hAnsi="Arial"/>
@@ -9727,7 +9727,7 @@
               <w:spacing w:after="10" w:before="0"/>
               <w:ind w:left="120"/>
             </w:pPr>
-            <w:hyperlink w:history="1" r:id="rIdhg6_o9a9fugv3x17r8wwe">
+            <w:hyperlink w:history="1" r:id="rIdnlucwtacgyjn83kfnsrlf">
               <w:r>
                 <w:rPr>
                   <w:rFonts w:ascii="Arial" w:cs="Arial" w:eastAsia="Arial" w:hAnsi="Arial"/>
@@ -9954,7 +9954,7 @@
               <w:spacing w:after="10" w:before="0"/>
               <w:ind w:left="120"/>
             </w:pPr>
-            <w:hyperlink w:history="1" r:id="rIdafbkhqudxrxxainngnmj5">
+            <w:hyperlink w:history="1" r:id="rIdtnpmev0mxllexp-db-uto">
               <w:r>
                 <w:rPr>
                   <w:rFonts w:ascii="Arial" w:cs="Arial" w:eastAsia="Arial" w:hAnsi="Arial"/>
@@ -10031,7 +10031,7 @@
               <w:spacing w:after="10" w:before="0"/>
               <w:ind w:left="120"/>
             </w:pPr>
-            <w:hyperlink w:history="1" r:id="rIdxlnhn10s6qrhmgndshb8t">
+            <w:hyperlink w:history="1" r:id="rIdbegr7q6gyhwkcr7nt9a3y">
               <w:r>
                 <w:rPr>
                   <w:rFonts w:ascii="Arial" w:cs="Arial" w:eastAsia="Arial" w:hAnsi="Arial"/>
@@ -10258,7 +10258,7 @@
               <w:spacing w:after="10" w:before="0"/>
               <w:ind w:left="120"/>
             </w:pPr>
-            <w:hyperlink w:history="1" r:id="rId69xwridr87s_uqigynsxk">
+            <w:hyperlink w:history="1" r:id="rIdskggd8symo2ec1q-phyhg">
               <w:r>
                 <w:rPr>
                   <w:rFonts w:ascii="Arial" w:cs="Arial" w:eastAsia="Arial" w:hAnsi="Arial"/>
@@ -10335,7 +10335,7 @@
               <w:spacing w:after="10" w:before="0"/>
               <w:ind w:left="120"/>
             </w:pPr>
-            <w:hyperlink w:history="1" r:id="rIdepwf0q8uxirtc25h15ywf">
+            <w:hyperlink w:history="1" r:id="rIdfdcc42dxpmsegqmfmdudp">
               <w:r>
                 <w:rPr>
                   <w:rFonts w:ascii="Arial" w:cs="Arial" w:eastAsia="Arial" w:hAnsi="Arial"/>
@@ -10862,7 +10862,7 @@
         </w:rPr>
         <w:t xml:space="preserve">© 2026 SeaVuria and ARES. Aligned with KICD objectives. Developed by SeaVuria; technical implementation by ARES (with AI assistance from Claude). Licensed under </w:t>
       </w:r>
-      <w:hyperlink w:history="1" r:id="rId5gkphrou1cafz7prua40s">
+      <w:hyperlink w:history="1" r:id="rIdjzjggbtibyqm-awzxiwtq">
         <w:r>
           <w:rPr>
             <w:rFonts w:ascii="Arial" w:cs="Arial" w:eastAsia="Arial" w:hAnsi="Arial"/>
@@ -10883,7 +10883,7 @@
         </w:rPr>
         <w:t xml:space="preserve"> (</w:t>
       </w:r>
-      <w:hyperlink w:history="1" r:id="rIdubhxkvignj4ywzk_tx7qo">
+      <w:hyperlink w:history="1" r:id="rIdit4lcmbhnbcul8jm1-uus">
         <w:r>
           <w:rPr>
             <w:rFonts w:ascii="Arial" w:cs="Arial" w:eastAsia="Arial" w:hAnsi="Arial"/>
@@ -11913,7 +11913,7 @@
               <w:spacing w:after="10" w:before="0"/>
               <w:ind w:left="120"/>
             </w:pPr>
-            <w:hyperlink w:history="1" r:id="rIdzkpzzywk5gu3cohffibbj">
+            <w:hyperlink w:history="1" r:id="rIdrspanm6iedy7beldvlzzh">
               <w:r>
                 <w:rPr>
                   <w:rFonts w:ascii="Arial" w:cs="Arial" w:eastAsia="Arial" w:hAnsi="Arial"/>
@@ -11990,7 +11990,7 @@
               <w:spacing w:after="10" w:before="0"/>
               <w:ind w:left="120"/>
             </w:pPr>
-            <w:hyperlink w:history="1" r:id="rIdtkzm6rgk7ehgxfgatecai">
+            <w:hyperlink w:history="1" r:id="rId097kdlw5d5wyyglm97po-">
               <w:r>
                 <w:rPr>
                   <w:rFonts w:ascii="Arial" w:cs="Arial" w:eastAsia="Arial" w:hAnsi="Arial"/>
@@ -12217,7 +12217,7 @@
               <w:spacing w:after="10" w:before="0"/>
               <w:ind w:left="120"/>
             </w:pPr>
-            <w:hyperlink w:history="1" r:id="rIdxq0zecbt6sdv1hsobeyly">
+            <w:hyperlink w:history="1" r:id="rId_0lyjbe8dupxop2hivavp">
               <w:r>
                 <w:rPr>
                   <w:rFonts w:ascii="Arial" w:cs="Arial" w:eastAsia="Arial" w:hAnsi="Arial"/>
@@ -12294,7 +12294,7 @@
               <w:spacing w:after="10" w:before="0"/>
               <w:ind w:left="120"/>
             </w:pPr>
-            <w:hyperlink w:history="1" r:id="rId1xan_y6pvlh3i3h_pp-td">
+            <w:hyperlink w:history="1" r:id="rIdqirsq4seqr0wcjmlacfn9">
               <w:r>
                 <w:rPr>
                   <w:rFonts w:ascii="Arial" w:cs="Arial" w:eastAsia="Arial" w:hAnsi="Arial"/>
@@ -12521,7 +12521,7 @@
               <w:spacing w:after="10" w:before="0"/>
               <w:ind w:left="120"/>
             </w:pPr>
-            <w:hyperlink w:history="1" r:id="rId5k9c8_2tptjtwsrrgzbym">
+            <w:hyperlink w:history="1" r:id="rIdwepimfk23mnsbzvdodoom">
               <w:r>
                 <w:rPr>
                   <w:rFonts w:ascii="Arial" w:cs="Arial" w:eastAsia="Arial" w:hAnsi="Arial"/>
@@ -12598,7 +12598,7 @@
               <w:spacing w:after="10" w:before="0"/>
               <w:ind w:left="120"/>
             </w:pPr>
-            <w:hyperlink w:history="1" r:id="rId4ywsq6a-znbgfxtcuruqm">
+            <w:hyperlink w:history="1" r:id="rIdcacwfh39plf4gnt5i5ssq">
               <w:r>
                 <w:rPr>
                   <w:rFonts w:ascii="Arial" w:cs="Arial" w:eastAsia="Arial" w:hAnsi="Arial"/>
@@ -12825,7 +12825,7 @@
               <w:spacing w:after="10" w:before="0"/>
               <w:ind w:left="120"/>
             </w:pPr>
-            <w:hyperlink w:history="1" r:id="rIdf0xojpcuhuwo5dtrfjkay">
+            <w:hyperlink w:history="1" r:id="rId4avbwojfkm29g-nlpx1km">
               <w:r>
                 <w:rPr>
                   <w:rFonts w:ascii="Arial" w:cs="Arial" w:eastAsia="Arial" w:hAnsi="Arial"/>
@@ -12902,7 +12902,7 @@
               <w:spacing w:after="10" w:before="0"/>
               <w:ind w:left="120"/>
             </w:pPr>
-            <w:hyperlink w:history="1" r:id="rIdhj2di4zzkweelyuhm_jel">
+            <w:hyperlink w:history="1" r:id="rIdyaenan-thnqr8_mgq4ixl">
               <w:r>
                 <w:rPr>
                   <w:rFonts w:ascii="Arial" w:cs="Arial" w:eastAsia="Arial" w:hAnsi="Arial"/>
@@ -13129,7 +13129,7 @@
               <w:spacing w:after="10" w:before="0"/>
               <w:ind w:left="120"/>
             </w:pPr>
-            <w:hyperlink w:history="1" r:id="rIdyirk_oz8s4mtbm1oahfry">
+            <w:hyperlink w:history="1" r:id="rIdiu-8n99e-e56koyjyxudd">
               <w:r>
                 <w:rPr>
                   <w:rFonts w:ascii="Arial" w:cs="Arial" w:eastAsia="Arial" w:hAnsi="Arial"/>
@@ -13206,7 +13206,7 @@
               <w:spacing w:after="10" w:before="0"/>
               <w:ind w:left="120"/>
             </w:pPr>
-            <w:hyperlink w:history="1" r:id="rIdstt3hqfwypzdgfy_rm-ht">
+            <w:hyperlink w:history="1" r:id="rIdllc5h8e1wxwob3xosghl0">
               <w:r>
                 <w:rPr>
                   <w:rFonts w:ascii="Arial" w:cs="Arial" w:eastAsia="Arial" w:hAnsi="Arial"/>
@@ -13733,7 +13733,7 @@
         </w:rPr>
         <w:t xml:space="preserve">© 2026 SeaVuria and ARES. Aligned with KICD objectives. Developed by SeaVuria; technical implementation by ARES (with AI assistance from Claude). Licensed under </w:t>
       </w:r>
-      <w:hyperlink w:history="1" r:id="rId390-tixhcwrvxe3y0n4io">
+      <w:hyperlink w:history="1" r:id="rIdlg82ffkwpxgny9_eoma5k">
         <w:r>
           <w:rPr>
             <w:rFonts w:ascii="Arial" w:cs="Arial" w:eastAsia="Arial" w:hAnsi="Arial"/>
@@ -13754,7 +13754,7 @@
         </w:rPr>
         <w:t xml:space="preserve"> (</w:t>
       </w:r>
-      <w:hyperlink w:history="1" r:id="rIdih5qqtskt2jaxjjvrfogf">
+      <w:hyperlink w:history="1" r:id="rIdu-sa1lgucjphcs7vnx4vj">
         <w:r>
           <w:rPr>
             <w:rFonts w:ascii="Arial" w:cs="Arial" w:eastAsia="Arial" w:hAnsi="Arial"/>
@@ -14784,7 +14784,7 @@
               <w:spacing w:after="10" w:before="0"/>
               <w:ind w:left="120"/>
             </w:pPr>
-            <w:hyperlink w:history="1" r:id="rId8lagukuvi2ndtwauxd1xg">
+            <w:hyperlink w:history="1" r:id="rIdkduo88c21qh8hbsphvmea">
               <w:r>
                 <w:rPr>
                   <w:rFonts w:ascii="Arial" w:cs="Arial" w:eastAsia="Arial" w:hAnsi="Arial"/>
@@ -14861,7 +14861,7 @@
               <w:spacing w:after="10" w:before="0"/>
               <w:ind w:left="120"/>
             </w:pPr>
-            <w:hyperlink w:history="1" r:id="rId9mo-txjmifln74bery_3c">
+            <w:hyperlink w:history="1" r:id="rIdem60ftnjp2izyfkssaz8b">
               <w:r>
                 <w:rPr>
                   <w:rFonts w:ascii="Arial" w:cs="Arial" w:eastAsia="Arial" w:hAnsi="Arial"/>
@@ -15088,7 +15088,7 @@
               <w:spacing w:after="10" w:before="0"/>
               <w:ind w:left="120"/>
             </w:pPr>
-            <w:hyperlink w:history="1" r:id="rIdc5j06rsodjek4cskbom4h">
+            <w:hyperlink w:history="1" r:id="rIdn2nfwyhqp9qkr9ayvrbju">
               <w:r>
                 <w:rPr>
                   <w:rFonts w:ascii="Arial" w:cs="Arial" w:eastAsia="Arial" w:hAnsi="Arial"/>
@@ -15165,7 +15165,7 @@
               <w:spacing w:after="10" w:before="0"/>
               <w:ind w:left="120"/>
             </w:pPr>
-            <w:hyperlink w:history="1" r:id="rIdrh-uixzin0bd4t2-dyoo_">
+            <w:hyperlink w:history="1" r:id="rIduzci30w6fzubcmfiyj220">
               <w:r>
                 <w:rPr>
                   <w:rFonts w:ascii="Arial" w:cs="Arial" w:eastAsia="Arial" w:hAnsi="Arial"/>
@@ -15392,7 +15392,7 @@
               <w:spacing w:after="10" w:before="0"/>
               <w:ind w:left="120"/>
             </w:pPr>
-            <w:hyperlink w:history="1" r:id="rIdxkzrrkrnvdmcpxpks1of-">
+            <w:hyperlink w:history="1" r:id="rIdrl9nsjuibtchh7ia7lea5">
               <w:r>
                 <w:rPr>
                   <w:rFonts w:ascii="Arial" w:cs="Arial" w:eastAsia="Arial" w:hAnsi="Arial"/>
@@ -15469,7 +15469,7 @@
               <w:spacing w:after="10" w:before="0"/>
               <w:ind w:left="120"/>
             </w:pPr>
-            <w:hyperlink w:history="1" r:id="rIdv-blrgwxy7dillwpxoznw">
+            <w:hyperlink w:history="1" r:id="rIdz7tg9ii_hfqwlyyszcvud">
               <w:r>
                 <w:rPr>
                   <w:rFonts w:ascii="Arial" w:cs="Arial" w:eastAsia="Arial" w:hAnsi="Arial"/>
@@ -15696,7 +15696,7 @@
               <w:spacing w:after="10" w:before="0"/>
               <w:ind w:left="120"/>
             </w:pPr>
-            <w:hyperlink w:history="1" r:id="rIdsxxoj04apqjdfxvf_6bmy">
+            <w:hyperlink w:history="1" r:id="rIddd9mln7hxuugmwb5vcf3o">
               <w:r>
                 <w:rPr>
                   <w:rFonts w:ascii="Arial" w:cs="Arial" w:eastAsia="Arial" w:hAnsi="Arial"/>
@@ -15773,7 +15773,7 @@
               <w:spacing w:after="10" w:before="0"/>
               <w:ind w:left="120"/>
             </w:pPr>
-            <w:hyperlink w:history="1" r:id="rIdgofceckfpfsdhv3o2x0ad">
+            <w:hyperlink w:history="1" r:id="rIddufwvauanhqrimo11etgs">
               <w:r>
                 <w:rPr>
                   <w:rFonts w:ascii="Arial" w:cs="Arial" w:eastAsia="Arial" w:hAnsi="Arial"/>
@@ -16000,7 +16000,7 @@
               <w:spacing w:after="10" w:before="0"/>
               <w:ind w:left="120"/>
             </w:pPr>
-            <w:hyperlink w:history="1" r:id="rIdtkbnkrzk361gjgevmlfxl">
+            <w:hyperlink w:history="1" r:id="rIdaxmftitet62fqxlwih0jo">
               <w:r>
                 <w:rPr>
                   <w:rFonts w:ascii="Arial" w:cs="Arial" w:eastAsia="Arial" w:hAnsi="Arial"/>
@@ -16077,7 +16077,7 @@
               <w:spacing w:after="10" w:before="0"/>
               <w:ind w:left="120"/>
             </w:pPr>
-            <w:hyperlink w:history="1" r:id="rId1ahaadbdkryudtqsqsa8k">
+            <w:hyperlink w:history="1" r:id="rIdx7oh3-gigr6cwoympeqti">
               <w:r>
                 <w:rPr>
                   <w:rFonts w:ascii="Arial" w:cs="Arial" w:eastAsia="Arial" w:hAnsi="Arial"/>
@@ -16604,7 +16604,7 @@
         </w:rPr>
         <w:t xml:space="preserve">© 2026 SeaVuria and ARES. Aligned with KICD objectives. Developed by SeaVuria; technical implementation by ARES (with AI assistance from Claude). Licensed under </w:t>
       </w:r>
-      <w:hyperlink w:history="1" r:id="rIdu6lwew0ioue9qis5kmkl5">
+      <w:hyperlink w:history="1" r:id="rIde0nvykavonbdqz9c-d2k6">
         <w:r>
           <w:rPr>
             <w:rFonts w:ascii="Arial" w:cs="Arial" w:eastAsia="Arial" w:hAnsi="Arial"/>
@@ -16625,7 +16625,7 @@
         </w:rPr>
         <w:t xml:space="preserve"> (</w:t>
       </w:r>
-      <w:hyperlink w:history="1" r:id="rIdnlawmjjhvxx6vytk2qa5i">
+      <w:hyperlink w:history="1" r:id="rIdg3w-klitsjf58fu1mpy8t">
         <w:r>
           <w:rPr>
             <w:rFonts w:ascii="Arial" w:cs="Arial" w:eastAsia="Arial" w:hAnsi="Arial"/>

--- a/data/outputs/v2/Grade11/Biology/Lesson_Plans/SS2.3_Excretion_in_Plants/Biology_Excretion_in_Plants_CBE_LessonSequence.docx
+++ b/data/outputs/v2/Grade11/Biology/Lesson_Plans/SS2.3_Excretion_in_Plants/Biology_Excretion_in_Plants_CBE_LessonSequence.docx
@@ -1976,7 +1976,7 @@
         </w:rPr>
         <w:t xml:space="preserve">© 2026 SeaVuria and ARES. This work is licensed under a </w:t>
       </w:r>
-      <w:hyperlink w:history="1" r:id="rIdi9a_vcrlp-zu49ll4yifx">
+      <w:hyperlink w:history="1" r:id="rIdul-0rod0di61ztla-ekpz">
         <w:r>
           <w:rPr>
             <w:rFonts w:ascii="Arial" w:cs="Arial" w:eastAsia="Arial" w:hAnsi="Arial"/>
@@ -1996,7 +1996,7 @@
         </w:rPr>
         <w:t xml:space="preserve"> (</w:t>
       </w:r>
-      <w:hyperlink w:history="1" r:id="rIde0b0btdaz_8omdstffjv3">
+      <w:hyperlink w:history="1" r:id="rIdppgwvx4fivdtknig4ay-d">
         <w:r>
           <w:rPr>
             <w:rFonts w:ascii="Arial" w:cs="Arial" w:eastAsia="Arial" w:hAnsi="Arial"/>
@@ -2016,7 +2016,7 @@
         </w:rPr>
         <w:t xml:space="preserve">). To view a copy of this license, visit </w:t>
       </w:r>
-      <w:hyperlink w:history="1" r:id="rId00xnpt3bepaj_8n2twpx3">
+      <w:hyperlink w:history="1" r:id="rIdi20uwgszyiflvnhd4t4km">
         <w:r>
           <w:rPr>
             <w:rFonts w:ascii="Arial" w:cs="Arial" w:eastAsia="Arial" w:hAnsi="Arial"/>
@@ -3028,7 +3028,7 @@
             <w:pPr>
               <w:spacing w:after="20" w:before="0"/>
             </w:pPr>
-            <w:hyperlink w:history="1" r:id="rIdavslqnvmomnj7cuhiy_5b">
+            <w:hyperlink w:history="1" r:id="rIdzmsjn2ukjyhqity-ohdws">
               <w:r>
                 <w:rPr>
                   <w:rFonts w:ascii="Arial" w:cs="Arial" w:eastAsia="Arial" w:hAnsi="Arial"/>
@@ -3077,7 +3077,7 @@
               <w:spacing w:after="10" w:before="0"/>
               <w:ind w:left="120"/>
             </w:pPr>
-            <w:hyperlink w:history="1" r:id="rIdsuupzgpodauxw15y_j91a">
+            <w:hyperlink w:history="1" r:id="rIdx6jtpugvcgb7aev_p5w5w">
               <w:r>
                 <w:rPr>
                   <w:rFonts w:ascii="Arial" w:cs="Arial" w:eastAsia="Arial" w:hAnsi="Arial"/>
@@ -3139,7 +3139,7 @@
               <w:spacing w:after="10" w:before="0"/>
               <w:ind w:left="120"/>
             </w:pPr>
-            <w:hyperlink w:history="1" r:id="rIdbhumvgcrt1kxvjhyfeisk">
+            <w:hyperlink w:history="1" r:id="rIdvex37wllfjqhz2vk6ilgm">
               <w:r>
                 <w:rPr>
                   <w:rFonts w:ascii="Arial" w:cs="Arial" w:eastAsia="Arial" w:hAnsi="Arial"/>
@@ -3349,7 +3349,7 @@
             <w:pPr>
               <w:spacing w:after="20" w:before="0"/>
             </w:pPr>
-            <w:hyperlink w:history="1" r:id="rIdkrhas9fxnmzfsbqegc2gn">
+            <w:hyperlink w:history="1" r:id="rIdhhdq26uyqslpqbkiahy2n">
               <w:r>
                 <w:rPr>
                   <w:rFonts w:ascii="Arial" w:cs="Arial" w:eastAsia="Arial" w:hAnsi="Arial"/>
@@ -3398,7 +3398,7 @@
               <w:spacing w:after="10" w:before="0"/>
               <w:ind w:left="120"/>
             </w:pPr>
-            <w:hyperlink w:history="1" r:id="rIdaor53ab4br4twhgs0ze0c">
+            <w:hyperlink w:history="1" r:id="rIdz6hm4vj8k9zb-jqfv_vbw">
               <w:r>
                 <w:rPr>
                   <w:rFonts w:ascii="Arial" w:cs="Arial" w:eastAsia="Arial" w:hAnsi="Arial"/>
@@ -3460,7 +3460,7 @@
               <w:spacing w:after="10" w:before="0"/>
               <w:ind w:left="120"/>
             </w:pPr>
-            <w:hyperlink w:history="1" r:id="rIdmdfyoffbv7dzwu0vwlkia">
+            <w:hyperlink w:history="1" r:id="rIdvozvwdg29hfp8kmzejqgq">
               <w:r>
                 <w:rPr>
                   <w:rFonts w:ascii="Arial" w:cs="Arial" w:eastAsia="Arial" w:hAnsi="Arial"/>
@@ -3670,7 +3670,7 @@
             <w:pPr>
               <w:spacing w:after="20" w:before="0"/>
             </w:pPr>
-            <w:hyperlink w:history="1" r:id="rIdnxrykt9bag2glctntfq5y">
+            <w:hyperlink w:history="1" r:id="rIdwek9_fh9nsyli28esw7cc">
               <w:r>
                 <w:rPr>
                   <w:rFonts w:ascii="Arial" w:cs="Arial" w:eastAsia="Arial" w:hAnsi="Arial"/>
@@ -3719,7 +3719,7 @@
               <w:spacing w:after="10" w:before="0"/>
               <w:ind w:left="120"/>
             </w:pPr>
-            <w:hyperlink w:history="1" r:id="rIdxo2rfbzj0zwv5nxyqnmuq">
+            <w:hyperlink w:history="1" r:id="rId5niaedqpqabti3z8du_pg">
               <w:r>
                 <w:rPr>
                   <w:rFonts w:ascii="Arial" w:cs="Arial" w:eastAsia="Arial" w:hAnsi="Arial"/>
@@ -3781,7 +3781,7 @@
               <w:spacing w:after="10" w:before="0"/>
               <w:ind w:left="120"/>
             </w:pPr>
-            <w:hyperlink w:history="1" r:id="rIdw_emes4cq4kzvxj-utz7t">
+            <w:hyperlink w:history="1" r:id="rIdzw7kjyiffmdreognsylvg">
               <w:r>
                 <w:rPr>
                   <w:rFonts w:ascii="Arial" w:cs="Arial" w:eastAsia="Arial" w:hAnsi="Arial"/>
@@ -3991,7 +3991,7 @@
             <w:pPr>
               <w:spacing w:after="20" w:before="0"/>
             </w:pPr>
-            <w:hyperlink w:history="1" r:id="rId9-802au8euwwirqjqdpqz">
+            <w:hyperlink w:history="1" r:id="rIdiby3lpzyx3zesprk6fmjs">
               <w:r>
                 <w:rPr>
                   <w:rFonts w:ascii="Arial" w:cs="Arial" w:eastAsia="Arial" w:hAnsi="Arial"/>
@@ -4040,7 +4040,7 @@
               <w:spacing w:after="10" w:before="0"/>
               <w:ind w:left="120"/>
             </w:pPr>
-            <w:hyperlink w:history="1" r:id="rIdkf_qvsy620rjd6nva8dbe">
+            <w:hyperlink w:history="1" r:id="rIdow5fv_hvzpi4jncezyryc">
               <w:r>
                 <w:rPr>
                   <w:rFonts w:ascii="Arial" w:cs="Arial" w:eastAsia="Arial" w:hAnsi="Arial"/>
@@ -4102,7 +4102,7 @@
               <w:spacing w:after="10" w:before="0"/>
               <w:ind w:left="120"/>
             </w:pPr>
-            <w:hyperlink w:history="1" r:id="rIduhrgt_whyoln0ten559pg">
+            <w:hyperlink w:history="1" r:id="rIdyabrsu0o6efycbr7azt_u">
               <w:r>
                 <w:rPr>
                   <w:rFonts w:ascii="Arial" w:cs="Arial" w:eastAsia="Arial" w:hAnsi="Arial"/>
@@ -4312,7 +4312,7 @@
             <w:pPr>
               <w:spacing w:after="20" w:before="0"/>
             </w:pPr>
-            <w:hyperlink w:history="1" r:id="rIdd-x1ewgevnbhiwqwttjtc">
+            <w:hyperlink w:history="1" r:id="rIdrf2nbxxvx7giuekpgmv4i">
               <w:r>
                 <w:rPr>
                   <w:rFonts w:ascii="Arial" w:cs="Arial" w:eastAsia="Arial" w:hAnsi="Arial"/>
@@ -4361,7 +4361,7 @@
               <w:spacing w:after="10" w:before="0"/>
               <w:ind w:left="120"/>
             </w:pPr>
-            <w:hyperlink w:history="1" r:id="rIdfmrrahnqvjenpcjaob5-6">
+            <w:hyperlink w:history="1" r:id="rIdavml2qs1mua1omhxbnuxo">
               <w:r>
                 <w:rPr>
                   <w:rFonts w:ascii="Arial" w:cs="Arial" w:eastAsia="Arial" w:hAnsi="Arial"/>
@@ -4423,7 +4423,7 @@
               <w:spacing w:after="10" w:before="0"/>
               <w:ind w:left="120"/>
             </w:pPr>
-            <w:hyperlink w:history="1" r:id="rId22lg9wmikybqqdq8kdtsx">
+            <w:hyperlink w:history="1" r:id="rId0ood9ky-y5tlsrykchyol">
               <w:r>
                 <w:rPr>
                   <w:rFonts w:ascii="Arial" w:cs="Arial" w:eastAsia="Arial" w:hAnsi="Arial"/>
@@ -4950,7 +4950,7 @@
         </w:rPr>
         <w:t xml:space="preserve">© 2026 SeaVuria and ARES. Aligned with KICD objectives. Developed by SeaVuria; technical implementation by ARES (with AI assistance from Claude). Licensed under </w:t>
       </w:r>
-      <w:hyperlink w:history="1" r:id="rIdg5vey3qsjtrtymyrgaiya">
+      <w:hyperlink w:history="1" r:id="rId6-9d3pwd2uppkvkfobygd">
         <w:r>
           <w:rPr>
             <w:rFonts w:ascii="Arial" w:cs="Arial" w:eastAsia="Arial" w:hAnsi="Arial"/>
@@ -4971,7 +4971,7 @@
         </w:rPr>
         <w:t xml:space="preserve"> (</w:t>
       </w:r>
-      <w:hyperlink w:history="1" r:id="rId9uuzin0wex08u4oraalkl">
+      <w:hyperlink w:history="1" r:id="rId3xich7unnmw9zkzkl6brt">
         <w:r>
           <w:rPr>
             <w:rFonts w:ascii="Arial" w:cs="Arial" w:eastAsia="Arial" w:hAnsi="Arial"/>
@@ -5984,7 +5984,7 @@
             <w:pPr>
               <w:spacing w:after="20" w:before="0"/>
             </w:pPr>
-            <w:hyperlink w:history="1" r:id="rIdytg-r4nesr8on_9hyirx8">
+            <w:hyperlink w:history="1" r:id="rIdzjw0sxunay6geirrnd7o-">
               <w:r>
                 <w:rPr>
                   <w:rFonts w:ascii="Arial" w:cs="Arial" w:eastAsia="Arial" w:hAnsi="Arial"/>
@@ -6033,7 +6033,7 @@
               <w:spacing w:after="10" w:before="0"/>
               <w:ind w:left="120"/>
             </w:pPr>
-            <w:hyperlink w:history="1" r:id="rId9sgdvrs-hei7r6qrx3-a3">
+            <w:hyperlink w:history="1" r:id="rIdsl-707msni7bi2mvcxrh0">
               <w:r>
                 <w:rPr>
                   <w:rFonts w:ascii="Arial" w:cs="Arial" w:eastAsia="Arial" w:hAnsi="Arial"/>
@@ -6078,7 +6078,7 @@
             <w:pPr>
               <w:spacing w:after="20" w:before="0"/>
             </w:pPr>
-            <w:hyperlink w:history="1" r:id="rIdjwyz7ey8phqhi6xnq9min">
+            <w:hyperlink w:history="1" r:id="rIdkmerzxtxgi9a0flzawsh4">
               <w:r>
                 <w:rPr>
                   <w:rFonts w:ascii="Arial" w:cs="Arial" w:eastAsia="Arial" w:hAnsi="Arial"/>
@@ -6127,7 +6127,7 @@
               <w:spacing w:after="10" w:before="0"/>
               <w:ind w:left="120"/>
             </w:pPr>
-            <w:hyperlink w:history="1" r:id="rIdjn2pjkeedulaethzrc8n2">
+            <w:hyperlink w:history="1" r:id="rIdk5uiuhjtjbjt3vegwm4hx">
               <w:r>
                 <w:rPr>
                   <w:rFonts w:ascii="Arial" w:cs="Arial" w:eastAsia="Arial" w:hAnsi="Arial"/>
@@ -6322,7 +6322,7 @@
             <w:pPr>
               <w:spacing w:after="20" w:before="0"/>
             </w:pPr>
-            <w:hyperlink w:history="1" r:id="rIdeqzq_a9lnc7unthjmauk-">
+            <w:hyperlink w:history="1" r:id="rId6re8vbkgm93a2jqw3q2zr">
               <w:r>
                 <w:rPr>
                   <w:rFonts w:ascii="Arial" w:cs="Arial" w:eastAsia="Arial" w:hAnsi="Arial"/>
@@ -6371,7 +6371,7 @@
               <w:spacing w:after="10" w:before="0"/>
               <w:ind w:left="120"/>
             </w:pPr>
-            <w:hyperlink w:history="1" r:id="rIdifiem1lt5jynhoa0sxxla">
+            <w:hyperlink w:history="1" r:id="rIdnemyyr9ldq4bd0xyeldzv">
               <w:r>
                 <w:rPr>
                   <w:rFonts w:ascii="Arial" w:cs="Arial" w:eastAsia="Arial" w:hAnsi="Arial"/>
@@ -6416,7 +6416,7 @@
             <w:pPr>
               <w:spacing w:after="20" w:before="0"/>
             </w:pPr>
-            <w:hyperlink w:history="1" r:id="rIdgwz6jrmmuvd4ckc8qyfys">
+            <w:hyperlink w:history="1" r:id="rIdtqibdv-h-fdkdvbcmrwnn">
               <w:r>
                 <w:rPr>
                   <w:rFonts w:ascii="Arial" w:cs="Arial" w:eastAsia="Arial" w:hAnsi="Arial"/>
@@ -6465,7 +6465,7 @@
               <w:spacing w:after="10" w:before="0"/>
               <w:ind w:left="120"/>
             </w:pPr>
-            <w:hyperlink w:history="1" r:id="rIdktwcniovhp75abwxvfjke">
+            <w:hyperlink w:history="1" r:id="rIdx-q5vqswcd1jpcbvnux9l">
               <w:r>
                 <w:rPr>
                   <w:rFonts w:ascii="Arial" w:cs="Arial" w:eastAsia="Arial" w:hAnsi="Arial"/>
@@ -6660,7 +6660,7 @@
             <w:pPr>
               <w:spacing w:after="20" w:before="0"/>
             </w:pPr>
-            <w:hyperlink w:history="1" r:id="rIdurn0ubkuzc5cu8mugwbza">
+            <w:hyperlink w:history="1" r:id="rIdavodxqhxokpx5opx02y9i">
               <w:r>
                 <w:rPr>
                   <w:rFonts w:ascii="Arial" w:cs="Arial" w:eastAsia="Arial" w:hAnsi="Arial"/>
@@ -6709,7 +6709,7 @@
               <w:spacing w:after="10" w:before="0"/>
               <w:ind w:left="120"/>
             </w:pPr>
-            <w:hyperlink w:history="1" r:id="rIddxmpjla4owarn9lg4rjts">
+            <w:hyperlink w:history="1" r:id="rIdmpb-kbbroztn1rmnk8mhc">
               <w:r>
                 <w:rPr>
                   <w:rFonts w:ascii="Arial" w:cs="Arial" w:eastAsia="Arial" w:hAnsi="Arial"/>
@@ -6754,7 +6754,7 @@
             <w:pPr>
               <w:spacing w:after="20" w:before="0"/>
             </w:pPr>
-            <w:hyperlink w:history="1" r:id="rIddosyp9uw-n3_wavmzhx16">
+            <w:hyperlink w:history="1" r:id="rIdba7bels6h5cnt08_sri5x">
               <w:r>
                 <w:rPr>
                   <w:rFonts w:ascii="Arial" w:cs="Arial" w:eastAsia="Arial" w:hAnsi="Arial"/>
@@ -6803,7 +6803,7 @@
               <w:spacing w:after="10" w:before="0"/>
               <w:ind w:left="120"/>
             </w:pPr>
-            <w:hyperlink w:history="1" r:id="rIdgczjlyhqs0n9wfwpquqhs">
+            <w:hyperlink w:history="1" r:id="rId2n3i5cfzjg8zi7hmh1uet">
               <w:r>
                 <w:rPr>
                   <w:rFonts w:ascii="Arial" w:cs="Arial" w:eastAsia="Arial" w:hAnsi="Arial"/>
@@ -6998,7 +6998,7 @@
             <w:pPr>
               <w:spacing w:after="20" w:before="0"/>
             </w:pPr>
-            <w:hyperlink w:history="1" r:id="rIdjdl-myk_dbhxooaqw2cld">
+            <w:hyperlink w:history="1" r:id="rIdxc02j0mmb64xghws4aky9">
               <w:r>
                 <w:rPr>
                   <w:rFonts w:ascii="Arial" w:cs="Arial" w:eastAsia="Arial" w:hAnsi="Arial"/>
@@ -7047,7 +7047,7 @@
               <w:spacing w:after="10" w:before="0"/>
               <w:ind w:left="120"/>
             </w:pPr>
-            <w:hyperlink w:history="1" r:id="rIdmysyo4junjhtuasrfkuxg">
+            <w:hyperlink w:history="1" r:id="rIdx2cj04aqskksmtnc2_fzn">
               <w:r>
                 <w:rPr>
                   <w:rFonts w:ascii="Arial" w:cs="Arial" w:eastAsia="Arial" w:hAnsi="Arial"/>
@@ -7092,7 +7092,7 @@
             <w:pPr>
               <w:spacing w:after="20" w:before="0"/>
             </w:pPr>
-            <w:hyperlink w:history="1" r:id="rId6iwe19vzvnvssqk680xuy">
+            <w:hyperlink w:history="1" r:id="rIdhwv6rqozxatw4qzkion4d">
               <w:r>
                 <w:rPr>
                   <w:rFonts w:ascii="Arial" w:cs="Arial" w:eastAsia="Arial" w:hAnsi="Arial"/>
@@ -7141,7 +7141,7 @@
               <w:spacing w:after="10" w:before="0"/>
               <w:ind w:left="120"/>
             </w:pPr>
-            <w:hyperlink w:history="1" r:id="rIdlfjjvgemlslbsmat_exi9">
+            <w:hyperlink w:history="1" r:id="rIdrzjoivwwaircxk_n9tgic">
               <w:r>
                 <w:rPr>
                   <w:rFonts w:ascii="Arial" w:cs="Arial" w:eastAsia="Arial" w:hAnsi="Arial"/>
@@ -7336,7 +7336,7 @@
             <w:pPr>
               <w:spacing w:after="20" w:before="0"/>
             </w:pPr>
-            <w:hyperlink w:history="1" r:id="rIdwktoptxpkmqu25afoeypv">
+            <w:hyperlink w:history="1" r:id="rIdbskzrkf0v1a-c_xvhhp7z">
               <w:r>
                 <w:rPr>
                   <w:rFonts w:ascii="Arial" w:cs="Arial" w:eastAsia="Arial" w:hAnsi="Arial"/>
@@ -7385,7 +7385,7 @@
               <w:spacing w:after="10" w:before="0"/>
               <w:ind w:left="120"/>
             </w:pPr>
-            <w:hyperlink w:history="1" r:id="rIdddjtroqamqonnx53lwzkm">
+            <w:hyperlink w:history="1" r:id="rId2speqoaspzmfqnv7hmxzb">
               <w:r>
                 <w:rPr>
                   <w:rFonts w:ascii="Arial" w:cs="Arial" w:eastAsia="Arial" w:hAnsi="Arial"/>
@@ -7430,7 +7430,7 @@
             <w:pPr>
               <w:spacing w:after="20" w:before="0"/>
             </w:pPr>
-            <w:hyperlink w:history="1" r:id="rIdcss-pq1_bw0ngjqgtslyg">
+            <w:hyperlink w:history="1" r:id="rId3_raxtofs0me90scicrqa">
               <w:r>
                 <w:rPr>
                   <w:rFonts w:ascii="Arial" w:cs="Arial" w:eastAsia="Arial" w:hAnsi="Arial"/>
@@ -7479,7 +7479,7 @@
               <w:spacing w:after="10" w:before="0"/>
               <w:ind w:left="120"/>
             </w:pPr>
-            <w:hyperlink w:history="1" r:id="rId-k7x1ept-w90dqfn0ivdr">
+            <w:hyperlink w:history="1" r:id="rIdpvqwm1cy2jdlfn3dvrufo">
               <w:r>
                 <w:rPr>
                   <w:rFonts w:ascii="Arial" w:cs="Arial" w:eastAsia="Arial" w:hAnsi="Arial"/>
@@ -7991,7 +7991,7 @@
         </w:rPr>
         <w:t xml:space="preserve">© 2026 SeaVuria and ARES. Aligned with KICD objectives. Developed by SeaVuria; technical implementation by ARES (with AI assistance from Claude). Licensed under </w:t>
       </w:r>
-      <w:hyperlink w:history="1" r:id="rIdpjdzsoo8vhjlljeiotmux">
+      <w:hyperlink w:history="1" r:id="rIdivj7y45v35pnplwdlo8hy">
         <w:r>
           <w:rPr>
             <w:rFonts w:ascii="Arial" w:cs="Arial" w:eastAsia="Arial" w:hAnsi="Arial"/>
@@ -8012,7 +8012,7 @@
         </w:rPr>
         <w:t xml:space="preserve"> (</w:t>
       </w:r>
-      <w:hyperlink w:history="1" r:id="rIdtq3hkph_8jrh2yvfpkrzk">
+      <w:hyperlink w:history="1" r:id="rIdgsavoe4ct2ytryq5pqcff">
         <w:r>
           <w:rPr>
             <w:rFonts w:ascii="Arial" w:cs="Arial" w:eastAsia="Arial" w:hAnsi="Arial"/>
@@ -9042,7 +9042,7 @@
               <w:spacing w:after="10" w:before="0"/>
               <w:ind w:left="120"/>
             </w:pPr>
-            <w:hyperlink w:history="1" r:id="rIdztvu8hdo84nkiluj-cnnm">
+            <w:hyperlink w:history="1" r:id="rId7atm_uxxwj2b4d-qs-rcc">
               <w:r>
                 <w:rPr>
                   <w:rFonts w:ascii="Arial" w:cs="Arial" w:eastAsia="Arial" w:hAnsi="Arial"/>
@@ -9119,7 +9119,7 @@
               <w:spacing w:after="10" w:before="0"/>
               <w:ind w:left="120"/>
             </w:pPr>
-            <w:hyperlink w:history="1" r:id="rIdwewqyroebjrfl4a5gsnzf">
+            <w:hyperlink w:history="1" r:id="rId5xbmmoehtxbtfai2p_vme">
               <w:r>
                 <w:rPr>
                   <w:rFonts w:ascii="Arial" w:cs="Arial" w:eastAsia="Arial" w:hAnsi="Arial"/>
@@ -9346,7 +9346,7 @@
               <w:spacing w:after="10" w:before="0"/>
               <w:ind w:left="120"/>
             </w:pPr>
-            <w:hyperlink w:history="1" r:id="rIdo3re1g3ohbay5pfzh59mz">
+            <w:hyperlink w:history="1" r:id="rIdldnfxaguc3vlfyx9s8gvc">
               <w:r>
                 <w:rPr>
                   <w:rFonts w:ascii="Arial" w:cs="Arial" w:eastAsia="Arial" w:hAnsi="Arial"/>
@@ -9423,7 +9423,7 @@
               <w:spacing w:after="10" w:before="0"/>
               <w:ind w:left="120"/>
             </w:pPr>
-            <w:hyperlink w:history="1" r:id="rIdx2-a9rjdy05_7krsaplsv">
+            <w:hyperlink w:history="1" r:id="rIdlrfzq7qycggc1z7ofuygx">
               <w:r>
                 <w:rPr>
                   <w:rFonts w:ascii="Arial" w:cs="Arial" w:eastAsia="Arial" w:hAnsi="Arial"/>
@@ -9650,7 +9650,7 @@
               <w:spacing w:after="10" w:before="0"/>
               <w:ind w:left="120"/>
             </w:pPr>
-            <w:hyperlink w:history="1" r:id="rId1yw0f58jnpsfqcbcpajqw">
+            <w:hyperlink w:history="1" r:id="rIdhpopx9phfl0mvwfnbi3qh">
               <w:r>
                 <w:rPr>
                   <w:rFonts w:ascii="Arial" w:cs="Arial" w:eastAsia="Arial" w:hAnsi="Arial"/>
@@ -9727,7 +9727,7 @@
               <w:spacing w:after="10" w:before="0"/>
               <w:ind w:left="120"/>
             </w:pPr>
-            <w:hyperlink w:history="1" r:id="rIdnlucwtacgyjn83kfnsrlf">
+            <w:hyperlink w:history="1" r:id="rIdlrhx4glftnvyfbhkuw_se">
               <w:r>
                 <w:rPr>
                   <w:rFonts w:ascii="Arial" w:cs="Arial" w:eastAsia="Arial" w:hAnsi="Arial"/>
@@ -9954,7 +9954,7 @@
               <w:spacing w:after="10" w:before="0"/>
               <w:ind w:left="120"/>
             </w:pPr>
-            <w:hyperlink w:history="1" r:id="rIdtnpmev0mxllexp-db-uto">
+            <w:hyperlink w:history="1" r:id="rIdleaxa7g0onvkv7hh4ptan">
               <w:r>
                 <w:rPr>
                   <w:rFonts w:ascii="Arial" w:cs="Arial" w:eastAsia="Arial" w:hAnsi="Arial"/>
@@ -10031,7 +10031,7 @@
               <w:spacing w:after="10" w:before="0"/>
               <w:ind w:left="120"/>
             </w:pPr>
-            <w:hyperlink w:history="1" r:id="rIdbegr7q6gyhwkcr7nt9a3y">
+            <w:hyperlink w:history="1" r:id="rIdeelu1o9c96s1sedmv4tmx">
               <w:r>
                 <w:rPr>
                   <w:rFonts w:ascii="Arial" w:cs="Arial" w:eastAsia="Arial" w:hAnsi="Arial"/>
@@ -10258,7 +10258,7 @@
               <w:spacing w:after="10" w:before="0"/>
               <w:ind w:left="120"/>
             </w:pPr>
-            <w:hyperlink w:history="1" r:id="rIdskggd8symo2ec1q-phyhg">
+            <w:hyperlink w:history="1" r:id="rIdqc7qnoar9qt41k14khpdo">
               <w:r>
                 <w:rPr>
                   <w:rFonts w:ascii="Arial" w:cs="Arial" w:eastAsia="Arial" w:hAnsi="Arial"/>
@@ -10335,7 +10335,7 @@
               <w:spacing w:after="10" w:before="0"/>
               <w:ind w:left="120"/>
             </w:pPr>
-            <w:hyperlink w:history="1" r:id="rIdfdcc42dxpmsegqmfmdudp">
+            <w:hyperlink w:history="1" r:id="rIdedlum1fq9nhellqwqjzph">
               <w:r>
                 <w:rPr>
                   <w:rFonts w:ascii="Arial" w:cs="Arial" w:eastAsia="Arial" w:hAnsi="Arial"/>
@@ -10862,7 +10862,7 @@
         </w:rPr>
         <w:t xml:space="preserve">© 2026 SeaVuria and ARES. Aligned with KICD objectives. Developed by SeaVuria; technical implementation by ARES (with AI assistance from Claude). Licensed under </w:t>
       </w:r>
-      <w:hyperlink w:history="1" r:id="rIdjzjggbtibyqm-awzxiwtq">
+      <w:hyperlink w:history="1" r:id="rIdadc4icj_77ntrxyi1curj">
         <w:r>
           <w:rPr>
             <w:rFonts w:ascii="Arial" w:cs="Arial" w:eastAsia="Arial" w:hAnsi="Arial"/>
@@ -10883,7 +10883,7 @@
         </w:rPr>
         <w:t xml:space="preserve"> (</w:t>
       </w:r>
-      <w:hyperlink w:history="1" r:id="rIdit4lcmbhnbcul8jm1-uus">
+      <w:hyperlink w:history="1" r:id="rIdkj3l9qa9k7bxo4ykn8woe">
         <w:r>
           <w:rPr>
             <w:rFonts w:ascii="Arial" w:cs="Arial" w:eastAsia="Arial" w:hAnsi="Arial"/>
@@ -11913,7 +11913,7 @@
               <w:spacing w:after="10" w:before="0"/>
               <w:ind w:left="120"/>
             </w:pPr>
-            <w:hyperlink w:history="1" r:id="rIdrspanm6iedy7beldvlzzh">
+            <w:hyperlink w:history="1" r:id="rIdzy4yjheogiw2t--dme7rf">
               <w:r>
                 <w:rPr>
                   <w:rFonts w:ascii="Arial" w:cs="Arial" w:eastAsia="Arial" w:hAnsi="Arial"/>
@@ -11990,7 +11990,7 @@
               <w:spacing w:after="10" w:before="0"/>
               <w:ind w:left="120"/>
             </w:pPr>
-            <w:hyperlink w:history="1" r:id="rId097kdlw5d5wyyglm97po-">
+            <w:hyperlink w:history="1" r:id="rIdqpyl4w_ngcmddhz1jqeat">
               <w:r>
                 <w:rPr>
                   <w:rFonts w:ascii="Arial" w:cs="Arial" w:eastAsia="Arial" w:hAnsi="Arial"/>
@@ -12217,7 +12217,7 @@
               <w:spacing w:after="10" w:before="0"/>
               <w:ind w:left="120"/>
             </w:pPr>
-            <w:hyperlink w:history="1" r:id="rId_0lyjbe8dupxop2hivavp">
+            <w:hyperlink w:history="1" r:id="rId2uprsrsoqn9lerwlb3pxy">
               <w:r>
                 <w:rPr>
                   <w:rFonts w:ascii="Arial" w:cs="Arial" w:eastAsia="Arial" w:hAnsi="Arial"/>
@@ -12294,7 +12294,7 @@
               <w:spacing w:after="10" w:before="0"/>
               <w:ind w:left="120"/>
             </w:pPr>
-            <w:hyperlink w:history="1" r:id="rIdqirsq4seqr0wcjmlacfn9">
+            <w:hyperlink w:history="1" r:id="rIdaa295wic8co64ncf_t9wj">
               <w:r>
                 <w:rPr>
                   <w:rFonts w:ascii="Arial" w:cs="Arial" w:eastAsia="Arial" w:hAnsi="Arial"/>
@@ -12521,7 +12521,7 @@
               <w:spacing w:after="10" w:before="0"/>
               <w:ind w:left="120"/>
             </w:pPr>
-            <w:hyperlink w:history="1" r:id="rIdwepimfk23mnsbzvdodoom">
+            <w:hyperlink w:history="1" r:id="rIdxzbstqryf23zllwpk9mv8">
               <w:r>
                 <w:rPr>
                   <w:rFonts w:ascii="Arial" w:cs="Arial" w:eastAsia="Arial" w:hAnsi="Arial"/>
@@ -12598,7 +12598,7 @@
               <w:spacing w:after="10" w:before="0"/>
               <w:ind w:left="120"/>
             </w:pPr>
-            <w:hyperlink w:history="1" r:id="rIdcacwfh39plf4gnt5i5ssq">
+            <w:hyperlink w:history="1" r:id="rIdedamg7lrfersgmmccphor">
               <w:r>
                 <w:rPr>
                   <w:rFonts w:ascii="Arial" w:cs="Arial" w:eastAsia="Arial" w:hAnsi="Arial"/>
@@ -12825,7 +12825,7 @@
               <w:spacing w:after="10" w:before="0"/>
               <w:ind w:left="120"/>
             </w:pPr>
-            <w:hyperlink w:history="1" r:id="rId4avbwojfkm29g-nlpx1km">
+            <w:hyperlink w:history="1" r:id="rId05pogbs1fececvdymqka6">
               <w:r>
                 <w:rPr>
                   <w:rFonts w:ascii="Arial" w:cs="Arial" w:eastAsia="Arial" w:hAnsi="Arial"/>
@@ -12902,7 +12902,7 @@
               <w:spacing w:after="10" w:before="0"/>
               <w:ind w:left="120"/>
             </w:pPr>
-            <w:hyperlink w:history="1" r:id="rIdyaenan-thnqr8_mgq4ixl">
+            <w:hyperlink w:history="1" r:id="rIdypd2ilrj7pfezfzwlsoi_">
               <w:r>
                 <w:rPr>
                   <w:rFonts w:ascii="Arial" w:cs="Arial" w:eastAsia="Arial" w:hAnsi="Arial"/>
@@ -13129,7 +13129,7 @@
               <w:spacing w:after="10" w:before="0"/>
               <w:ind w:left="120"/>
             </w:pPr>
-            <w:hyperlink w:history="1" r:id="rIdiu-8n99e-e56koyjyxudd">
+            <w:hyperlink w:history="1" r:id="rIdvhzhfbwqw_gkl2gfwksv0">
               <w:r>
                 <w:rPr>
                   <w:rFonts w:ascii="Arial" w:cs="Arial" w:eastAsia="Arial" w:hAnsi="Arial"/>
@@ -13206,7 +13206,7 @@
               <w:spacing w:after="10" w:before="0"/>
               <w:ind w:left="120"/>
             </w:pPr>
-            <w:hyperlink w:history="1" r:id="rIdllc5h8e1wxwob3xosghl0">
+            <w:hyperlink w:history="1" r:id="rIdhhyrz2fv-brbcaxlrjcfo">
               <w:r>
                 <w:rPr>
                   <w:rFonts w:ascii="Arial" w:cs="Arial" w:eastAsia="Arial" w:hAnsi="Arial"/>
@@ -13733,7 +13733,7 @@
         </w:rPr>
         <w:t xml:space="preserve">© 2026 SeaVuria and ARES. Aligned with KICD objectives. Developed by SeaVuria; technical implementation by ARES (with AI assistance from Claude). Licensed under </w:t>
       </w:r>
-      <w:hyperlink w:history="1" r:id="rIdlg82ffkwpxgny9_eoma5k">
+      <w:hyperlink w:history="1" r:id="rIdvdgihheu7qec-1uoo92vd">
         <w:r>
           <w:rPr>
             <w:rFonts w:ascii="Arial" w:cs="Arial" w:eastAsia="Arial" w:hAnsi="Arial"/>
@@ -13754,7 +13754,7 @@
         </w:rPr>
         <w:t xml:space="preserve"> (</w:t>
       </w:r>
-      <w:hyperlink w:history="1" r:id="rIdu-sa1lgucjphcs7vnx4vj">
+      <w:hyperlink w:history="1" r:id="rIdkw8mqrmzjb8ukn4gl8xuz">
         <w:r>
           <w:rPr>
             <w:rFonts w:ascii="Arial" w:cs="Arial" w:eastAsia="Arial" w:hAnsi="Arial"/>
@@ -14784,7 +14784,7 @@
               <w:spacing w:after="10" w:before="0"/>
               <w:ind w:left="120"/>
             </w:pPr>
-            <w:hyperlink w:history="1" r:id="rIdkduo88c21qh8hbsphvmea">
+            <w:hyperlink w:history="1" r:id="rIdrprekweuexoue20igad24">
               <w:r>
                 <w:rPr>
                   <w:rFonts w:ascii="Arial" w:cs="Arial" w:eastAsia="Arial" w:hAnsi="Arial"/>
@@ -14861,7 +14861,7 @@
               <w:spacing w:after="10" w:before="0"/>
               <w:ind w:left="120"/>
             </w:pPr>
-            <w:hyperlink w:history="1" r:id="rIdem60ftnjp2izyfkssaz8b">
+            <w:hyperlink w:history="1" r:id="rIdykykzbey7v57k1qk1rv0i">
               <w:r>
                 <w:rPr>
                   <w:rFonts w:ascii="Arial" w:cs="Arial" w:eastAsia="Arial" w:hAnsi="Arial"/>
@@ -15088,7 +15088,7 @@
               <w:spacing w:after="10" w:before="0"/>
               <w:ind w:left="120"/>
             </w:pPr>
-            <w:hyperlink w:history="1" r:id="rIdn2nfwyhqp9qkr9ayvrbju">
+            <w:hyperlink w:history="1" r:id="rIdq-c0r4413x7laexhykle_">
               <w:r>
                 <w:rPr>
                   <w:rFonts w:ascii="Arial" w:cs="Arial" w:eastAsia="Arial" w:hAnsi="Arial"/>
@@ -15165,7 +15165,7 @@
               <w:spacing w:after="10" w:before="0"/>
               <w:ind w:left="120"/>
             </w:pPr>
-            <w:hyperlink w:history="1" r:id="rIduzci30w6fzubcmfiyj220">
+            <w:hyperlink w:history="1" r:id="rIdi5idvriqyyy7-rvq1e1m9">
               <w:r>
                 <w:rPr>
                   <w:rFonts w:ascii="Arial" w:cs="Arial" w:eastAsia="Arial" w:hAnsi="Arial"/>
@@ -15392,7 +15392,7 @@
               <w:spacing w:after="10" w:before="0"/>
               <w:ind w:left="120"/>
             </w:pPr>
-            <w:hyperlink w:history="1" r:id="rIdrl9nsjuibtchh7ia7lea5">
+            <w:hyperlink w:history="1" r:id="rIdq27biszv8hola17f8pmk-">
               <w:r>
                 <w:rPr>
                   <w:rFonts w:ascii="Arial" w:cs="Arial" w:eastAsia="Arial" w:hAnsi="Arial"/>
@@ -15469,7 +15469,7 @@
               <w:spacing w:after="10" w:before="0"/>
               <w:ind w:left="120"/>
             </w:pPr>
-            <w:hyperlink w:history="1" r:id="rIdz7tg9ii_hfqwlyyszcvud">
+            <w:hyperlink w:history="1" r:id="rId_0wzsvp5s63d5oqxd4kzs">
               <w:r>
                 <w:rPr>
                   <w:rFonts w:ascii="Arial" w:cs="Arial" w:eastAsia="Arial" w:hAnsi="Arial"/>
@@ -15696,7 +15696,7 @@
               <w:spacing w:after="10" w:before="0"/>
               <w:ind w:left="120"/>
             </w:pPr>
-            <w:hyperlink w:history="1" r:id="rIddd9mln7hxuugmwb5vcf3o">
+            <w:hyperlink w:history="1" r:id="rIdzaseisxkjxzz2fyreqi9y">
               <w:r>
                 <w:rPr>
                   <w:rFonts w:ascii="Arial" w:cs="Arial" w:eastAsia="Arial" w:hAnsi="Arial"/>
@@ -15773,7 +15773,7 @@
               <w:spacing w:after="10" w:before="0"/>
               <w:ind w:left="120"/>
             </w:pPr>
-            <w:hyperlink w:history="1" r:id="rIddufwvauanhqrimo11etgs">
+            <w:hyperlink w:history="1" r:id="rIdcxirqcxe5yarzyszif2e2">
               <w:r>
                 <w:rPr>
                   <w:rFonts w:ascii="Arial" w:cs="Arial" w:eastAsia="Arial" w:hAnsi="Arial"/>
@@ -16000,7 +16000,7 @@
               <w:spacing w:after="10" w:before="0"/>
               <w:ind w:left="120"/>
             </w:pPr>
-            <w:hyperlink w:history="1" r:id="rIdaxmftitet62fqxlwih0jo">
+            <w:hyperlink w:history="1" r:id="rId8p44ru-jof4mulff8hmec">
               <w:r>
                 <w:rPr>
                   <w:rFonts w:ascii="Arial" w:cs="Arial" w:eastAsia="Arial" w:hAnsi="Arial"/>
@@ -16077,7 +16077,7 @@
               <w:spacing w:after="10" w:before="0"/>
               <w:ind w:left="120"/>
             </w:pPr>
-            <w:hyperlink w:history="1" r:id="rIdx7oh3-gigr6cwoympeqti">
+            <w:hyperlink w:history="1" r:id="rIdoweqruqwd0euafkbqkoqe">
               <w:r>
                 <w:rPr>
                   <w:rFonts w:ascii="Arial" w:cs="Arial" w:eastAsia="Arial" w:hAnsi="Arial"/>
@@ -16604,7 +16604,7 @@
         </w:rPr>
         <w:t xml:space="preserve">© 2026 SeaVuria and ARES. Aligned with KICD objectives. Developed by SeaVuria; technical implementation by ARES (with AI assistance from Claude). Licensed under </w:t>
       </w:r>
-      <w:hyperlink w:history="1" r:id="rIde0nvykavonbdqz9c-d2k6">
+      <w:hyperlink w:history="1" r:id="rId6wkmykfjnxkgakzxin7wl">
         <w:r>
           <w:rPr>
             <w:rFonts w:ascii="Arial" w:cs="Arial" w:eastAsia="Arial" w:hAnsi="Arial"/>
@@ -16625,7 +16625,7 @@
         </w:rPr>
         <w:t xml:space="preserve"> (</w:t>
       </w:r>
-      <w:hyperlink w:history="1" r:id="rIdg3w-klitsjf58fu1mpy8t">
+      <w:hyperlink w:history="1" r:id="rIdrl4fw7jwiq4wz972ivprl">
         <w:r>
           <w:rPr>
             <w:rFonts w:ascii="Arial" w:cs="Arial" w:eastAsia="Arial" w:hAnsi="Arial"/>

--- a/data/outputs/v2/Grade11/Biology/Lesson_Plans/SS2.3_Excretion_in_Plants/Biology_Excretion_in_Plants_CBE_LessonSequence.docx
+++ b/data/outputs/v2/Grade11/Biology/Lesson_Plans/SS2.3_Excretion_in_Plants/Biology_Excretion_in_Plants_CBE_LessonSequence.docx
@@ -1976,7 +1976,7 @@
         </w:rPr>
         <w:t xml:space="preserve">© 2026 SeaVuria and ARES. This work is licensed under a </w:t>
       </w:r>
-      <w:hyperlink w:history="1" r:id="rIdul-0rod0di61ztla-ekpz">
+      <w:hyperlink w:history="1" r:id="rIdzihu7ijv1gmr2uzecbrie">
         <w:r>
           <w:rPr>
             <w:rFonts w:ascii="Arial" w:cs="Arial" w:eastAsia="Arial" w:hAnsi="Arial"/>
@@ -1996,7 +1996,7 @@
         </w:rPr>
         <w:t xml:space="preserve"> (</w:t>
       </w:r>
-      <w:hyperlink w:history="1" r:id="rIdppgwvx4fivdtknig4ay-d">
+      <w:hyperlink w:history="1" r:id="rIdwt8i77xsvazp2bah2b9rv">
         <w:r>
           <w:rPr>
             <w:rFonts w:ascii="Arial" w:cs="Arial" w:eastAsia="Arial" w:hAnsi="Arial"/>
@@ -2016,7 +2016,7 @@
         </w:rPr>
         <w:t xml:space="preserve">). To view a copy of this license, visit </w:t>
       </w:r>
-      <w:hyperlink w:history="1" r:id="rIdi20uwgszyiflvnhd4t4km">
+      <w:hyperlink w:history="1" r:id="rId7cgw3mwvjxevzfhq5row1">
         <w:r>
           <w:rPr>
             <w:rFonts w:ascii="Arial" w:cs="Arial" w:eastAsia="Arial" w:hAnsi="Arial"/>
@@ -3028,7 +3028,7 @@
             <w:pPr>
               <w:spacing w:after="20" w:before="0"/>
             </w:pPr>
-            <w:hyperlink w:history="1" r:id="rIdzmsjn2ukjyhqity-ohdws">
+            <w:hyperlink w:history="1" r:id="rIdj1qswle5xo2-5o4juhzyt">
               <w:r>
                 <w:rPr>
                   <w:rFonts w:ascii="Arial" w:cs="Arial" w:eastAsia="Arial" w:hAnsi="Arial"/>
@@ -3077,7 +3077,7 @@
               <w:spacing w:after="10" w:before="0"/>
               <w:ind w:left="120"/>
             </w:pPr>
-            <w:hyperlink w:history="1" r:id="rIdx6jtpugvcgb7aev_p5w5w">
+            <w:hyperlink w:history="1" r:id="rIduevlxzkr4dhze8epkpfjw">
               <w:r>
                 <w:rPr>
                   <w:rFonts w:ascii="Arial" w:cs="Arial" w:eastAsia="Arial" w:hAnsi="Arial"/>
@@ -3139,7 +3139,7 @@
               <w:spacing w:after="10" w:before="0"/>
               <w:ind w:left="120"/>
             </w:pPr>
-            <w:hyperlink w:history="1" r:id="rIdvex37wllfjqhz2vk6ilgm">
+            <w:hyperlink w:history="1" r:id="rIdwbazv1u9bo2v9ca6gdzjk">
               <w:r>
                 <w:rPr>
                   <w:rFonts w:ascii="Arial" w:cs="Arial" w:eastAsia="Arial" w:hAnsi="Arial"/>
@@ -3349,7 +3349,7 @@
             <w:pPr>
               <w:spacing w:after="20" w:before="0"/>
             </w:pPr>
-            <w:hyperlink w:history="1" r:id="rIdhhdq26uyqslpqbkiahy2n">
+            <w:hyperlink w:history="1" r:id="rIdcju3tkijtb_qicscw58r0">
               <w:r>
                 <w:rPr>
                   <w:rFonts w:ascii="Arial" w:cs="Arial" w:eastAsia="Arial" w:hAnsi="Arial"/>
@@ -3398,7 +3398,7 @@
               <w:spacing w:after="10" w:before="0"/>
               <w:ind w:left="120"/>
             </w:pPr>
-            <w:hyperlink w:history="1" r:id="rIdz6hm4vj8k9zb-jqfv_vbw">
+            <w:hyperlink w:history="1" r:id="rIdrfs0isyhsrswousn7gidu">
               <w:r>
                 <w:rPr>
                   <w:rFonts w:ascii="Arial" w:cs="Arial" w:eastAsia="Arial" w:hAnsi="Arial"/>
@@ -3460,7 +3460,7 @@
               <w:spacing w:after="10" w:before="0"/>
               <w:ind w:left="120"/>
             </w:pPr>
-            <w:hyperlink w:history="1" r:id="rIdvozvwdg29hfp8kmzejqgq">
+            <w:hyperlink w:history="1" r:id="rIdb47qfk-t0yl1x1jkhycr4">
               <w:r>
                 <w:rPr>
                   <w:rFonts w:ascii="Arial" w:cs="Arial" w:eastAsia="Arial" w:hAnsi="Arial"/>
@@ -3670,7 +3670,7 @@
             <w:pPr>
               <w:spacing w:after="20" w:before="0"/>
             </w:pPr>
-            <w:hyperlink w:history="1" r:id="rIdwek9_fh9nsyli28esw7cc">
+            <w:hyperlink w:history="1" r:id="rId6ym621ctfv91nxklxty1v">
               <w:r>
                 <w:rPr>
                   <w:rFonts w:ascii="Arial" w:cs="Arial" w:eastAsia="Arial" w:hAnsi="Arial"/>
@@ -3719,7 +3719,7 @@
               <w:spacing w:after="10" w:before="0"/>
               <w:ind w:left="120"/>
             </w:pPr>
-            <w:hyperlink w:history="1" r:id="rId5niaedqpqabti3z8du_pg">
+            <w:hyperlink w:history="1" r:id="rIdlmkc4vc-nubvnfeqhp-vp">
               <w:r>
                 <w:rPr>
                   <w:rFonts w:ascii="Arial" w:cs="Arial" w:eastAsia="Arial" w:hAnsi="Arial"/>
@@ -3781,7 +3781,7 @@
               <w:spacing w:after="10" w:before="0"/>
               <w:ind w:left="120"/>
             </w:pPr>
-            <w:hyperlink w:history="1" r:id="rIdzw7kjyiffmdreognsylvg">
+            <w:hyperlink w:history="1" r:id="rIdo6xi1u5sxztsetmp7j83w">
               <w:r>
                 <w:rPr>
                   <w:rFonts w:ascii="Arial" w:cs="Arial" w:eastAsia="Arial" w:hAnsi="Arial"/>
@@ -3991,7 +3991,7 @@
             <w:pPr>
               <w:spacing w:after="20" w:before="0"/>
             </w:pPr>
-            <w:hyperlink w:history="1" r:id="rIdiby3lpzyx3zesprk6fmjs">
+            <w:hyperlink w:history="1" r:id="rId9ybpj24q-xzqfc7scceko">
               <w:r>
                 <w:rPr>
                   <w:rFonts w:ascii="Arial" w:cs="Arial" w:eastAsia="Arial" w:hAnsi="Arial"/>
@@ -4040,7 +4040,7 @@
               <w:spacing w:after="10" w:before="0"/>
               <w:ind w:left="120"/>
             </w:pPr>
-            <w:hyperlink w:history="1" r:id="rIdow5fv_hvzpi4jncezyryc">
+            <w:hyperlink w:history="1" r:id="rId5erwiawyuhip79iwej29b">
               <w:r>
                 <w:rPr>
                   <w:rFonts w:ascii="Arial" w:cs="Arial" w:eastAsia="Arial" w:hAnsi="Arial"/>
@@ -4102,7 +4102,7 @@
               <w:spacing w:after="10" w:before="0"/>
               <w:ind w:left="120"/>
             </w:pPr>
-            <w:hyperlink w:history="1" r:id="rIdyabrsu0o6efycbr7azt_u">
+            <w:hyperlink w:history="1" r:id="rIdrroaqox85chgfn16i3dqn">
               <w:r>
                 <w:rPr>
                   <w:rFonts w:ascii="Arial" w:cs="Arial" w:eastAsia="Arial" w:hAnsi="Arial"/>
@@ -4312,7 +4312,7 @@
             <w:pPr>
               <w:spacing w:after="20" w:before="0"/>
             </w:pPr>
-            <w:hyperlink w:history="1" r:id="rIdrf2nbxxvx7giuekpgmv4i">
+            <w:hyperlink w:history="1" r:id="rIddunlqk820ox8jfo9kdsaa">
               <w:r>
                 <w:rPr>
                   <w:rFonts w:ascii="Arial" w:cs="Arial" w:eastAsia="Arial" w:hAnsi="Arial"/>
@@ -4361,7 +4361,7 @@
               <w:spacing w:after="10" w:before="0"/>
               <w:ind w:left="120"/>
             </w:pPr>
-            <w:hyperlink w:history="1" r:id="rIdavml2qs1mua1omhxbnuxo">
+            <w:hyperlink w:history="1" r:id="rIdrnl2hfbobzrh-wsafmado">
               <w:r>
                 <w:rPr>
                   <w:rFonts w:ascii="Arial" w:cs="Arial" w:eastAsia="Arial" w:hAnsi="Arial"/>
@@ -4423,7 +4423,7 @@
               <w:spacing w:after="10" w:before="0"/>
               <w:ind w:left="120"/>
             </w:pPr>
-            <w:hyperlink w:history="1" r:id="rId0ood9ky-y5tlsrykchyol">
+            <w:hyperlink w:history="1" r:id="rIdd55-kfc1wdyscweep7yac">
               <w:r>
                 <w:rPr>
                   <w:rFonts w:ascii="Arial" w:cs="Arial" w:eastAsia="Arial" w:hAnsi="Arial"/>
@@ -4950,7 +4950,7 @@
         </w:rPr>
         <w:t xml:space="preserve">© 2026 SeaVuria and ARES. Aligned with KICD objectives. Developed by SeaVuria; technical implementation by ARES (with AI assistance from Claude). Licensed under </w:t>
       </w:r>
-      <w:hyperlink w:history="1" r:id="rId6-9d3pwd2uppkvkfobygd">
+      <w:hyperlink w:history="1" r:id="rIdgp00wn9xy8zeu5lje53cj">
         <w:r>
           <w:rPr>
             <w:rFonts w:ascii="Arial" w:cs="Arial" w:eastAsia="Arial" w:hAnsi="Arial"/>
@@ -4971,7 +4971,7 @@
         </w:rPr>
         <w:t xml:space="preserve"> (</w:t>
       </w:r>
-      <w:hyperlink w:history="1" r:id="rId3xich7unnmw9zkzkl6brt">
+      <w:hyperlink w:history="1" r:id="rId8apj3bj0z8xynk4zw_-vj">
         <w:r>
           <w:rPr>
             <w:rFonts w:ascii="Arial" w:cs="Arial" w:eastAsia="Arial" w:hAnsi="Arial"/>
@@ -5984,7 +5984,7 @@
             <w:pPr>
               <w:spacing w:after="20" w:before="0"/>
             </w:pPr>
-            <w:hyperlink w:history="1" r:id="rIdzjw0sxunay6geirrnd7o-">
+            <w:hyperlink w:history="1" r:id="rIdxmoubmlufgzbp7l_iz-5_">
               <w:r>
                 <w:rPr>
                   <w:rFonts w:ascii="Arial" w:cs="Arial" w:eastAsia="Arial" w:hAnsi="Arial"/>
@@ -6033,7 +6033,7 @@
               <w:spacing w:after="10" w:before="0"/>
               <w:ind w:left="120"/>
             </w:pPr>
-            <w:hyperlink w:history="1" r:id="rIdsl-707msni7bi2mvcxrh0">
+            <w:hyperlink w:history="1" r:id="rIdovx-md5hejzjiuucgz7hc">
               <w:r>
                 <w:rPr>
                   <w:rFonts w:ascii="Arial" w:cs="Arial" w:eastAsia="Arial" w:hAnsi="Arial"/>
@@ -6078,7 +6078,7 @@
             <w:pPr>
               <w:spacing w:after="20" w:before="0"/>
             </w:pPr>
-            <w:hyperlink w:history="1" r:id="rIdkmerzxtxgi9a0flzawsh4">
+            <w:hyperlink w:history="1" r:id="rIdnm_szq00art9rzuoilego">
               <w:r>
                 <w:rPr>
                   <w:rFonts w:ascii="Arial" w:cs="Arial" w:eastAsia="Arial" w:hAnsi="Arial"/>
@@ -6127,7 +6127,7 @@
               <w:spacing w:after="10" w:before="0"/>
               <w:ind w:left="120"/>
             </w:pPr>
-            <w:hyperlink w:history="1" r:id="rIdk5uiuhjtjbjt3vegwm4hx">
+            <w:hyperlink w:history="1" r:id="rIda2u0j6jjubmkstckjxizw">
               <w:r>
                 <w:rPr>
                   <w:rFonts w:ascii="Arial" w:cs="Arial" w:eastAsia="Arial" w:hAnsi="Arial"/>
@@ -6322,7 +6322,7 @@
             <w:pPr>
               <w:spacing w:after="20" w:before="0"/>
             </w:pPr>
-            <w:hyperlink w:history="1" r:id="rId6re8vbkgm93a2jqw3q2zr">
+            <w:hyperlink w:history="1" r:id="rIdkxt1zcmp6ud90xwo_wtkn">
               <w:r>
                 <w:rPr>
                   <w:rFonts w:ascii="Arial" w:cs="Arial" w:eastAsia="Arial" w:hAnsi="Arial"/>
@@ -6371,7 +6371,7 @@
               <w:spacing w:after="10" w:before="0"/>
               <w:ind w:left="120"/>
             </w:pPr>
-            <w:hyperlink w:history="1" r:id="rIdnemyyr9ldq4bd0xyeldzv">
+            <w:hyperlink w:history="1" r:id="rId77owcwhfaobibdalfnfjn">
               <w:r>
                 <w:rPr>
                   <w:rFonts w:ascii="Arial" w:cs="Arial" w:eastAsia="Arial" w:hAnsi="Arial"/>
@@ -6416,7 +6416,7 @@
             <w:pPr>
               <w:spacing w:after="20" w:before="0"/>
             </w:pPr>
-            <w:hyperlink w:history="1" r:id="rIdtqibdv-h-fdkdvbcmrwnn">
+            <w:hyperlink w:history="1" r:id="rIdezv7hspcshzbem1ujcxim">
               <w:r>
                 <w:rPr>
                   <w:rFonts w:ascii="Arial" w:cs="Arial" w:eastAsia="Arial" w:hAnsi="Arial"/>
@@ -6465,7 +6465,7 @@
               <w:spacing w:after="10" w:before="0"/>
               <w:ind w:left="120"/>
             </w:pPr>
-            <w:hyperlink w:history="1" r:id="rIdx-q5vqswcd1jpcbvnux9l">
+            <w:hyperlink w:history="1" r:id="rIdwzb8s3o0ywd7sbkkxwcu2">
               <w:r>
                 <w:rPr>
                   <w:rFonts w:ascii="Arial" w:cs="Arial" w:eastAsia="Arial" w:hAnsi="Arial"/>
@@ -6660,7 +6660,7 @@
             <w:pPr>
               <w:spacing w:after="20" w:before="0"/>
             </w:pPr>
-            <w:hyperlink w:history="1" r:id="rIdavodxqhxokpx5opx02y9i">
+            <w:hyperlink w:history="1" r:id="rIdanlce9b1cbnbksbqizjqb">
               <w:r>
                 <w:rPr>
                   <w:rFonts w:ascii="Arial" w:cs="Arial" w:eastAsia="Arial" w:hAnsi="Arial"/>
@@ -6709,7 +6709,7 @@
               <w:spacing w:after="10" w:before="0"/>
               <w:ind w:left="120"/>
             </w:pPr>
-            <w:hyperlink w:history="1" r:id="rIdmpb-kbbroztn1rmnk8mhc">
+            <w:hyperlink w:history="1" r:id="rIdhxxn16sclzolcmpcvekr4">
               <w:r>
                 <w:rPr>
                   <w:rFonts w:ascii="Arial" w:cs="Arial" w:eastAsia="Arial" w:hAnsi="Arial"/>
@@ -6754,7 +6754,7 @@
             <w:pPr>
               <w:spacing w:after="20" w:before="0"/>
             </w:pPr>
-            <w:hyperlink w:history="1" r:id="rIdba7bels6h5cnt08_sri5x">
+            <w:hyperlink w:history="1" r:id="rIdw2yipl9kbxrdkka-qbfqm">
               <w:r>
                 <w:rPr>
                   <w:rFonts w:ascii="Arial" w:cs="Arial" w:eastAsia="Arial" w:hAnsi="Arial"/>
@@ -6803,7 +6803,7 @@
               <w:spacing w:after="10" w:before="0"/>
               <w:ind w:left="120"/>
             </w:pPr>
-            <w:hyperlink w:history="1" r:id="rId2n3i5cfzjg8zi7hmh1uet">
+            <w:hyperlink w:history="1" r:id="rIdx5ekgtfsr6xndmxmk7-06">
               <w:r>
                 <w:rPr>
                   <w:rFonts w:ascii="Arial" w:cs="Arial" w:eastAsia="Arial" w:hAnsi="Arial"/>
@@ -6998,7 +6998,7 @@
             <w:pPr>
               <w:spacing w:after="20" w:before="0"/>
             </w:pPr>
-            <w:hyperlink w:history="1" r:id="rIdxc02j0mmb64xghws4aky9">
+            <w:hyperlink w:history="1" r:id="rIdgrhfuuqlfa9rtkrtajwno">
               <w:r>
                 <w:rPr>
                   <w:rFonts w:ascii="Arial" w:cs="Arial" w:eastAsia="Arial" w:hAnsi="Arial"/>
@@ -7047,7 +7047,7 @@
               <w:spacing w:after="10" w:before="0"/>
               <w:ind w:left="120"/>
             </w:pPr>
-            <w:hyperlink w:history="1" r:id="rIdx2cj04aqskksmtnc2_fzn">
+            <w:hyperlink w:history="1" r:id="rId6_qtc5m_m286hm41m1op8">
               <w:r>
                 <w:rPr>
                   <w:rFonts w:ascii="Arial" w:cs="Arial" w:eastAsia="Arial" w:hAnsi="Arial"/>
@@ -7092,7 +7092,7 @@
             <w:pPr>
               <w:spacing w:after="20" w:before="0"/>
             </w:pPr>
-            <w:hyperlink w:history="1" r:id="rIdhwv6rqozxatw4qzkion4d">
+            <w:hyperlink w:history="1" r:id="rIdvqihxuci_b-gwmzfjssm8">
               <w:r>
                 <w:rPr>
                   <w:rFonts w:ascii="Arial" w:cs="Arial" w:eastAsia="Arial" w:hAnsi="Arial"/>
@@ -7141,7 +7141,7 @@
               <w:spacing w:after="10" w:before="0"/>
               <w:ind w:left="120"/>
             </w:pPr>
-            <w:hyperlink w:history="1" r:id="rIdrzjoivwwaircxk_n9tgic">
+            <w:hyperlink w:history="1" r:id="rIdssksxkva1wyh_hwy5xqgc">
               <w:r>
                 <w:rPr>
                   <w:rFonts w:ascii="Arial" w:cs="Arial" w:eastAsia="Arial" w:hAnsi="Arial"/>
@@ -7336,7 +7336,7 @@
             <w:pPr>
               <w:spacing w:after="20" w:before="0"/>
             </w:pPr>
-            <w:hyperlink w:history="1" r:id="rIdbskzrkf0v1a-c_xvhhp7z">
+            <w:hyperlink w:history="1" r:id="rId4tkah6l64p2ng0gqlslrq">
               <w:r>
                 <w:rPr>
                   <w:rFonts w:ascii="Arial" w:cs="Arial" w:eastAsia="Arial" w:hAnsi="Arial"/>
@@ -7385,7 +7385,7 @@
               <w:spacing w:after="10" w:before="0"/>
               <w:ind w:left="120"/>
             </w:pPr>
-            <w:hyperlink w:history="1" r:id="rId2speqoaspzmfqnv7hmxzb">
+            <w:hyperlink w:history="1" r:id="rIdqjpoctjf1mhjpcx5k_jxb">
               <w:r>
                 <w:rPr>
                   <w:rFonts w:ascii="Arial" w:cs="Arial" w:eastAsia="Arial" w:hAnsi="Arial"/>
@@ -7430,7 +7430,7 @@
             <w:pPr>
               <w:spacing w:after="20" w:before="0"/>
             </w:pPr>
-            <w:hyperlink w:history="1" r:id="rId3_raxtofs0me90scicrqa">
+            <w:hyperlink w:history="1" r:id="rIdshgqrx2-ohpkq6zpzjjif">
               <w:r>
                 <w:rPr>
                   <w:rFonts w:ascii="Arial" w:cs="Arial" w:eastAsia="Arial" w:hAnsi="Arial"/>
@@ -7479,7 +7479,7 @@
               <w:spacing w:after="10" w:before="0"/>
               <w:ind w:left="120"/>
             </w:pPr>
-            <w:hyperlink w:history="1" r:id="rIdpvqwm1cy2jdlfn3dvrufo">
+            <w:hyperlink w:history="1" r:id="rIdvrkktoimscvzbqbzhu8oy">
               <w:r>
                 <w:rPr>
                   <w:rFonts w:ascii="Arial" w:cs="Arial" w:eastAsia="Arial" w:hAnsi="Arial"/>
@@ -7991,7 +7991,7 @@
         </w:rPr>
         <w:t xml:space="preserve">© 2026 SeaVuria and ARES. Aligned with KICD objectives. Developed by SeaVuria; technical implementation by ARES (with AI assistance from Claude). Licensed under </w:t>
       </w:r>
-      <w:hyperlink w:history="1" r:id="rIdivj7y45v35pnplwdlo8hy">
+      <w:hyperlink w:history="1" r:id="rIdrkbsu_ppfdbzt1xk4i0jp">
         <w:r>
           <w:rPr>
             <w:rFonts w:ascii="Arial" w:cs="Arial" w:eastAsia="Arial" w:hAnsi="Arial"/>
@@ -8012,7 +8012,7 @@
         </w:rPr>
         <w:t xml:space="preserve"> (</w:t>
       </w:r>
-      <w:hyperlink w:history="1" r:id="rIdgsavoe4ct2ytryq5pqcff">
+      <w:hyperlink w:history="1" r:id="rId76j5tjuqathacqzpfwqtc">
         <w:r>
           <w:rPr>
             <w:rFonts w:ascii="Arial" w:cs="Arial" w:eastAsia="Arial" w:hAnsi="Arial"/>
@@ -9042,7 +9042,7 @@
               <w:spacing w:after="10" w:before="0"/>
               <w:ind w:left="120"/>
             </w:pPr>
-            <w:hyperlink w:history="1" r:id="rId7atm_uxxwj2b4d-qs-rcc">
+            <w:hyperlink w:history="1" r:id="rIdhlolq4zltwzkfhapkqoca">
               <w:r>
                 <w:rPr>
                   <w:rFonts w:ascii="Arial" w:cs="Arial" w:eastAsia="Arial" w:hAnsi="Arial"/>
@@ -9119,7 +9119,7 @@
               <w:spacing w:after="10" w:before="0"/>
               <w:ind w:left="120"/>
             </w:pPr>
-            <w:hyperlink w:history="1" r:id="rId5xbmmoehtxbtfai2p_vme">
+            <w:hyperlink w:history="1" r:id="rIdc8f4z-ks--fqqkiihaplx">
               <w:r>
                 <w:rPr>
                   <w:rFonts w:ascii="Arial" w:cs="Arial" w:eastAsia="Arial" w:hAnsi="Arial"/>
@@ -9346,7 +9346,7 @@
               <w:spacing w:after="10" w:before="0"/>
               <w:ind w:left="120"/>
             </w:pPr>
-            <w:hyperlink w:history="1" r:id="rIdldnfxaguc3vlfyx9s8gvc">
+            <w:hyperlink w:history="1" r:id="rIdamkwvuwmk1av1wmrb0_x5">
               <w:r>
                 <w:rPr>
                   <w:rFonts w:ascii="Arial" w:cs="Arial" w:eastAsia="Arial" w:hAnsi="Arial"/>
@@ -9423,7 +9423,7 @@
               <w:spacing w:after="10" w:before="0"/>
               <w:ind w:left="120"/>
             </w:pPr>
-            <w:hyperlink w:history="1" r:id="rIdlrfzq7qycggc1z7ofuygx">
+            <w:hyperlink w:history="1" r:id="rIduircerfnmhlkw_z4szppq">
               <w:r>
                 <w:rPr>
                   <w:rFonts w:ascii="Arial" w:cs="Arial" w:eastAsia="Arial" w:hAnsi="Arial"/>
@@ -9650,7 +9650,7 @@
               <w:spacing w:after="10" w:before="0"/>
               <w:ind w:left="120"/>
             </w:pPr>
-            <w:hyperlink w:history="1" r:id="rIdhpopx9phfl0mvwfnbi3qh">
+            <w:hyperlink w:history="1" r:id="rIdh2c8uaqmzceeogfxerwrf">
               <w:r>
                 <w:rPr>
                   <w:rFonts w:ascii="Arial" w:cs="Arial" w:eastAsia="Arial" w:hAnsi="Arial"/>
@@ -9727,7 +9727,7 @@
               <w:spacing w:after="10" w:before="0"/>
               <w:ind w:left="120"/>
             </w:pPr>
-            <w:hyperlink w:history="1" r:id="rIdlrhx4glftnvyfbhkuw_se">
+            <w:hyperlink w:history="1" r:id="rIdk2u1ziydpre41xu0urxjd">
               <w:r>
                 <w:rPr>
                   <w:rFonts w:ascii="Arial" w:cs="Arial" w:eastAsia="Arial" w:hAnsi="Arial"/>
@@ -9954,7 +9954,7 @@
               <w:spacing w:after="10" w:before="0"/>
               <w:ind w:left="120"/>
             </w:pPr>
-            <w:hyperlink w:history="1" r:id="rIdleaxa7g0onvkv7hh4ptan">
+            <w:hyperlink w:history="1" r:id="rIdpb7uz1_itsjnygo30nshi">
               <w:r>
                 <w:rPr>
                   <w:rFonts w:ascii="Arial" w:cs="Arial" w:eastAsia="Arial" w:hAnsi="Arial"/>
@@ -10031,7 +10031,7 @@
               <w:spacing w:after="10" w:before="0"/>
               <w:ind w:left="120"/>
             </w:pPr>
-            <w:hyperlink w:history="1" r:id="rIdeelu1o9c96s1sedmv4tmx">
+            <w:hyperlink w:history="1" r:id="rIdjfe4-azvy4rh8fjabvgmr">
               <w:r>
                 <w:rPr>
                   <w:rFonts w:ascii="Arial" w:cs="Arial" w:eastAsia="Arial" w:hAnsi="Arial"/>
@@ -10258,7 +10258,7 @@
               <w:spacing w:after="10" w:before="0"/>
               <w:ind w:left="120"/>
             </w:pPr>
-            <w:hyperlink w:history="1" r:id="rIdqc7qnoar9qt41k14khpdo">
+            <w:hyperlink w:history="1" r:id="rId4dd5mgkce0lmat9csazfp">
               <w:r>
                 <w:rPr>
                   <w:rFonts w:ascii="Arial" w:cs="Arial" w:eastAsia="Arial" w:hAnsi="Arial"/>
@@ -10335,7 +10335,7 @@
               <w:spacing w:after="10" w:before="0"/>
               <w:ind w:left="120"/>
             </w:pPr>
-            <w:hyperlink w:history="1" r:id="rIdedlum1fq9nhellqwqjzph">
+            <w:hyperlink w:history="1" r:id="rIdpkc_sf41iqzfsagp7p619">
               <w:r>
                 <w:rPr>
                   <w:rFonts w:ascii="Arial" w:cs="Arial" w:eastAsia="Arial" w:hAnsi="Arial"/>
@@ -10862,7 +10862,7 @@
         </w:rPr>
         <w:t xml:space="preserve">© 2026 SeaVuria and ARES. Aligned with KICD objectives. Developed by SeaVuria; technical implementation by ARES (with AI assistance from Claude). Licensed under </w:t>
       </w:r>
-      <w:hyperlink w:history="1" r:id="rIdadc4icj_77ntrxyi1curj">
+      <w:hyperlink w:history="1" r:id="rIdzd5fhxjqfkqtcmzoh35xb">
         <w:r>
           <w:rPr>
             <w:rFonts w:ascii="Arial" w:cs="Arial" w:eastAsia="Arial" w:hAnsi="Arial"/>
@@ -10883,7 +10883,7 @@
         </w:rPr>
         <w:t xml:space="preserve"> (</w:t>
       </w:r>
-      <w:hyperlink w:history="1" r:id="rIdkj3l9qa9k7bxo4ykn8woe">
+      <w:hyperlink w:history="1" r:id="rIdm6gtdotgsieerg7nyozvt">
         <w:r>
           <w:rPr>
             <w:rFonts w:ascii="Arial" w:cs="Arial" w:eastAsia="Arial" w:hAnsi="Arial"/>
@@ -11913,7 +11913,7 @@
               <w:spacing w:after="10" w:before="0"/>
               <w:ind w:left="120"/>
             </w:pPr>
-            <w:hyperlink w:history="1" r:id="rIdzy4yjheogiw2t--dme7rf">
+            <w:hyperlink w:history="1" r:id="rIdlchlay07uhi63uu47hvqe">
               <w:r>
                 <w:rPr>
                   <w:rFonts w:ascii="Arial" w:cs="Arial" w:eastAsia="Arial" w:hAnsi="Arial"/>
@@ -11990,7 +11990,7 @@
               <w:spacing w:after="10" w:before="0"/>
               <w:ind w:left="120"/>
             </w:pPr>
-            <w:hyperlink w:history="1" r:id="rIdqpyl4w_ngcmddhz1jqeat">
+            <w:hyperlink w:history="1" r:id="rIdvzgyl8s8ksbvod9tljrny">
               <w:r>
                 <w:rPr>
                   <w:rFonts w:ascii="Arial" w:cs="Arial" w:eastAsia="Arial" w:hAnsi="Arial"/>
@@ -12217,7 +12217,7 @@
               <w:spacing w:after="10" w:before="0"/>
               <w:ind w:left="120"/>
             </w:pPr>
-            <w:hyperlink w:history="1" r:id="rId2uprsrsoqn9lerwlb3pxy">
+            <w:hyperlink w:history="1" r:id="rId7o_whq_xl79alytomeigq">
               <w:r>
                 <w:rPr>
                   <w:rFonts w:ascii="Arial" w:cs="Arial" w:eastAsia="Arial" w:hAnsi="Arial"/>
@@ -12294,7 +12294,7 @@
               <w:spacing w:after="10" w:before="0"/>
               <w:ind w:left="120"/>
             </w:pPr>
-            <w:hyperlink w:history="1" r:id="rIdaa295wic8co64ncf_t9wj">
+            <w:hyperlink w:history="1" r:id="rIdrpt7sr8r_iuui6rgqtzl2">
               <w:r>
                 <w:rPr>
                   <w:rFonts w:ascii="Arial" w:cs="Arial" w:eastAsia="Arial" w:hAnsi="Arial"/>
@@ -12521,7 +12521,7 @@
               <w:spacing w:after="10" w:before="0"/>
               <w:ind w:left="120"/>
             </w:pPr>
-            <w:hyperlink w:history="1" r:id="rIdxzbstqryf23zllwpk9mv8">
+            <w:hyperlink w:history="1" r:id="rIdxrett-dcdtskt2ubkqllb">
               <w:r>
                 <w:rPr>
                   <w:rFonts w:ascii="Arial" w:cs="Arial" w:eastAsia="Arial" w:hAnsi="Arial"/>
@@ -12598,7 +12598,7 @@
               <w:spacing w:after="10" w:before="0"/>
               <w:ind w:left="120"/>
             </w:pPr>
-            <w:hyperlink w:history="1" r:id="rIdedamg7lrfersgmmccphor">
+            <w:hyperlink w:history="1" r:id="rId2jml0nthrsnavfzohdnps">
               <w:r>
                 <w:rPr>
                   <w:rFonts w:ascii="Arial" w:cs="Arial" w:eastAsia="Arial" w:hAnsi="Arial"/>
@@ -12825,7 +12825,7 @@
               <w:spacing w:after="10" w:before="0"/>
               <w:ind w:left="120"/>
             </w:pPr>
-            <w:hyperlink w:history="1" r:id="rId05pogbs1fececvdymqka6">
+            <w:hyperlink w:history="1" r:id="rIdz_2s07vplz1ahwfnw13bu">
               <w:r>
                 <w:rPr>
                   <w:rFonts w:ascii="Arial" w:cs="Arial" w:eastAsia="Arial" w:hAnsi="Arial"/>
@@ -12902,7 +12902,7 @@
               <w:spacing w:after="10" w:before="0"/>
               <w:ind w:left="120"/>
             </w:pPr>
-            <w:hyperlink w:history="1" r:id="rIdypd2ilrj7pfezfzwlsoi_">
+            <w:hyperlink w:history="1" r:id="rIdqgpzss6cstjyk5idk_5ko">
               <w:r>
                 <w:rPr>
                   <w:rFonts w:ascii="Arial" w:cs="Arial" w:eastAsia="Arial" w:hAnsi="Arial"/>
@@ -13129,7 +13129,7 @@
               <w:spacing w:after="10" w:before="0"/>
               <w:ind w:left="120"/>
             </w:pPr>
-            <w:hyperlink w:history="1" r:id="rIdvhzhfbwqw_gkl2gfwksv0">
+            <w:hyperlink w:history="1" r:id="rIdgru99tkcnnvx8fmao8cg2">
               <w:r>
                 <w:rPr>
                   <w:rFonts w:ascii="Arial" w:cs="Arial" w:eastAsia="Arial" w:hAnsi="Arial"/>
@@ -13206,7 +13206,7 @@
               <w:spacing w:after="10" w:before="0"/>
               <w:ind w:left="120"/>
             </w:pPr>
-            <w:hyperlink w:history="1" r:id="rIdhhyrz2fv-brbcaxlrjcfo">
+            <w:hyperlink w:history="1" r:id="rIdrckhqjpewje5gz5damsxt">
               <w:r>
                 <w:rPr>
                   <w:rFonts w:ascii="Arial" w:cs="Arial" w:eastAsia="Arial" w:hAnsi="Arial"/>
@@ -13733,7 +13733,7 @@
         </w:rPr>
         <w:t xml:space="preserve">© 2026 SeaVuria and ARES. Aligned with KICD objectives. Developed by SeaVuria; technical implementation by ARES (with AI assistance from Claude). Licensed under </w:t>
       </w:r>
-      <w:hyperlink w:history="1" r:id="rIdvdgihheu7qec-1uoo92vd">
+      <w:hyperlink w:history="1" r:id="rIdsxyyvbqoclueijrdhfgrf">
         <w:r>
           <w:rPr>
             <w:rFonts w:ascii="Arial" w:cs="Arial" w:eastAsia="Arial" w:hAnsi="Arial"/>
@@ -13754,7 +13754,7 @@
         </w:rPr>
         <w:t xml:space="preserve"> (</w:t>
       </w:r>
-      <w:hyperlink w:history="1" r:id="rIdkw8mqrmzjb8ukn4gl8xuz">
+      <w:hyperlink w:history="1" r:id="rIdywmtoh5rdsxeaofcsicow">
         <w:r>
           <w:rPr>
             <w:rFonts w:ascii="Arial" w:cs="Arial" w:eastAsia="Arial" w:hAnsi="Arial"/>
@@ -14784,7 +14784,7 @@
               <w:spacing w:after="10" w:before="0"/>
               <w:ind w:left="120"/>
             </w:pPr>
-            <w:hyperlink w:history="1" r:id="rIdrprekweuexoue20igad24">
+            <w:hyperlink w:history="1" r:id="rIdqtzpdu7vdaczcjo3p5pkv">
               <w:r>
                 <w:rPr>
                   <w:rFonts w:ascii="Arial" w:cs="Arial" w:eastAsia="Arial" w:hAnsi="Arial"/>
@@ -14861,7 +14861,7 @@
               <w:spacing w:after="10" w:before="0"/>
               <w:ind w:left="120"/>
             </w:pPr>
-            <w:hyperlink w:history="1" r:id="rIdykykzbey7v57k1qk1rv0i">
+            <w:hyperlink w:history="1" r:id="rIdod1nabyabmy9dndbtbjxx">
               <w:r>
                 <w:rPr>
                   <w:rFonts w:ascii="Arial" w:cs="Arial" w:eastAsia="Arial" w:hAnsi="Arial"/>
@@ -15088,7 +15088,7 @@
               <w:spacing w:after="10" w:before="0"/>
               <w:ind w:left="120"/>
             </w:pPr>
-            <w:hyperlink w:history="1" r:id="rIdq-c0r4413x7laexhykle_">
+            <w:hyperlink w:history="1" r:id="rIditirru3nshd-emk3m0h6i">
               <w:r>
                 <w:rPr>
                   <w:rFonts w:ascii="Arial" w:cs="Arial" w:eastAsia="Arial" w:hAnsi="Arial"/>
@@ -15165,7 +15165,7 @@
               <w:spacing w:after="10" w:before="0"/>
               <w:ind w:left="120"/>
             </w:pPr>
-            <w:hyperlink w:history="1" r:id="rIdi5idvriqyyy7-rvq1e1m9">
+            <w:hyperlink w:history="1" r:id="rIdkzutxtovwpxks6i1kicov">
               <w:r>
                 <w:rPr>
                   <w:rFonts w:ascii="Arial" w:cs="Arial" w:eastAsia="Arial" w:hAnsi="Arial"/>
@@ -15392,7 +15392,7 @@
               <w:spacing w:after="10" w:before="0"/>
               <w:ind w:left="120"/>
             </w:pPr>
-            <w:hyperlink w:history="1" r:id="rIdq27biszv8hola17f8pmk-">
+            <w:hyperlink w:history="1" r:id="rId6-zhunvbn_95zflfub0ig">
               <w:r>
                 <w:rPr>
                   <w:rFonts w:ascii="Arial" w:cs="Arial" w:eastAsia="Arial" w:hAnsi="Arial"/>
@@ -15469,7 +15469,7 @@
               <w:spacing w:after="10" w:before="0"/>
               <w:ind w:left="120"/>
             </w:pPr>
-            <w:hyperlink w:history="1" r:id="rId_0wzsvp5s63d5oqxd4kzs">
+            <w:hyperlink w:history="1" r:id="rIdawithej1sam8skgyl1cdj">
               <w:r>
                 <w:rPr>
                   <w:rFonts w:ascii="Arial" w:cs="Arial" w:eastAsia="Arial" w:hAnsi="Arial"/>
@@ -15696,7 +15696,7 @@
               <w:spacing w:after="10" w:before="0"/>
               <w:ind w:left="120"/>
             </w:pPr>
-            <w:hyperlink w:history="1" r:id="rIdzaseisxkjxzz2fyreqi9y">
+            <w:hyperlink w:history="1" r:id="rIdkdob4di1wplfub3a3jwyi">
               <w:r>
                 <w:rPr>
                   <w:rFonts w:ascii="Arial" w:cs="Arial" w:eastAsia="Arial" w:hAnsi="Arial"/>
@@ -15773,7 +15773,7 @@
               <w:spacing w:after="10" w:before="0"/>
               <w:ind w:left="120"/>
             </w:pPr>
-            <w:hyperlink w:history="1" r:id="rIdcxirqcxe5yarzyszif2e2">
+            <w:hyperlink w:history="1" r:id="rIdjaljxf04t6azf1p7dmiz8">
               <w:r>
                 <w:rPr>
                   <w:rFonts w:ascii="Arial" w:cs="Arial" w:eastAsia="Arial" w:hAnsi="Arial"/>
@@ -16000,7 +16000,7 @@
               <w:spacing w:after="10" w:before="0"/>
               <w:ind w:left="120"/>
             </w:pPr>
-            <w:hyperlink w:history="1" r:id="rId8p44ru-jof4mulff8hmec">
+            <w:hyperlink w:history="1" r:id="rIdvbrzas-uhrahs0rto-hbm">
               <w:r>
                 <w:rPr>
                   <w:rFonts w:ascii="Arial" w:cs="Arial" w:eastAsia="Arial" w:hAnsi="Arial"/>
@@ -16077,7 +16077,7 @@
               <w:spacing w:after="10" w:before="0"/>
               <w:ind w:left="120"/>
             </w:pPr>
-            <w:hyperlink w:history="1" r:id="rIdoweqruqwd0euafkbqkoqe">
+            <w:hyperlink w:history="1" r:id="rIdw8h9g0ssqstydxq-b5luu">
               <w:r>
                 <w:rPr>
                   <w:rFonts w:ascii="Arial" w:cs="Arial" w:eastAsia="Arial" w:hAnsi="Arial"/>
@@ -16604,7 +16604,7 @@
         </w:rPr>
         <w:t xml:space="preserve">© 2026 SeaVuria and ARES. Aligned with KICD objectives. Developed by SeaVuria; technical implementation by ARES (with AI assistance from Claude). Licensed under </w:t>
       </w:r>
-      <w:hyperlink w:history="1" r:id="rId6wkmykfjnxkgakzxin7wl">
+      <w:hyperlink w:history="1" r:id="rIdy7ihhnqwrnobewyda0hk2">
         <w:r>
           <w:rPr>
             <w:rFonts w:ascii="Arial" w:cs="Arial" w:eastAsia="Arial" w:hAnsi="Arial"/>
@@ -16625,7 +16625,7 @@
         </w:rPr>
         <w:t xml:space="preserve"> (</w:t>
       </w:r>
-      <w:hyperlink w:history="1" r:id="rIdrl4fw7jwiq4wz972ivprl">
+      <w:hyperlink w:history="1" r:id="rId3l_iiytho8xyd11arsbrw">
         <w:r>
           <w:rPr>
             <w:rFonts w:ascii="Arial" w:cs="Arial" w:eastAsia="Arial" w:hAnsi="Arial"/>

--- a/data/outputs/v2/Grade11/Biology/Lesson_Plans/SS2.3_Excretion_in_Plants/Biology_Excretion_in_Plants_CBE_LessonSequence.docx
+++ b/data/outputs/v2/Grade11/Biology/Lesson_Plans/SS2.3_Excretion_in_Plants/Biology_Excretion_in_Plants_CBE_LessonSequence.docx
@@ -1976,7 +1976,7 @@
         </w:rPr>
         <w:t xml:space="preserve">© 2026 SeaVuria and ARES. This work is licensed under a </w:t>
       </w:r>
-      <w:hyperlink w:history="1" r:id="rIdzihu7ijv1gmr2uzecbrie">
+      <w:hyperlink w:history="1" r:id="rIdvpjfox_v1ycm8fde2bn8_">
         <w:r>
           <w:rPr>
             <w:rFonts w:ascii="Arial" w:cs="Arial" w:eastAsia="Arial" w:hAnsi="Arial"/>
@@ -1996,7 +1996,7 @@
         </w:rPr>
         <w:t xml:space="preserve"> (</w:t>
       </w:r>
-      <w:hyperlink w:history="1" r:id="rIdwt8i77xsvazp2bah2b9rv">
+      <w:hyperlink w:history="1" r:id="rIdswkd9czbp5ba82tgtzaja">
         <w:r>
           <w:rPr>
             <w:rFonts w:ascii="Arial" w:cs="Arial" w:eastAsia="Arial" w:hAnsi="Arial"/>
@@ -2016,7 +2016,7 @@
         </w:rPr>
         <w:t xml:space="preserve">). To view a copy of this license, visit </w:t>
       </w:r>
-      <w:hyperlink w:history="1" r:id="rId7cgw3mwvjxevzfhq5row1">
+      <w:hyperlink w:history="1" r:id="rIdlvoubvizbc5ny1zajpt8f">
         <w:r>
           <w:rPr>
             <w:rFonts w:ascii="Arial" w:cs="Arial" w:eastAsia="Arial" w:hAnsi="Arial"/>
@@ -3028,7 +3028,7 @@
             <w:pPr>
               <w:spacing w:after="20" w:before="0"/>
             </w:pPr>
-            <w:hyperlink w:history="1" r:id="rIdj1qswle5xo2-5o4juhzyt">
+            <w:hyperlink w:history="1" r:id="rIdg50wbpsw2nhpsxkaldgmb">
               <w:r>
                 <w:rPr>
                   <w:rFonts w:ascii="Arial" w:cs="Arial" w:eastAsia="Arial" w:hAnsi="Arial"/>
@@ -3077,7 +3077,7 @@
               <w:spacing w:after="10" w:before="0"/>
               <w:ind w:left="120"/>
             </w:pPr>
-            <w:hyperlink w:history="1" r:id="rIduevlxzkr4dhze8epkpfjw">
+            <w:hyperlink w:history="1" r:id="rIdlqvtmeh9izapgdotg1nee">
               <w:r>
                 <w:rPr>
                   <w:rFonts w:ascii="Arial" w:cs="Arial" w:eastAsia="Arial" w:hAnsi="Arial"/>
@@ -3139,7 +3139,7 @@
               <w:spacing w:after="10" w:before="0"/>
               <w:ind w:left="120"/>
             </w:pPr>
-            <w:hyperlink w:history="1" r:id="rIdwbazv1u9bo2v9ca6gdzjk">
+            <w:hyperlink w:history="1" r:id="rIdmv0sulklyzl0o7s4xibm2">
               <w:r>
                 <w:rPr>
                   <w:rFonts w:ascii="Arial" w:cs="Arial" w:eastAsia="Arial" w:hAnsi="Arial"/>
@@ -3349,7 +3349,7 @@
             <w:pPr>
               <w:spacing w:after="20" w:before="0"/>
             </w:pPr>
-            <w:hyperlink w:history="1" r:id="rIdcju3tkijtb_qicscw58r0">
+            <w:hyperlink w:history="1" r:id="rIdomoykc4ahomrlvcog6cdq">
               <w:r>
                 <w:rPr>
                   <w:rFonts w:ascii="Arial" w:cs="Arial" w:eastAsia="Arial" w:hAnsi="Arial"/>
@@ -3398,7 +3398,7 @@
               <w:spacing w:after="10" w:before="0"/>
               <w:ind w:left="120"/>
             </w:pPr>
-            <w:hyperlink w:history="1" r:id="rIdrfs0isyhsrswousn7gidu">
+            <w:hyperlink w:history="1" r:id="rIdrmdsyewzekt98qpobxdut">
               <w:r>
                 <w:rPr>
                   <w:rFonts w:ascii="Arial" w:cs="Arial" w:eastAsia="Arial" w:hAnsi="Arial"/>
@@ -3460,7 +3460,7 @@
               <w:spacing w:after="10" w:before="0"/>
               <w:ind w:left="120"/>
             </w:pPr>
-            <w:hyperlink w:history="1" r:id="rIdb47qfk-t0yl1x1jkhycr4">
+            <w:hyperlink w:history="1" r:id="rIdoj2o6hwg8owziey5jgg9r">
               <w:r>
                 <w:rPr>
                   <w:rFonts w:ascii="Arial" w:cs="Arial" w:eastAsia="Arial" w:hAnsi="Arial"/>
@@ -3670,7 +3670,7 @@
             <w:pPr>
               <w:spacing w:after="20" w:before="0"/>
             </w:pPr>
-            <w:hyperlink w:history="1" r:id="rId6ym621ctfv91nxklxty1v">
+            <w:hyperlink w:history="1" r:id="rIdb_g5lvhtlqkwkwqd3yvw-">
               <w:r>
                 <w:rPr>
                   <w:rFonts w:ascii="Arial" w:cs="Arial" w:eastAsia="Arial" w:hAnsi="Arial"/>
@@ -3719,7 +3719,7 @@
               <w:spacing w:after="10" w:before="0"/>
               <w:ind w:left="120"/>
             </w:pPr>
-            <w:hyperlink w:history="1" r:id="rIdlmkc4vc-nubvnfeqhp-vp">
+            <w:hyperlink w:history="1" r:id="rIdgjkulhtptx0hmhks1_71d">
               <w:r>
                 <w:rPr>
                   <w:rFonts w:ascii="Arial" w:cs="Arial" w:eastAsia="Arial" w:hAnsi="Arial"/>
@@ -3781,7 +3781,7 @@
               <w:spacing w:after="10" w:before="0"/>
               <w:ind w:left="120"/>
             </w:pPr>
-            <w:hyperlink w:history="1" r:id="rIdo6xi1u5sxztsetmp7j83w">
+            <w:hyperlink w:history="1" r:id="rIdlb3ijajofsl9t8goq7bey">
               <w:r>
                 <w:rPr>
                   <w:rFonts w:ascii="Arial" w:cs="Arial" w:eastAsia="Arial" w:hAnsi="Arial"/>
@@ -3991,7 +3991,7 @@
             <w:pPr>
               <w:spacing w:after="20" w:before="0"/>
             </w:pPr>
-            <w:hyperlink w:history="1" r:id="rId9ybpj24q-xzqfc7scceko">
+            <w:hyperlink w:history="1" r:id="rIdlmujh29xkug5dnkfee3vt">
               <w:r>
                 <w:rPr>
                   <w:rFonts w:ascii="Arial" w:cs="Arial" w:eastAsia="Arial" w:hAnsi="Arial"/>
@@ -4040,7 +4040,7 @@
               <w:spacing w:after="10" w:before="0"/>
               <w:ind w:left="120"/>
             </w:pPr>
-            <w:hyperlink w:history="1" r:id="rId5erwiawyuhip79iwej29b">
+            <w:hyperlink w:history="1" r:id="rIdqr_ieh7qffzkkbqyerrkl">
               <w:r>
                 <w:rPr>
                   <w:rFonts w:ascii="Arial" w:cs="Arial" w:eastAsia="Arial" w:hAnsi="Arial"/>
@@ -4102,7 +4102,7 @@
               <w:spacing w:after="10" w:before="0"/>
               <w:ind w:left="120"/>
             </w:pPr>
-            <w:hyperlink w:history="1" r:id="rIdrroaqox85chgfn16i3dqn">
+            <w:hyperlink w:history="1" r:id="rIdv4v1phcvn3lundamnhicz">
               <w:r>
                 <w:rPr>
                   <w:rFonts w:ascii="Arial" w:cs="Arial" w:eastAsia="Arial" w:hAnsi="Arial"/>
@@ -4312,7 +4312,7 @@
             <w:pPr>
               <w:spacing w:after="20" w:before="0"/>
             </w:pPr>
-            <w:hyperlink w:history="1" r:id="rIddunlqk820ox8jfo9kdsaa">
+            <w:hyperlink w:history="1" r:id="rId-vsfnxasfxdlyiqdgblxd">
               <w:r>
                 <w:rPr>
                   <w:rFonts w:ascii="Arial" w:cs="Arial" w:eastAsia="Arial" w:hAnsi="Arial"/>
@@ -4361,7 +4361,7 @@
               <w:spacing w:after="10" w:before="0"/>
               <w:ind w:left="120"/>
             </w:pPr>
-            <w:hyperlink w:history="1" r:id="rIdrnl2hfbobzrh-wsafmado">
+            <w:hyperlink w:history="1" r:id="rIdd4pfxhqh7rhlbanbap5fg">
               <w:r>
                 <w:rPr>
                   <w:rFonts w:ascii="Arial" w:cs="Arial" w:eastAsia="Arial" w:hAnsi="Arial"/>
@@ -4423,7 +4423,7 @@
               <w:spacing w:after="10" w:before="0"/>
               <w:ind w:left="120"/>
             </w:pPr>
-            <w:hyperlink w:history="1" r:id="rIdd55-kfc1wdyscweep7yac">
+            <w:hyperlink w:history="1" r:id="rId-clj8bo2mruhesmmbqx0a">
               <w:r>
                 <w:rPr>
                   <w:rFonts w:ascii="Arial" w:cs="Arial" w:eastAsia="Arial" w:hAnsi="Arial"/>
@@ -4950,7 +4950,7 @@
         </w:rPr>
         <w:t xml:space="preserve">© 2026 SeaVuria and ARES. Aligned with KICD objectives. Developed by SeaVuria; technical implementation by ARES (with AI assistance from Claude). Licensed under </w:t>
       </w:r>
-      <w:hyperlink w:history="1" r:id="rIdgp00wn9xy8zeu5lje53cj">
+      <w:hyperlink w:history="1" r:id="rIdremlxq-ll3eeqoymrvp03">
         <w:r>
           <w:rPr>
             <w:rFonts w:ascii="Arial" w:cs="Arial" w:eastAsia="Arial" w:hAnsi="Arial"/>
@@ -4971,7 +4971,7 @@
         </w:rPr>
         <w:t xml:space="preserve"> (</w:t>
       </w:r>
-      <w:hyperlink w:history="1" r:id="rId8apj3bj0z8xynk4zw_-vj">
+      <w:hyperlink w:history="1" r:id="rIdjexeuxsx5ezcvlp0c4tvu">
         <w:r>
           <w:rPr>
             <w:rFonts w:ascii="Arial" w:cs="Arial" w:eastAsia="Arial" w:hAnsi="Arial"/>
@@ -5984,7 +5984,7 @@
             <w:pPr>
               <w:spacing w:after="20" w:before="0"/>
             </w:pPr>
-            <w:hyperlink w:history="1" r:id="rIdxmoubmlufgzbp7l_iz-5_">
+            <w:hyperlink w:history="1" r:id="rIdlimri7awhpohmejqcw6oi">
               <w:r>
                 <w:rPr>
                   <w:rFonts w:ascii="Arial" w:cs="Arial" w:eastAsia="Arial" w:hAnsi="Arial"/>
@@ -6033,7 +6033,7 @@
               <w:spacing w:after="10" w:before="0"/>
               <w:ind w:left="120"/>
             </w:pPr>
-            <w:hyperlink w:history="1" r:id="rIdovx-md5hejzjiuucgz7hc">
+            <w:hyperlink w:history="1" r:id="rIdsrb0v8ou9sgiubooezdyv">
               <w:r>
                 <w:rPr>
                   <w:rFonts w:ascii="Arial" w:cs="Arial" w:eastAsia="Arial" w:hAnsi="Arial"/>
@@ -6078,7 +6078,7 @@
             <w:pPr>
               <w:spacing w:after="20" w:before="0"/>
             </w:pPr>
-            <w:hyperlink w:history="1" r:id="rIdnm_szq00art9rzuoilego">
+            <w:hyperlink w:history="1" r:id="rIdyub8n5frdoej2o2vlonvu">
               <w:r>
                 <w:rPr>
                   <w:rFonts w:ascii="Arial" w:cs="Arial" w:eastAsia="Arial" w:hAnsi="Arial"/>
@@ -6127,7 +6127,7 @@
               <w:spacing w:after="10" w:before="0"/>
               <w:ind w:left="120"/>
             </w:pPr>
-            <w:hyperlink w:history="1" r:id="rIda2u0j6jjubmkstckjxizw">
+            <w:hyperlink w:history="1" r:id="rIdektrvwm4ozcls9xyajvcn">
               <w:r>
                 <w:rPr>
                   <w:rFonts w:ascii="Arial" w:cs="Arial" w:eastAsia="Arial" w:hAnsi="Arial"/>
@@ -6322,7 +6322,7 @@
             <w:pPr>
               <w:spacing w:after="20" w:before="0"/>
             </w:pPr>
-            <w:hyperlink w:history="1" r:id="rIdkxt1zcmp6ud90xwo_wtkn">
+            <w:hyperlink w:history="1" r:id="rIdyh2rg2vbpi8ief4_qq6ck">
               <w:r>
                 <w:rPr>
                   <w:rFonts w:ascii="Arial" w:cs="Arial" w:eastAsia="Arial" w:hAnsi="Arial"/>
@@ -6371,7 +6371,7 @@
               <w:spacing w:after="10" w:before="0"/>
               <w:ind w:left="120"/>
             </w:pPr>
-            <w:hyperlink w:history="1" r:id="rId77owcwhfaobibdalfnfjn">
+            <w:hyperlink w:history="1" r:id="rIdt_bjbpf-awjldiav6hua2">
               <w:r>
                 <w:rPr>
                   <w:rFonts w:ascii="Arial" w:cs="Arial" w:eastAsia="Arial" w:hAnsi="Arial"/>
@@ -6416,7 +6416,7 @@
             <w:pPr>
               <w:spacing w:after="20" w:before="0"/>
             </w:pPr>
-            <w:hyperlink w:history="1" r:id="rIdezv7hspcshzbem1ujcxim">
+            <w:hyperlink w:history="1" r:id="rIdzq6y0y11f_lmywtorqyep">
               <w:r>
                 <w:rPr>
                   <w:rFonts w:ascii="Arial" w:cs="Arial" w:eastAsia="Arial" w:hAnsi="Arial"/>
@@ -6465,7 +6465,7 @@
               <w:spacing w:after="10" w:before="0"/>
               <w:ind w:left="120"/>
             </w:pPr>
-            <w:hyperlink w:history="1" r:id="rIdwzb8s3o0ywd7sbkkxwcu2">
+            <w:hyperlink w:history="1" r:id="rIdntwnn9a5y6kfuthsxzwc3">
               <w:r>
                 <w:rPr>
                   <w:rFonts w:ascii="Arial" w:cs="Arial" w:eastAsia="Arial" w:hAnsi="Arial"/>
@@ -6660,7 +6660,7 @@
             <w:pPr>
               <w:spacing w:after="20" w:before="0"/>
             </w:pPr>
-            <w:hyperlink w:history="1" r:id="rIdanlce9b1cbnbksbqizjqb">
+            <w:hyperlink w:history="1" r:id="rIdqfkavbzknje8paflrnhxs">
               <w:r>
                 <w:rPr>
                   <w:rFonts w:ascii="Arial" w:cs="Arial" w:eastAsia="Arial" w:hAnsi="Arial"/>
@@ -6709,7 +6709,7 @@
               <w:spacing w:after="10" w:before="0"/>
               <w:ind w:left="120"/>
             </w:pPr>
-            <w:hyperlink w:history="1" r:id="rIdhxxn16sclzolcmpcvekr4">
+            <w:hyperlink w:history="1" r:id="rIdxoamjmjn1rccvshmsvqbo">
               <w:r>
                 <w:rPr>
                   <w:rFonts w:ascii="Arial" w:cs="Arial" w:eastAsia="Arial" w:hAnsi="Arial"/>
@@ -6754,7 +6754,7 @@
             <w:pPr>
               <w:spacing w:after="20" w:before="0"/>
             </w:pPr>
-            <w:hyperlink w:history="1" r:id="rIdw2yipl9kbxrdkka-qbfqm">
+            <w:hyperlink w:history="1" r:id="rIdwnhrjyvyglywy7nl4jujo">
               <w:r>
                 <w:rPr>
                   <w:rFonts w:ascii="Arial" w:cs="Arial" w:eastAsia="Arial" w:hAnsi="Arial"/>
@@ -6803,7 +6803,7 @@
               <w:spacing w:after="10" w:before="0"/>
               <w:ind w:left="120"/>
             </w:pPr>
-            <w:hyperlink w:history="1" r:id="rIdx5ekgtfsr6xndmxmk7-06">
+            <w:hyperlink w:history="1" r:id="rIdb8t9vykr8nr__5mxvn_om">
               <w:r>
                 <w:rPr>
                   <w:rFonts w:ascii="Arial" w:cs="Arial" w:eastAsia="Arial" w:hAnsi="Arial"/>
@@ -6998,7 +6998,7 @@
             <w:pPr>
               <w:spacing w:after="20" w:before="0"/>
             </w:pPr>
-            <w:hyperlink w:history="1" r:id="rIdgrhfuuqlfa9rtkrtajwno">
+            <w:hyperlink w:history="1" r:id="rIdh_r-b1icppopvu4voj68f">
               <w:r>
                 <w:rPr>
                   <w:rFonts w:ascii="Arial" w:cs="Arial" w:eastAsia="Arial" w:hAnsi="Arial"/>
@@ -7047,7 +7047,7 @@
               <w:spacing w:after="10" w:before="0"/>
               <w:ind w:left="120"/>
             </w:pPr>
-            <w:hyperlink w:history="1" r:id="rId6_qtc5m_m286hm41m1op8">
+            <w:hyperlink w:history="1" r:id="rId0ng0fvicdkdbmjcqnlkek">
               <w:r>
                 <w:rPr>
                   <w:rFonts w:ascii="Arial" w:cs="Arial" w:eastAsia="Arial" w:hAnsi="Arial"/>
@@ -7092,7 +7092,7 @@
             <w:pPr>
               <w:spacing w:after="20" w:before="0"/>
             </w:pPr>
-            <w:hyperlink w:history="1" r:id="rIdvqihxuci_b-gwmzfjssm8">
+            <w:hyperlink w:history="1" r:id="rIdrntl-de3jx18zvrt0mben">
               <w:r>
                 <w:rPr>
                   <w:rFonts w:ascii="Arial" w:cs="Arial" w:eastAsia="Arial" w:hAnsi="Arial"/>
@@ -7141,7 +7141,7 @@
               <w:spacing w:after="10" w:before="0"/>
               <w:ind w:left="120"/>
             </w:pPr>
-            <w:hyperlink w:history="1" r:id="rIdssksxkva1wyh_hwy5xqgc">
+            <w:hyperlink w:history="1" r:id="rIdgwpbgspu_-jjb8patl4c7">
               <w:r>
                 <w:rPr>
                   <w:rFonts w:ascii="Arial" w:cs="Arial" w:eastAsia="Arial" w:hAnsi="Arial"/>
@@ -7336,7 +7336,7 @@
             <w:pPr>
               <w:spacing w:after="20" w:before="0"/>
             </w:pPr>
-            <w:hyperlink w:history="1" r:id="rId4tkah6l64p2ng0gqlslrq">
+            <w:hyperlink w:history="1" r:id="rIdfmcoifwxjdsawkpke0ha9">
               <w:r>
                 <w:rPr>
                   <w:rFonts w:ascii="Arial" w:cs="Arial" w:eastAsia="Arial" w:hAnsi="Arial"/>
@@ -7385,7 +7385,7 @@
               <w:spacing w:after="10" w:before="0"/>
               <w:ind w:left="120"/>
             </w:pPr>
-            <w:hyperlink w:history="1" r:id="rIdqjpoctjf1mhjpcx5k_jxb">
+            <w:hyperlink w:history="1" r:id="rIdf_frf3gywk6ol1mnpuwey">
               <w:r>
                 <w:rPr>
                   <w:rFonts w:ascii="Arial" w:cs="Arial" w:eastAsia="Arial" w:hAnsi="Arial"/>
@@ -7430,7 +7430,7 @@
             <w:pPr>
               <w:spacing w:after="20" w:before="0"/>
             </w:pPr>
-            <w:hyperlink w:history="1" r:id="rIdshgqrx2-ohpkq6zpzjjif">
+            <w:hyperlink w:history="1" r:id="rIdycdvyxtn1nenf5zsxx2sg">
               <w:r>
                 <w:rPr>
                   <w:rFonts w:ascii="Arial" w:cs="Arial" w:eastAsia="Arial" w:hAnsi="Arial"/>
@@ -7479,7 +7479,7 @@
               <w:spacing w:after="10" w:before="0"/>
               <w:ind w:left="120"/>
             </w:pPr>
-            <w:hyperlink w:history="1" r:id="rIdvrkktoimscvzbqbzhu8oy">
+            <w:hyperlink w:history="1" r:id="rIdufck-twfcclzzb0qntkp2">
               <w:r>
                 <w:rPr>
                   <w:rFonts w:ascii="Arial" w:cs="Arial" w:eastAsia="Arial" w:hAnsi="Arial"/>
@@ -7991,7 +7991,7 @@
         </w:rPr>
         <w:t xml:space="preserve">© 2026 SeaVuria and ARES. Aligned with KICD objectives. Developed by SeaVuria; technical implementation by ARES (with AI assistance from Claude). Licensed under </w:t>
       </w:r>
-      <w:hyperlink w:history="1" r:id="rIdrkbsu_ppfdbzt1xk4i0jp">
+      <w:hyperlink w:history="1" r:id="rIdktgvqct5cb4uympyoe3s5">
         <w:r>
           <w:rPr>
             <w:rFonts w:ascii="Arial" w:cs="Arial" w:eastAsia="Arial" w:hAnsi="Arial"/>
@@ -8012,7 +8012,7 @@
         </w:rPr>
         <w:t xml:space="preserve"> (</w:t>
       </w:r>
-      <w:hyperlink w:history="1" r:id="rId76j5tjuqathacqzpfwqtc">
+      <w:hyperlink w:history="1" r:id="rIdmx7ivfd208hwjfcrrllmc">
         <w:r>
           <w:rPr>
             <w:rFonts w:ascii="Arial" w:cs="Arial" w:eastAsia="Arial" w:hAnsi="Arial"/>
@@ -9042,7 +9042,7 @@
               <w:spacing w:after="10" w:before="0"/>
               <w:ind w:left="120"/>
             </w:pPr>
-            <w:hyperlink w:history="1" r:id="rIdhlolq4zltwzkfhapkqoca">
+            <w:hyperlink w:history="1" r:id="rIdm4ufh165h26p7aoqvkf-o">
               <w:r>
                 <w:rPr>
                   <w:rFonts w:ascii="Arial" w:cs="Arial" w:eastAsia="Arial" w:hAnsi="Arial"/>
@@ -9119,7 +9119,7 @@
               <w:spacing w:after="10" w:before="0"/>
               <w:ind w:left="120"/>
             </w:pPr>
-            <w:hyperlink w:history="1" r:id="rIdc8f4z-ks--fqqkiihaplx">
+            <w:hyperlink w:history="1" r:id="rId7owhdtirwwjfu6wl0rc6e">
               <w:r>
                 <w:rPr>
                   <w:rFonts w:ascii="Arial" w:cs="Arial" w:eastAsia="Arial" w:hAnsi="Arial"/>
@@ -9346,7 +9346,7 @@
               <w:spacing w:after="10" w:before="0"/>
               <w:ind w:left="120"/>
             </w:pPr>
-            <w:hyperlink w:history="1" r:id="rIdamkwvuwmk1av1wmrb0_x5">
+            <w:hyperlink w:history="1" r:id="rIdf70p7pg2_iv7xal5vnihz">
               <w:r>
                 <w:rPr>
                   <w:rFonts w:ascii="Arial" w:cs="Arial" w:eastAsia="Arial" w:hAnsi="Arial"/>
@@ -9423,7 +9423,7 @@
               <w:spacing w:after="10" w:before="0"/>
               <w:ind w:left="120"/>
             </w:pPr>
-            <w:hyperlink w:history="1" r:id="rIduircerfnmhlkw_z4szppq">
+            <w:hyperlink w:history="1" r:id="rIdgg420sqjln0l3pl3rpvvs">
               <w:r>
                 <w:rPr>
                   <w:rFonts w:ascii="Arial" w:cs="Arial" w:eastAsia="Arial" w:hAnsi="Arial"/>
@@ -9650,7 +9650,7 @@
               <w:spacing w:after="10" w:before="0"/>
               <w:ind w:left="120"/>
             </w:pPr>
-            <w:hyperlink w:history="1" r:id="rIdh2c8uaqmzceeogfxerwrf">
+            <w:hyperlink w:history="1" r:id="rIdlq9mny2ytuuili9zqc_fi">
               <w:r>
                 <w:rPr>
                   <w:rFonts w:ascii="Arial" w:cs="Arial" w:eastAsia="Arial" w:hAnsi="Arial"/>
@@ -9727,7 +9727,7 @@
               <w:spacing w:after="10" w:before="0"/>
               <w:ind w:left="120"/>
             </w:pPr>
-            <w:hyperlink w:history="1" r:id="rIdk2u1ziydpre41xu0urxjd">
+            <w:hyperlink w:history="1" r:id="rIdaaebq8zg-mt4gioud8k71">
               <w:r>
                 <w:rPr>
                   <w:rFonts w:ascii="Arial" w:cs="Arial" w:eastAsia="Arial" w:hAnsi="Arial"/>
@@ -9954,7 +9954,7 @@
               <w:spacing w:after="10" w:before="0"/>
               <w:ind w:left="120"/>
             </w:pPr>
-            <w:hyperlink w:history="1" r:id="rIdpb7uz1_itsjnygo30nshi">
+            <w:hyperlink w:history="1" r:id="rIder2ezvrqf-g8be918n1fd">
               <w:r>
                 <w:rPr>
                   <w:rFonts w:ascii="Arial" w:cs="Arial" w:eastAsia="Arial" w:hAnsi="Arial"/>
@@ -10031,7 +10031,7 @@
               <w:spacing w:after="10" w:before="0"/>
               <w:ind w:left="120"/>
             </w:pPr>
-            <w:hyperlink w:history="1" r:id="rIdjfe4-azvy4rh8fjabvgmr">
+            <w:hyperlink w:history="1" r:id="rIdwe6rcthbdrd75zbccgui6">
               <w:r>
                 <w:rPr>
                   <w:rFonts w:ascii="Arial" w:cs="Arial" w:eastAsia="Arial" w:hAnsi="Arial"/>
@@ -10258,7 +10258,7 @@
               <w:spacing w:after="10" w:before="0"/>
               <w:ind w:left="120"/>
             </w:pPr>
-            <w:hyperlink w:history="1" r:id="rId4dd5mgkce0lmat9csazfp">
+            <w:hyperlink w:history="1" r:id="rIdsqzdgjnnoqjjt-1v3swin">
               <w:r>
                 <w:rPr>
                   <w:rFonts w:ascii="Arial" w:cs="Arial" w:eastAsia="Arial" w:hAnsi="Arial"/>
@@ -10335,7 +10335,7 @@
               <w:spacing w:after="10" w:before="0"/>
               <w:ind w:left="120"/>
             </w:pPr>
-            <w:hyperlink w:history="1" r:id="rIdpkc_sf41iqzfsagp7p619">
+            <w:hyperlink w:history="1" r:id="rId18-x5_v8fajo7qi1ofuii">
               <w:r>
                 <w:rPr>
                   <w:rFonts w:ascii="Arial" w:cs="Arial" w:eastAsia="Arial" w:hAnsi="Arial"/>
@@ -10862,7 +10862,7 @@
         </w:rPr>
         <w:t xml:space="preserve">© 2026 SeaVuria and ARES. Aligned with KICD objectives. Developed by SeaVuria; technical implementation by ARES (with AI assistance from Claude). Licensed under </w:t>
       </w:r>
-      <w:hyperlink w:history="1" r:id="rIdzd5fhxjqfkqtcmzoh35xb">
+      <w:hyperlink w:history="1" r:id="rIdtqeuhrnyvo7iq4edchgak">
         <w:r>
           <w:rPr>
             <w:rFonts w:ascii="Arial" w:cs="Arial" w:eastAsia="Arial" w:hAnsi="Arial"/>
@@ -10883,7 +10883,7 @@
         </w:rPr>
         <w:t xml:space="preserve"> (</w:t>
       </w:r>
-      <w:hyperlink w:history="1" r:id="rIdm6gtdotgsieerg7nyozvt">
+      <w:hyperlink w:history="1" r:id="rIdq0ktmsfdkkfdsrfv7wq2p">
         <w:r>
           <w:rPr>
             <w:rFonts w:ascii="Arial" w:cs="Arial" w:eastAsia="Arial" w:hAnsi="Arial"/>
@@ -11913,7 +11913,7 @@
               <w:spacing w:after="10" w:before="0"/>
               <w:ind w:left="120"/>
             </w:pPr>
-            <w:hyperlink w:history="1" r:id="rIdlchlay07uhi63uu47hvqe">
+            <w:hyperlink w:history="1" r:id="rIdhlqpfeztojelqpld3gmsw">
               <w:r>
                 <w:rPr>
                   <w:rFonts w:ascii="Arial" w:cs="Arial" w:eastAsia="Arial" w:hAnsi="Arial"/>
@@ -11990,7 +11990,7 @@
               <w:spacing w:after="10" w:before="0"/>
               <w:ind w:left="120"/>
             </w:pPr>
-            <w:hyperlink w:history="1" r:id="rIdvzgyl8s8ksbvod9tljrny">
+            <w:hyperlink w:history="1" r:id="rIdkvrqjtm3yrr1ata0xjruh">
               <w:r>
                 <w:rPr>
                   <w:rFonts w:ascii="Arial" w:cs="Arial" w:eastAsia="Arial" w:hAnsi="Arial"/>
@@ -12217,7 +12217,7 @@
               <w:spacing w:after="10" w:before="0"/>
               <w:ind w:left="120"/>
             </w:pPr>
-            <w:hyperlink w:history="1" r:id="rId7o_whq_xl79alytomeigq">
+            <w:hyperlink w:history="1" r:id="rIdb7walzsssii19avnhudvj">
               <w:r>
                 <w:rPr>
                   <w:rFonts w:ascii="Arial" w:cs="Arial" w:eastAsia="Arial" w:hAnsi="Arial"/>
@@ -12294,7 +12294,7 @@
               <w:spacing w:after="10" w:before="0"/>
               <w:ind w:left="120"/>
             </w:pPr>
-            <w:hyperlink w:history="1" r:id="rIdrpt7sr8r_iuui6rgqtzl2">
+            <w:hyperlink w:history="1" r:id="rIdn_3lh8k9a6kdfypnkmnbb">
               <w:r>
                 <w:rPr>
                   <w:rFonts w:ascii="Arial" w:cs="Arial" w:eastAsia="Arial" w:hAnsi="Arial"/>
@@ -12521,7 +12521,7 @@
               <w:spacing w:after="10" w:before="0"/>
               <w:ind w:left="120"/>
             </w:pPr>
-            <w:hyperlink w:history="1" r:id="rIdxrett-dcdtskt2ubkqllb">
+            <w:hyperlink w:history="1" r:id="rIdv-9b8kfrmpaommmgyjpcb">
               <w:r>
                 <w:rPr>
                   <w:rFonts w:ascii="Arial" w:cs="Arial" w:eastAsia="Arial" w:hAnsi="Arial"/>
@@ -12598,7 +12598,7 @@
               <w:spacing w:after="10" w:before="0"/>
               <w:ind w:left="120"/>
             </w:pPr>
-            <w:hyperlink w:history="1" r:id="rId2jml0nthrsnavfzohdnps">
+            <w:hyperlink w:history="1" r:id="rIdlf5r2z7t7_41yu7mvw4-q">
               <w:r>
                 <w:rPr>
                   <w:rFonts w:ascii="Arial" w:cs="Arial" w:eastAsia="Arial" w:hAnsi="Arial"/>
@@ -12825,7 +12825,7 @@
               <w:spacing w:after="10" w:before="0"/>
               <w:ind w:left="120"/>
             </w:pPr>
-            <w:hyperlink w:history="1" r:id="rIdz_2s07vplz1ahwfnw13bu">
+            <w:hyperlink w:history="1" r:id="rId1v7bp-mjujv0ekyvo5xd_">
               <w:r>
                 <w:rPr>
                   <w:rFonts w:ascii="Arial" w:cs="Arial" w:eastAsia="Arial" w:hAnsi="Arial"/>
@@ -12902,7 +12902,7 @@
               <w:spacing w:after="10" w:before="0"/>
               <w:ind w:left="120"/>
             </w:pPr>
-            <w:hyperlink w:history="1" r:id="rIdqgpzss6cstjyk5idk_5ko">
+            <w:hyperlink w:history="1" r:id="rIddpgtmxem1vj75lubysbtq">
               <w:r>
                 <w:rPr>
                   <w:rFonts w:ascii="Arial" w:cs="Arial" w:eastAsia="Arial" w:hAnsi="Arial"/>
@@ -13129,7 +13129,7 @@
               <w:spacing w:after="10" w:before="0"/>
               <w:ind w:left="120"/>
             </w:pPr>
-            <w:hyperlink w:history="1" r:id="rIdgru99tkcnnvx8fmao8cg2">
+            <w:hyperlink w:history="1" r:id="rIdvqmzcbhqn_fefx2fxordv">
               <w:r>
                 <w:rPr>
                   <w:rFonts w:ascii="Arial" w:cs="Arial" w:eastAsia="Arial" w:hAnsi="Arial"/>
@@ -13206,7 +13206,7 @@
               <w:spacing w:after="10" w:before="0"/>
               <w:ind w:left="120"/>
             </w:pPr>
-            <w:hyperlink w:history="1" r:id="rIdrckhqjpewje5gz5damsxt">
+            <w:hyperlink w:history="1" r:id="rIdfv0r9gpp4kwerw-hg43jz">
               <w:r>
                 <w:rPr>
                   <w:rFonts w:ascii="Arial" w:cs="Arial" w:eastAsia="Arial" w:hAnsi="Arial"/>
@@ -13733,7 +13733,7 @@
         </w:rPr>
         <w:t xml:space="preserve">© 2026 SeaVuria and ARES. Aligned with KICD objectives. Developed by SeaVuria; technical implementation by ARES (with AI assistance from Claude). Licensed under </w:t>
       </w:r>
-      <w:hyperlink w:history="1" r:id="rIdsxyyvbqoclueijrdhfgrf">
+      <w:hyperlink w:history="1" r:id="rId22wats77jeqoi9jf5inda">
         <w:r>
           <w:rPr>
             <w:rFonts w:ascii="Arial" w:cs="Arial" w:eastAsia="Arial" w:hAnsi="Arial"/>
@@ -13754,7 +13754,7 @@
         </w:rPr>
         <w:t xml:space="preserve"> (</w:t>
       </w:r>
-      <w:hyperlink w:history="1" r:id="rIdywmtoh5rdsxeaofcsicow">
+      <w:hyperlink w:history="1" r:id="rIdpwrhhionwvzs0egkzyh07">
         <w:r>
           <w:rPr>
             <w:rFonts w:ascii="Arial" w:cs="Arial" w:eastAsia="Arial" w:hAnsi="Arial"/>
@@ -14784,7 +14784,7 @@
               <w:spacing w:after="10" w:before="0"/>
               <w:ind w:left="120"/>
             </w:pPr>
-            <w:hyperlink w:history="1" r:id="rIdqtzpdu7vdaczcjo3p5pkv">
+            <w:hyperlink w:history="1" r:id="rIdatbcabcklmzjwhreikkci">
               <w:r>
                 <w:rPr>
                   <w:rFonts w:ascii="Arial" w:cs="Arial" w:eastAsia="Arial" w:hAnsi="Arial"/>
@@ -14861,7 +14861,7 @@
               <w:spacing w:after="10" w:before="0"/>
               <w:ind w:left="120"/>
             </w:pPr>
-            <w:hyperlink w:history="1" r:id="rIdod1nabyabmy9dndbtbjxx">
+            <w:hyperlink w:history="1" r:id="rIdm_qbsdydgzctxra6x7uef">
               <w:r>
                 <w:rPr>
                   <w:rFonts w:ascii="Arial" w:cs="Arial" w:eastAsia="Arial" w:hAnsi="Arial"/>
@@ -15088,7 +15088,7 @@
               <w:spacing w:after="10" w:before="0"/>
               <w:ind w:left="120"/>
             </w:pPr>
-            <w:hyperlink w:history="1" r:id="rIditirru3nshd-emk3m0h6i">
+            <w:hyperlink w:history="1" r:id="rIdwtqyg5or0irjtru-jgmc1">
               <w:r>
                 <w:rPr>
                   <w:rFonts w:ascii="Arial" w:cs="Arial" w:eastAsia="Arial" w:hAnsi="Arial"/>
@@ -15165,7 +15165,7 @@
               <w:spacing w:after="10" w:before="0"/>
               <w:ind w:left="120"/>
             </w:pPr>
-            <w:hyperlink w:history="1" r:id="rIdkzutxtovwpxks6i1kicov">
+            <w:hyperlink w:history="1" r:id="rIdsyztef9ymcjxu2oulqwty">
               <w:r>
                 <w:rPr>
                   <w:rFonts w:ascii="Arial" w:cs="Arial" w:eastAsia="Arial" w:hAnsi="Arial"/>
@@ -15392,7 +15392,7 @@
               <w:spacing w:after="10" w:before="0"/>
               <w:ind w:left="120"/>
             </w:pPr>
-            <w:hyperlink w:history="1" r:id="rId6-zhunvbn_95zflfub0ig">
+            <w:hyperlink w:history="1" r:id="rIdrautojkuna8lum-ulwzyb">
               <w:r>
                 <w:rPr>
                   <w:rFonts w:ascii="Arial" w:cs="Arial" w:eastAsia="Arial" w:hAnsi="Arial"/>
@@ -15469,7 +15469,7 @@
               <w:spacing w:after="10" w:before="0"/>
               <w:ind w:left="120"/>
             </w:pPr>
-            <w:hyperlink w:history="1" r:id="rIdawithej1sam8skgyl1cdj">
+            <w:hyperlink w:history="1" r:id="rId35-eefkfnxffi_xp8j_sv">
               <w:r>
                 <w:rPr>
                   <w:rFonts w:ascii="Arial" w:cs="Arial" w:eastAsia="Arial" w:hAnsi="Arial"/>
@@ -15696,7 +15696,7 @@
               <w:spacing w:after="10" w:before="0"/>
               <w:ind w:left="120"/>
             </w:pPr>
-            <w:hyperlink w:history="1" r:id="rIdkdob4di1wplfub3a3jwyi">
+            <w:hyperlink w:history="1" r:id="rIdd5znbtiwh-8morvlj6jwv">
               <w:r>
                 <w:rPr>
                   <w:rFonts w:ascii="Arial" w:cs="Arial" w:eastAsia="Arial" w:hAnsi="Arial"/>
@@ -15773,7 +15773,7 @@
               <w:spacing w:after="10" w:before="0"/>
               <w:ind w:left="120"/>
             </w:pPr>
-            <w:hyperlink w:history="1" r:id="rIdjaljxf04t6azf1p7dmiz8">
+            <w:hyperlink w:history="1" r:id="rIdmmgwosouwdaaeoh7or7lj">
               <w:r>
                 <w:rPr>
                   <w:rFonts w:ascii="Arial" w:cs="Arial" w:eastAsia="Arial" w:hAnsi="Arial"/>
@@ -16000,7 +16000,7 @@
               <w:spacing w:after="10" w:before="0"/>
               <w:ind w:left="120"/>
             </w:pPr>
-            <w:hyperlink w:history="1" r:id="rIdvbrzas-uhrahs0rto-hbm">
+            <w:hyperlink w:history="1" r:id="rIdpgqobabdy6j1uy010vxqi">
               <w:r>
                 <w:rPr>
                   <w:rFonts w:ascii="Arial" w:cs="Arial" w:eastAsia="Arial" w:hAnsi="Arial"/>
@@ -16077,7 +16077,7 @@
               <w:spacing w:after="10" w:before="0"/>
               <w:ind w:left="120"/>
             </w:pPr>
-            <w:hyperlink w:history="1" r:id="rIdw8h9g0ssqstydxq-b5luu">
+            <w:hyperlink w:history="1" r:id="rId1vnepsi3gc9i_ftrhnse9">
               <w:r>
                 <w:rPr>
                   <w:rFonts w:ascii="Arial" w:cs="Arial" w:eastAsia="Arial" w:hAnsi="Arial"/>
@@ -16604,7 +16604,7 @@
         </w:rPr>
         <w:t xml:space="preserve">© 2026 SeaVuria and ARES. Aligned with KICD objectives. Developed by SeaVuria; technical implementation by ARES (with AI assistance from Claude). Licensed under </w:t>
       </w:r>
-      <w:hyperlink w:history="1" r:id="rIdy7ihhnqwrnobewyda0hk2">
+      <w:hyperlink w:history="1" r:id="rId4nzd9gv0tkublloivnbrd">
         <w:r>
           <w:rPr>
             <w:rFonts w:ascii="Arial" w:cs="Arial" w:eastAsia="Arial" w:hAnsi="Arial"/>
@@ -16625,7 +16625,7 @@
         </w:rPr>
         <w:t xml:space="preserve"> (</w:t>
       </w:r>
-      <w:hyperlink w:history="1" r:id="rId3l_iiytho8xyd11arsbrw">
+      <w:hyperlink w:history="1" r:id="rIdc2eib5ektxtbyte4gnohe">
         <w:r>
           <w:rPr>
             <w:rFonts w:ascii="Arial" w:cs="Arial" w:eastAsia="Arial" w:hAnsi="Arial"/>

--- a/data/outputs/v2/Grade11/Biology/Lesson_Plans/SS2.3_Excretion_in_Plants/Biology_Excretion_in_Plants_CBE_LessonSequence.docx
+++ b/data/outputs/v2/Grade11/Biology/Lesson_Plans/SS2.3_Excretion_in_Plants/Biology_Excretion_in_Plants_CBE_LessonSequence.docx
@@ -1976,7 +1976,7 @@
         </w:rPr>
         <w:t xml:space="preserve">© 2026 SeaVuria and ARES. This work is licensed under a </w:t>
       </w:r>
-      <w:hyperlink w:history="1" r:id="rIdvpjfox_v1ycm8fde2bn8_">
+      <w:hyperlink w:history="1" r:id="rId3jvhyjkjanuoihbateog9">
         <w:r>
           <w:rPr>
             <w:rFonts w:ascii="Arial" w:cs="Arial" w:eastAsia="Arial" w:hAnsi="Arial"/>
@@ -1996,7 +1996,7 @@
         </w:rPr>
         <w:t xml:space="preserve"> (</w:t>
       </w:r>
-      <w:hyperlink w:history="1" r:id="rIdswkd9czbp5ba82tgtzaja">
+      <w:hyperlink w:history="1" r:id="rIdtr09poeuelyqzmpw35dlw">
         <w:r>
           <w:rPr>
             <w:rFonts w:ascii="Arial" w:cs="Arial" w:eastAsia="Arial" w:hAnsi="Arial"/>
@@ -2016,7 +2016,7 @@
         </w:rPr>
         <w:t xml:space="preserve">). To view a copy of this license, visit </w:t>
       </w:r>
-      <w:hyperlink w:history="1" r:id="rIdlvoubvizbc5ny1zajpt8f">
+      <w:hyperlink w:history="1" r:id="rIdva1phryjlu-af2kib57mg">
         <w:r>
           <w:rPr>
             <w:rFonts w:ascii="Arial" w:cs="Arial" w:eastAsia="Arial" w:hAnsi="Arial"/>
@@ -3028,7 +3028,7 @@
             <w:pPr>
               <w:spacing w:after="20" w:before="0"/>
             </w:pPr>
-            <w:hyperlink w:history="1" r:id="rIdg50wbpsw2nhpsxkaldgmb">
+            <w:hyperlink w:history="1" r:id="rIdr8aoybscylqpgsrhbdaxc">
               <w:r>
                 <w:rPr>
                   <w:rFonts w:ascii="Arial" w:cs="Arial" w:eastAsia="Arial" w:hAnsi="Arial"/>
@@ -3077,7 +3077,7 @@
               <w:spacing w:after="10" w:before="0"/>
               <w:ind w:left="120"/>
             </w:pPr>
-            <w:hyperlink w:history="1" r:id="rIdlqvtmeh9izapgdotg1nee">
+            <w:hyperlink w:history="1" r:id="rIddjpfgdud2emlyezjynhfi">
               <w:r>
                 <w:rPr>
                   <w:rFonts w:ascii="Arial" w:cs="Arial" w:eastAsia="Arial" w:hAnsi="Arial"/>
@@ -3139,7 +3139,7 @@
               <w:spacing w:after="10" w:before="0"/>
               <w:ind w:left="120"/>
             </w:pPr>
-            <w:hyperlink w:history="1" r:id="rIdmv0sulklyzl0o7s4xibm2">
+            <w:hyperlink w:history="1" r:id="rIdedmcnqxbwpnf-vcshzprm">
               <w:r>
                 <w:rPr>
                   <w:rFonts w:ascii="Arial" w:cs="Arial" w:eastAsia="Arial" w:hAnsi="Arial"/>
@@ -3349,7 +3349,7 @@
             <w:pPr>
               <w:spacing w:after="20" w:before="0"/>
             </w:pPr>
-            <w:hyperlink w:history="1" r:id="rIdomoykc4ahomrlvcog6cdq">
+            <w:hyperlink w:history="1" r:id="rIdyj2ndmnkbbz9jyktgq7rb">
               <w:r>
                 <w:rPr>
                   <w:rFonts w:ascii="Arial" w:cs="Arial" w:eastAsia="Arial" w:hAnsi="Arial"/>
@@ -3398,7 +3398,7 @@
               <w:spacing w:after="10" w:before="0"/>
               <w:ind w:left="120"/>
             </w:pPr>
-            <w:hyperlink w:history="1" r:id="rIdrmdsyewzekt98qpobxdut">
+            <w:hyperlink w:history="1" r:id="rIdlxstp3662mx492snssgpx">
               <w:r>
                 <w:rPr>
                   <w:rFonts w:ascii="Arial" w:cs="Arial" w:eastAsia="Arial" w:hAnsi="Arial"/>
@@ -3460,7 +3460,7 @@
               <w:spacing w:after="10" w:before="0"/>
               <w:ind w:left="120"/>
             </w:pPr>
-            <w:hyperlink w:history="1" r:id="rIdoj2o6hwg8owziey5jgg9r">
+            <w:hyperlink w:history="1" r:id="rIdcv-9e3ykwbmk9furthfor">
               <w:r>
                 <w:rPr>
                   <w:rFonts w:ascii="Arial" w:cs="Arial" w:eastAsia="Arial" w:hAnsi="Arial"/>
@@ -3670,7 +3670,7 @@
             <w:pPr>
               <w:spacing w:after="20" w:before="0"/>
             </w:pPr>
-            <w:hyperlink w:history="1" r:id="rIdb_g5lvhtlqkwkwqd3yvw-">
+            <w:hyperlink w:history="1" r:id="rIdh0wlzf3gnlgjvlht5fztz">
               <w:r>
                 <w:rPr>
                   <w:rFonts w:ascii="Arial" w:cs="Arial" w:eastAsia="Arial" w:hAnsi="Arial"/>
@@ -3719,7 +3719,7 @@
               <w:spacing w:after="10" w:before="0"/>
               <w:ind w:left="120"/>
             </w:pPr>
-            <w:hyperlink w:history="1" r:id="rIdgjkulhtptx0hmhks1_71d">
+            <w:hyperlink w:history="1" r:id="rIdvxe5vqh2yp43cirjpo7lv">
               <w:r>
                 <w:rPr>
                   <w:rFonts w:ascii="Arial" w:cs="Arial" w:eastAsia="Arial" w:hAnsi="Arial"/>
@@ -3781,7 +3781,7 @@
               <w:spacing w:after="10" w:before="0"/>
               <w:ind w:left="120"/>
             </w:pPr>
-            <w:hyperlink w:history="1" r:id="rIdlb3ijajofsl9t8goq7bey">
+            <w:hyperlink w:history="1" r:id="rIdbx5lqasiey5mqnudozv7n">
               <w:r>
                 <w:rPr>
                   <w:rFonts w:ascii="Arial" w:cs="Arial" w:eastAsia="Arial" w:hAnsi="Arial"/>
@@ -3991,7 +3991,7 @@
             <w:pPr>
               <w:spacing w:after="20" w:before="0"/>
             </w:pPr>
-            <w:hyperlink w:history="1" r:id="rIdlmujh29xkug5dnkfee3vt">
+            <w:hyperlink w:history="1" r:id="rIdcnlbq0jpcftgcajj_hru4">
               <w:r>
                 <w:rPr>
                   <w:rFonts w:ascii="Arial" w:cs="Arial" w:eastAsia="Arial" w:hAnsi="Arial"/>
@@ -4040,7 +4040,7 @@
               <w:spacing w:after="10" w:before="0"/>
               <w:ind w:left="120"/>
             </w:pPr>
-            <w:hyperlink w:history="1" r:id="rIdqr_ieh7qffzkkbqyerrkl">
+            <w:hyperlink w:history="1" r:id="rId2flll0bzz2rakqwlo-99e">
               <w:r>
                 <w:rPr>
                   <w:rFonts w:ascii="Arial" w:cs="Arial" w:eastAsia="Arial" w:hAnsi="Arial"/>
@@ -4102,7 +4102,7 @@
               <w:spacing w:after="10" w:before="0"/>
               <w:ind w:left="120"/>
             </w:pPr>
-            <w:hyperlink w:history="1" r:id="rIdv4v1phcvn3lundamnhicz">
+            <w:hyperlink w:history="1" r:id="rIdr6k2awnqqwq9vebelrigw">
               <w:r>
                 <w:rPr>
                   <w:rFonts w:ascii="Arial" w:cs="Arial" w:eastAsia="Arial" w:hAnsi="Arial"/>
@@ -4312,7 +4312,7 @@
             <w:pPr>
               <w:spacing w:after="20" w:before="0"/>
             </w:pPr>
-            <w:hyperlink w:history="1" r:id="rId-vsfnxasfxdlyiqdgblxd">
+            <w:hyperlink w:history="1" r:id="rId33alakd7mtzx5raa2g8mb">
               <w:r>
                 <w:rPr>
                   <w:rFonts w:ascii="Arial" w:cs="Arial" w:eastAsia="Arial" w:hAnsi="Arial"/>
@@ -4361,7 +4361,7 @@
               <w:spacing w:after="10" w:before="0"/>
               <w:ind w:left="120"/>
             </w:pPr>
-            <w:hyperlink w:history="1" r:id="rIdd4pfxhqh7rhlbanbap5fg">
+            <w:hyperlink w:history="1" r:id="rIdim-mgdegpa3l1bqqu5-te">
               <w:r>
                 <w:rPr>
                   <w:rFonts w:ascii="Arial" w:cs="Arial" w:eastAsia="Arial" w:hAnsi="Arial"/>
@@ -4423,7 +4423,7 @@
               <w:spacing w:after="10" w:before="0"/>
               <w:ind w:left="120"/>
             </w:pPr>
-            <w:hyperlink w:history="1" r:id="rId-clj8bo2mruhesmmbqx0a">
+            <w:hyperlink w:history="1" r:id="rIdmabweutj4e002isacyefr">
               <w:r>
                 <w:rPr>
                   <w:rFonts w:ascii="Arial" w:cs="Arial" w:eastAsia="Arial" w:hAnsi="Arial"/>
@@ -4950,7 +4950,7 @@
         </w:rPr>
         <w:t xml:space="preserve">© 2026 SeaVuria and ARES. Aligned with KICD objectives. Developed by SeaVuria; technical implementation by ARES (with AI assistance from Claude). Licensed under </w:t>
       </w:r>
-      <w:hyperlink w:history="1" r:id="rIdremlxq-ll3eeqoymrvp03">
+      <w:hyperlink w:history="1" r:id="rId0tm1zgab73cyk1yxnmf2u">
         <w:r>
           <w:rPr>
             <w:rFonts w:ascii="Arial" w:cs="Arial" w:eastAsia="Arial" w:hAnsi="Arial"/>
@@ -4971,7 +4971,7 @@
         </w:rPr>
         <w:t xml:space="preserve"> (</w:t>
       </w:r>
-      <w:hyperlink w:history="1" r:id="rIdjexeuxsx5ezcvlp0c4tvu">
+      <w:hyperlink w:history="1" r:id="rId6s6hczzdhinehukt82gcm">
         <w:r>
           <w:rPr>
             <w:rFonts w:ascii="Arial" w:cs="Arial" w:eastAsia="Arial" w:hAnsi="Arial"/>
@@ -5701,7 +5701,7 @@
                 <w:sz w:val="18"/>
                 <w:szCs w:val="18"/>
               </w:rPr>
-              <w:t xml:space="preserve">The lesson begins with a prediction about the school-locality phenomenon: why does milky sap ooze from a cut Euphorbia, and why are there droplets on arrowroot and grass leaves at dawn? Learners (40-50 in 8-10 groups of 5) predict, then go on a nature walk around the school grounds to observe exudation on Acacia and Euphorbia, leaf scars, fallen yellow leaves, and early-morning droplets on grass and arrowroot leaves. Back in class, groups set up a potted seedling under a bell jar or plastic bag (Predict-Observe-Explain) to generate guttation droplets in high humidity, with a control, and view leaf edges with hand lenses. Learners use Think-Pair-Share and Claim-Evidence-Reasoning to explain which wastes leave by which route, distinguishing guttation from transpiration. They add questions to the Driving Question Board (DQB) and revise their cumulative class model, ending with the new question about insoluble wastes. Note: guttation droplets overnight/early morning need to be checked the next day, so the experiment is set up at the end of Day 1 and read on Day 2.</w:t>
+              <w:t xml:space="preserve">The lesson begins with a prediction about the school-locality phenomenon: why does milky sap ooze from a cut Euphorbia, and why are there droplets on arrowroot and grass leaves at dawn? Learners (40-50 in 8-10 groups of 5) predict, then go on a nature walk around the school grounds to observe exudation on Acacia and Euphorbia, leaf scars, fallen yellow leaves, and early-morning droplets on grass and arrowroot leaves. Back in class, groups set up a potted seedling under a bell jar or plastic bag (Predict-Observe-Explain) to generate guttation droplets in high humidity, with a control, and view leaf edges with hand lenses. Learners use Think-Pair-Share and Claim-Evidence-Reasoning to explain which wastes leave by which route, distinguishing guttation from transpiration. They add questions to the Driving Question Board (DQB) and revise their cumulative class model, ending with the new question about insoluble wastes. Note: guttation droplets overnight/early morning need to be checked the next day, so the experiment is set up in Lesson 2 and read at the start of Lesson 3.</w:t>
             </w:r>
           </w:p>
         </w:tc>
@@ -5984,7 +5984,7 @@
             <w:pPr>
               <w:spacing w:after="20" w:before="0"/>
             </w:pPr>
-            <w:hyperlink w:history="1" r:id="rIdlimri7awhpohmejqcw6oi">
+            <w:hyperlink w:history="1" r:id="rIdkebyutmmcdrmiptt0xehg">
               <w:r>
                 <w:rPr>
                   <w:rFonts w:ascii="Arial" w:cs="Arial" w:eastAsia="Arial" w:hAnsi="Arial"/>
@@ -6033,7 +6033,7 @@
               <w:spacing w:after="10" w:before="0"/>
               <w:ind w:left="120"/>
             </w:pPr>
-            <w:hyperlink w:history="1" r:id="rIdsrb0v8ou9sgiubooezdyv">
+            <w:hyperlink w:history="1" r:id="rIdseflfzdrp7z6dyiihk9xj">
               <w:r>
                 <w:rPr>
                   <w:rFonts w:ascii="Arial" w:cs="Arial" w:eastAsia="Arial" w:hAnsi="Arial"/>
@@ -6078,7 +6078,7 @@
             <w:pPr>
               <w:spacing w:after="20" w:before="0"/>
             </w:pPr>
-            <w:hyperlink w:history="1" r:id="rIdyub8n5frdoej2o2vlonvu">
+            <w:hyperlink w:history="1" r:id="rIdaysnawftfeaovzodbca_z">
               <w:r>
                 <w:rPr>
                   <w:rFonts w:ascii="Arial" w:cs="Arial" w:eastAsia="Arial" w:hAnsi="Arial"/>
@@ -6127,7 +6127,7 @@
               <w:spacing w:after="10" w:before="0"/>
               <w:ind w:left="120"/>
             </w:pPr>
-            <w:hyperlink w:history="1" r:id="rIdektrvwm4ozcls9xyajvcn">
+            <w:hyperlink w:history="1" r:id="rIdayxkdbuqsy-lg0ncazwbc">
               <w:r>
                 <w:rPr>
                   <w:rFonts w:ascii="Arial" w:cs="Arial" w:eastAsia="Arial" w:hAnsi="Arial"/>
@@ -6322,7 +6322,7 @@
             <w:pPr>
               <w:spacing w:after="20" w:before="0"/>
             </w:pPr>
-            <w:hyperlink w:history="1" r:id="rIdyh2rg2vbpi8ief4_qq6ck">
+            <w:hyperlink w:history="1" r:id="rIdgu4bihxpilidkslab8qjz">
               <w:r>
                 <w:rPr>
                   <w:rFonts w:ascii="Arial" w:cs="Arial" w:eastAsia="Arial" w:hAnsi="Arial"/>
@@ -6371,7 +6371,7 @@
               <w:spacing w:after="10" w:before="0"/>
               <w:ind w:left="120"/>
             </w:pPr>
-            <w:hyperlink w:history="1" r:id="rIdt_bjbpf-awjldiav6hua2">
+            <w:hyperlink w:history="1" r:id="rId8iauahwxkpbctmnlbjsk2">
               <w:r>
                 <w:rPr>
                   <w:rFonts w:ascii="Arial" w:cs="Arial" w:eastAsia="Arial" w:hAnsi="Arial"/>
@@ -6416,7 +6416,7 @@
             <w:pPr>
               <w:spacing w:after="20" w:before="0"/>
             </w:pPr>
-            <w:hyperlink w:history="1" r:id="rIdzq6y0y11f_lmywtorqyep">
+            <w:hyperlink w:history="1" r:id="rIdpy_8nlxvem3l4s9wnij-t">
               <w:r>
                 <w:rPr>
                   <w:rFonts w:ascii="Arial" w:cs="Arial" w:eastAsia="Arial" w:hAnsi="Arial"/>
@@ -6465,7 +6465,7 @@
               <w:spacing w:after="10" w:before="0"/>
               <w:ind w:left="120"/>
             </w:pPr>
-            <w:hyperlink w:history="1" r:id="rIdntwnn9a5y6kfuthsxzwc3">
+            <w:hyperlink w:history="1" r:id="rIdfxhsrtsibgzzjyf_n6hin">
               <w:r>
                 <w:rPr>
                   <w:rFonts w:ascii="Arial" w:cs="Arial" w:eastAsia="Arial" w:hAnsi="Arial"/>
@@ -6660,7 +6660,7 @@
             <w:pPr>
               <w:spacing w:after="20" w:before="0"/>
             </w:pPr>
-            <w:hyperlink w:history="1" r:id="rIdqfkavbzknje8paflrnhxs">
+            <w:hyperlink w:history="1" r:id="rIdurrdvby_jgyaivbao0ypm">
               <w:r>
                 <w:rPr>
                   <w:rFonts w:ascii="Arial" w:cs="Arial" w:eastAsia="Arial" w:hAnsi="Arial"/>
@@ -6709,7 +6709,7 @@
               <w:spacing w:after="10" w:before="0"/>
               <w:ind w:left="120"/>
             </w:pPr>
-            <w:hyperlink w:history="1" r:id="rIdxoamjmjn1rccvshmsvqbo">
+            <w:hyperlink w:history="1" r:id="rId7mutgevervcbx7t6aizuj">
               <w:r>
                 <w:rPr>
                   <w:rFonts w:ascii="Arial" w:cs="Arial" w:eastAsia="Arial" w:hAnsi="Arial"/>
@@ -6754,7 +6754,7 @@
             <w:pPr>
               <w:spacing w:after="20" w:before="0"/>
             </w:pPr>
-            <w:hyperlink w:history="1" r:id="rIdwnhrjyvyglywy7nl4jujo">
+            <w:hyperlink w:history="1" r:id="rIdfpmezmcb83za-2dubuy97">
               <w:r>
                 <w:rPr>
                   <w:rFonts w:ascii="Arial" w:cs="Arial" w:eastAsia="Arial" w:hAnsi="Arial"/>
@@ -6803,7 +6803,7 @@
               <w:spacing w:after="10" w:before="0"/>
               <w:ind w:left="120"/>
             </w:pPr>
-            <w:hyperlink w:history="1" r:id="rIdb8t9vykr8nr__5mxvn_om">
+            <w:hyperlink w:history="1" r:id="rIdirkx6en4mwb1ngdnzr8vh">
               <w:r>
                 <w:rPr>
                   <w:rFonts w:ascii="Arial" w:cs="Arial" w:eastAsia="Arial" w:hAnsi="Arial"/>
@@ -6998,7 +6998,7 @@
             <w:pPr>
               <w:spacing w:after="20" w:before="0"/>
             </w:pPr>
-            <w:hyperlink w:history="1" r:id="rIdh_r-b1icppopvu4voj68f">
+            <w:hyperlink w:history="1" r:id="rIdyknhhr6u9vbcyunieu4gw">
               <w:r>
                 <w:rPr>
                   <w:rFonts w:ascii="Arial" w:cs="Arial" w:eastAsia="Arial" w:hAnsi="Arial"/>
@@ -7047,7 +7047,7 @@
               <w:spacing w:after="10" w:before="0"/>
               <w:ind w:left="120"/>
             </w:pPr>
-            <w:hyperlink w:history="1" r:id="rId0ng0fvicdkdbmjcqnlkek">
+            <w:hyperlink w:history="1" r:id="rIds2zwcn7rks9pv54dcqn7i">
               <w:r>
                 <w:rPr>
                   <w:rFonts w:ascii="Arial" w:cs="Arial" w:eastAsia="Arial" w:hAnsi="Arial"/>
@@ -7092,7 +7092,7 @@
             <w:pPr>
               <w:spacing w:after="20" w:before="0"/>
             </w:pPr>
-            <w:hyperlink w:history="1" r:id="rIdrntl-de3jx18zvrt0mben">
+            <w:hyperlink w:history="1" r:id="rIdtfjknitaaiz_9srfef59j">
               <w:r>
                 <w:rPr>
                   <w:rFonts w:ascii="Arial" w:cs="Arial" w:eastAsia="Arial" w:hAnsi="Arial"/>
@@ -7141,7 +7141,7 @@
               <w:spacing w:after="10" w:before="0"/>
               <w:ind w:left="120"/>
             </w:pPr>
-            <w:hyperlink w:history="1" r:id="rIdgwpbgspu_-jjb8patl4c7">
+            <w:hyperlink w:history="1" r:id="rId37b0jbm1_kghnga9slwmq">
               <w:r>
                 <w:rPr>
                   <w:rFonts w:ascii="Arial" w:cs="Arial" w:eastAsia="Arial" w:hAnsi="Arial"/>
@@ -7336,7 +7336,7 @@
             <w:pPr>
               <w:spacing w:after="20" w:before="0"/>
             </w:pPr>
-            <w:hyperlink w:history="1" r:id="rIdfmcoifwxjdsawkpke0ha9">
+            <w:hyperlink w:history="1" r:id="rIddo0tt6hk2b217jvfknph4">
               <w:r>
                 <w:rPr>
                   <w:rFonts w:ascii="Arial" w:cs="Arial" w:eastAsia="Arial" w:hAnsi="Arial"/>
@@ -7385,7 +7385,7 @@
               <w:spacing w:after="10" w:before="0"/>
               <w:ind w:left="120"/>
             </w:pPr>
-            <w:hyperlink w:history="1" r:id="rIdf_frf3gywk6ol1mnpuwey">
+            <w:hyperlink w:history="1" r:id="rIdbup_cx-ynubkr14sx7pso">
               <w:r>
                 <w:rPr>
                   <w:rFonts w:ascii="Arial" w:cs="Arial" w:eastAsia="Arial" w:hAnsi="Arial"/>
@@ -7430,7 +7430,7 @@
             <w:pPr>
               <w:spacing w:after="20" w:before="0"/>
             </w:pPr>
-            <w:hyperlink w:history="1" r:id="rIdycdvyxtn1nenf5zsxx2sg">
+            <w:hyperlink w:history="1" r:id="rIdlsqujycassgukau20urvv">
               <w:r>
                 <w:rPr>
                   <w:rFonts w:ascii="Arial" w:cs="Arial" w:eastAsia="Arial" w:hAnsi="Arial"/>
@@ -7479,7 +7479,7 @@
               <w:spacing w:after="10" w:before="0"/>
               <w:ind w:left="120"/>
             </w:pPr>
-            <w:hyperlink w:history="1" r:id="rIdufck-twfcclzzb0qntkp2">
+            <w:hyperlink w:history="1" r:id="rIdzmtk9crrlp7nvroowo2ns">
               <w:r>
                 <w:rPr>
                   <w:rFonts w:ascii="Arial" w:cs="Arial" w:eastAsia="Arial" w:hAnsi="Arial"/>
@@ -7991,7 +7991,7 @@
         </w:rPr>
         <w:t xml:space="preserve">© 2026 SeaVuria and ARES. Aligned with KICD objectives. Developed by SeaVuria; technical implementation by ARES (with AI assistance from Claude). Licensed under </w:t>
       </w:r>
-      <w:hyperlink w:history="1" r:id="rIdktgvqct5cb4uympyoe3s5">
+      <w:hyperlink w:history="1" r:id="rIdf-lvw4s0fkm0rwi2gqc0k">
         <w:r>
           <w:rPr>
             <w:rFonts w:ascii="Arial" w:cs="Arial" w:eastAsia="Arial" w:hAnsi="Arial"/>
@@ -8012,7 +8012,7 @@
         </w:rPr>
         <w:t xml:space="preserve"> (</w:t>
       </w:r>
-      <w:hyperlink w:history="1" r:id="rIdmx7ivfd208hwjfcrrllmc">
+      <w:hyperlink w:history="1" r:id="rIdtojdiefjsj-hw0hkfj73d">
         <w:r>
           <w:rPr>
             <w:rFonts w:ascii="Arial" w:cs="Arial" w:eastAsia="Arial" w:hAnsi="Arial"/>
@@ -8742,7 +8742,7 @@
                 <w:sz w:val="18"/>
                 <w:szCs w:val="18"/>
               </w:rPr>
-              <w:t xml:space="preserve">Learners return to the phenomenon of oozing sap on cut Acacia and Euphorbia, and old yellow leaves falling. They predict where a plant keeps wastes it cannot dissolve and excrete. Groups then collect fresh green and fallen yellow/brown leaves from school trees on a short nature walk, compare them with hand lenses, and use razor blades, slides, iodine and dilute acid to examine tissue under a light microscope for calcium oxalate crystals. They use Claim-Evidence-Reasoning to explain tissue fall as excretion, add questions to the Driving Question Board, and revise the class model. A POE setup for a guttation extension is started for observation the next morning.</w:t>
+              <w:t xml:space="preserve">Learners return to the phenomenon of oozing sap on cut Acacia and Euphorbia, and old yellow leaves falling. They predict where a plant keeps wastes it cannot dissolve and excrete. Groups then collect fresh green and fallen yellow/brown leaves from school trees on a short nature walk, compare them with hand lenses, and use razor blades, slides, iodine and dilute acid to examine tissue under a light microscope for calcium oxalate crystals. They use Claim-Evidence-Reasoning to explain tissue fall as excretion, add questions to the Driving Question Board, and revise the class model. The guttation POE set up in Lesson 2 is read in this lesson.</w:t>
             </w:r>
           </w:p>
         </w:tc>
@@ -9042,7 +9042,7 @@
               <w:spacing w:after="10" w:before="0"/>
               <w:ind w:left="120"/>
             </w:pPr>
-            <w:hyperlink w:history="1" r:id="rIdm4ufh165h26p7aoqvkf-o">
+            <w:hyperlink w:history="1" r:id="rIdfogyf6wnzzozolb25maqr">
               <w:r>
                 <w:rPr>
                   <w:rFonts w:ascii="Arial" w:cs="Arial" w:eastAsia="Arial" w:hAnsi="Arial"/>
@@ -9119,7 +9119,7 @@
               <w:spacing w:after="10" w:before="0"/>
               <w:ind w:left="120"/>
             </w:pPr>
-            <w:hyperlink w:history="1" r:id="rId7owhdtirwwjfu6wl0rc6e">
+            <w:hyperlink w:history="1" r:id="rId1pk7panpqkm0piqodvaso">
               <w:r>
                 <w:rPr>
                   <w:rFonts w:ascii="Arial" w:cs="Arial" w:eastAsia="Arial" w:hAnsi="Arial"/>
@@ -9176,7 +9176,7 @@
                 <w:sz w:val="18"/>
                 <w:szCs w:val="18"/>
               </w:rPr>
-              <w:t xml:space="preserve">Learners look at a photo or real sample of hardened Acacia gum and a yellow leaf of mango or grevillea picked from the school compound. Individually they write a prediction in their notebooks: 'Where in a plant do wastes that cannot dissolve in water end up, and what will we see if we compare a young green leaf with an old yellow leaf?' They then do Think-Pair-Share and sketch a prediction of what each leaf's cells might contain. Groups of 4-5 record a POE prediction table (Predict column) for the guttation setup: a potted seedling (e.g. maize or sukuma wiki) covered with a clear polythene bag overnight, and what they expect to see in the morning.</w:t>
+              <w:t xml:space="preserve">Learners look at a photo or real sample of hardened Acacia gum and a yellow leaf of mango or grevillea picked from the school compound. Individually they write a prediction in their notebooks: 'Where in a plant do wastes that cannot dissolve in water end up, and what will we see if we compare a young green leaf with an old yellow leaf?' They then do Think-Pair-Share and sketch a prediction of what each leaf's cells might contain. Groups of 4-5 collect the guttation POE setup from Lesson 2 (a potted seedling under a cover, with a control) and compare what they see with their Lesson 2 predictions.</w:t>
             </w:r>
           </w:p>
         </w:tc>
@@ -9208,7 +9208,7 @@
                 <w:sz w:val="18"/>
                 <w:szCs w:val="18"/>
               </w:rPr>
-              <w:t xml:space="preserve">Hold up the hardened gum and yellow leaf and say: 'Remember the sap oozing from the Euphorbia and the leaves falling in our compound. Plants have no kidneys. So where could the plant put wastes it cannot wash out?' WAIT TIME 10-15 seconds in silence before anyone speaks. Give 2 minutes of individual writing, 3 minutes of pair talk, then cold-call 4 pairs (not volunteers) with 'What did your partner predict, and why?' Record all predictions on the board without judging; use 'Thank you, that is a testable idea.' Ask 2 students to respectfully disagree with a peer: 'Who sees it differently, and what is your reasoning?' Pre-position POE setups across groups and say: 'Predict what you will see on the leaves by morning.'</w:t>
+              <w:t xml:space="preserve">Hold up the hardened gum and yellow leaf and say: 'Remember the sap oozing from the Euphorbia and the leaves falling in our compound. Plants have no kidneys. So where could the plant put wastes it cannot wash out?' WAIT TIME 10-15 seconds in silence before anyone speaks. Give 2 minutes of individual writing, 3 minutes of pair talk, then cold-call 4 pairs (not volunteers) with 'What did your partner predict, and why?' Record all predictions on the board without judging; use 'Thank you, that is a testable idea.' Ask 2 students to respectfully disagree with a peer: 'Who sees it differently, and what is your reasoning?' Bring out the Lesson 2 POE setups across groups and say: 'Record what you see on the leaves this morning.'</w:t>
             </w:r>
           </w:p>
         </w:tc>
@@ -9346,7 +9346,7 @@
               <w:spacing w:after="10" w:before="0"/>
               <w:ind w:left="120"/>
             </w:pPr>
-            <w:hyperlink w:history="1" r:id="rIdf70p7pg2_iv7xal5vnihz">
+            <w:hyperlink w:history="1" r:id="rIdeo8hpjxb8ehq-igiwdk46">
               <w:r>
                 <w:rPr>
                   <w:rFonts w:ascii="Arial" w:cs="Arial" w:eastAsia="Arial" w:hAnsi="Arial"/>
@@ -9423,7 +9423,7 @@
               <w:spacing w:after="10" w:before="0"/>
               <w:ind w:left="120"/>
             </w:pPr>
-            <w:hyperlink w:history="1" r:id="rIdgg420sqjln0l3pl3rpvvs">
+            <w:hyperlink w:history="1" r:id="rIdmgn-ym-zjfpxfekbyfnjc">
               <w:r>
                 <w:rPr>
                   <w:rFonts w:ascii="Arial" w:cs="Arial" w:eastAsia="Arial" w:hAnsi="Arial"/>
@@ -9480,7 +9480,7 @@
                 <w:sz w:val="18"/>
                 <w:szCs w:val="18"/>
               </w:rPr>
-              <w:t xml:space="preserve">Part A, Nature Walk (15 min): Groups walk the school locality with hand lenses and collect 3 young green leaves and 3 fallen or ageing yellow/brown leaves from trees such as mango, grevillea, jacaranda, Acacia, or from grass and arrowroot (taro) leaves. They also observe bark with resin or gum (Acacia, Euphorbia) from a safe distance, and note fruits or flowers that have dropped. They record each tree's name, location and the state of the leaves. Part B, Dissect and Compare (15 min): Using hand lenses, they compare colour, texture, thickness, dryness and veins of young versus old leaves, and sketch both. Part C, Microscopy (25 min): Group leaders (supervised by the teacher) cut thin sections or scrape tissue from young and old leaves, mount them on slides in a drop of water, and view under low then high power. They then add a drop of iodine to a second slide (to check for starch, which stains blue-black, so as to tell it apart from crystals) and a drop of dilute acid at the edge of the coverslip of a third slide (calcium oxalate crystals do not dissolve in ethanoic acid but carbonate crystals fizz or dissolve in dilute HCl), noting what happens to any needle-shaped or star-shaped crystals. Where possible a pinch of leaf ash is also mounted and tested. Learners draw what they see and record counts of crystals in 3 fields of view for young and old leaves in a table. Part D: Groups check the POE guttation setups and leave them overnight.</w:t>
+              <w:t xml:space="preserve">Part A, Nature Walk (15 min): Groups walk the school locality with hand lenses and collect 3 young green leaves and 3 fallen or ageing yellow/brown leaves from trees such as mango, grevillea, jacaranda, Acacia, or from grass and arrowroot (taro) leaves. They also observe bark with resin or gum (Acacia, Euphorbia) from a safe distance, and note fruits or flowers that have dropped. They record each tree's name, location and the state of the leaves. Part B, Dissect and Compare (15 min): Using hand lenses, they compare colour, texture, thickness, dryness and veins of young versus old leaves, and sketch both. Part C, Microscopy (25 min): Group leaders (supervised by the teacher) cut thin sections or scrape tissue from young and old leaves, mount them on slides in a drop of water, and view under low then high power. They then add a drop of iodine to a second slide (to check for starch, which stains blue-black, so as to tell it apart from crystals) and a drop of dilute acid at the edge of the coverslip of a third slide (calcium oxalate crystals do not dissolve in ethanoic acid but carbonate crystals fizz or dissolve in dilute HCl), noting what happens to any needle-shaped or star-shaped crystals. Where possible a pinch of leaf ash is also mounted and tested. Learners draw what they see and record counts of crystals in 3 fields of view for young and old leaves in a table. Part D: Groups check the Lesson 2 POE guttation setups.</w:t>
             </w:r>
           </w:p>
         </w:tc>
@@ -9650,7 +9650,7 @@
               <w:spacing w:after="10" w:before="0"/>
               <w:ind w:left="120"/>
             </w:pPr>
-            <w:hyperlink w:history="1" r:id="rIdlq9mny2ytuuili9zqc_fi">
+            <w:hyperlink w:history="1" r:id="rIdohwk_l0lfafcrsuopwla9">
               <w:r>
                 <w:rPr>
                   <w:rFonts w:ascii="Arial" w:cs="Arial" w:eastAsia="Arial" w:hAnsi="Arial"/>
@@ -9727,7 +9727,7 @@
               <w:spacing w:after="10" w:before="0"/>
               <w:ind w:left="120"/>
             </w:pPr>
-            <w:hyperlink w:history="1" r:id="rIdaaebq8zg-mt4gioud8k71">
+            <w:hyperlink w:history="1" r:id="rIdvu0irlnuczethzhbr_r-b">
               <w:r>
                 <w:rPr>
                   <w:rFonts w:ascii="Arial" w:cs="Arial" w:eastAsia="Arial" w:hAnsi="Arial"/>
@@ -9784,7 +9784,7 @@
                 <w:sz w:val="18"/>
                 <w:szCs w:val="18"/>
               </w:rPr>
-              <w:t xml:space="preserve">Groups pool data on a class table on the board (average crystal counts for young and old leaves, observable features). Each group writes a Claim-Evidence-Reasoning (CER) statement to answer: 'How do plants get rid of insoluble wastes, and how does the yellow falling leaf relate to it?' For example: Claim: Plants store insoluble wastes such as calcium oxalate crystals in old leaves and other non-vital organs and remove them when the organ is shed. Evidence: our slides showed more crystals in old yellow leaves than in young ones; crystals did not dissolve in ethanoic acid / fizzed in dilute HCl. Reasoning: wastes are locked in a harmless solid form in tissue that the plant no longer needs, then removed by leaf fall, so no excretory organ is needed. Learners link this to the oozing gum and resin from Acacia and Euphorbia bark (deposited in bark, which is shed or sealed over) and to shed flowers and fruits. They also compare with guttation and transpiration from earlier lessons, and complete the Observe and Explain columns of the POE sheet after reading the next morning's results or a teacher-provided description.</w:t>
+              <w:t xml:space="preserve">Groups pool data on a class table on the board (average crystal counts for young and old leaves, observable features). Each group writes a Claim-Evidence-Reasoning (CER) statement to answer: 'How do plants get rid of insoluble wastes, and how does the yellow falling leaf relate to it?' For example: Claim: Plants store insoluble wastes such as calcium oxalate crystals in old leaves and other non-vital organs and remove them when the organ is shed. Evidence: our slides showed more crystals in old yellow leaves than in young ones; crystals did not dissolve in ethanoic acid / fizzed in dilute HCl. Reasoning: wastes are locked in a harmless solid form in tissue that the plant no longer needs, then removed by leaf fall, so no excretory organ is needed. Learners link this to the oozing gum and resin from Acacia and Euphorbia bark (deposited in bark, which is shed or sealed over) and to shed flowers and fruits. They also compare with guttation and transpiration from earlier lessons, and complete the Observe and Explain columns of the POE sheet after reading the results of the Lesson 2 setup or a teacher-provided description.</w:t>
             </w:r>
           </w:p>
         </w:tc>
@@ -9954,7 +9954,7 @@
               <w:spacing w:after="10" w:before="0"/>
               <w:ind w:left="120"/>
             </w:pPr>
-            <w:hyperlink w:history="1" r:id="rIder2ezvrqf-g8be918n1fd">
+            <w:hyperlink w:history="1" r:id="rIdno2gkfwjgz00hipfsuawe">
               <w:r>
                 <w:rPr>
                   <w:rFonts w:ascii="Arial" w:cs="Arial" w:eastAsia="Arial" w:hAnsi="Arial"/>
@@ -10031,7 +10031,7 @@
               <w:spacing w:after="10" w:before="0"/>
               <w:ind w:left="120"/>
             </w:pPr>
-            <w:hyperlink w:history="1" r:id="rIdwe6rcthbdrd75zbccgui6">
+            <w:hyperlink w:history="1" r:id="rIdsor7jwafjyraxjesmw9jm">
               <w:r>
                 <w:rPr>
                   <w:rFonts w:ascii="Arial" w:cs="Arial" w:eastAsia="Arial" w:hAnsi="Arial"/>
@@ -10258,7 +10258,7 @@
               <w:spacing w:after="10" w:before="0"/>
               <w:ind w:left="120"/>
             </w:pPr>
-            <w:hyperlink w:history="1" r:id="rIdsqzdgjnnoqjjt-1v3swin">
+            <w:hyperlink w:history="1" r:id="rIdeba2y_8x8b0hsyfjtx_9e">
               <w:r>
                 <w:rPr>
                   <w:rFonts w:ascii="Arial" w:cs="Arial" w:eastAsia="Arial" w:hAnsi="Arial"/>
@@ -10335,7 +10335,7 @@
               <w:spacing w:after="10" w:before="0"/>
               <w:ind w:left="120"/>
             </w:pPr>
-            <w:hyperlink w:history="1" r:id="rId18-x5_v8fajo7qi1ofuii">
+            <w:hyperlink w:history="1" r:id="rIdoslnnqhtwtrlnma3tz2dk">
               <w:r>
                 <w:rPr>
                   <w:rFonts w:ascii="Arial" w:cs="Arial" w:eastAsia="Arial" w:hAnsi="Arial"/>
@@ -10392,7 +10392,7 @@
                 <w:sz w:val="18"/>
                 <w:szCs w:val="18"/>
               </w:rPr>
-              <w:t xml:space="preserve">Learners revise the class model of plant excretion (a large drawing of a tree, a leaf, and a crop such as maize or sukuma wiki). They add arrows and labels for deposition of insoluble wastes (calcium oxalate crystals, tannins, resins) in bark, old leaves, fruits and flowers, and for tissue fall (leaf, flower, fruit and bark shedding), alongside the previously included gaseous exchange (diffusion), transpiration and guttation. In small groups they update their own notebook models, including a key, and write a 2-sentence explanation of why plants need no kidneys. They then add a 'What we still need to know' box pointing towards economic importance (gum arabic, latex, tannins, resins). They record in the summary table what they observed, learned and explained. Finally, groups plan the interviews for the portfolio project on local uses of plant products, and are reminded to check the guttation setup in the morning.</w:t>
+              <w:t xml:space="preserve">Learners revise the class model of plant excretion (a large drawing of a tree, a leaf, and a crop such as maize or sukuma wiki). They add arrows and labels for deposition of insoluble wastes (calcium oxalate crystals, tannins, resins) in bark, old leaves, fruits and flowers, and for tissue fall (leaf, flower, fruit and bark shedding), alongside the previously included gaseous exchange (diffusion), transpiration and guttation. In small groups they update their own notebook models, including a key, and write a 2-sentence explanation of why plants need no kidneys. They then add a 'What we still need to know' box pointing towards economic importance (gum arabic, latex, tannins, resins). They record in the summary table what they observed, learned and explained. Finally, groups plan the interviews for the portfolio project on local uses of plant products.</w:t>
             </w:r>
           </w:p>
         </w:tc>
@@ -10708,7 +10708,7 @@
                 <w:sz w:val="18"/>
                 <w:szCs w:val="18"/>
               </w:rPr>
-              <w:t xml:space="preserve">We collected young green and old yellow/brown leaves from school trees and compared them with hand lenses. Under the light microscope we found [describe crystal shape, how many in young versus old leaves], and recorded how crystals reacted to iodine and dilute acid. We also noted resin or gum on the bark of Acacia and Euphorbia and set up the guttation experiment.</w:t>
+              <w:t xml:space="preserve">We collected young green and old yellow/brown leaves from school trees and compared them with hand lenses. Under the light microscope we found [describe crystal shape, how many in young versus old leaves], and recorded how crystals reacted to iodine and dilute acid. We also noted resin or gum on the bark of Acacia and Euphorbia and checked the guttation experiment set up in Lesson 2.</w:t>
             </w:r>
           </w:p>
         </w:tc>
@@ -10862,7 +10862,7 @@
         </w:rPr>
         <w:t xml:space="preserve">© 2026 SeaVuria and ARES. Aligned with KICD objectives. Developed by SeaVuria; technical implementation by ARES (with AI assistance from Claude). Licensed under </w:t>
       </w:r>
-      <w:hyperlink w:history="1" r:id="rIdtqeuhrnyvo7iq4edchgak">
+      <w:hyperlink w:history="1" r:id="rIdq9m9rwel3-bcj2lv19jrz">
         <w:r>
           <w:rPr>
             <w:rFonts w:ascii="Arial" w:cs="Arial" w:eastAsia="Arial" w:hAnsi="Arial"/>
@@ -10883,7 +10883,7 @@
         </w:rPr>
         <w:t xml:space="preserve"> (</w:t>
       </w:r>
-      <w:hyperlink w:history="1" r:id="rIdq0ktmsfdkkfdsrfv7wq2p">
+      <w:hyperlink w:history="1" r:id="rIdclcol5f_jmlieynxk2yy_">
         <w:r>
           <w:rPr>
             <w:rFonts w:ascii="Arial" w:cs="Arial" w:eastAsia="Arial" w:hAnsi="Arial"/>
@@ -11913,7 +11913,7 @@
               <w:spacing w:after="10" w:before="0"/>
               <w:ind w:left="120"/>
             </w:pPr>
-            <w:hyperlink w:history="1" r:id="rIdhlqpfeztojelqpld3gmsw">
+            <w:hyperlink w:history="1" r:id="rIdcxy_4amu2dwbubqpzosoi">
               <w:r>
                 <w:rPr>
                   <w:rFonts w:ascii="Arial" w:cs="Arial" w:eastAsia="Arial" w:hAnsi="Arial"/>
@@ -11990,7 +11990,7 @@
               <w:spacing w:after="10" w:before="0"/>
               <w:ind w:left="120"/>
             </w:pPr>
-            <w:hyperlink w:history="1" r:id="rIdkvrqjtm3yrr1ata0xjruh">
+            <w:hyperlink w:history="1" r:id="rId5dc0oz2ty5zvqogo1crt4">
               <w:r>
                 <w:rPr>
                   <w:rFonts w:ascii="Arial" w:cs="Arial" w:eastAsia="Arial" w:hAnsi="Arial"/>
@@ -12217,7 +12217,7 @@
               <w:spacing w:after="10" w:before="0"/>
               <w:ind w:left="120"/>
             </w:pPr>
-            <w:hyperlink w:history="1" r:id="rIdb7walzsssii19avnhudvj">
+            <w:hyperlink w:history="1" r:id="rIddp5wsf5-nnhp4s8_fph2g">
               <w:r>
                 <w:rPr>
                   <w:rFonts w:ascii="Arial" w:cs="Arial" w:eastAsia="Arial" w:hAnsi="Arial"/>
@@ -12294,7 +12294,7 @@
               <w:spacing w:after="10" w:before="0"/>
               <w:ind w:left="120"/>
             </w:pPr>
-            <w:hyperlink w:history="1" r:id="rIdn_3lh8k9a6kdfypnkmnbb">
+            <w:hyperlink w:history="1" r:id="rIdtdnp-bjou9oao9ea00afx">
               <w:r>
                 <w:rPr>
                   <w:rFonts w:ascii="Arial" w:cs="Arial" w:eastAsia="Arial" w:hAnsi="Arial"/>
@@ -12521,7 +12521,7 @@
               <w:spacing w:after="10" w:before="0"/>
               <w:ind w:left="120"/>
             </w:pPr>
-            <w:hyperlink w:history="1" r:id="rIdv-9b8kfrmpaommmgyjpcb">
+            <w:hyperlink w:history="1" r:id="rIdeefcvy8pieq5ftnujz9w0">
               <w:r>
                 <w:rPr>
                   <w:rFonts w:ascii="Arial" w:cs="Arial" w:eastAsia="Arial" w:hAnsi="Arial"/>
@@ -12598,7 +12598,7 @@
               <w:spacing w:after="10" w:before="0"/>
               <w:ind w:left="120"/>
             </w:pPr>
-            <w:hyperlink w:history="1" r:id="rIdlf5r2z7t7_41yu7mvw4-q">
+            <w:hyperlink w:history="1" r:id="rIdglgexd3ahgwspijid7wzw">
               <w:r>
                 <w:rPr>
                   <w:rFonts w:ascii="Arial" w:cs="Arial" w:eastAsia="Arial" w:hAnsi="Arial"/>
@@ -12825,7 +12825,7 @@
               <w:spacing w:after="10" w:before="0"/>
               <w:ind w:left="120"/>
             </w:pPr>
-            <w:hyperlink w:history="1" r:id="rId1v7bp-mjujv0ekyvo5xd_">
+            <w:hyperlink w:history="1" r:id="rIdsfbbacyfzdt05zhnalaja">
               <w:r>
                 <w:rPr>
                   <w:rFonts w:ascii="Arial" w:cs="Arial" w:eastAsia="Arial" w:hAnsi="Arial"/>
@@ -12902,7 +12902,7 @@
               <w:spacing w:after="10" w:before="0"/>
               <w:ind w:left="120"/>
             </w:pPr>
-            <w:hyperlink w:history="1" r:id="rIddpgtmxem1vj75lubysbtq">
+            <w:hyperlink w:history="1" r:id="rIdgctd8lvfgf82-7nox7pga">
               <w:r>
                 <w:rPr>
                   <w:rFonts w:ascii="Arial" w:cs="Arial" w:eastAsia="Arial" w:hAnsi="Arial"/>
@@ -13129,7 +13129,7 @@
               <w:spacing w:after="10" w:before="0"/>
               <w:ind w:left="120"/>
             </w:pPr>
-            <w:hyperlink w:history="1" r:id="rIdvqmzcbhqn_fefx2fxordv">
+            <w:hyperlink w:history="1" r:id="rId2f-gsg-jf8rptmwk2_1gv">
               <w:r>
                 <w:rPr>
                   <w:rFonts w:ascii="Arial" w:cs="Arial" w:eastAsia="Arial" w:hAnsi="Arial"/>
@@ -13206,7 +13206,7 @@
               <w:spacing w:after="10" w:before="0"/>
               <w:ind w:left="120"/>
             </w:pPr>
-            <w:hyperlink w:history="1" r:id="rIdfv0r9gpp4kwerw-hg43jz">
+            <w:hyperlink w:history="1" r:id="rId82xsoz99aoemql2df_64h">
               <w:r>
                 <w:rPr>
                   <w:rFonts w:ascii="Arial" w:cs="Arial" w:eastAsia="Arial" w:hAnsi="Arial"/>
@@ -13733,7 +13733,7 @@
         </w:rPr>
         <w:t xml:space="preserve">© 2026 SeaVuria and ARES. Aligned with KICD objectives. Developed by SeaVuria; technical implementation by ARES (with AI assistance from Claude). Licensed under </w:t>
       </w:r>
-      <w:hyperlink w:history="1" r:id="rId22wats77jeqoi9jf5inda">
+      <w:hyperlink w:history="1" r:id="rIdxmrsn_eibvftwj55zguhk">
         <w:r>
           <w:rPr>
             <w:rFonts w:ascii="Arial" w:cs="Arial" w:eastAsia="Arial" w:hAnsi="Arial"/>
@@ -13754,7 +13754,7 @@
         </w:rPr>
         <w:t xml:space="preserve"> (</w:t>
       </w:r>
-      <w:hyperlink w:history="1" r:id="rIdpwrhhionwvzs0egkzyh07">
+      <w:hyperlink w:history="1" r:id="rIdeorawa0w2unynmcyhwxx_">
         <w:r>
           <w:rPr>
             <w:rFonts w:ascii="Arial" w:cs="Arial" w:eastAsia="Arial" w:hAnsi="Arial"/>
@@ -14325,7 +14325,7 @@
                 <w:sz w:val="18"/>
                 <w:szCs w:val="18"/>
               </w:rPr>
-              <w:t xml:space="preserve">Lessons 1-4 established that plants lack excretory organs because their wastes are low in toxicity, are recycled (O2 and CO2 in photosynthesis and respiration), stored in dead tissues, and removed by gas diffusion, transpiration, guttation, exudation (latex, resin, gum) and organ fall. Lesson 5 answers the second half of the driving question, which is why the products are worth money in Kenyan markets, and completes the Final Explanation. It ends by raising the new question: How can sustainable harvesting of useful plant excretory products be balanced with environmental conservation?</w:t>
+              <w:t xml:space="preserve">Lessons 1-4 established that plants lack excretory organs because their wastes are low in toxicity, are recycled (O2 and CO2 in photosynthesis and respiration), stored in non-vital tissues, and removed by gas diffusion, transpiration, guttation, exudation (latex, resin, gum) and organ fall. Lesson 5 answers the second half of the driving question, which is why the products are worth money in Kenyan markets, and completes the Final Explanation. It ends by raising the new question: How can sustainable harvesting of useful plant excretory products be balanced with environmental conservation?</w:t>
             </w:r>
           </w:p>
         </w:tc>
@@ -14784,7 +14784,7 @@
               <w:spacing w:after="10" w:before="0"/>
               <w:ind w:left="120"/>
             </w:pPr>
-            <w:hyperlink w:history="1" r:id="rIdatbcabcklmzjwhreikkci">
+            <w:hyperlink w:history="1" r:id="rIdk7rbf5knsqythph9v1qog">
               <w:r>
                 <w:rPr>
                   <w:rFonts w:ascii="Arial" w:cs="Arial" w:eastAsia="Arial" w:hAnsi="Arial"/>
@@ -14861,7 +14861,7 @@
               <w:spacing w:after="10" w:before="0"/>
               <w:ind w:left="120"/>
             </w:pPr>
-            <w:hyperlink w:history="1" r:id="rIdm_qbsdydgzctxra6x7uef">
+            <w:hyperlink w:history="1" r:id="rId2wccxmqhxe7awe9xp7bkx">
               <w:r>
                 <w:rPr>
                   <w:rFonts w:ascii="Arial" w:cs="Arial" w:eastAsia="Arial" w:hAnsi="Arial"/>
@@ -15088,7 +15088,7 @@
               <w:spacing w:after="10" w:before="0"/>
               <w:ind w:left="120"/>
             </w:pPr>
-            <w:hyperlink w:history="1" r:id="rIdwtqyg5or0irjtru-jgmc1">
+            <w:hyperlink w:history="1" r:id="rIdwqqt87s4xq9d4bwirkpnk">
               <w:r>
                 <w:rPr>
                   <w:rFonts w:ascii="Arial" w:cs="Arial" w:eastAsia="Arial" w:hAnsi="Arial"/>
@@ -15165,7 +15165,7 @@
               <w:spacing w:after="10" w:before="0"/>
               <w:ind w:left="120"/>
             </w:pPr>
-            <w:hyperlink w:history="1" r:id="rIdsyztef9ymcjxu2oulqwty">
+            <w:hyperlink w:history="1" r:id="rId1ajat58h73xtq8w1xmhqc">
               <w:r>
                 <w:rPr>
                   <w:rFonts w:ascii="Arial" w:cs="Arial" w:eastAsia="Arial" w:hAnsi="Arial"/>
@@ -15392,7 +15392,7 @@
               <w:spacing w:after="10" w:before="0"/>
               <w:ind w:left="120"/>
             </w:pPr>
-            <w:hyperlink w:history="1" r:id="rIdrautojkuna8lum-ulwzyb">
+            <w:hyperlink w:history="1" r:id="rIdbj0wp7cjna4yslv988bxf">
               <w:r>
                 <w:rPr>
                   <w:rFonts w:ascii="Arial" w:cs="Arial" w:eastAsia="Arial" w:hAnsi="Arial"/>
@@ -15469,7 +15469,7 @@
               <w:spacing w:after="10" w:before="0"/>
               <w:ind w:left="120"/>
             </w:pPr>
-            <w:hyperlink w:history="1" r:id="rId35-eefkfnxffi_xp8j_sv">
+            <w:hyperlink w:history="1" r:id="rIdndh2h_zwxeqs7ta3wcfoq">
               <w:r>
                 <w:rPr>
                   <w:rFonts w:ascii="Arial" w:cs="Arial" w:eastAsia="Arial" w:hAnsi="Arial"/>
@@ -15526,7 +15526,7 @@
                 <w:sz w:val="18"/>
                 <w:szCs w:val="18"/>
               </w:rPr>
-              <w:t xml:space="preserve">Back in groups, learners build a Claim-Evidence-Reasoning (CER) matrix on a sheet of manila paper for the claim: 'Plants remove metabolic wastes without excretory organs, and these wastes have economic value but some carry health risks.' Evidence column: data from Lessons 1-4 (e.g. guttation droplets at the edges of arrowroot leaves at 6:30 am, water loss through stomata, latex and resin from cut stems, gum lumps, leaf fall in the dry season, gas exchange through stomata and lenticels) plus interview data from the portfolios (e.g. 7 of 12 households use neem for malaria or skin problems; gum arabic sells at about KES X per kg; tannins used for tanning; caffeine in Kericho tea earns foreign exchange). Reasoning column: scientific explanation, e.g. 'Plants have low metabolic rates, produce less toxic wastes, recycle CO2 and O2 between photosynthesis and respiration, and store wastes in dead tissues, so they do not need kidneys; stored wastes such as tannins, resins, latex and alkaloids are chemically useful, so people harvest them.' Each group also writes a 3-line rebuttal to a counterclaim: 'Plant wastes are useless so we should not protect those plants.' Then they write a Final Explanation paragraph individually.</w:t>
+              <w:t xml:space="preserve">Back in groups, learners build a Claim-Evidence-Reasoning (CER) matrix on a sheet of manila paper for the claim: 'Plants remove metabolic wastes without excretory organs, and these wastes have economic value but some carry health risks.' Evidence column: data from Lessons 1-4 (e.g. guttation droplets at the edges of arrowroot leaves at 6:30 am, water loss through stomata, latex and resin from cut stems, gum lumps, leaf fall in the dry season, gas exchange through stomata and lenticels) plus interview data from the portfolios (e.g. 7 of 12 households use neem for malaria or skin problems; gum arabic sells at about KES X per kg; tannins used for tanning; caffeine in Kericho tea earns foreign exchange). Reasoning column: scientific explanation, e.g. 'Plants have low metabolic rates, produce less toxic wastes, recycle CO2 and O2 between photosynthesis and respiration, and store wastes in non-vital tissues, so they do not need kidneys; stored wastes such as tannins, resins, latex and alkaloids are chemically useful, so people harvest them.' Each group also writes a 3-line rebuttal to a counterclaim: 'Plant wastes are useless so we should not protect those plants.' Then they write a Final Explanation paragraph individually.</w:t>
             </w:r>
           </w:p>
         </w:tc>
@@ -15696,7 +15696,7 @@
               <w:spacing w:after="10" w:before="0"/>
               <w:ind w:left="120"/>
             </w:pPr>
-            <w:hyperlink w:history="1" r:id="rIdd5znbtiwh-8morvlj6jwv">
+            <w:hyperlink w:history="1" r:id="rId-3aavbsg69qjkw-cbvuup">
               <w:r>
                 <w:rPr>
                   <w:rFonts w:ascii="Arial" w:cs="Arial" w:eastAsia="Arial" w:hAnsi="Arial"/>
@@ -15773,7 +15773,7 @@
               <w:spacing w:after="10" w:before="0"/>
               <w:ind w:left="120"/>
             </w:pPr>
-            <w:hyperlink w:history="1" r:id="rIdmmgwosouwdaaeoh7or7lj">
+            <w:hyperlink w:history="1" r:id="rIdzfh5exflxbnchapj9xz6t">
               <w:r>
                 <w:rPr>
                   <w:rFonts w:ascii="Arial" w:cs="Arial" w:eastAsia="Arial" w:hAnsi="Arial"/>
@@ -15830,7 +15830,7 @@
                 <w:sz w:val="18"/>
                 <w:szCs w:val="18"/>
               </w:rPr>
-              <w:t xml:space="preserve">The class returns to the Driving Question Board started in Lesson 1. Each group takes the sticky notes of questions placed there and sorts them into 'Answered with evidence', 'Partly answered' and 'New questions'. A representative from each group sticks the notes on the board with a one-line answer and the lesson number where the evidence came from (e.g. 'Why do Euphorbia trees ooze? L3, exudation of latex'). Learners then write at least one new question on a sticky note, such as 'If we keep cutting Acacia trees for gum, will they die out?' or 'Who protects wild plants in Kenya?' and place it under 'Next questions'. Finally, they individually record the answer to the driving question: 'How do trees and crops clear out their metabolic wastes without any organs or excretory systems, and why are these waste products worth so much money in our markets?'</w:t>
+              <w:t xml:space="preserve">The class returns to the Driving Question Board started in Lesson 1. Each group takes the sticky notes of questions placed there and sorts them into 'Answered with evidence', 'Partly answered' and 'New questions'. A representative from each group sticks the notes on the board with a one-line answer and the lesson number where the evidence came from (e.g. 'Why do Euphorbia trees ooze? L2, exudation of latex'). Learners then write at least one new question on a sticky note, such as 'If we keep cutting Acacia trees for gum, will they die out?' or 'Who protects wild plants in Kenya?' and place it under 'Next questions'. Finally, they individually record the answer to the driving question: 'How do trees and crops clear out their metabolic wastes without any organs or excretory systems, and why are these waste products worth so much money in our markets?'</w:t>
             </w:r>
           </w:p>
         </w:tc>
@@ -16000,7 +16000,7 @@
               <w:spacing w:after="10" w:before="0"/>
               <w:ind w:left="120"/>
             </w:pPr>
-            <w:hyperlink w:history="1" r:id="rIdpgqobabdy6j1uy010vxqi">
+            <w:hyperlink w:history="1" r:id="rId7yw4kgxdhxosihp5ha68q">
               <w:r>
                 <w:rPr>
                   <w:rFonts w:ascii="Arial" w:cs="Arial" w:eastAsia="Arial" w:hAnsi="Arial"/>
@@ -16077,7 +16077,7 @@
               <w:spacing w:after="10" w:before="0"/>
               <w:ind w:left="120"/>
             </w:pPr>
-            <w:hyperlink w:history="1" r:id="rId1vnepsi3gc9i_ftrhnse9">
+            <w:hyperlink w:history="1" r:id="rIdi3coueqm9cyhqemahif9z">
               <w:r>
                 <w:rPr>
                   <w:rFonts w:ascii="Arial" w:cs="Arial" w:eastAsia="Arial" w:hAnsi="Arial"/>
@@ -16516,7 +16516,7 @@
                 <w:sz w:val="18"/>
                 <w:szCs w:val="18"/>
               </w:rPr>
-              <w:t xml:space="preserve">What did we learn? (e.g. plants lack excretory organs because they produce few toxic wastes, recycle gases, and store wastes in dead tissues; wastes leave by diffusion, transpiration, guttation, exudation and organ fall; products such as gum arabic, latex, resins, tannins, quinine, caffeine and essential oils are used for medicine, sealing, tanning and drinks and bring income; some alkaloids are harmful when abused)</w:t>
+              <w:t xml:space="preserve">What did we learn? (e.g. plants lack excretory organs because they produce few toxic wastes, recycle gases, and store wastes in non-vital tissues; wastes leave by diffusion, transpiration, guttation, exudation and organ fall; products such as gum arabic, latex, resins, tannins, quinine, caffeine and essential oils are used for medicine, sealing, tanning and drinks and bring income; some alkaloids are harmful when abused)</w:t>
             </w:r>
           </w:p>
         </w:tc>
@@ -16604,7 +16604,7 @@
         </w:rPr>
         <w:t xml:space="preserve">© 2026 SeaVuria and ARES. Aligned with KICD objectives. Developed by SeaVuria; technical implementation by ARES (with AI assistance from Claude). Licensed under </w:t>
       </w:r>
-      <w:hyperlink w:history="1" r:id="rId4nzd9gv0tkublloivnbrd">
+      <w:hyperlink w:history="1" r:id="rIdrtzqr7bpdajqbkgxjvejz">
         <w:r>
           <w:rPr>
             <w:rFonts w:ascii="Arial" w:cs="Arial" w:eastAsia="Arial" w:hAnsi="Arial"/>
@@ -16625,7 +16625,7 @@
         </w:rPr>
         <w:t xml:space="preserve"> (</w:t>
       </w:r>
-      <w:hyperlink w:history="1" r:id="rIdc2eib5ektxtbyte4gnohe">
+      <w:hyperlink w:history="1" r:id="rId0lvjk9rulrch7ogfx0rym">
         <w:r>
           <w:rPr>
             <w:rFonts w:ascii="Arial" w:cs="Arial" w:eastAsia="Arial" w:hAnsi="Arial"/>

--- a/data/outputs/v2/Grade11/Biology/Lesson_Plans/SS2.3_Excretion_in_Plants/Biology_Excretion_in_Plants_CBE_LessonSequence.docx
+++ b/data/outputs/v2/Grade11/Biology/Lesson_Plans/SS2.3_Excretion_in_Plants/Biology_Excretion_in_Plants_CBE_LessonSequence.docx
@@ -4,6 +4,7 @@
   <w:body>
     <w:p>
       <w:pPr>
+        <w:keepNext w:val="false"/>
         <w:spacing w:after="30" w:before="0"/>
         <w:jc w:val="center"/>
       </w:pPr>
@@ -23,6 +24,7 @@
     </w:p>
     <w:p>
       <w:pPr>
+        <w:keepNext w:val="false"/>
         <w:spacing w:after="60" w:before="0"/>
         <w:jc w:val="center"/>
       </w:pPr>
@@ -81,6 +83,7 @@
           </w:tcPr>
           <w:p>
             <w:pPr>
+              <w:keepNext w:val="false"/>
               <w:spacing w:after="40" w:before="0"/>
               <w:jc w:val="center"/>
             </w:pPr>
@@ -115,6 +118,7 @@
           </w:tcPr>
           <w:p>
             <w:pPr>
+              <w:keepNext w:val="false"/>
               <w:spacing w:after="40" w:before="0"/>
               <w:jc w:val="left"/>
             </w:pPr>
@@ -147,6 +151,7 @@
           </w:tcPr>
           <w:p>
             <w:pPr>
+              <w:keepNext w:val="false"/>
               <w:spacing w:after="40" w:before="0"/>
               <w:jc w:val="left"/>
             </w:pPr>
@@ -181,6 +186,7 @@
           </w:tcPr>
           <w:p>
             <w:pPr>
+              <w:keepNext w:val="false"/>
               <w:spacing w:after="40" w:before="0"/>
               <w:jc w:val="left"/>
             </w:pPr>
@@ -213,6 +219,7 @@
           </w:tcPr>
           <w:p>
             <w:pPr>
+              <w:keepNext w:val="false"/>
               <w:spacing w:after="40" w:before="0"/>
               <w:jc w:val="left"/>
             </w:pPr>
@@ -247,6 +254,7 @@
           </w:tcPr>
           <w:p>
             <w:pPr>
+              <w:keepNext w:val="false"/>
               <w:spacing w:after="40" w:before="0"/>
               <w:jc w:val="left"/>
             </w:pPr>
@@ -279,6 +287,7 @@
           </w:tcPr>
           <w:p>
             <w:pPr>
+              <w:keepNext w:val="false"/>
               <w:spacing w:after="40" w:before="0"/>
               <w:jc w:val="left"/>
             </w:pPr>
@@ -313,6 +322,7 @@
           </w:tcPr>
           <w:p>
             <w:pPr>
+              <w:keepNext w:val="false"/>
               <w:spacing w:after="40" w:before="0"/>
               <w:jc w:val="left"/>
             </w:pPr>
@@ -345,6 +355,7 @@
           </w:tcPr>
           <w:p>
             <w:pPr>
+              <w:keepNext w:val="false"/>
               <w:spacing w:after="40" w:before="0"/>
               <w:jc w:val="left"/>
             </w:pPr>
@@ -379,6 +390,7 @@
           </w:tcPr>
           <w:p>
             <w:pPr>
+              <w:keepNext w:val="false"/>
               <w:spacing w:after="40" w:before="0"/>
               <w:jc w:val="left"/>
             </w:pPr>
@@ -411,6 +423,7 @@
           </w:tcPr>
           <w:p>
             <w:pPr>
+              <w:keepNext w:val="false"/>
               <w:spacing w:after="40" w:before="0"/>
               <w:jc w:val="left"/>
             </w:pPr>
@@ -445,6 +458,7 @@
           </w:tcPr>
           <w:p>
             <w:pPr>
+              <w:keepNext w:val="false"/>
               <w:spacing w:after="40" w:before="0"/>
               <w:jc w:val="left"/>
             </w:pPr>
@@ -552,6 +566,7 @@
           </w:tcPr>
           <w:p>
             <w:pPr>
+              <w:keepNext w:val="false"/>
               <w:spacing w:after="40" w:before="0"/>
               <w:jc w:val="left"/>
             </w:pPr>
@@ -584,6 +599,7 @@
           </w:tcPr>
           <w:p>
             <w:pPr>
+              <w:keepNext w:val="false"/>
               <w:spacing w:after="40" w:before="0"/>
               <w:jc w:val="left"/>
             </w:pPr>
@@ -603,6 +619,7 @@
           </w:p>
           <w:p>
             <w:pPr>
+              <w:keepNext w:val="false"/>
               <w:spacing w:after="40" w:before="0"/>
               <w:jc w:val="left"/>
             </w:pPr>
@@ -622,6 +639,7 @@
           </w:p>
           <w:p>
             <w:pPr>
+              <w:keepNext w:val="false"/>
               <w:spacing w:after="40" w:before="0"/>
               <w:jc w:val="left"/>
             </w:pPr>
@@ -641,6 +659,7 @@
           </w:p>
           <w:p>
             <w:pPr>
+              <w:keepNext w:val="false"/>
               <w:spacing w:after="40" w:before="0"/>
               <w:jc w:val="left"/>
             </w:pPr>
@@ -660,6 +679,7 @@
           </w:p>
           <w:p>
             <w:pPr>
+              <w:keepNext w:val="false"/>
               <w:spacing w:after="40" w:before="0"/>
               <w:jc w:val="left"/>
             </w:pPr>
@@ -694,6 +714,7 @@
           </w:tcPr>
           <w:p>
             <w:pPr>
+              <w:keepNext w:val="false"/>
               <w:spacing w:after="40" w:before="0"/>
               <w:jc w:val="left"/>
             </w:pPr>
@@ -781,6 +802,7 @@
           </w:tcPr>
           <w:p>
             <w:pPr>
+              <w:keepNext w:val="false"/>
               <w:spacing w:after="40" w:before="0"/>
               <w:jc w:val="left"/>
             </w:pPr>
@@ -868,6 +890,7 @@
           </w:tcPr>
           <w:p>
             <w:pPr>
+              <w:keepNext w:val="false"/>
               <w:spacing w:after="40" w:before="0"/>
               <w:jc w:val="left"/>
             </w:pPr>
@@ -1035,6 +1058,7 @@
           </w:tcPr>
           <w:p>
             <w:pPr>
+              <w:keepNext w:val="false"/>
               <w:spacing w:after="40" w:before="0"/>
               <w:jc w:val="left"/>
             </w:pPr>
@@ -1122,6 +1146,7 @@
           </w:tcPr>
           <w:p>
             <w:pPr>
+              <w:keepNext w:val="false"/>
               <w:spacing w:after="40" w:before="0"/>
               <w:jc w:val="left"/>
             </w:pPr>
@@ -1309,6 +1334,7 @@
           </w:tcPr>
           <w:p>
             <w:pPr>
+              <w:keepNext w:val="false"/>
               <w:spacing w:after="40" w:before="0"/>
               <w:jc w:val="left"/>
             </w:pPr>
@@ -1341,6 +1367,7 @@
           </w:tcPr>
           <w:p>
             <w:pPr>
+              <w:keepNext w:val="false"/>
               <w:spacing w:after="40" w:before="0"/>
               <w:jc w:val="left"/>
             </w:pPr>
@@ -1375,6 +1402,7 @@
           </w:tcPr>
           <w:p>
             <w:pPr>
+              <w:keepNext w:val="false"/>
               <w:spacing w:after="40" w:before="0"/>
               <w:jc w:val="left"/>
             </w:pPr>
@@ -1407,6 +1435,7 @@
           </w:tcPr>
           <w:p>
             <w:pPr>
+              <w:keepNext w:val="false"/>
               <w:spacing w:after="40" w:before="0"/>
               <w:jc w:val="left"/>
             </w:pPr>
@@ -1426,6 +1455,7 @@
           </w:p>
           <w:p>
             <w:pPr>
+              <w:keepNext w:val="false"/>
               <w:spacing w:after="40" w:before="0"/>
               <w:jc w:val="left"/>
             </w:pPr>
@@ -1445,6 +1475,7 @@
           </w:p>
           <w:p>
             <w:pPr>
+              <w:keepNext w:val="false"/>
               <w:spacing w:after="40" w:before="0"/>
               <w:jc w:val="left"/>
             </w:pPr>
@@ -1464,6 +1495,7 @@
           </w:p>
           <w:p>
             <w:pPr>
+              <w:keepNext w:val="false"/>
               <w:spacing w:after="40" w:before="0"/>
               <w:jc w:val="left"/>
             </w:pPr>
@@ -1483,6 +1515,7 @@
           </w:p>
           <w:p>
             <w:pPr>
+              <w:keepNext w:val="false"/>
               <w:spacing w:after="40" w:before="0"/>
               <w:jc w:val="left"/>
             </w:pPr>
@@ -1517,6 +1550,7 @@
           </w:tcPr>
           <w:p>
             <w:pPr>
+              <w:keepNext w:val="false"/>
               <w:spacing w:after="40" w:before="0"/>
               <w:jc w:val="left"/>
             </w:pPr>
@@ -1549,6 +1583,7 @@
           </w:tcPr>
           <w:p>
             <w:pPr>
+              <w:keepNext w:val="false"/>
               <w:spacing w:after="40" w:before="0"/>
               <w:jc w:val="left"/>
             </w:pPr>
@@ -1583,6 +1618,7 @@
           </w:tcPr>
           <w:p>
             <w:pPr>
+              <w:keepNext w:val="false"/>
               <w:spacing w:after="40" w:before="0"/>
               <w:jc w:val="left"/>
             </w:pPr>
@@ -1615,6 +1651,7 @@
           </w:tcPr>
           <w:p>
             <w:pPr>
+              <w:keepNext w:val="false"/>
               <w:spacing w:after="40" w:before="0"/>
               <w:jc w:val="left"/>
             </w:pPr>
@@ -1634,6 +1671,7 @@
           </w:p>
           <w:p>
             <w:pPr>
+              <w:keepNext w:val="false"/>
               <w:spacing w:after="40" w:before="0"/>
               <w:jc w:val="left"/>
             </w:pPr>
@@ -1653,6 +1691,7 @@
           </w:p>
           <w:p>
             <w:pPr>
+              <w:keepNext w:val="false"/>
               <w:spacing w:after="40" w:before="0"/>
               <w:jc w:val="left"/>
             </w:pPr>
@@ -1672,6 +1711,7 @@
           </w:p>
           <w:p>
             <w:pPr>
+              <w:keepNext w:val="false"/>
               <w:spacing w:after="40" w:before="0"/>
               <w:jc w:val="left"/>
             </w:pPr>
@@ -1691,6 +1731,7 @@
           </w:p>
           <w:p>
             <w:pPr>
+              <w:keepNext w:val="false"/>
               <w:spacing w:after="40" w:before="0"/>
               <w:jc w:val="left"/>
             </w:pPr>
@@ -1725,6 +1766,7 @@
           </w:tcPr>
           <w:p>
             <w:pPr>
+              <w:keepNext w:val="false"/>
               <w:spacing w:after="40" w:before="0"/>
               <w:jc w:val="left"/>
             </w:pPr>
@@ -1976,7 +2018,7 @@
         </w:rPr>
         <w:t xml:space="preserve">© 2026 SeaVuria and ARES. This work is licensed under a </w:t>
       </w:r>
-      <w:hyperlink w:history="1" r:id="rId3jvhyjkjanuoihbateog9">
+      <w:hyperlink w:history="1" r:id="rIdxdkadgp2hkebcpy8y9moj">
         <w:r>
           <w:rPr>
             <w:rFonts w:ascii="Arial" w:cs="Arial" w:eastAsia="Arial" w:hAnsi="Arial"/>
@@ -1996,7 +2038,7 @@
         </w:rPr>
         <w:t xml:space="preserve"> (</w:t>
       </w:r>
-      <w:hyperlink w:history="1" r:id="rIdtr09poeuelyqzmpw35dlw">
+      <w:hyperlink w:history="1" r:id="rIdsvdch6o1zc_xod99x1kcy">
         <w:r>
           <w:rPr>
             <w:rFonts w:ascii="Arial" w:cs="Arial" w:eastAsia="Arial" w:hAnsi="Arial"/>
@@ -2016,7 +2058,7 @@
         </w:rPr>
         <w:t xml:space="preserve">). To view a copy of this license, visit </w:t>
       </w:r>
-      <w:hyperlink w:history="1" r:id="rIdva1phryjlu-af2kib57mg">
+      <w:hyperlink w:history="1" r:id="rIdc4ajnkzqgq3sgevdflruv">
         <w:r>
           <w:rPr>
             <w:rFonts w:ascii="Arial" w:cs="Arial" w:eastAsia="Arial" w:hAnsi="Arial"/>
@@ -2075,6 +2117,7 @@
           </w:tcPr>
           <w:p>
             <w:pPr>
+              <w:keepNext w:val="false"/>
               <w:spacing w:after="40" w:before="0"/>
               <w:jc w:val="center"/>
             </w:pPr>
@@ -2110,6 +2153,7 @@
           </w:tcPr>
           <w:p>
             <w:pPr>
+              <w:keepNext w:val="false"/>
               <w:spacing w:after="40" w:before="0"/>
               <w:jc w:val="center"/>
             </w:pPr>
@@ -2144,6 +2188,7 @@
           </w:tcPr>
           <w:p>
             <w:pPr>
+              <w:keepNext w:val="false"/>
               <w:spacing w:after="40" w:before="0"/>
               <w:jc w:val="left"/>
             </w:pPr>
@@ -2176,6 +2221,7 @@
           </w:tcPr>
           <w:p>
             <w:pPr>
+              <w:keepNext w:val="false"/>
               <w:spacing w:after="40" w:before="0"/>
               <w:jc w:val="left"/>
             </w:pPr>
@@ -2210,6 +2256,7 @@
           </w:tcPr>
           <w:p>
             <w:pPr>
+              <w:keepNext w:val="false"/>
               <w:spacing w:after="40" w:before="0"/>
               <w:jc w:val="left"/>
             </w:pPr>
@@ -2242,6 +2289,7 @@
           </w:tcPr>
           <w:p>
             <w:pPr>
+              <w:keepNext w:val="false"/>
               <w:spacing w:after="40" w:before="0"/>
               <w:jc w:val="left"/>
             </w:pPr>
@@ -2276,6 +2324,7 @@
           </w:tcPr>
           <w:p>
             <w:pPr>
+              <w:keepNext w:val="false"/>
               <w:spacing w:after="40" w:before="0"/>
               <w:jc w:val="left"/>
             </w:pPr>
@@ -2308,6 +2357,7 @@
           </w:tcPr>
           <w:p>
             <w:pPr>
+              <w:keepNext w:val="false"/>
               <w:spacing w:after="40" w:before="0"/>
               <w:jc w:val="left"/>
             </w:pPr>
@@ -2342,6 +2392,7 @@
           </w:tcPr>
           <w:p>
             <w:pPr>
+              <w:keepNext w:val="false"/>
               <w:spacing w:after="40" w:before="0"/>
               <w:jc w:val="left"/>
             </w:pPr>
@@ -2374,6 +2425,7 @@
           </w:tcPr>
           <w:p>
             <w:pPr>
+              <w:keepNext w:val="false"/>
               <w:spacing w:after="40" w:before="0"/>
               <w:jc w:val="left"/>
             </w:pPr>
@@ -2408,6 +2460,7 @@
           </w:tcPr>
           <w:p>
             <w:pPr>
+              <w:keepNext w:val="false"/>
               <w:spacing w:after="40" w:before="0"/>
               <w:jc w:val="left"/>
             </w:pPr>
@@ -2440,6 +2493,7 @@
           </w:tcPr>
           <w:p>
             <w:pPr>
+              <w:keepNext w:val="false"/>
               <w:spacing w:after="40" w:before="0"/>
               <w:jc w:val="left"/>
             </w:pPr>
@@ -2474,6 +2528,7 @@
           </w:tcPr>
           <w:p>
             <w:pPr>
+              <w:keepNext w:val="false"/>
               <w:spacing w:after="40" w:before="0"/>
               <w:jc w:val="left"/>
             </w:pPr>
@@ -2506,6 +2561,7 @@
           </w:tcPr>
           <w:p>
             <w:pPr>
+              <w:keepNext w:val="false"/>
               <w:spacing w:after="40" w:before="0"/>
               <w:jc w:val="left"/>
             </w:pPr>
@@ -2540,6 +2596,7 @@
           </w:tcPr>
           <w:p>
             <w:pPr>
+              <w:keepNext w:val="false"/>
               <w:spacing w:after="40" w:before="0"/>
               <w:jc w:val="left"/>
             </w:pPr>
@@ -2572,6 +2629,7 @@
           </w:tcPr>
           <w:p>
             <w:pPr>
+              <w:keepNext w:val="false"/>
               <w:spacing w:after="40" w:before="0"/>
               <w:jc w:val="left"/>
             </w:pPr>
@@ -2606,6 +2664,7 @@
           </w:tcPr>
           <w:p>
             <w:pPr>
+              <w:keepNext w:val="false"/>
               <w:spacing w:after="40" w:before="0"/>
               <w:jc w:val="left"/>
             </w:pPr>
@@ -2638,6 +2697,7 @@
           </w:tcPr>
           <w:p>
             <w:pPr>
+              <w:keepNext w:val="false"/>
               <w:spacing w:after="40" w:before="0"/>
               <w:jc w:val="left"/>
             </w:pPr>
@@ -2697,6 +2757,7 @@
           </w:tcPr>
           <w:p>
             <w:pPr>
+              <w:keepNext w:val="false"/>
               <w:spacing w:after="40" w:before="0"/>
               <w:jc w:val="center"/>
             </w:pPr>
@@ -2731,6 +2792,7 @@
           </w:tcPr>
           <w:p>
             <w:pPr>
+              <w:keepNext w:val="false"/>
               <w:spacing w:after="40" w:before="0"/>
               <w:jc w:val="left"/>
             </w:pPr>
@@ -2795,6 +2857,7 @@
           </w:tcPr>
           <w:p>
             <w:pPr>
+              <w:keepNext w:val="false"/>
               <w:spacing w:after="40" w:before="0"/>
               <w:jc w:val="center"/>
             </w:pPr>
@@ -2829,6 +2892,7 @@
           </w:tcPr>
           <w:p>
             <w:pPr>
+              <w:keepNext w:val="false"/>
               <w:spacing w:after="40" w:before="0"/>
               <w:jc w:val="left"/>
             </w:pPr>
@@ -2861,6 +2925,7 @@
           </w:tcPr>
           <w:p>
             <w:pPr>
+              <w:keepNext w:val="false"/>
               <w:spacing w:after="40" w:before="0"/>
               <w:jc w:val="left"/>
             </w:pPr>
@@ -2893,6 +2958,7 @@
           </w:tcPr>
           <w:p>
             <w:pPr>
+              <w:keepNext w:val="false"/>
               <w:spacing w:after="40" w:before="0"/>
               <w:jc w:val="left"/>
             </w:pPr>
@@ -2925,6 +2991,7 @@
           </w:tcPr>
           <w:p>
             <w:pPr>
+              <w:keepNext w:val="false"/>
               <w:spacing w:after="40" w:before="0"/>
               <w:jc w:val="left"/>
             </w:pPr>
@@ -2957,6 +3024,7 @@
           </w:tcPr>
           <w:p>
             <w:pPr>
+              <w:keepNext w:val="false"/>
               <w:spacing w:after="40" w:before="0"/>
               <w:jc w:val="left"/>
             </w:pPr>
@@ -2991,6 +3059,7 @@
           </w:tcPr>
           <w:p>
             <w:pPr>
+              <w:keepNext w:val="false"/>
               <w:spacing w:after="40" w:before="0"/>
               <w:jc w:val="left"/>
             </w:pPr>
@@ -3028,7 +3097,7 @@
             <w:pPr>
               <w:spacing w:after="20" w:before="0"/>
             </w:pPr>
-            <w:hyperlink w:history="1" r:id="rIdr8aoybscylqpgsrhbdaxc">
+            <w:hyperlink w:history="1" r:id="rIdvp-q5lxdacdxqbwhafi0c">
               <w:r>
                 <w:rPr>
                   <w:rFonts w:ascii="Arial" w:cs="Arial" w:eastAsia="Arial" w:hAnsi="Arial"/>
@@ -3077,7 +3146,7 @@
               <w:spacing w:after="10" w:before="0"/>
               <w:ind w:left="120"/>
             </w:pPr>
-            <w:hyperlink w:history="1" r:id="rIddjpfgdud2emlyezjynhfi">
+            <w:hyperlink w:history="1" r:id="rIdsro_bzoy6t90un4krf4ny">
               <w:r>
                 <w:rPr>
                   <w:rFonts w:ascii="Arial" w:cs="Arial" w:eastAsia="Arial" w:hAnsi="Arial"/>
@@ -3139,7 +3208,7 @@
               <w:spacing w:after="10" w:before="0"/>
               <w:ind w:left="120"/>
             </w:pPr>
-            <w:hyperlink w:history="1" r:id="rIdedmcnqxbwpnf-vcshzprm">
+            <w:hyperlink w:history="1" r:id="rId_cygssoafr1fh637hvp-3">
               <w:r>
                 <w:rPr>
                   <w:rFonts w:ascii="Arial" w:cs="Arial" w:eastAsia="Arial" w:hAnsi="Arial"/>
@@ -3182,6 +3251,7 @@
           </w:tcPr>
           <w:p>
             <w:pPr>
+              <w:keepNext w:val="false"/>
               <w:spacing w:after="40" w:before="0"/>
               <w:jc w:val="left"/>
             </w:pPr>
@@ -3214,6 +3284,7 @@
           </w:tcPr>
           <w:p>
             <w:pPr>
+              <w:keepNext w:val="false"/>
               <w:spacing w:after="40" w:before="0"/>
               <w:jc w:val="left"/>
             </w:pPr>
@@ -3246,6 +3317,7 @@
           </w:tcPr>
           <w:p>
             <w:pPr>
+              <w:keepNext w:val="false"/>
               <w:spacing w:after="40" w:before="0"/>
               <w:jc w:val="left"/>
             </w:pPr>
@@ -3278,6 +3350,7 @@
           </w:tcPr>
           <w:p>
             <w:pPr>
+              <w:keepNext w:val="false"/>
               <w:spacing w:after="40" w:before="0"/>
               <w:jc w:val="left"/>
             </w:pPr>
@@ -3312,6 +3385,7 @@
           </w:tcPr>
           <w:p>
             <w:pPr>
+              <w:keepNext w:val="false"/>
               <w:spacing w:after="40" w:before="0"/>
               <w:jc w:val="left"/>
             </w:pPr>
@@ -3349,7 +3423,7 @@
             <w:pPr>
               <w:spacing w:after="20" w:before="0"/>
             </w:pPr>
-            <w:hyperlink w:history="1" r:id="rIdyj2ndmnkbbz9jyktgq7rb">
+            <w:hyperlink w:history="1" r:id="rId7_xe8bhaeitk8cpj_x3a_">
               <w:r>
                 <w:rPr>
                   <w:rFonts w:ascii="Arial" w:cs="Arial" w:eastAsia="Arial" w:hAnsi="Arial"/>
@@ -3398,7 +3472,7 @@
               <w:spacing w:after="10" w:before="0"/>
               <w:ind w:left="120"/>
             </w:pPr>
-            <w:hyperlink w:history="1" r:id="rIdlxstp3662mx492snssgpx">
+            <w:hyperlink w:history="1" r:id="rIdugwiwdw3wdv_jeofav3j-">
               <w:r>
                 <w:rPr>
                   <w:rFonts w:ascii="Arial" w:cs="Arial" w:eastAsia="Arial" w:hAnsi="Arial"/>
@@ -3460,7 +3534,7 @@
               <w:spacing w:after="10" w:before="0"/>
               <w:ind w:left="120"/>
             </w:pPr>
-            <w:hyperlink w:history="1" r:id="rIdcv-9e3ykwbmk9furthfor">
+            <w:hyperlink w:history="1" r:id="rIdobf1g9y_xnjhot7-axr7a">
               <w:r>
                 <w:rPr>
                   <w:rFonts w:ascii="Arial" w:cs="Arial" w:eastAsia="Arial" w:hAnsi="Arial"/>
@@ -3503,6 +3577,7 @@
           </w:tcPr>
           <w:p>
             <w:pPr>
+              <w:keepNext w:val="false"/>
               <w:spacing w:after="40" w:before="0"/>
               <w:jc w:val="left"/>
             </w:pPr>
@@ -3535,6 +3610,7 @@
           </w:tcPr>
           <w:p>
             <w:pPr>
+              <w:keepNext w:val="false"/>
               <w:spacing w:after="40" w:before="0"/>
               <w:jc w:val="left"/>
             </w:pPr>
@@ -3567,6 +3643,7 @@
           </w:tcPr>
           <w:p>
             <w:pPr>
+              <w:keepNext w:val="false"/>
               <w:spacing w:after="40" w:before="0"/>
               <w:jc w:val="left"/>
             </w:pPr>
@@ -3599,6 +3676,7 @@
           </w:tcPr>
           <w:p>
             <w:pPr>
+              <w:keepNext w:val="false"/>
               <w:spacing w:after="40" w:before="0"/>
               <w:jc w:val="left"/>
             </w:pPr>
@@ -3633,6 +3711,7 @@
           </w:tcPr>
           <w:p>
             <w:pPr>
+              <w:keepNext w:val="false"/>
               <w:spacing w:after="40" w:before="0"/>
               <w:jc w:val="left"/>
             </w:pPr>
@@ -3670,7 +3749,7 @@
             <w:pPr>
               <w:spacing w:after="20" w:before="0"/>
             </w:pPr>
-            <w:hyperlink w:history="1" r:id="rIdh0wlzf3gnlgjvlht5fztz">
+            <w:hyperlink w:history="1" r:id="rIdl6xkah18cfjg_bxxtdtjl">
               <w:r>
                 <w:rPr>
                   <w:rFonts w:ascii="Arial" w:cs="Arial" w:eastAsia="Arial" w:hAnsi="Arial"/>
@@ -3719,7 +3798,7 @@
               <w:spacing w:after="10" w:before="0"/>
               <w:ind w:left="120"/>
             </w:pPr>
-            <w:hyperlink w:history="1" r:id="rIdvxe5vqh2yp43cirjpo7lv">
+            <w:hyperlink w:history="1" r:id="rId3x7j6xzohyzthbjv7k_x-">
               <w:r>
                 <w:rPr>
                   <w:rFonts w:ascii="Arial" w:cs="Arial" w:eastAsia="Arial" w:hAnsi="Arial"/>
@@ -3781,7 +3860,7 @@
               <w:spacing w:after="10" w:before="0"/>
               <w:ind w:left="120"/>
             </w:pPr>
-            <w:hyperlink w:history="1" r:id="rIdbx5lqasiey5mqnudozv7n">
+            <w:hyperlink w:history="1" r:id="rIdnsgdwt5pbeaa9d_x5dpal">
               <w:r>
                 <w:rPr>
                   <w:rFonts w:ascii="Arial" w:cs="Arial" w:eastAsia="Arial" w:hAnsi="Arial"/>
@@ -3824,6 +3903,7 @@
           </w:tcPr>
           <w:p>
             <w:pPr>
+              <w:keepNext w:val="false"/>
               <w:spacing w:after="40" w:before="0"/>
               <w:jc w:val="left"/>
             </w:pPr>
@@ -3856,6 +3936,7 @@
           </w:tcPr>
           <w:p>
             <w:pPr>
+              <w:keepNext w:val="false"/>
               <w:spacing w:after="40" w:before="0"/>
               <w:jc w:val="left"/>
             </w:pPr>
@@ -3888,6 +3969,7 @@
           </w:tcPr>
           <w:p>
             <w:pPr>
+              <w:keepNext w:val="false"/>
               <w:spacing w:after="40" w:before="0"/>
               <w:jc w:val="left"/>
             </w:pPr>
@@ -3920,6 +4002,7 @@
           </w:tcPr>
           <w:p>
             <w:pPr>
+              <w:keepNext w:val="false"/>
               <w:spacing w:after="40" w:before="0"/>
               <w:jc w:val="left"/>
             </w:pPr>
@@ -3954,6 +4037,7 @@
           </w:tcPr>
           <w:p>
             <w:pPr>
+              <w:keepNext w:val="false"/>
               <w:spacing w:after="40" w:before="0"/>
               <w:jc w:val="left"/>
             </w:pPr>
@@ -3991,7 +4075,7 @@
             <w:pPr>
               <w:spacing w:after="20" w:before="0"/>
             </w:pPr>
-            <w:hyperlink w:history="1" r:id="rIdcnlbq0jpcftgcajj_hru4">
+            <w:hyperlink w:history="1" r:id="rId6zwpgqpyxyykxyad6t2gq">
               <w:r>
                 <w:rPr>
                   <w:rFonts w:ascii="Arial" w:cs="Arial" w:eastAsia="Arial" w:hAnsi="Arial"/>
@@ -4040,7 +4124,7 @@
               <w:spacing w:after="10" w:before="0"/>
               <w:ind w:left="120"/>
             </w:pPr>
-            <w:hyperlink w:history="1" r:id="rId2flll0bzz2rakqwlo-99e">
+            <w:hyperlink w:history="1" r:id="rIdttri5lhpfrq2i6vj9mifq">
               <w:r>
                 <w:rPr>
                   <w:rFonts w:ascii="Arial" w:cs="Arial" w:eastAsia="Arial" w:hAnsi="Arial"/>
@@ -4102,7 +4186,7 @@
               <w:spacing w:after="10" w:before="0"/>
               <w:ind w:left="120"/>
             </w:pPr>
-            <w:hyperlink w:history="1" r:id="rIdr6k2awnqqwq9vebelrigw">
+            <w:hyperlink w:history="1" r:id="rIdt2mmdtthesuqq-0sbqlds">
               <w:r>
                 <w:rPr>
                   <w:rFonts w:ascii="Arial" w:cs="Arial" w:eastAsia="Arial" w:hAnsi="Arial"/>
@@ -4145,6 +4229,7 @@
           </w:tcPr>
           <w:p>
             <w:pPr>
+              <w:keepNext w:val="false"/>
               <w:spacing w:after="40" w:before="0"/>
               <w:jc w:val="left"/>
             </w:pPr>
@@ -4177,6 +4262,7 @@
           </w:tcPr>
           <w:p>
             <w:pPr>
+              <w:keepNext w:val="false"/>
               <w:spacing w:after="40" w:before="0"/>
               <w:jc w:val="left"/>
             </w:pPr>
@@ -4209,6 +4295,7 @@
           </w:tcPr>
           <w:p>
             <w:pPr>
+              <w:keepNext w:val="false"/>
               <w:spacing w:after="40" w:before="0"/>
               <w:jc w:val="left"/>
             </w:pPr>
@@ -4241,6 +4328,7 @@
           </w:tcPr>
           <w:p>
             <w:pPr>
+              <w:keepNext w:val="false"/>
               <w:spacing w:after="40" w:before="0"/>
               <w:jc w:val="left"/>
             </w:pPr>
@@ -4275,6 +4363,7 @@
           </w:tcPr>
           <w:p>
             <w:pPr>
+              <w:keepNext w:val="false"/>
               <w:spacing w:after="40" w:before="0"/>
               <w:jc w:val="left"/>
             </w:pPr>
@@ -4312,7 +4401,7 @@
             <w:pPr>
               <w:spacing w:after="20" w:before="0"/>
             </w:pPr>
-            <w:hyperlink w:history="1" r:id="rId33alakd7mtzx5raa2g8mb">
+            <w:hyperlink w:history="1" r:id="rId9qb03i52v8rloq-ycmybn">
               <w:r>
                 <w:rPr>
                   <w:rFonts w:ascii="Arial" w:cs="Arial" w:eastAsia="Arial" w:hAnsi="Arial"/>
@@ -4361,7 +4450,7 @@
               <w:spacing w:after="10" w:before="0"/>
               <w:ind w:left="120"/>
             </w:pPr>
-            <w:hyperlink w:history="1" r:id="rIdim-mgdegpa3l1bqqu5-te">
+            <w:hyperlink w:history="1" r:id="rId2-cyiqthquskbhncu5048">
               <w:r>
                 <w:rPr>
                   <w:rFonts w:ascii="Arial" w:cs="Arial" w:eastAsia="Arial" w:hAnsi="Arial"/>
@@ -4423,7 +4512,7 @@
               <w:spacing w:after="10" w:before="0"/>
               <w:ind w:left="120"/>
             </w:pPr>
-            <w:hyperlink w:history="1" r:id="rIdmabweutj4e002isacyefr">
+            <w:hyperlink w:history="1" r:id="rIdmhkq8hamwtxluhvv50r7b">
               <w:r>
                 <w:rPr>
                   <w:rFonts w:ascii="Arial" w:cs="Arial" w:eastAsia="Arial" w:hAnsi="Arial"/>
@@ -4466,6 +4555,7 @@
           </w:tcPr>
           <w:p>
             <w:pPr>
+              <w:keepNext w:val="false"/>
               <w:spacing w:after="40" w:before="0"/>
               <w:jc w:val="left"/>
             </w:pPr>
@@ -4498,6 +4588,7 @@
           </w:tcPr>
           <w:p>
             <w:pPr>
+              <w:keepNext w:val="false"/>
               <w:spacing w:after="40" w:before="0"/>
               <w:jc w:val="left"/>
             </w:pPr>
@@ -4530,6 +4621,7 @@
           </w:tcPr>
           <w:p>
             <w:pPr>
+              <w:keepNext w:val="false"/>
               <w:spacing w:after="40" w:before="0"/>
               <w:jc w:val="left"/>
             </w:pPr>
@@ -4562,6 +4654,7 @@
           </w:tcPr>
           <w:p>
             <w:pPr>
+              <w:keepNext w:val="false"/>
               <w:spacing w:after="40" w:before="0"/>
               <w:jc w:val="left"/>
             </w:pPr>
@@ -4621,6 +4714,7 @@
           </w:tcPr>
           <w:p>
             <w:pPr>
+              <w:keepNext w:val="false"/>
               <w:spacing w:after="40" w:before="0"/>
               <w:jc w:val="center"/>
             </w:pPr>
@@ -4655,6 +4749,7 @@
           </w:tcPr>
           <w:p>
             <w:pPr>
+              <w:keepNext w:val="false"/>
               <w:spacing w:after="40" w:before="0"/>
               <w:jc w:val="left"/>
             </w:pPr>
@@ -4716,6 +4811,7 @@
           </w:tcPr>
           <w:p>
             <w:pPr>
+              <w:keepNext w:val="false"/>
               <w:spacing w:after="40" w:before="0"/>
               <w:jc w:val="center"/>
             </w:pPr>
@@ -4750,6 +4846,7 @@
           </w:tcPr>
           <w:p>
             <w:pPr>
+              <w:keepNext w:val="false"/>
               <w:spacing w:after="40" w:before="0"/>
               <w:jc w:val="left"/>
             </w:pPr>
@@ -4782,6 +4879,7 @@
           </w:tcPr>
           <w:p>
             <w:pPr>
+              <w:keepNext w:val="false"/>
               <w:spacing w:after="40" w:before="0"/>
               <w:jc w:val="left"/>
             </w:pPr>
@@ -4816,6 +4914,7 @@
           </w:tcPr>
           <w:p>
             <w:pPr>
+              <w:keepNext w:val="false"/>
               <w:spacing w:after="40" w:before="0"/>
               <w:jc w:val="left"/>
             </w:pPr>
@@ -4848,6 +4947,7 @@
           </w:tcPr>
           <w:p>
             <w:pPr>
+              <w:keepNext w:val="false"/>
               <w:spacing w:after="40" w:before="0"/>
               <w:jc w:val="left"/>
             </w:pPr>
@@ -4882,6 +4982,7 @@
           </w:tcPr>
           <w:p>
             <w:pPr>
+              <w:keepNext w:val="false"/>
               <w:spacing w:after="40" w:before="0"/>
               <w:jc w:val="left"/>
             </w:pPr>
@@ -4914,6 +5015,7 @@
           </w:tcPr>
           <w:p>
             <w:pPr>
+              <w:keepNext w:val="false"/>
               <w:spacing w:after="40" w:before="0"/>
               <w:jc w:val="left"/>
             </w:pPr>
@@ -4950,7 +5052,7 @@
         </w:rPr>
         <w:t xml:space="preserve">© 2026 SeaVuria and ARES. Aligned with KICD objectives. Developed by SeaVuria; technical implementation by ARES (with AI assistance from Claude). Licensed under </w:t>
       </w:r>
-      <w:hyperlink w:history="1" r:id="rId0tm1zgab73cyk1yxnmf2u">
+      <w:hyperlink w:history="1" r:id="rIdlr3sy9plbt4tvduhyucwc">
         <w:r>
           <w:rPr>
             <w:rFonts w:ascii="Arial" w:cs="Arial" w:eastAsia="Arial" w:hAnsi="Arial"/>
@@ -4971,7 +5073,7 @@
         </w:rPr>
         <w:t xml:space="preserve"> (</w:t>
       </w:r>
-      <w:hyperlink w:history="1" r:id="rId6s6hczzdhinehukt82gcm">
+      <w:hyperlink w:history="1" r:id="rIdhfmt0ip7u8otunq_4u40e">
         <w:r>
           <w:rPr>
             <w:rFonts w:ascii="Arial" w:cs="Arial" w:eastAsia="Arial" w:hAnsi="Arial"/>
@@ -5031,6 +5133,7 @@
           </w:tcPr>
           <w:p>
             <w:pPr>
+              <w:keepNext w:val="false"/>
               <w:spacing w:after="40" w:before="0"/>
               <w:jc w:val="center"/>
             </w:pPr>
@@ -5066,6 +5169,7 @@
           </w:tcPr>
           <w:p>
             <w:pPr>
+              <w:keepNext w:val="false"/>
               <w:spacing w:after="40" w:before="0"/>
               <w:jc w:val="center"/>
             </w:pPr>
@@ -5100,6 +5204,7 @@
           </w:tcPr>
           <w:p>
             <w:pPr>
+              <w:keepNext w:val="false"/>
               <w:spacing w:after="40" w:before="0"/>
               <w:jc w:val="left"/>
             </w:pPr>
@@ -5132,6 +5237,7 @@
           </w:tcPr>
           <w:p>
             <w:pPr>
+              <w:keepNext w:val="false"/>
               <w:spacing w:after="40" w:before="0"/>
               <w:jc w:val="left"/>
             </w:pPr>
@@ -5166,6 +5272,7 @@
           </w:tcPr>
           <w:p>
             <w:pPr>
+              <w:keepNext w:val="false"/>
               <w:spacing w:after="40" w:before="0"/>
               <w:jc w:val="left"/>
             </w:pPr>
@@ -5198,6 +5305,7 @@
           </w:tcPr>
           <w:p>
             <w:pPr>
+              <w:keepNext w:val="false"/>
               <w:spacing w:after="40" w:before="0"/>
               <w:jc w:val="left"/>
             </w:pPr>
@@ -5232,6 +5340,7 @@
           </w:tcPr>
           <w:p>
             <w:pPr>
+              <w:keepNext w:val="false"/>
               <w:spacing w:after="40" w:before="0"/>
               <w:jc w:val="left"/>
             </w:pPr>
@@ -5264,6 +5373,7 @@
           </w:tcPr>
           <w:p>
             <w:pPr>
+              <w:keepNext w:val="false"/>
               <w:spacing w:after="40" w:before="0"/>
               <w:jc w:val="left"/>
             </w:pPr>
@@ -5298,6 +5408,7 @@
           </w:tcPr>
           <w:p>
             <w:pPr>
+              <w:keepNext w:val="false"/>
               <w:spacing w:after="40" w:before="0"/>
               <w:jc w:val="left"/>
             </w:pPr>
@@ -5330,6 +5441,7 @@
           </w:tcPr>
           <w:p>
             <w:pPr>
+              <w:keepNext w:val="false"/>
               <w:spacing w:after="40" w:before="0"/>
               <w:jc w:val="left"/>
             </w:pPr>
@@ -5364,6 +5476,7 @@
           </w:tcPr>
           <w:p>
             <w:pPr>
+              <w:keepNext w:val="false"/>
               <w:spacing w:after="40" w:before="0"/>
               <w:jc w:val="left"/>
             </w:pPr>
@@ -5396,6 +5509,7 @@
           </w:tcPr>
           <w:p>
             <w:pPr>
+              <w:keepNext w:val="false"/>
               <w:spacing w:after="40" w:before="0"/>
               <w:jc w:val="left"/>
             </w:pPr>
@@ -5430,6 +5544,7 @@
           </w:tcPr>
           <w:p>
             <w:pPr>
+              <w:keepNext w:val="false"/>
               <w:spacing w:after="40" w:before="0"/>
               <w:jc w:val="left"/>
             </w:pPr>
@@ -5462,6 +5577,7 @@
           </w:tcPr>
           <w:p>
             <w:pPr>
+              <w:keepNext w:val="false"/>
               <w:spacing w:after="40" w:before="0"/>
               <w:jc w:val="left"/>
             </w:pPr>
@@ -5496,6 +5612,7 @@
           </w:tcPr>
           <w:p>
             <w:pPr>
+              <w:keepNext w:val="false"/>
               <w:spacing w:after="40" w:before="0"/>
               <w:jc w:val="left"/>
             </w:pPr>
@@ -5528,6 +5645,7 @@
           </w:tcPr>
           <w:p>
             <w:pPr>
+              <w:keepNext w:val="false"/>
               <w:spacing w:after="40" w:before="0"/>
               <w:jc w:val="left"/>
             </w:pPr>
@@ -5562,6 +5680,7 @@
           </w:tcPr>
           <w:p>
             <w:pPr>
+              <w:keepNext w:val="false"/>
               <w:spacing w:after="40" w:before="0"/>
               <w:jc w:val="left"/>
             </w:pPr>
@@ -5594,6 +5713,7 @@
           </w:tcPr>
           <w:p>
             <w:pPr>
+              <w:keepNext w:val="false"/>
               <w:spacing w:after="40" w:before="0"/>
               <w:jc w:val="left"/>
             </w:pPr>
@@ -5653,6 +5773,7 @@
           </w:tcPr>
           <w:p>
             <w:pPr>
+              <w:keepNext w:val="false"/>
               <w:spacing w:after="40" w:before="0"/>
               <w:jc w:val="center"/>
             </w:pPr>
@@ -5687,6 +5808,7 @@
           </w:tcPr>
           <w:p>
             <w:pPr>
+              <w:keepNext w:val="false"/>
               <w:spacing w:after="40" w:before="0"/>
               <w:jc w:val="left"/>
             </w:pPr>
@@ -5751,6 +5873,7 @@
           </w:tcPr>
           <w:p>
             <w:pPr>
+              <w:keepNext w:val="false"/>
               <w:spacing w:after="40" w:before="0"/>
               <w:jc w:val="center"/>
             </w:pPr>
@@ -5785,6 +5908,7 @@
           </w:tcPr>
           <w:p>
             <w:pPr>
+              <w:keepNext w:val="false"/>
               <w:spacing w:after="40" w:before="0"/>
               <w:jc w:val="left"/>
             </w:pPr>
@@ -5817,6 +5941,7 @@
           </w:tcPr>
           <w:p>
             <w:pPr>
+              <w:keepNext w:val="false"/>
               <w:spacing w:after="40" w:before="0"/>
               <w:jc w:val="left"/>
             </w:pPr>
@@ -5849,6 +5974,7 @@
           </w:tcPr>
           <w:p>
             <w:pPr>
+              <w:keepNext w:val="false"/>
               <w:spacing w:after="40" w:before="0"/>
               <w:jc w:val="left"/>
             </w:pPr>
@@ -5881,6 +6007,7 @@
           </w:tcPr>
           <w:p>
             <w:pPr>
+              <w:keepNext w:val="false"/>
               <w:spacing w:after="40" w:before="0"/>
               <w:jc w:val="left"/>
             </w:pPr>
@@ -5913,6 +6040,7 @@
           </w:tcPr>
           <w:p>
             <w:pPr>
+              <w:keepNext w:val="false"/>
               <w:spacing w:after="40" w:before="0"/>
               <w:jc w:val="left"/>
             </w:pPr>
@@ -5947,6 +6075,7 @@
           </w:tcPr>
           <w:p>
             <w:pPr>
+              <w:keepNext w:val="false"/>
               <w:spacing w:after="40" w:before="0"/>
               <w:jc w:val="left"/>
             </w:pPr>
@@ -5984,7 +6113,7 @@
             <w:pPr>
               <w:spacing w:after="20" w:before="0"/>
             </w:pPr>
-            <w:hyperlink w:history="1" r:id="rIdkebyutmmcdrmiptt0xehg">
+            <w:hyperlink w:history="1" r:id="rId4w-ef63sf3u9qhlw-p31m">
               <w:r>
                 <w:rPr>
                   <w:rFonts w:ascii="Arial" w:cs="Arial" w:eastAsia="Arial" w:hAnsi="Arial"/>
@@ -6033,7 +6162,7 @@
               <w:spacing w:after="10" w:before="0"/>
               <w:ind w:left="120"/>
             </w:pPr>
-            <w:hyperlink w:history="1" r:id="rIdseflfzdrp7z6dyiihk9xj">
+            <w:hyperlink w:history="1" r:id="rId9x9bzfvuzysajm_jjti9g">
               <w:r>
                 <w:rPr>
                   <w:rFonts w:ascii="Arial" w:cs="Arial" w:eastAsia="Arial" w:hAnsi="Arial"/>
@@ -6078,7 +6207,7 @@
             <w:pPr>
               <w:spacing w:after="20" w:before="0"/>
             </w:pPr>
-            <w:hyperlink w:history="1" r:id="rIdaysnawftfeaovzodbca_z">
+            <w:hyperlink w:history="1" r:id="rIdbho09etw5ambbo-sfshxh">
               <w:r>
                 <w:rPr>
                   <w:rFonts w:ascii="Arial" w:cs="Arial" w:eastAsia="Arial" w:hAnsi="Arial"/>
@@ -6127,7 +6256,7 @@
               <w:spacing w:after="10" w:before="0"/>
               <w:ind w:left="120"/>
             </w:pPr>
-            <w:hyperlink w:history="1" r:id="rIdayxkdbuqsy-lg0ncazwbc">
+            <w:hyperlink w:history="1" r:id="rIdewavaf6vktgwzdeixqejc">
               <w:r>
                 <w:rPr>
                   <w:rFonts w:ascii="Arial" w:cs="Arial" w:eastAsia="Arial" w:hAnsi="Arial"/>
@@ -6155,6 +6284,7 @@
           </w:tcPr>
           <w:p>
             <w:pPr>
+              <w:keepNext w:val="false"/>
               <w:spacing w:after="40" w:before="0"/>
               <w:jc w:val="left"/>
             </w:pPr>
@@ -6187,6 +6317,7 @@
           </w:tcPr>
           <w:p>
             <w:pPr>
+              <w:keepNext w:val="false"/>
               <w:spacing w:after="40" w:before="0"/>
               <w:jc w:val="left"/>
             </w:pPr>
@@ -6219,6 +6350,7 @@
           </w:tcPr>
           <w:p>
             <w:pPr>
+              <w:keepNext w:val="false"/>
               <w:spacing w:after="40" w:before="0"/>
               <w:jc w:val="left"/>
             </w:pPr>
@@ -6251,6 +6383,7 @@
           </w:tcPr>
           <w:p>
             <w:pPr>
+              <w:keepNext w:val="false"/>
               <w:spacing w:after="40" w:before="0"/>
               <w:jc w:val="left"/>
             </w:pPr>
@@ -6285,6 +6418,7 @@
           </w:tcPr>
           <w:p>
             <w:pPr>
+              <w:keepNext w:val="false"/>
               <w:spacing w:after="40" w:before="0"/>
               <w:jc w:val="left"/>
             </w:pPr>
@@ -6322,7 +6456,7 @@
             <w:pPr>
               <w:spacing w:after="20" w:before="0"/>
             </w:pPr>
-            <w:hyperlink w:history="1" r:id="rIdgu4bihxpilidkslab8qjz">
+            <w:hyperlink w:history="1" r:id="rIdxz6nr_sbstkd4mdnmcgjf">
               <w:r>
                 <w:rPr>
                   <w:rFonts w:ascii="Arial" w:cs="Arial" w:eastAsia="Arial" w:hAnsi="Arial"/>
@@ -6371,7 +6505,7 @@
               <w:spacing w:after="10" w:before="0"/>
               <w:ind w:left="120"/>
             </w:pPr>
-            <w:hyperlink w:history="1" r:id="rId8iauahwxkpbctmnlbjsk2">
+            <w:hyperlink w:history="1" r:id="rId005lhn810fpc_i5_cp9vh">
               <w:r>
                 <w:rPr>
                   <w:rFonts w:ascii="Arial" w:cs="Arial" w:eastAsia="Arial" w:hAnsi="Arial"/>
@@ -6416,7 +6550,7 @@
             <w:pPr>
               <w:spacing w:after="20" w:before="0"/>
             </w:pPr>
-            <w:hyperlink w:history="1" r:id="rIdpy_8nlxvem3l4s9wnij-t">
+            <w:hyperlink w:history="1" r:id="rIdydblz3igmbbksfynyuuyq">
               <w:r>
                 <w:rPr>
                   <w:rFonts w:ascii="Arial" w:cs="Arial" w:eastAsia="Arial" w:hAnsi="Arial"/>
@@ -6465,7 +6599,7 @@
               <w:spacing w:after="10" w:before="0"/>
               <w:ind w:left="120"/>
             </w:pPr>
-            <w:hyperlink w:history="1" r:id="rIdfxhsrtsibgzzjyf_n6hin">
+            <w:hyperlink w:history="1" r:id="rIdokq6xfh_91s-qhuy4gice">
               <w:r>
                 <w:rPr>
                   <w:rFonts w:ascii="Arial" w:cs="Arial" w:eastAsia="Arial" w:hAnsi="Arial"/>
@@ -6493,6 +6627,7 @@
           </w:tcPr>
           <w:p>
             <w:pPr>
+              <w:keepNext w:val="false"/>
               <w:spacing w:after="40" w:before="0"/>
               <w:jc w:val="left"/>
             </w:pPr>
@@ -6525,6 +6660,7 @@
           </w:tcPr>
           <w:p>
             <w:pPr>
+              <w:keepNext w:val="false"/>
               <w:spacing w:after="40" w:before="0"/>
               <w:jc w:val="left"/>
             </w:pPr>
@@ -6557,6 +6693,7 @@
           </w:tcPr>
           <w:p>
             <w:pPr>
+              <w:keepNext w:val="false"/>
               <w:spacing w:after="40" w:before="0"/>
               <w:jc w:val="left"/>
             </w:pPr>
@@ -6589,6 +6726,7 @@
           </w:tcPr>
           <w:p>
             <w:pPr>
+              <w:keepNext w:val="false"/>
               <w:spacing w:after="40" w:before="0"/>
               <w:jc w:val="left"/>
             </w:pPr>
@@ -6623,6 +6761,7 @@
           </w:tcPr>
           <w:p>
             <w:pPr>
+              <w:keepNext w:val="false"/>
               <w:spacing w:after="40" w:before="0"/>
               <w:jc w:val="left"/>
             </w:pPr>
@@ -6660,7 +6799,7 @@
             <w:pPr>
               <w:spacing w:after="20" w:before="0"/>
             </w:pPr>
-            <w:hyperlink w:history="1" r:id="rIdurrdvby_jgyaivbao0ypm">
+            <w:hyperlink w:history="1" r:id="rIdtd8fqe1l9zq37vrypap6t">
               <w:r>
                 <w:rPr>
                   <w:rFonts w:ascii="Arial" w:cs="Arial" w:eastAsia="Arial" w:hAnsi="Arial"/>
@@ -6709,7 +6848,7 @@
               <w:spacing w:after="10" w:before="0"/>
               <w:ind w:left="120"/>
             </w:pPr>
-            <w:hyperlink w:history="1" r:id="rId7mutgevervcbx7t6aizuj">
+            <w:hyperlink w:history="1" r:id="rIdqib52kcd5piup8xr2aguh">
               <w:r>
                 <w:rPr>
                   <w:rFonts w:ascii="Arial" w:cs="Arial" w:eastAsia="Arial" w:hAnsi="Arial"/>
@@ -6754,7 +6893,7 @@
             <w:pPr>
               <w:spacing w:after="20" w:before="0"/>
             </w:pPr>
-            <w:hyperlink w:history="1" r:id="rIdfpmezmcb83za-2dubuy97">
+            <w:hyperlink w:history="1" r:id="rIdialw5dcryb3up_nahw5q-">
               <w:r>
                 <w:rPr>
                   <w:rFonts w:ascii="Arial" w:cs="Arial" w:eastAsia="Arial" w:hAnsi="Arial"/>
@@ -6803,7 +6942,7 @@
               <w:spacing w:after="10" w:before="0"/>
               <w:ind w:left="120"/>
             </w:pPr>
-            <w:hyperlink w:history="1" r:id="rIdirkx6en4mwb1ngdnzr8vh">
+            <w:hyperlink w:history="1" r:id="rIdsrdmcpmi9ur8wd4cq8ujm">
               <w:r>
                 <w:rPr>
                   <w:rFonts w:ascii="Arial" w:cs="Arial" w:eastAsia="Arial" w:hAnsi="Arial"/>
@@ -6831,6 +6970,7 @@
           </w:tcPr>
           <w:p>
             <w:pPr>
+              <w:keepNext w:val="false"/>
               <w:spacing w:after="40" w:before="0"/>
               <w:jc w:val="left"/>
             </w:pPr>
@@ -6863,6 +7003,7 @@
           </w:tcPr>
           <w:p>
             <w:pPr>
+              <w:keepNext w:val="false"/>
               <w:spacing w:after="40" w:before="0"/>
               <w:jc w:val="left"/>
             </w:pPr>
@@ -6895,6 +7036,7 @@
           </w:tcPr>
           <w:p>
             <w:pPr>
+              <w:keepNext w:val="false"/>
               <w:spacing w:after="40" w:before="0"/>
               <w:jc w:val="left"/>
             </w:pPr>
@@ -6927,6 +7069,7 @@
           </w:tcPr>
           <w:p>
             <w:pPr>
+              <w:keepNext w:val="false"/>
               <w:spacing w:after="40" w:before="0"/>
               <w:jc w:val="left"/>
             </w:pPr>
@@ -6961,6 +7104,7 @@
           </w:tcPr>
           <w:p>
             <w:pPr>
+              <w:keepNext w:val="false"/>
               <w:spacing w:after="40" w:before="0"/>
               <w:jc w:val="left"/>
             </w:pPr>
@@ -6998,7 +7142,7 @@
             <w:pPr>
               <w:spacing w:after="20" w:before="0"/>
             </w:pPr>
-            <w:hyperlink w:history="1" r:id="rIdyknhhr6u9vbcyunieu4gw">
+            <w:hyperlink w:history="1" r:id="rIdmrkfvokwxcd32qge_yxge">
               <w:r>
                 <w:rPr>
                   <w:rFonts w:ascii="Arial" w:cs="Arial" w:eastAsia="Arial" w:hAnsi="Arial"/>
@@ -7047,7 +7191,7 @@
               <w:spacing w:after="10" w:before="0"/>
               <w:ind w:left="120"/>
             </w:pPr>
-            <w:hyperlink w:history="1" r:id="rIds2zwcn7rks9pv54dcqn7i">
+            <w:hyperlink w:history="1" r:id="rId2dxs5mmporzfzdinrcuji">
               <w:r>
                 <w:rPr>
                   <w:rFonts w:ascii="Arial" w:cs="Arial" w:eastAsia="Arial" w:hAnsi="Arial"/>
@@ -7092,7 +7236,7 @@
             <w:pPr>
               <w:spacing w:after="20" w:before="0"/>
             </w:pPr>
-            <w:hyperlink w:history="1" r:id="rIdtfjknitaaiz_9srfef59j">
+            <w:hyperlink w:history="1" r:id="rId-wfck9zt2i0j05o48xhnl">
               <w:r>
                 <w:rPr>
                   <w:rFonts w:ascii="Arial" w:cs="Arial" w:eastAsia="Arial" w:hAnsi="Arial"/>
@@ -7141,7 +7285,7 @@
               <w:spacing w:after="10" w:before="0"/>
               <w:ind w:left="120"/>
             </w:pPr>
-            <w:hyperlink w:history="1" r:id="rId37b0jbm1_kghnga9slwmq">
+            <w:hyperlink w:history="1" r:id="rIdahe8gdzmd9bvizhpi4_cl">
               <w:r>
                 <w:rPr>
                   <w:rFonts w:ascii="Arial" w:cs="Arial" w:eastAsia="Arial" w:hAnsi="Arial"/>
@@ -7169,6 +7313,7 @@
           </w:tcPr>
           <w:p>
             <w:pPr>
+              <w:keepNext w:val="false"/>
               <w:spacing w:after="40" w:before="0"/>
               <w:jc w:val="left"/>
             </w:pPr>
@@ -7201,6 +7346,7 @@
           </w:tcPr>
           <w:p>
             <w:pPr>
+              <w:keepNext w:val="false"/>
               <w:spacing w:after="40" w:before="0"/>
               <w:jc w:val="left"/>
             </w:pPr>
@@ -7233,6 +7379,7 @@
           </w:tcPr>
           <w:p>
             <w:pPr>
+              <w:keepNext w:val="false"/>
               <w:spacing w:after="40" w:before="0"/>
               <w:jc w:val="left"/>
             </w:pPr>
@@ -7265,6 +7412,7 @@
           </w:tcPr>
           <w:p>
             <w:pPr>
+              <w:keepNext w:val="false"/>
               <w:spacing w:after="40" w:before="0"/>
               <w:jc w:val="left"/>
             </w:pPr>
@@ -7299,6 +7447,7 @@
           </w:tcPr>
           <w:p>
             <w:pPr>
+              <w:keepNext w:val="false"/>
               <w:spacing w:after="40" w:before="0"/>
               <w:jc w:val="left"/>
             </w:pPr>
@@ -7336,7 +7485,7 @@
             <w:pPr>
               <w:spacing w:after="20" w:before="0"/>
             </w:pPr>
-            <w:hyperlink w:history="1" r:id="rIddo0tt6hk2b217jvfknph4">
+            <w:hyperlink w:history="1" r:id="rId8arex7h_ogoz8zxsnxn_x">
               <w:r>
                 <w:rPr>
                   <w:rFonts w:ascii="Arial" w:cs="Arial" w:eastAsia="Arial" w:hAnsi="Arial"/>
@@ -7385,7 +7534,7 @@
               <w:spacing w:after="10" w:before="0"/>
               <w:ind w:left="120"/>
             </w:pPr>
-            <w:hyperlink w:history="1" r:id="rIdbup_cx-ynubkr14sx7pso">
+            <w:hyperlink w:history="1" r:id="rIdwf_bd3yikbgvaquywsevu">
               <w:r>
                 <w:rPr>
                   <w:rFonts w:ascii="Arial" w:cs="Arial" w:eastAsia="Arial" w:hAnsi="Arial"/>
@@ -7430,7 +7579,7 @@
             <w:pPr>
               <w:spacing w:after="20" w:before="0"/>
             </w:pPr>
-            <w:hyperlink w:history="1" r:id="rIdlsqujycassgukau20urvv">
+            <w:hyperlink w:history="1" r:id="rId8syv7nlu-nizuun4rb2mi">
               <w:r>
                 <w:rPr>
                   <w:rFonts w:ascii="Arial" w:cs="Arial" w:eastAsia="Arial" w:hAnsi="Arial"/>
@@ -7479,7 +7628,7 @@
               <w:spacing w:after="10" w:before="0"/>
               <w:ind w:left="120"/>
             </w:pPr>
-            <w:hyperlink w:history="1" r:id="rIdzmtk9crrlp7nvroowo2ns">
+            <w:hyperlink w:history="1" r:id="rIdxxqdezeblxouh6kk-f0tq">
               <w:r>
                 <w:rPr>
                   <w:rFonts w:ascii="Arial" w:cs="Arial" w:eastAsia="Arial" w:hAnsi="Arial"/>
@@ -7507,6 +7656,7 @@
           </w:tcPr>
           <w:p>
             <w:pPr>
+              <w:keepNext w:val="false"/>
               <w:spacing w:after="40" w:before="0"/>
               <w:jc w:val="left"/>
             </w:pPr>
@@ -7539,6 +7689,7 @@
           </w:tcPr>
           <w:p>
             <w:pPr>
+              <w:keepNext w:val="false"/>
               <w:spacing w:after="40" w:before="0"/>
               <w:jc w:val="left"/>
             </w:pPr>
@@ -7571,6 +7722,7 @@
           </w:tcPr>
           <w:p>
             <w:pPr>
+              <w:keepNext w:val="false"/>
               <w:spacing w:after="40" w:before="0"/>
               <w:jc w:val="left"/>
             </w:pPr>
@@ -7603,6 +7755,7 @@
           </w:tcPr>
           <w:p>
             <w:pPr>
+              <w:keepNext w:val="false"/>
               <w:spacing w:after="40" w:before="0"/>
               <w:jc w:val="left"/>
             </w:pPr>
@@ -7662,6 +7815,7 @@
           </w:tcPr>
           <w:p>
             <w:pPr>
+              <w:keepNext w:val="false"/>
               <w:spacing w:after="40" w:before="0"/>
               <w:jc w:val="center"/>
             </w:pPr>
@@ -7696,6 +7850,7 @@
           </w:tcPr>
           <w:p>
             <w:pPr>
+              <w:keepNext w:val="false"/>
               <w:spacing w:after="40" w:before="0"/>
               <w:jc w:val="left"/>
             </w:pPr>
@@ -7757,6 +7912,7 @@
           </w:tcPr>
           <w:p>
             <w:pPr>
+              <w:keepNext w:val="false"/>
               <w:spacing w:after="40" w:before="0"/>
               <w:jc w:val="center"/>
             </w:pPr>
@@ -7791,6 +7947,7 @@
           </w:tcPr>
           <w:p>
             <w:pPr>
+              <w:keepNext w:val="false"/>
               <w:spacing w:after="40" w:before="0"/>
               <w:jc w:val="left"/>
             </w:pPr>
@@ -7823,6 +7980,7 @@
           </w:tcPr>
           <w:p>
             <w:pPr>
+              <w:keepNext w:val="false"/>
               <w:spacing w:after="40" w:before="0"/>
               <w:jc w:val="left"/>
             </w:pPr>
@@ -7857,6 +8015,7 @@
           </w:tcPr>
           <w:p>
             <w:pPr>
+              <w:keepNext w:val="false"/>
               <w:spacing w:after="40" w:before="0"/>
               <w:jc w:val="left"/>
             </w:pPr>
@@ -7889,6 +8048,7 @@
           </w:tcPr>
           <w:p>
             <w:pPr>
+              <w:keepNext w:val="false"/>
               <w:spacing w:after="40" w:before="0"/>
               <w:jc w:val="left"/>
             </w:pPr>
@@ -7923,6 +8083,7 @@
           </w:tcPr>
           <w:p>
             <w:pPr>
+              <w:keepNext w:val="false"/>
               <w:spacing w:after="40" w:before="0"/>
               <w:jc w:val="left"/>
             </w:pPr>
@@ -7955,6 +8116,7 @@
           </w:tcPr>
           <w:p>
             <w:pPr>
+              <w:keepNext w:val="false"/>
               <w:spacing w:after="40" w:before="0"/>
               <w:jc w:val="left"/>
             </w:pPr>
@@ -7991,7 +8153,7 @@
         </w:rPr>
         <w:t xml:space="preserve">© 2026 SeaVuria and ARES. Aligned with KICD objectives. Developed by SeaVuria; technical implementation by ARES (with AI assistance from Claude). Licensed under </w:t>
       </w:r>
-      <w:hyperlink w:history="1" r:id="rIdf-lvw4s0fkm0rwi2gqc0k">
+      <w:hyperlink w:history="1" r:id="rIdaaf-i33jxql8wzahyxvqc">
         <w:r>
           <w:rPr>
             <w:rFonts w:ascii="Arial" w:cs="Arial" w:eastAsia="Arial" w:hAnsi="Arial"/>
@@ -8012,7 +8174,7 @@
         </w:rPr>
         <w:t xml:space="preserve"> (</w:t>
       </w:r>
-      <w:hyperlink w:history="1" r:id="rIdtojdiefjsj-hw0hkfj73d">
+      <w:hyperlink w:history="1" r:id="rId_6kzp6sfjfsqqccia5pth">
         <w:r>
           <w:rPr>
             <w:rFonts w:ascii="Arial" w:cs="Arial" w:eastAsia="Arial" w:hAnsi="Arial"/>
@@ -8072,6 +8234,7 @@
           </w:tcPr>
           <w:p>
             <w:pPr>
+              <w:keepNext w:val="false"/>
               <w:spacing w:after="40" w:before="0"/>
               <w:jc w:val="center"/>
             </w:pPr>
@@ -8107,6 +8270,7 @@
           </w:tcPr>
           <w:p>
             <w:pPr>
+              <w:keepNext w:val="false"/>
               <w:spacing w:after="40" w:before="0"/>
               <w:jc w:val="center"/>
             </w:pPr>
@@ -8141,6 +8305,7 @@
           </w:tcPr>
           <w:p>
             <w:pPr>
+              <w:keepNext w:val="false"/>
               <w:spacing w:after="40" w:before="0"/>
               <w:jc w:val="left"/>
             </w:pPr>
@@ -8173,6 +8338,7 @@
           </w:tcPr>
           <w:p>
             <w:pPr>
+              <w:keepNext w:val="false"/>
               <w:spacing w:after="40" w:before="0"/>
               <w:jc w:val="left"/>
             </w:pPr>
@@ -8207,6 +8373,7 @@
           </w:tcPr>
           <w:p>
             <w:pPr>
+              <w:keepNext w:val="false"/>
               <w:spacing w:after="40" w:before="0"/>
               <w:jc w:val="left"/>
             </w:pPr>
@@ -8239,6 +8406,7 @@
           </w:tcPr>
           <w:p>
             <w:pPr>
+              <w:keepNext w:val="false"/>
               <w:spacing w:after="40" w:before="0"/>
               <w:jc w:val="left"/>
             </w:pPr>
@@ -8273,6 +8441,7 @@
           </w:tcPr>
           <w:p>
             <w:pPr>
+              <w:keepNext w:val="false"/>
               <w:spacing w:after="40" w:before="0"/>
               <w:jc w:val="left"/>
             </w:pPr>
@@ -8305,6 +8474,7 @@
           </w:tcPr>
           <w:p>
             <w:pPr>
+              <w:keepNext w:val="false"/>
               <w:spacing w:after="40" w:before="0"/>
               <w:jc w:val="left"/>
             </w:pPr>
@@ -8339,6 +8509,7 @@
           </w:tcPr>
           <w:p>
             <w:pPr>
+              <w:keepNext w:val="false"/>
               <w:spacing w:after="40" w:before="0"/>
               <w:jc w:val="left"/>
             </w:pPr>
@@ -8371,6 +8542,7 @@
           </w:tcPr>
           <w:p>
             <w:pPr>
+              <w:keepNext w:val="false"/>
               <w:spacing w:after="40" w:before="0"/>
               <w:jc w:val="left"/>
             </w:pPr>
@@ -8405,6 +8577,7 @@
           </w:tcPr>
           <w:p>
             <w:pPr>
+              <w:keepNext w:val="false"/>
               <w:spacing w:after="40" w:before="0"/>
               <w:jc w:val="left"/>
             </w:pPr>
@@ -8437,6 +8610,7 @@
           </w:tcPr>
           <w:p>
             <w:pPr>
+              <w:keepNext w:val="false"/>
               <w:spacing w:after="40" w:before="0"/>
               <w:jc w:val="left"/>
             </w:pPr>
@@ -8471,6 +8645,7 @@
           </w:tcPr>
           <w:p>
             <w:pPr>
+              <w:keepNext w:val="false"/>
               <w:spacing w:after="40" w:before="0"/>
               <w:jc w:val="left"/>
             </w:pPr>
@@ -8503,6 +8678,7 @@
           </w:tcPr>
           <w:p>
             <w:pPr>
+              <w:keepNext w:val="false"/>
               <w:spacing w:after="40" w:before="0"/>
               <w:jc w:val="left"/>
             </w:pPr>
@@ -8537,6 +8713,7 @@
           </w:tcPr>
           <w:p>
             <w:pPr>
+              <w:keepNext w:val="false"/>
               <w:spacing w:after="40" w:before="0"/>
               <w:jc w:val="left"/>
             </w:pPr>
@@ -8569,6 +8746,7 @@
           </w:tcPr>
           <w:p>
             <w:pPr>
+              <w:keepNext w:val="false"/>
               <w:spacing w:after="40" w:before="0"/>
               <w:jc w:val="left"/>
             </w:pPr>
@@ -8603,6 +8781,7 @@
           </w:tcPr>
           <w:p>
             <w:pPr>
+              <w:keepNext w:val="false"/>
               <w:spacing w:after="40" w:before="0"/>
               <w:jc w:val="left"/>
             </w:pPr>
@@ -8635,6 +8814,7 @@
           </w:tcPr>
           <w:p>
             <w:pPr>
+              <w:keepNext w:val="false"/>
               <w:spacing w:after="40" w:before="0"/>
               <w:jc w:val="left"/>
             </w:pPr>
@@ -8694,6 +8874,7 @@
           </w:tcPr>
           <w:p>
             <w:pPr>
+              <w:keepNext w:val="false"/>
               <w:spacing w:after="40" w:before="0"/>
               <w:jc w:val="center"/>
             </w:pPr>
@@ -8728,6 +8909,7 @@
           </w:tcPr>
           <w:p>
             <w:pPr>
+              <w:keepNext w:val="false"/>
               <w:spacing w:after="40" w:before="0"/>
               <w:jc w:val="left"/>
             </w:pPr>
@@ -8792,6 +8974,7 @@
           </w:tcPr>
           <w:p>
             <w:pPr>
+              <w:keepNext w:val="false"/>
               <w:spacing w:after="40" w:before="0"/>
               <w:jc w:val="center"/>
             </w:pPr>
@@ -8826,6 +9009,7 @@
           </w:tcPr>
           <w:p>
             <w:pPr>
+              <w:keepNext w:val="false"/>
               <w:spacing w:after="40" w:before="0"/>
               <w:jc w:val="left"/>
             </w:pPr>
@@ -8858,6 +9042,7 @@
           </w:tcPr>
           <w:p>
             <w:pPr>
+              <w:keepNext w:val="false"/>
               <w:spacing w:after="40" w:before="0"/>
               <w:jc w:val="left"/>
             </w:pPr>
@@ -8890,6 +9075,7 @@
           </w:tcPr>
           <w:p>
             <w:pPr>
+              <w:keepNext w:val="false"/>
               <w:spacing w:after="40" w:before="0"/>
               <w:jc w:val="left"/>
             </w:pPr>
@@ -8922,6 +9108,7 @@
           </w:tcPr>
           <w:p>
             <w:pPr>
+              <w:keepNext w:val="false"/>
               <w:spacing w:after="40" w:before="0"/>
               <w:jc w:val="left"/>
             </w:pPr>
@@ -8954,6 +9141,7 @@
           </w:tcPr>
           <w:p>
             <w:pPr>
+              <w:keepNext w:val="false"/>
               <w:spacing w:after="40" w:before="0"/>
               <w:jc w:val="left"/>
             </w:pPr>
@@ -8988,6 +9176,7 @@
           </w:tcPr>
           <w:p>
             <w:pPr>
+              <w:keepNext w:val="false"/>
               <w:spacing w:after="40" w:before="0"/>
               <w:jc w:val="left"/>
             </w:pPr>
@@ -9042,7 +9231,7 @@
               <w:spacing w:after="10" w:before="0"/>
               <w:ind w:left="120"/>
             </w:pPr>
-            <w:hyperlink w:history="1" r:id="rIdfogyf6wnzzozolb25maqr">
+            <w:hyperlink w:history="1" r:id="rIdtrgw86syejkcne-td8nfa">
               <w:r>
                 <w:rPr>
                   <w:rFonts w:ascii="Arial" w:cs="Arial" w:eastAsia="Arial" w:hAnsi="Arial"/>
@@ -9119,7 +9308,7 @@
               <w:spacing w:after="10" w:before="0"/>
               <w:ind w:left="120"/>
             </w:pPr>
-            <w:hyperlink w:history="1" r:id="rId1pk7panpqkm0piqodvaso">
+            <w:hyperlink w:history="1" r:id="rIdnppreq8ittzygkgipik6n">
               <w:r>
                 <w:rPr>
                   <w:rFonts w:ascii="Arial" w:cs="Arial" w:eastAsia="Arial" w:hAnsi="Arial"/>
@@ -9162,6 +9351,7 @@
           </w:tcPr>
           <w:p>
             <w:pPr>
+              <w:keepNext w:val="false"/>
               <w:spacing w:after="40" w:before="0"/>
               <w:jc w:val="left"/>
             </w:pPr>
@@ -9194,6 +9384,7 @@
           </w:tcPr>
           <w:p>
             <w:pPr>
+              <w:keepNext w:val="false"/>
               <w:spacing w:after="40" w:before="0"/>
               <w:jc w:val="left"/>
             </w:pPr>
@@ -9226,6 +9417,7 @@
           </w:tcPr>
           <w:p>
             <w:pPr>
+              <w:keepNext w:val="false"/>
               <w:spacing w:after="40" w:before="0"/>
               <w:jc w:val="left"/>
             </w:pPr>
@@ -9258,6 +9450,7 @@
           </w:tcPr>
           <w:p>
             <w:pPr>
+              <w:keepNext w:val="false"/>
               <w:spacing w:after="40" w:before="0"/>
               <w:jc w:val="left"/>
             </w:pPr>
@@ -9292,6 +9485,7 @@
           </w:tcPr>
           <w:p>
             <w:pPr>
+              <w:keepNext w:val="false"/>
               <w:spacing w:after="40" w:before="0"/>
               <w:jc w:val="left"/>
             </w:pPr>
@@ -9346,7 +9540,7 @@
               <w:spacing w:after="10" w:before="0"/>
               <w:ind w:left="120"/>
             </w:pPr>
-            <w:hyperlink w:history="1" r:id="rIdeo8hpjxb8ehq-igiwdk46">
+            <w:hyperlink w:history="1" r:id="rId3z3xr03tpm5ilbraevxhe">
               <w:r>
                 <w:rPr>
                   <w:rFonts w:ascii="Arial" w:cs="Arial" w:eastAsia="Arial" w:hAnsi="Arial"/>
@@ -9423,7 +9617,7 @@
               <w:spacing w:after="10" w:before="0"/>
               <w:ind w:left="120"/>
             </w:pPr>
-            <w:hyperlink w:history="1" r:id="rIdmgn-ym-zjfpxfekbyfnjc">
+            <w:hyperlink w:history="1" r:id="rIdskbvqviwqdopxlmasjbsq">
               <w:r>
                 <w:rPr>
                   <w:rFonts w:ascii="Arial" w:cs="Arial" w:eastAsia="Arial" w:hAnsi="Arial"/>
@@ -9466,6 +9660,7 @@
           </w:tcPr>
           <w:p>
             <w:pPr>
+              <w:keepNext w:val="false"/>
               <w:spacing w:after="40" w:before="0"/>
               <w:jc w:val="left"/>
             </w:pPr>
@@ -9498,6 +9693,7 @@
           </w:tcPr>
           <w:p>
             <w:pPr>
+              <w:keepNext w:val="false"/>
               <w:spacing w:after="40" w:before="0"/>
               <w:jc w:val="left"/>
             </w:pPr>
@@ -9530,6 +9726,7 @@
           </w:tcPr>
           <w:p>
             <w:pPr>
+              <w:keepNext w:val="false"/>
               <w:spacing w:after="40" w:before="0"/>
               <w:jc w:val="left"/>
             </w:pPr>
@@ -9562,6 +9759,7 @@
           </w:tcPr>
           <w:p>
             <w:pPr>
+              <w:keepNext w:val="false"/>
               <w:spacing w:after="40" w:before="0"/>
               <w:jc w:val="left"/>
             </w:pPr>
@@ -9596,6 +9794,7 @@
           </w:tcPr>
           <w:p>
             <w:pPr>
+              <w:keepNext w:val="false"/>
               <w:spacing w:after="40" w:before="0"/>
               <w:jc w:val="left"/>
             </w:pPr>
@@ -9650,7 +9849,7 @@
               <w:spacing w:after="10" w:before="0"/>
               <w:ind w:left="120"/>
             </w:pPr>
-            <w:hyperlink w:history="1" r:id="rIdohwk_l0lfafcrsuopwla9">
+            <w:hyperlink w:history="1" r:id="rIdimz4xbgxiid8q1w194nto">
               <w:r>
                 <w:rPr>
                   <w:rFonts w:ascii="Arial" w:cs="Arial" w:eastAsia="Arial" w:hAnsi="Arial"/>
@@ -9727,7 +9926,7 @@
               <w:spacing w:after="10" w:before="0"/>
               <w:ind w:left="120"/>
             </w:pPr>
-            <w:hyperlink w:history="1" r:id="rIdvu0irlnuczethzhbr_r-b">
+            <w:hyperlink w:history="1" r:id="rId9uylmun6zetppzs4isvdk">
               <w:r>
                 <w:rPr>
                   <w:rFonts w:ascii="Arial" w:cs="Arial" w:eastAsia="Arial" w:hAnsi="Arial"/>
@@ -9770,6 +9969,7 @@
           </w:tcPr>
           <w:p>
             <w:pPr>
+              <w:keepNext w:val="false"/>
               <w:spacing w:after="40" w:before="0"/>
               <w:jc w:val="left"/>
             </w:pPr>
@@ -9802,6 +10002,7 @@
           </w:tcPr>
           <w:p>
             <w:pPr>
+              <w:keepNext w:val="false"/>
               <w:spacing w:after="40" w:before="0"/>
               <w:jc w:val="left"/>
             </w:pPr>
@@ -9834,6 +10035,7 @@
           </w:tcPr>
           <w:p>
             <w:pPr>
+              <w:keepNext w:val="false"/>
               <w:spacing w:after="40" w:before="0"/>
               <w:jc w:val="left"/>
             </w:pPr>
@@ -9866,6 +10068,7 @@
           </w:tcPr>
           <w:p>
             <w:pPr>
+              <w:keepNext w:val="false"/>
               <w:spacing w:after="40" w:before="0"/>
               <w:jc w:val="left"/>
             </w:pPr>
@@ -9900,6 +10103,7 @@
           </w:tcPr>
           <w:p>
             <w:pPr>
+              <w:keepNext w:val="false"/>
               <w:spacing w:after="40" w:before="0"/>
               <w:jc w:val="left"/>
             </w:pPr>
@@ -9954,7 +10158,7 @@
               <w:spacing w:after="10" w:before="0"/>
               <w:ind w:left="120"/>
             </w:pPr>
-            <w:hyperlink w:history="1" r:id="rIdno2gkfwjgz00hipfsuawe">
+            <w:hyperlink w:history="1" r:id="rIdsapfh2echym68pumb8-b0">
               <w:r>
                 <w:rPr>
                   <w:rFonts w:ascii="Arial" w:cs="Arial" w:eastAsia="Arial" w:hAnsi="Arial"/>
@@ -10031,7 +10235,7 @@
               <w:spacing w:after="10" w:before="0"/>
               <w:ind w:left="120"/>
             </w:pPr>
-            <w:hyperlink w:history="1" r:id="rIdsor7jwafjyraxjesmw9jm">
+            <w:hyperlink w:history="1" r:id="rIdtjok4zsk1lazkt5bkivjb">
               <w:r>
                 <w:rPr>
                   <w:rFonts w:ascii="Arial" w:cs="Arial" w:eastAsia="Arial" w:hAnsi="Arial"/>
@@ -10074,6 +10278,7 @@
           </w:tcPr>
           <w:p>
             <w:pPr>
+              <w:keepNext w:val="false"/>
               <w:spacing w:after="40" w:before="0"/>
               <w:jc w:val="left"/>
             </w:pPr>
@@ -10106,6 +10311,7 @@
           </w:tcPr>
           <w:p>
             <w:pPr>
+              <w:keepNext w:val="false"/>
               <w:spacing w:after="40" w:before="0"/>
               <w:jc w:val="left"/>
             </w:pPr>
@@ -10138,6 +10344,7 @@
           </w:tcPr>
           <w:p>
             <w:pPr>
+              <w:keepNext w:val="false"/>
               <w:spacing w:after="40" w:before="0"/>
               <w:jc w:val="left"/>
             </w:pPr>
@@ -10170,6 +10377,7 @@
           </w:tcPr>
           <w:p>
             <w:pPr>
+              <w:keepNext w:val="false"/>
               <w:spacing w:after="40" w:before="0"/>
               <w:jc w:val="left"/>
             </w:pPr>
@@ -10204,6 +10412,7 @@
           </w:tcPr>
           <w:p>
             <w:pPr>
+              <w:keepNext w:val="false"/>
               <w:spacing w:after="40" w:before="0"/>
               <w:jc w:val="left"/>
             </w:pPr>
@@ -10258,7 +10467,7 @@
               <w:spacing w:after="10" w:before="0"/>
               <w:ind w:left="120"/>
             </w:pPr>
-            <w:hyperlink w:history="1" r:id="rIdeba2y_8x8b0hsyfjtx_9e">
+            <w:hyperlink w:history="1" r:id="rIdfnqfsd8aqqcplbiixqgm1">
               <w:r>
                 <w:rPr>
                   <w:rFonts w:ascii="Arial" w:cs="Arial" w:eastAsia="Arial" w:hAnsi="Arial"/>
@@ -10335,7 +10544,7 @@
               <w:spacing w:after="10" w:before="0"/>
               <w:ind w:left="120"/>
             </w:pPr>
-            <w:hyperlink w:history="1" r:id="rIdoslnnqhtwtrlnma3tz2dk">
+            <w:hyperlink w:history="1" r:id="rIdnwrpucbbozg0uryi4d70v">
               <w:r>
                 <w:rPr>
                   <w:rFonts w:ascii="Arial" w:cs="Arial" w:eastAsia="Arial" w:hAnsi="Arial"/>
@@ -10378,6 +10587,7 @@
           </w:tcPr>
           <w:p>
             <w:pPr>
+              <w:keepNext w:val="false"/>
               <w:spacing w:after="40" w:before="0"/>
               <w:jc w:val="left"/>
             </w:pPr>
@@ -10410,6 +10620,7 @@
           </w:tcPr>
           <w:p>
             <w:pPr>
+              <w:keepNext w:val="false"/>
               <w:spacing w:after="40" w:before="0"/>
               <w:jc w:val="left"/>
             </w:pPr>
@@ -10442,6 +10653,7 @@
           </w:tcPr>
           <w:p>
             <w:pPr>
+              <w:keepNext w:val="false"/>
               <w:spacing w:after="40" w:before="0"/>
               <w:jc w:val="left"/>
             </w:pPr>
@@ -10474,6 +10686,7 @@
           </w:tcPr>
           <w:p>
             <w:pPr>
+              <w:keepNext w:val="false"/>
               <w:spacing w:after="40" w:before="0"/>
               <w:jc w:val="left"/>
             </w:pPr>
@@ -10533,6 +10746,7 @@
           </w:tcPr>
           <w:p>
             <w:pPr>
+              <w:keepNext w:val="false"/>
               <w:spacing w:after="40" w:before="0"/>
               <w:jc w:val="center"/>
             </w:pPr>
@@ -10567,6 +10781,7 @@
           </w:tcPr>
           <w:p>
             <w:pPr>
+              <w:keepNext w:val="false"/>
               <w:spacing w:after="40" w:before="0"/>
               <w:jc w:val="left"/>
             </w:pPr>
@@ -10628,6 +10843,7 @@
           </w:tcPr>
           <w:p>
             <w:pPr>
+              <w:keepNext w:val="false"/>
               <w:spacing w:after="40" w:before="0"/>
               <w:jc w:val="center"/>
             </w:pPr>
@@ -10662,6 +10878,7 @@
           </w:tcPr>
           <w:p>
             <w:pPr>
+              <w:keepNext w:val="false"/>
               <w:spacing w:after="40" w:before="0"/>
               <w:jc w:val="left"/>
             </w:pPr>
@@ -10694,6 +10911,7 @@
           </w:tcPr>
           <w:p>
             <w:pPr>
+              <w:keepNext w:val="false"/>
               <w:spacing w:after="40" w:before="0"/>
               <w:jc w:val="left"/>
             </w:pPr>
@@ -10728,6 +10946,7 @@
           </w:tcPr>
           <w:p>
             <w:pPr>
+              <w:keepNext w:val="false"/>
               <w:spacing w:after="40" w:before="0"/>
               <w:jc w:val="left"/>
             </w:pPr>
@@ -10760,6 +10979,7 @@
           </w:tcPr>
           <w:p>
             <w:pPr>
+              <w:keepNext w:val="false"/>
               <w:spacing w:after="40" w:before="0"/>
               <w:jc w:val="left"/>
             </w:pPr>
@@ -10794,6 +11014,7 @@
           </w:tcPr>
           <w:p>
             <w:pPr>
+              <w:keepNext w:val="false"/>
               <w:spacing w:after="40" w:before="0"/>
               <w:jc w:val="left"/>
             </w:pPr>
@@ -10826,6 +11047,7 @@
           </w:tcPr>
           <w:p>
             <w:pPr>
+              <w:keepNext w:val="false"/>
               <w:spacing w:after="40" w:before="0"/>
               <w:jc w:val="left"/>
             </w:pPr>
@@ -10862,7 +11084,7 @@
         </w:rPr>
         <w:t xml:space="preserve">© 2026 SeaVuria and ARES. Aligned with KICD objectives. Developed by SeaVuria; technical implementation by ARES (with AI assistance from Claude). Licensed under </w:t>
       </w:r>
-      <w:hyperlink w:history="1" r:id="rIdq9m9rwel3-bcj2lv19jrz">
+      <w:hyperlink w:history="1" r:id="rIda7lodnjqgm-7ncvlhwvtb">
         <w:r>
           <w:rPr>
             <w:rFonts w:ascii="Arial" w:cs="Arial" w:eastAsia="Arial" w:hAnsi="Arial"/>
@@ -10883,7 +11105,7 @@
         </w:rPr>
         <w:t xml:space="preserve"> (</w:t>
       </w:r>
-      <w:hyperlink w:history="1" r:id="rIdclcol5f_jmlieynxk2yy_">
+      <w:hyperlink w:history="1" r:id="rIdg-qgcjf7v-sh9jrfrhfml">
         <w:r>
           <w:rPr>
             <w:rFonts w:ascii="Arial" w:cs="Arial" w:eastAsia="Arial" w:hAnsi="Arial"/>
@@ -10943,6 +11165,7 @@
           </w:tcPr>
           <w:p>
             <w:pPr>
+              <w:keepNext w:val="false"/>
               <w:spacing w:after="40" w:before="0"/>
               <w:jc w:val="center"/>
             </w:pPr>
@@ -10978,6 +11201,7 @@
           </w:tcPr>
           <w:p>
             <w:pPr>
+              <w:keepNext w:val="false"/>
               <w:spacing w:after="40" w:before="0"/>
               <w:jc w:val="center"/>
             </w:pPr>
@@ -11012,6 +11236,7 @@
           </w:tcPr>
           <w:p>
             <w:pPr>
+              <w:keepNext w:val="false"/>
               <w:spacing w:after="40" w:before="0"/>
               <w:jc w:val="left"/>
             </w:pPr>
@@ -11044,6 +11269,7 @@
           </w:tcPr>
           <w:p>
             <w:pPr>
+              <w:keepNext w:val="false"/>
               <w:spacing w:after="40" w:before="0"/>
               <w:jc w:val="left"/>
             </w:pPr>
@@ -11078,6 +11304,7 @@
           </w:tcPr>
           <w:p>
             <w:pPr>
+              <w:keepNext w:val="false"/>
               <w:spacing w:after="40" w:before="0"/>
               <w:jc w:val="left"/>
             </w:pPr>
@@ -11110,6 +11337,7 @@
           </w:tcPr>
           <w:p>
             <w:pPr>
+              <w:keepNext w:val="false"/>
               <w:spacing w:after="40" w:before="0"/>
               <w:jc w:val="left"/>
             </w:pPr>
@@ -11144,6 +11372,7 @@
           </w:tcPr>
           <w:p>
             <w:pPr>
+              <w:keepNext w:val="false"/>
               <w:spacing w:after="40" w:before="0"/>
               <w:jc w:val="left"/>
             </w:pPr>
@@ -11176,6 +11405,7 @@
           </w:tcPr>
           <w:p>
             <w:pPr>
+              <w:keepNext w:val="false"/>
               <w:spacing w:after="40" w:before="0"/>
               <w:jc w:val="left"/>
             </w:pPr>
@@ -11210,6 +11440,7 @@
           </w:tcPr>
           <w:p>
             <w:pPr>
+              <w:keepNext w:val="false"/>
               <w:spacing w:after="40" w:before="0"/>
               <w:jc w:val="left"/>
             </w:pPr>
@@ -11242,6 +11473,7 @@
           </w:tcPr>
           <w:p>
             <w:pPr>
+              <w:keepNext w:val="false"/>
               <w:spacing w:after="40" w:before="0"/>
               <w:jc w:val="left"/>
             </w:pPr>
@@ -11276,6 +11508,7 @@
           </w:tcPr>
           <w:p>
             <w:pPr>
+              <w:keepNext w:val="false"/>
               <w:spacing w:after="40" w:before="0"/>
               <w:jc w:val="left"/>
             </w:pPr>
@@ -11308,6 +11541,7 @@
           </w:tcPr>
           <w:p>
             <w:pPr>
+              <w:keepNext w:val="false"/>
               <w:spacing w:after="40" w:before="0"/>
               <w:jc w:val="left"/>
             </w:pPr>
@@ -11342,6 +11576,7 @@
           </w:tcPr>
           <w:p>
             <w:pPr>
+              <w:keepNext w:val="false"/>
               <w:spacing w:after="40" w:before="0"/>
               <w:jc w:val="left"/>
             </w:pPr>
@@ -11374,6 +11609,7 @@
           </w:tcPr>
           <w:p>
             <w:pPr>
+              <w:keepNext w:val="false"/>
               <w:spacing w:after="40" w:before="0"/>
               <w:jc w:val="left"/>
             </w:pPr>
@@ -11408,6 +11644,7 @@
           </w:tcPr>
           <w:p>
             <w:pPr>
+              <w:keepNext w:val="false"/>
               <w:spacing w:after="40" w:before="0"/>
               <w:jc w:val="left"/>
             </w:pPr>
@@ -11440,6 +11677,7 @@
           </w:tcPr>
           <w:p>
             <w:pPr>
+              <w:keepNext w:val="false"/>
               <w:spacing w:after="40" w:before="0"/>
               <w:jc w:val="left"/>
             </w:pPr>
@@ -11474,6 +11712,7 @@
           </w:tcPr>
           <w:p>
             <w:pPr>
+              <w:keepNext w:val="false"/>
               <w:spacing w:after="40" w:before="0"/>
               <w:jc w:val="left"/>
             </w:pPr>
@@ -11506,6 +11745,7 @@
           </w:tcPr>
           <w:p>
             <w:pPr>
+              <w:keepNext w:val="false"/>
               <w:spacing w:after="40" w:before="0"/>
               <w:jc w:val="left"/>
             </w:pPr>
@@ -11565,6 +11805,7 @@
           </w:tcPr>
           <w:p>
             <w:pPr>
+              <w:keepNext w:val="false"/>
               <w:spacing w:after="40" w:before="0"/>
               <w:jc w:val="center"/>
             </w:pPr>
@@ -11599,6 +11840,7 @@
           </w:tcPr>
           <w:p>
             <w:pPr>
+              <w:keepNext w:val="false"/>
               <w:spacing w:after="40" w:before="0"/>
               <w:jc w:val="left"/>
             </w:pPr>
@@ -11663,6 +11905,7 @@
           </w:tcPr>
           <w:p>
             <w:pPr>
+              <w:keepNext w:val="false"/>
               <w:spacing w:after="40" w:before="0"/>
               <w:jc w:val="center"/>
             </w:pPr>
@@ -11697,6 +11940,7 @@
           </w:tcPr>
           <w:p>
             <w:pPr>
+              <w:keepNext w:val="false"/>
               <w:spacing w:after="40" w:before="0"/>
               <w:jc w:val="left"/>
             </w:pPr>
@@ -11729,6 +11973,7 @@
           </w:tcPr>
           <w:p>
             <w:pPr>
+              <w:keepNext w:val="false"/>
               <w:spacing w:after="40" w:before="0"/>
               <w:jc w:val="left"/>
             </w:pPr>
@@ -11761,6 +12006,7 @@
           </w:tcPr>
           <w:p>
             <w:pPr>
+              <w:keepNext w:val="false"/>
               <w:spacing w:after="40" w:before="0"/>
               <w:jc w:val="left"/>
             </w:pPr>
@@ -11793,6 +12039,7 @@
           </w:tcPr>
           <w:p>
             <w:pPr>
+              <w:keepNext w:val="false"/>
               <w:spacing w:after="40" w:before="0"/>
               <w:jc w:val="left"/>
             </w:pPr>
@@ -11825,6 +12072,7 @@
           </w:tcPr>
           <w:p>
             <w:pPr>
+              <w:keepNext w:val="false"/>
               <w:spacing w:after="40" w:before="0"/>
               <w:jc w:val="left"/>
             </w:pPr>
@@ -11859,6 +12107,7 @@
           </w:tcPr>
           <w:p>
             <w:pPr>
+              <w:keepNext w:val="false"/>
               <w:spacing w:after="40" w:before="0"/>
               <w:jc w:val="left"/>
             </w:pPr>
@@ -11913,7 +12162,7 @@
               <w:spacing w:after="10" w:before="0"/>
               <w:ind w:left="120"/>
             </w:pPr>
-            <w:hyperlink w:history="1" r:id="rIdcxy_4amu2dwbubqpzosoi">
+            <w:hyperlink w:history="1" r:id="rIdsek494mkehad4rjvudux9">
               <w:r>
                 <w:rPr>
                   <w:rFonts w:ascii="Arial" w:cs="Arial" w:eastAsia="Arial" w:hAnsi="Arial"/>
@@ -11990,7 +12239,7 @@
               <w:spacing w:after="10" w:before="0"/>
               <w:ind w:left="120"/>
             </w:pPr>
-            <w:hyperlink w:history="1" r:id="rId5dc0oz2ty5zvqogo1crt4">
+            <w:hyperlink w:history="1" r:id="rIdvtoif6j8ndh4wmnea2dqp">
               <w:r>
                 <w:rPr>
                   <w:rFonts w:ascii="Arial" w:cs="Arial" w:eastAsia="Arial" w:hAnsi="Arial"/>
@@ -12033,6 +12282,7 @@
           </w:tcPr>
           <w:p>
             <w:pPr>
+              <w:keepNext w:val="false"/>
               <w:spacing w:after="40" w:before="0"/>
               <w:jc w:val="left"/>
             </w:pPr>
@@ -12065,6 +12315,7 @@
           </w:tcPr>
           <w:p>
             <w:pPr>
+              <w:keepNext w:val="false"/>
               <w:spacing w:after="40" w:before="0"/>
               <w:jc w:val="left"/>
             </w:pPr>
@@ -12097,6 +12348,7 @@
           </w:tcPr>
           <w:p>
             <w:pPr>
+              <w:keepNext w:val="false"/>
               <w:spacing w:after="40" w:before="0"/>
               <w:jc w:val="left"/>
             </w:pPr>
@@ -12129,6 +12381,7 @@
           </w:tcPr>
           <w:p>
             <w:pPr>
+              <w:keepNext w:val="false"/>
               <w:spacing w:after="40" w:before="0"/>
               <w:jc w:val="left"/>
             </w:pPr>
@@ -12163,6 +12416,7 @@
           </w:tcPr>
           <w:p>
             <w:pPr>
+              <w:keepNext w:val="false"/>
               <w:spacing w:after="40" w:before="0"/>
               <w:jc w:val="left"/>
             </w:pPr>
@@ -12217,7 +12471,7 @@
               <w:spacing w:after="10" w:before="0"/>
               <w:ind w:left="120"/>
             </w:pPr>
-            <w:hyperlink w:history="1" r:id="rIddp5wsf5-nnhp4s8_fph2g">
+            <w:hyperlink w:history="1" r:id="rIdmpaknvzlwtjeb7twblgs4">
               <w:r>
                 <w:rPr>
                   <w:rFonts w:ascii="Arial" w:cs="Arial" w:eastAsia="Arial" w:hAnsi="Arial"/>
@@ -12294,7 +12548,7 @@
               <w:spacing w:after="10" w:before="0"/>
               <w:ind w:left="120"/>
             </w:pPr>
-            <w:hyperlink w:history="1" r:id="rIdtdnp-bjou9oao9ea00afx">
+            <w:hyperlink w:history="1" r:id="rIdhcnsxioc8o_7bydm-scbu">
               <w:r>
                 <w:rPr>
                   <w:rFonts w:ascii="Arial" w:cs="Arial" w:eastAsia="Arial" w:hAnsi="Arial"/>
@@ -12337,6 +12591,7 @@
           </w:tcPr>
           <w:p>
             <w:pPr>
+              <w:keepNext w:val="false"/>
               <w:spacing w:after="40" w:before="0"/>
               <w:jc w:val="left"/>
             </w:pPr>
@@ -12369,6 +12624,7 @@
           </w:tcPr>
           <w:p>
             <w:pPr>
+              <w:keepNext w:val="false"/>
               <w:spacing w:after="40" w:before="0"/>
               <w:jc w:val="left"/>
             </w:pPr>
@@ -12401,6 +12657,7 @@
           </w:tcPr>
           <w:p>
             <w:pPr>
+              <w:keepNext w:val="false"/>
               <w:spacing w:after="40" w:before="0"/>
               <w:jc w:val="left"/>
             </w:pPr>
@@ -12433,6 +12690,7 @@
           </w:tcPr>
           <w:p>
             <w:pPr>
+              <w:keepNext w:val="false"/>
               <w:spacing w:after="40" w:before="0"/>
               <w:jc w:val="left"/>
             </w:pPr>
@@ -12467,6 +12725,7 @@
           </w:tcPr>
           <w:p>
             <w:pPr>
+              <w:keepNext w:val="false"/>
               <w:spacing w:after="40" w:before="0"/>
               <w:jc w:val="left"/>
             </w:pPr>
@@ -12521,7 +12780,7 @@
               <w:spacing w:after="10" w:before="0"/>
               <w:ind w:left="120"/>
             </w:pPr>
-            <w:hyperlink w:history="1" r:id="rIdeefcvy8pieq5ftnujz9w0">
+            <w:hyperlink w:history="1" r:id="rIdfyes5iikjzzh54j8nrbt7">
               <w:r>
                 <w:rPr>
                   <w:rFonts w:ascii="Arial" w:cs="Arial" w:eastAsia="Arial" w:hAnsi="Arial"/>
@@ -12598,7 +12857,7 @@
               <w:spacing w:after="10" w:before="0"/>
               <w:ind w:left="120"/>
             </w:pPr>
-            <w:hyperlink w:history="1" r:id="rIdglgexd3ahgwspijid7wzw">
+            <w:hyperlink w:history="1" r:id="rIdqnhrgdcqmj8rkoorhcmnx">
               <w:r>
                 <w:rPr>
                   <w:rFonts w:ascii="Arial" w:cs="Arial" w:eastAsia="Arial" w:hAnsi="Arial"/>
@@ -12641,6 +12900,7 @@
           </w:tcPr>
           <w:p>
             <w:pPr>
+              <w:keepNext w:val="false"/>
               <w:spacing w:after="40" w:before="0"/>
               <w:jc w:val="left"/>
             </w:pPr>
@@ -12673,6 +12933,7 @@
           </w:tcPr>
           <w:p>
             <w:pPr>
+              <w:keepNext w:val="false"/>
               <w:spacing w:after="40" w:before="0"/>
               <w:jc w:val="left"/>
             </w:pPr>
@@ -12705,6 +12966,7 @@
           </w:tcPr>
           <w:p>
             <w:pPr>
+              <w:keepNext w:val="false"/>
               <w:spacing w:after="40" w:before="0"/>
               <w:jc w:val="left"/>
             </w:pPr>
@@ -12737,6 +12999,7 @@
           </w:tcPr>
           <w:p>
             <w:pPr>
+              <w:keepNext w:val="false"/>
               <w:spacing w:after="40" w:before="0"/>
               <w:jc w:val="left"/>
             </w:pPr>
@@ -12771,6 +13034,7 @@
           </w:tcPr>
           <w:p>
             <w:pPr>
+              <w:keepNext w:val="false"/>
               <w:spacing w:after="40" w:before="0"/>
               <w:jc w:val="left"/>
             </w:pPr>
@@ -12825,7 +13089,7 @@
               <w:spacing w:after="10" w:before="0"/>
               <w:ind w:left="120"/>
             </w:pPr>
-            <w:hyperlink w:history="1" r:id="rIdsfbbacyfzdt05zhnalaja">
+            <w:hyperlink w:history="1" r:id="rId98oxyj_x9uoyshx1ratlc">
               <w:r>
                 <w:rPr>
                   <w:rFonts w:ascii="Arial" w:cs="Arial" w:eastAsia="Arial" w:hAnsi="Arial"/>
@@ -12902,7 +13166,7 @@
               <w:spacing w:after="10" w:before="0"/>
               <w:ind w:left="120"/>
             </w:pPr>
-            <w:hyperlink w:history="1" r:id="rIdgctd8lvfgf82-7nox7pga">
+            <w:hyperlink w:history="1" r:id="rIdcwyviv2q2iqwi6vukne8n">
               <w:r>
                 <w:rPr>
                   <w:rFonts w:ascii="Arial" w:cs="Arial" w:eastAsia="Arial" w:hAnsi="Arial"/>
@@ -12945,6 +13209,7 @@
           </w:tcPr>
           <w:p>
             <w:pPr>
+              <w:keepNext w:val="false"/>
               <w:spacing w:after="40" w:before="0"/>
               <w:jc w:val="left"/>
             </w:pPr>
@@ -12977,6 +13242,7 @@
           </w:tcPr>
           <w:p>
             <w:pPr>
+              <w:keepNext w:val="false"/>
               <w:spacing w:after="40" w:before="0"/>
               <w:jc w:val="left"/>
             </w:pPr>
@@ -13009,6 +13275,7 @@
           </w:tcPr>
           <w:p>
             <w:pPr>
+              <w:keepNext w:val="false"/>
               <w:spacing w:after="40" w:before="0"/>
               <w:jc w:val="left"/>
             </w:pPr>
@@ -13041,6 +13308,7 @@
           </w:tcPr>
           <w:p>
             <w:pPr>
+              <w:keepNext w:val="false"/>
               <w:spacing w:after="40" w:before="0"/>
               <w:jc w:val="left"/>
             </w:pPr>
@@ -13075,6 +13343,7 @@
           </w:tcPr>
           <w:p>
             <w:pPr>
+              <w:keepNext w:val="false"/>
               <w:spacing w:after="40" w:before="0"/>
               <w:jc w:val="left"/>
             </w:pPr>
@@ -13129,7 +13398,7 @@
               <w:spacing w:after="10" w:before="0"/>
               <w:ind w:left="120"/>
             </w:pPr>
-            <w:hyperlink w:history="1" r:id="rId2f-gsg-jf8rptmwk2_1gv">
+            <w:hyperlink w:history="1" r:id="rIdjcu8ovgrhk3v45d-yd5pk">
               <w:r>
                 <w:rPr>
                   <w:rFonts w:ascii="Arial" w:cs="Arial" w:eastAsia="Arial" w:hAnsi="Arial"/>
@@ -13206,7 +13475,7 @@
               <w:spacing w:after="10" w:before="0"/>
               <w:ind w:left="120"/>
             </w:pPr>
-            <w:hyperlink w:history="1" r:id="rId82xsoz99aoemql2df_64h">
+            <w:hyperlink w:history="1" r:id="rId6hqxrs670n2rqkc4nyndl">
               <w:r>
                 <w:rPr>
                   <w:rFonts w:ascii="Arial" w:cs="Arial" w:eastAsia="Arial" w:hAnsi="Arial"/>
@@ -13249,6 +13518,7 @@
           </w:tcPr>
           <w:p>
             <w:pPr>
+              <w:keepNext w:val="false"/>
               <w:spacing w:after="40" w:before="0"/>
               <w:jc w:val="left"/>
             </w:pPr>
@@ -13281,6 +13551,7 @@
           </w:tcPr>
           <w:p>
             <w:pPr>
+              <w:keepNext w:val="false"/>
               <w:spacing w:after="40" w:before="0"/>
               <w:jc w:val="left"/>
             </w:pPr>
@@ -13313,6 +13584,7 @@
           </w:tcPr>
           <w:p>
             <w:pPr>
+              <w:keepNext w:val="false"/>
               <w:spacing w:after="40" w:before="0"/>
               <w:jc w:val="left"/>
             </w:pPr>
@@ -13345,6 +13617,7 @@
           </w:tcPr>
           <w:p>
             <w:pPr>
+              <w:keepNext w:val="false"/>
               <w:spacing w:after="40" w:before="0"/>
               <w:jc w:val="left"/>
             </w:pPr>
@@ -13404,6 +13677,7 @@
           </w:tcPr>
           <w:p>
             <w:pPr>
+              <w:keepNext w:val="false"/>
               <w:spacing w:after="40" w:before="0"/>
               <w:jc w:val="center"/>
             </w:pPr>
@@ -13438,6 +13712,7 @@
           </w:tcPr>
           <w:p>
             <w:pPr>
+              <w:keepNext w:val="false"/>
               <w:spacing w:after="40" w:before="0"/>
               <w:jc w:val="left"/>
             </w:pPr>
@@ -13499,6 +13774,7 @@
           </w:tcPr>
           <w:p>
             <w:pPr>
+              <w:keepNext w:val="false"/>
               <w:spacing w:after="40" w:before="0"/>
               <w:jc w:val="center"/>
             </w:pPr>
@@ -13533,6 +13809,7 @@
           </w:tcPr>
           <w:p>
             <w:pPr>
+              <w:keepNext w:val="false"/>
               <w:spacing w:after="40" w:before="0"/>
               <w:jc w:val="left"/>
             </w:pPr>
@@ -13565,6 +13842,7 @@
           </w:tcPr>
           <w:p>
             <w:pPr>
+              <w:keepNext w:val="false"/>
               <w:spacing w:after="40" w:before="0"/>
               <w:jc w:val="left"/>
             </w:pPr>
@@ -13599,6 +13877,7 @@
           </w:tcPr>
           <w:p>
             <w:pPr>
+              <w:keepNext w:val="false"/>
               <w:spacing w:after="40" w:before="0"/>
               <w:jc w:val="left"/>
             </w:pPr>
@@ -13631,6 +13910,7 @@
           </w:tcPr>
           <w:p>
             <w:pPr>
+              <w:keepNext w:val="false"/>
               <w:spacing w:after="40" w:before="0"/>
               <w:jc w:val="left"/>
             </w:pPr>
@@ -13665,6 +13945,7 @@
           </w:tcPr>
           <w:p>
             <w:pPr>
+              <w:keepNext w:val="false"/>
               <w:spacing w:after="40" w:before="0"/>
               <w:jc w:val="left"/>
             </w:pPr>
@@ -13697,6 +13978,7 @@
           </w:tcPr>
           <w:p>
             <w:pPr>
+              <w:keepNext w:val="false"/>
               <w:spacing w:after="40" w:before="0"/>
               <w:jc w:val="left"/>
             </w:pPr>
@@ -13733,7 +14015,7 @@
         </w:rPr>
         <w:t xml:space="preserve">© 2026 SeaVuria and ARES. Aligned with KICD objectives. Developed by SeaVuria; technical implementation by ARES (with AI assistance from Claude). Licensed under </w:t>
       </w:r>
-      <w:hyperlink w:history="1" r:id="rIdxmrsn_eibvftwj55zguhk">
+      <w:hyperlink w:history="1" r:id="rIdlaut0yxzz0e78oegbvtod">
         <w:r>
           <w:rPr>
             <w:rFonts w:ascii="Arial" w:cs="Arial" w:eastAsia="Arial" w:hAnsi="Arial"/>
@@ -13754,7 +14036,7 @@
         </w:rPr>
         <w:t xml:space="preserve"> (</w:t>
       </w:r>
-      <w:hyperlink w:history="1" r:id="rIdeorawa0w2unynmcyhwxx_">
+      <w:hyperlink w:history="1" r:id="rIdxon83wxoxbwqq95csoigg">
         <w:r>
           <w:rPr>
             <w:rFonts w:ascii="Arial" w:cs="Arial" w:eastAsia="Arial" w:hAnsi="Arial"/>
@@ -13814,6 +14096,7 @@
           </w:tcPr>
           <w:p>
             <w:pPr>
+              <w:keepNext w:val="false"/>
               <w:spacing w:after="40" w:before="0"/>
               <w:jc w:val="center"/>
             </w:pPr>
@@ -13849,6 +14132,7 @@
           </w:tcPr>
           <w:p>
             <w:pPr>
+              <w:keepNext w:val="false"/>
               <w:spacing w:after="40" w:before="0"/>
               <w:jc w:val="center"/>
             </w:pPr>
@@ -13883,6 +14167,7 @@
           </w:tcPr>
           <w:p>
             <w:pPr>
+              <w:keepNext w:val="false"/>
               <w:spacing w:after="40" w:before="0"/>
               <w:jc w:val="left"/>
             </w:pPr>
@@ -13915,6 +14200,7 @@
           </w:tcPr>
           <w:p>
             <w:pPr>
+              <w:keepNext w:val="false"/>
               <w:spacing w:after="40" w:before="0"/>
               <w:jc w:val="left"/>
             </w:pPr>
@@ -13949,6 +14235,7 @@
           </w:tcPr>
           <w:p>
             <w:pPr>
+              <w:keepNext w:val="false"/>
               <w:spacing w:after="40" w:before="0"/>
               <w:jc w:val="left"/>
             </w:pPr>
@@ -13981,6 +14268,7 @@
           </w:tcPr>
           <w:p>
             <w:pPr>
+              <w:keepNext w:val="false"/>
               <w:spacing w:after="40" w:before="0"/>
               <w:jc w:val="left"/>
             </w:pPr>
@@ -14015,6 +14303,7 @@
           </w:tcPr>
           <w:p>
             <w:pPr>
+              <w:keepNext w:val="false"/>
               <w:spacing w:after="40" w:before="0"/>
               <w:jc w:val="left"/>
             </w:pPr>
@@ -14047,6 +14336,7 @@
           </w:tcPr>
           <w:p>
             <w:pPr>
+              <w:keepNext w:val="false"/>
               <w:spacing w:after="40" w:before="0"/>
               <w:jc w:val="left"/>
             </w:pPr>
@@ -14081,6 +14371,7 @@
           </w:tcPr>
           <w:p>
             <w:pPr>
+              <w:keepNext w:val="false"/>
               <w:spacing w:after="40" w:before="0"/>
               <w:jc w:val="left"/>
             </w:pPr>
@@ -14113,6 +14404,7 @@
           </w:tcPr>
           <w:p>
             <w:pPr>
+              <w:keepNext w:val="false"/>
               <w:spacing w:after="40" w:before="0"/>
               <w:jc w:val="left"/>
             </w:pPr>
@@ -14147,6 +14439,7 @@
           </w:tcPr>
           <w:p>
             <w:pPr>
+              <w:keepNext w:val="false"/>
               <w:spacing w:after="40" w:before="0"/>
               <w:jc w:val="left"/>
             </w:pPr>
@@ -14179,6 +14472,7 @@
           </w:tcPr>
           <w:p>
             <w:pPr>
+              <w:keepNext w:val="false"/>
               <w:spacing w:after="40" w:before="0"/>
               <w:jc w:val="left"/>
             </w:pPr>
@@ -14213,6 +14507,7 @@
           </w:tcPr>
           <w:p>
             <w:pPr>
+              <w:keepNext w:val="false"/>
               <w:spacing w:after="40" w:before="0"/>
               <w:jc w:val="left"/>
             </w:pPr>
@@ -14245,6 +14540,7 @@
           </w:tcPr>
           <w:p>
             <w:pPr>
+              <w:keepNext w:val="false"/>
               <w:spacing w:after="40" w:before="0"/>
               <w:jc w:val="left"/>
             </w:pPr>
@@ -14279,6 +14575,7 @@
           </w:tcPr>
           <w:p>
             <w:pPr>
+              <w:keepNext w:val="false"/>
               <w:spacing w:after="40" w:before="0"/>
               <w:jc w:val="left"/>
             </w:pPr>
@@ -14311,6 +14608,7 @@
           </w:tcPr>
           <w:p>
             <w:pPr>
+              <w:keepNext w:val="false"/>
               <w:spacing w:after="40" w:before="0"/>
               <w:jc w:val="left"/>
             </w:pPr>
@@ -14345,6 +14643,7 @@
           </w:tcPr>
           <w:p>
             <w:pPr>
+              <w:keepNext w:val="false"/>
               <w:spacing w:after="40" w:before="0"/>
               <w:jc w:val="left"/>
             </w:pPr>
@@ -14377,6 +14676,7 @@
           </w:tcPr>
           <w:p>
             <w:pPr>
+              <w:keepNext w:val="false"/>
               <w:spacing w:after="40" w:before="0"/>
               <w:jc w:val="left"/>
             </w:pPr>
@@ -14436,6 +14736,7 @@
           </w:tcPr>
           <w:p>
             <w:pPr>
+              <w:keepNext w:val="false"/>
               <w:spacing w:after="40" w:before="0"/>
               <w:jc w:val="center"/>
             </w:pPr>
@@ -14470,6 +14771,7 @@
           </w:tcPr>
           <w:p>
             <w:pPr>
+              <w:keepNext w:val="false"/>
               <w:spacing w:after="40" w:before="0"/>
               <w:jc w:val="left"/>
             </w:pPr>
@@ -14534,6 +14836,7 @@
           </w:tcPr>
           <w:p>
             <w:pPr>
+              <w:keepNext w:val="false"/>
               <w:spacing w:after="40" w:before="0"/>
               <w:jc w:val="center"/>
             </w:pPr>
@@ -14568,6 +14871,7 @@
           </w:tcPr>
           <w:p>
             <w:pPr>
+              <w:keepNext w:val="false"/>
               <w:spacing w:after="40" w:before="0"/>
               <w:jc w:val="left"/>
             </w:pPr>
@@ -14600,6 +14904,7 @@
           </w:tcPr>
           <w:p>
             <w:pPr>
+              <w:keepNext w:val="false"/>
               <w:spacing w:after="40" w:before="0"/>
               <w:jc w:val="left"/>
             </w:pPr>
@@ -14632,6 +14937,7 @@
           </w:tcPr>
           <w:p>
             <w:pPr>
+              <w:keepNext w:val="false"/>
               <w:spacing w:after="40" w:before="0"/>
               <w:jc w:val="left"/>
             </w:pPr>
@@ -14664,6 +14970,7 @@
           </w:tcPr>
           <w:p>
             <w:pPr>
+              <w:keepNext w:val="false"/>
               <w:spacing w:after="40" w:before="0"/>
               <w:jc w:val="left"/>
             </w:pPr>
@@ -14696,6 +15003,7 @@
           </w:tcPr>
           <w:p>
             <w:pPr>
+              <w:keepNext w:val="false"/>
               <w:spacing w:after="40" w:before="0"/>
               <w:jc w:val="left"/>
             </w:pPr>
@@ -14730,6 +15038,7 @@
           </w:tcPr>
           <w:p>
             <w:pPr>
+              <w:keepNext w:val="false"/>
               <w:spacing w:after="40" w:before="0"/>
               <w:jc w:val="left"/>
             </w:pPr>
@@ -14784,7 +15093,7 @@
               <w:spacing w:after="10" w:before="0"/>
               <w:ind w:left="120"/>
             </w:pPr>
-            <w:hyperlink w:history="1" r:id="rIdk7rbf5knsqythph9v1qog">
+            <w:hyperlink w:history="1" r:id="rIdzkplmwqkxioxgokb6w8ma">
               <w:r>
                 <w:rPr>
                   <w:rFonts w:ascii="Arial" w:cs="Arial" w:eastAsia="Arial" w:hAnsi="Arial"/>
@@ -14861,7 +15170,7 @@
               <w:spacing w:after="10" w:before="0"/>
               <w:ind w:left="120"/>
             </w:pPr>
-            <w:hyperlink w:history="1" r:id="rId2wccxmqhxe7awe9xp7bkx">
+            <w:hyperlink w:history="1" r:id="rId1syqwkkr5uhph1n_puxic">
               <w:r>
                 <w:rPr>
                   <w:rFonts w:ascii="Arial" w:cs="Arial" w:eastAsia="Arial" w:hAnsi="Arial"/>
@@ -14904,6 +15213,7 @@
           </w:tcPr>
           <w:p>
             <w:pPr>
+              <w:keepNext w:val="false"/>
               <w:spacing w:after="40" w:before="0"/>
               <w:jc w:val="left"/>
             </w:pPr>
@@ -14936,6 +15246,7 @@
           </w:tcPr>
           <w:p>
             <w:pPr>
+              <w:keepNext w:val="false"/>
               <w:spacing w:after="40" w:before="0"/>
               <w:jc w:val="left"/>
             </w:pPr>
@@ -14968,6 +15279,7 @@
           </w:tcPr>
           <w:p>
             <w:pPr>
+              <w:keepNext w:val="false"/>
               <w:spacing w:after="40" w:before="0"/>
               <w:jc w:val="left"/>
             </w:pPr>
@@ -15000,6 +15312,7 @@
           </w:tcPr>
           <w:p>
             <w:pPr>
+              <w:keepNext w:val="false"/>
               <w:spacing w:after="40" w:before="0"/>
               <w:jc w:val="left"/>
             </w:pPr>
@@ -15034,6 +15347,7 @@
           </w:tcPr>
           <w:p>
             <w:pPr>
+              <w:keepNext w:val="false"/>
               <w:spacing w:after="40" w:before="0"/>
               <w:jc w:val="left"/>
             </w:pPr>
@@ -15088,7 +15402,7 @@
               <w:spacing w:after="10" w:before="0"/>
               <w:ind w:left="120"/>
             </w:pPr>
-            <w:hyperlink w:history="1" r:id="rIdwqqt87s4xq9d4bwirkpnk">
+            <w:hyperlink w:history="1" r:id="rIdt_rueck9dxret-qomruq4">
               <w:r>
                 <w:rPr>
                   <w:rFonts w:ascii="Arial" w:cs="Arial" w:eastAsia="Arial" w:hAnsi="Arial"/>
@@ -15165,7 +15479,7 @@
               <w:spacing w:after="10" w:before="0"/>
               <w:ind w:left="120"/>
             </w:pPr>
-            <w:hyperlink w:history="1" r:id="rId1ajat58h73xtq8w1xmhqc">
+            <w:hyperlink w:history="1" r:id="rId6hatmahbvnjkinchs-ui_">
               <w:r>
                 <w:rPr>
                   <w:rFonts w:ascii="Arial" w:cs="Arial" w:eastAsia="Arial" w:hAnsi="Arial"/>
@@ -15208,6 +15522,7 @@
           </w:tcPr>
           <w:p>
             <w:pPr>
+              <w:keepNext w:val="false"/>
               <w:spacing w:after="40" w:before="0"/>
               <w:jc w:val="left"/>
             </w:pPr>
@@ -15240,6 +15555,7 @@
           </w:tcPr>
           <w:p>
             <w:pPr>
+              <w:keepNext w:val="false"/>
               <w:spacing w:after="40" w:before="0"/>
               <w:jc w:val="left"/>
             </w:pPr>
@@ -15272,6 +15588,7 @@
           </w:tcPr>
           <w:p>
             <w:pPr>
+              <w:keepNext w:val="false"/>
               <w:spacing w:after="40" w:before="0"/>
               <w:jc w:val="left"/>
             </w:pPr>
@@ -15304,6 +15621,7 @@
           </w:tcPr>
           <w:p>
             <w:pPr>
+              <w:keepNext w:val="false"/>
               <w:spacing w:after="40" w:before="0"/>
               <w:jc w:val="left"/>
             </w:pPr>
@@ -15338,6 +15656,7 @@
           </w:tcPr>
           <w:p>
             <w:pPr>
+              <w:keepNext w:val="false"/>
               <w:spacing w:after="40" w:before="0"/>
               <w:jc w:val="left"/>
             </w:pPr>
@@ -15392,7 +15711,7 @@
               <w:spacing w:after="10" w:before="0"/>
               <w:ind w:left="120"/>
             </w:pPr>
-            <w:hyperlink w:history="1" r:id="rIdbj0wp7cjna4yslv988bxf">
+            <w:hyperlink w:history="1" r:id="rIdxmhw3i38dhqe69yqtkus2">
               <w:r>
                 <w:rPr>
                   <w:rFonts w:ascii="Arial" w:cs="Arial" w:eastAsia="Arial" w:hAnsi="Arial"/>
@@ -15469,7 +15788,7 @@
               <w:spacing w:after="10" w:before="0"/>
               <w:ind w:left="120"/>
             </w:pPr>
-            <w:hyperlink w:history="1" r:id="rIdndh2h_zwxeqs7ta3wcfoq">
+            <w:hyperlink w:history="1" r:id="rId8dyjgi2vzpyk8hvwfzinq">
               <w:r>
                 <w:rPr>
                   <w:rFonts w:ascii="Arial" w:cs="Arial" w:eastAsia="Arial" w:hAnsi="Arial"/>
@@ -15512,6 +15831,7 @@
           </w:tcPr>
           <w:p>
             <w:pPr>
+              <w:keepNext w:val="false"/>
               <w:spacing w:after="40" w:before="0"/>
               <w:jc w:val="left"/>
             </w:pPr>
@@ -15544,6 +15864,7 @@
           </w:tcPr>
           <w:p>
             <w:pPr>
+              <w:keepNext w:val="false"/>
               <w:spacing w:after="40" w:before="0"/>
               <w:jc w:val="left"/>
             </w:pPr>
@@ -15576,6 +15897,7 @@
           </w:tcPr>
           <w:p>
             <w:pPr>
+              <w:keepNext w:val="false"/>
               <w:spacing w:after="40" w:before="0"/>
               <w:jc w:val="left"/>
             </w:pPr>
@@ -15608,6 +15930,7 @@
           </w:tcPr>
           <w:p>
             <w:pPr>
+              <w:keepNext w:val="false"/>
               <w:spacing w:after="40" w:before="0"/>
               <w:jc w:val="left"/>
             </w:pPr>
@@ -15642,6 +15965,7 @@
           </w:tcPr>
           <w:p>
             <w:pPr>
+              <w:keepNext w:val="false"/>
               <w:spacing w:after="40" w:before="0"/>
               <w:jc w:val="left"/>
             </w:pPr>
@@ -15696,7 +16020,7 @@
               <w:spacing w:after="10" w:before="0"/>
               <w:ind w:left="120"/>
             </w:pPr>
-            <w:hyperlink w:history="1" r:id="rId-3aavbsg69qjkw-cbvuup">
+            <w:hyperlink w:history="1" r:id="rIdpvldeajrbdisjrpjhx6ra">
               <w:r>
                 <w:rPr>
                   <w:rFonts w:ascii="Arial" w:cs="Arial" w:eastAsia="Arial" w:hAnsi="Arial"/>
@@ -15773,7 +16097,7 @@
               <w:spacing w:after="10" w:before="0"/>
               <w:ind w:left="120"/>
             </w:pPr>
-            <w:hyperlink w:history="1" r:id="rIdzfh5exflxbnchapj9xz6t">
+            <w:hyperlink w:history="1" r:id="rIdt_c6x8sumwiadwdegtpyn">
               <w:r>
                 <w:rPr>
                   <w:rFonts w:ascii="Arial" w:cs="Arial" w:eastAsia="Arial" w:hAnsi="Arial"/>
@@ -15816,6 +16140,7 @@
           </w:tcPr>
           <w:p>
             <w:pPr>
+              <w:keepNext w:val="false"/>
               <w:spacing w:after="40" w:before="0"/>
               <w:jc w:val="left"/>
             </w:pPr>
@@ -15848,6 +16173,7 @@
           </w:tcPr>
           <w:p>
             <w:pPr>
+              <w:keepNext w:val="false"/>
               <w:spacing w:after="40" w:before="0"/>
               <w:jc w:val="left"/>
             </w:pPr>
@@ -15880,6 +16206,7 @@
           </w:tcPr>
           <w:p>
             <w:pPr>
+              <w:keepNext w:val="false"/>
               <w:spacing w:after="40" w:before="0"/>
               <w:jc w:val="left"/>
             </w:pPr>
@@ -15912,6 +16239,7 @@
           </w:tcPr>
           <w:p>
             <w:pPr>
+              <w:keepNext w:val="false"/>
               <w:spacing w:after="40" w:before="0"/>
               <w:jc w:val="left"/>
             </w:pPr>
@@ -15946,6 +16274,7 @@
           </w:tcPr>
           <w:p>
             <w:pPr>
+              <w:keepNext w:val="false"/>
               <w:spacing w:after="40" w:before="0"/>
               <w:jc w:val="left"/>
             </w:pPr>
@@ -16000,7 +16329,7 @@
               <w:spacing w:after="10" w:before="0"/>
               <w:ind w:left="120"/>
             </w:pPr>
-            <w:hyperlink w:history="1" r:id="rId7yw4kgxdhxosihp5ha68q">
+            <w:hyperlink w:history="1" r:id="rId5yghq0ms8yyq2lcmfdras">
               <w:r>
                 <w:rPr>
                   <w:rFonts w:ascii="Arial" w:cs="Arial" w:eastAsia="Arial" w:hAnsi="Arial"/>
@@ -16077,7 +16406,7 @@
               <w:spacing w:after="10" w:before="0"/>
               <w:ind w:left="120"/>
             </w:pPr>
-            <w:hyperlink w:history="1" r:id="rIdi3coueqm9cyhqemahif9z">
+            <w:hyperlink w:history="1" r:id="rId5j-dvvmr86kp55x6do1ho">
               <w:r>
                 <w:rPr>
                   <w:rFonts w:ascii="Arial" w:cs="Arial" w:eastAsia="Arial" w:hAnsi="Arial"/>
@@ -16120,6 +16449,7 @@
           </w:tcPr>
           <w:p>
             <w:pPr>
+              <w:keepNext w:val="false"/>
               <w:spacing w:after="40" w:before="0"/>
               <w:jc w:val="left"/>
             </w:pPr>
@@ -16152,6 +16482,7 @@
           </w:tcPr>
           <w:p>
             <w:pPr>
+              <w:keepNext w:val="false"/>
               <w:spacing w:after="40" w:before="0"/>
               <w:jc w:val="left"/>
             </w:pPr>
@@ -16184,6 +16515,7 @@
           </w:tcPr>
           <w:p>
             <w:pPr>
+              <w:keepNext w:val="false"/>
               <w:spacing w:after="40" w:before="0"/>
               <w:jc w:val="left"/>
             </w:pPr>
@@ -16216,6 +16548,7 @@
           </w:tcPr>
           <w:p>
             <w:pPr>
+              <w:keepNext w:val="false"/>
               <w:spacing w:after="40" w:before="0"/>
               <w:jc w:val="left"/>
             </w:pPr>
@@ -16275,6 +16608,7 @@
           </w:tcPr>
           <w:p>
             <w:pPr>
+              <w:keepNext w:val="false"/>
               <w:spacing w:after="40" w:before="0"/>
               <w:jc w:val="center"/>
             </w:pPr>
@@ -16309,6 +16643,7 @@
           </w:tcPr>
           <w:p>
             <w:pPr>
+              <w:keepNext w:val="false"/>
               <w:spacing w:after="40" w:before="0"/>
               <w:jc w:val="left"/>
             </w:pPr>
@@ -16370,6 +16705,7 @@
           </w:tcPr>
           <w:p>
             <w:pPr>
+              <w:keepNext w:val="false"/>
               <w:spacing w:after="40" w:before="0"/>
               <w:jc w:val="center"/>
             </w:pPr>
@@ -16404,6 +16740,7 @@
           </w:tcPr>
           <w:p>
             <w:pPr>
+              <w:keepNext w:val="false"/>
               <w:spacing w:after="40" w:before="0"/>
               <w:jc w:val="left"/>
             </w:pPr>
@@ -16436,6 +16773,7 @@
           </w:tcPr>
           <w:p>
             <w:pPr>
+              <w:keepNext w:val="false"/>
               <w:spacing w:after="40" w:before="0"/>
               <w:jc w:val="left"/>
             </w:pPr>
@@ -16470,6 +16808,7 @@
           </w:tcPr>
           <w:p>
             <w:pPr>
+              <w:keepNext w:val="false"/>
               <w:spacing w:after="40" w:before="0"/>
               <w:jc w:val="left"/>
             </w:pPr>
@@ -16502,6 +16841,7 @@
           </w:tcPr>
           <w:p>
             <w:pPr>
+              <w:keepNext w:val="false"/>
               <w:spacing w:after="40" w:before="0"/>
               <w:jc w:val="left"/>
             </w:pPr>
@@ -16536,6 +16876,7 @@
           </w:tcPr>
           <w:p>
             <w:pPr>
+              <w:keepNext w:val="false"/>
               <w:spacing w:after="40" w:before="0"/>
               <w:jc w:val="left"/>
             </w:pPr>
@@ -16568,6 +16909,7 @@
           </w:tcPr>
           <w:p>
             <w:pPr>
+              <w:keepNext w:val="false"/>
               <w:spacing w:after="40" w:before="0"/>
               <w:jc w:val="left"/>
             </w:pPr>
@@ -16604,7 +16946,7 @@
         </w:rPr>
         <w:t xml:space="preserve">© 2026 SeaVuria and ARES. Aligned with KICD objectives. Developed by SeaVuria; technical implementation by ARES (with AI assistance from Claude). Licensed under </w:t>
       </w:r>
-      <w:hyperlink w:history="1" r:id="rIdrtzqr7bpdajqbkgxjvejz">
+      <w:hyperlink w:history="1" r:id="rIdkqasyepu2ejlrxyntfltd">
         <w:r>
           <w:rPr>
             <w:rFonts w:ascii="Arial" w:cs="Arial" w:eastAsia="Arial" w:hAnsi="Arial"/>
@@ -16625,7 +16967,7 @@
         </w:rPr>
         <w:t xml:space="preserve"> (</w:t>
       </w:r>
-      <w:hyperlink w:history="1" r:id="rId0lvjk9rulrch7ogfx0rym">
+      <w:hyperlink w:history="1" r:id="rIdkn11eqetvge2kjbljph4g">
         <w:r>
           <w:rPr>
             <w:rFonts w:ascii="Arial" w:cs="Arial" w:eastAsia="Arial" w:hAnsi="Arial"/>
@@ -16686,6 +17028,7 @@
           </w:tcPr>
           <w:p>
             <w:pPr>
+              <w:keepNext w:val="false"/>
               <w:spacing w:after="40" w:before="0"/>
               <w:jc w:val="center"/>
             </w:pPr>
@@ -16720,6 +17063,7 @@
           </w:tcPr>
           <w:p>
             <w:pPr>
+              <w:keepNext w:val="false"/>
               <w:spacing w:after="40" w:before="0"/>
               <w:jc w:val="left"/>
             </w:pPr>
@@ -16752,6 +17096,7 @@
           </w:tcPr>
           <w:p>
             <w:pPr>
+              <w:keepNext w:val="false"/>
               <w:spacing w:after="40" w:before="0"/>
               <w:jc w:val="left"/>
             </w:pPr>
@@ -16784,6 +17129,7 @@
           </w:tcPr>
           <w:p>
             <w:pPr>
+              <w:keepNext w:val="false"/>
               <w:spacing w:after="40" w:before="0"/>
               <w:jc w:val="left"/>
             </w:pPr>
@@ -16818,6 +17164,7 @@
           </w:tcPr>
           <w:p>
             <w:pPr>
+              <w:keepNext w:val="false"/>
               <w:spacing w:after="40" w:before="0"/>
               <w:jc w:val="left"/>
             </w:pPr>
@@ -16850,6 +17197,7 @@
           </w:tcPr>
           <w:p>
             <w:pPr>
+              <w:keepNext w:val="false"/>
               <w:spacing w:after="40" w:before="0"/>
               <w:jc w:val="left"/>
             </w:pPr>
@@ -16882,6 +17230,7 @@
           </w:tcPr>
           <w:p>
             <w:pPr>
+              <w:keepNext w:val="false"/>
               <w:spacing w:after="40" w:before="0"/>
               <w:jc w:val="left"/>
             </w:pPr>
@@ -16916,6 +17265,7 @@
           </w:tcPr>
           <w:p>
             <w:pPr>
+              <w:keepNext w:val="false"/>
               <w:spacing w:after="40" w:before="0"/>
               <w:jc w:val="left"/>
             </w:pPr>
@@ -16948,6 +17298,7 @@
           </w:tcPr>
           <w:p>
             <w:pPr>
+              <w:keepNext w:val="false"/>
               <w:spacing w:after="40" w:before="0"/>
               <w:jc w:val="left"/>
             </w:pPr>
@@ -16980,6 +17331,7 @@
           </w:tcPr>
           <w:p>
             <w:pPr>
+              <w:keepNext w:val="false"/>
               <w:spacing w:after="40" w:before="0"/>
               <w:jc w:val="left"/>
             </w:pPr>
@@ -17014,6 +17366,7 @@
           </w:tcPr>
           <w:p>
             <w:pPr>
+              <w:keepNext w:val="false"/>
               <w:spacing w:after="40" w:before="0"/>
               <w:jc w:val="left"/>
             </w:pPr>
@@ -17046,6 +17399,7 @@
           </w:tcPr>
           <w:p>
             <w:pPr>
+              <w:keepNext w:val="false"/>
               <w:spacing w:after="40" w:before="0"/>
               <w:jc w:val="left"/>
             </w:pPr>
@@ -17078,6 +17432,7 @@
           </w:tcPr>
           <w:p>
             <w:pPr>
+              <w:keepNext w:val="false"/>
               <w:spacing w:after="40" w:before="0"/>
               <w:jc w:val="left"/>
             </w:pPr>

--- a/data/outputs/v2/Grade11/Biology/Lesson_Plans/SS2.3_Excretion_in_Plants/Biology_Excretion_in_Plants_CBE_LessonSequence.docx
+++ b/data/outputs/v2/Grade11/Biology/Lesson_Plans/SS2.3_Excretion_in_Plants/Biology_Excretion_in_Plants_CBE_LessonSequence.docx
@@ -2018,7 +2018,7 @@
         </w:rPr>
         <w:t xml:space="preserve">© 2026 SeaVuria and ARES. This work is licensed under a </w:t>
       </w:r>
-      <w:hyperlink w:history="1" r:id="rIdxdkadgp2hkebcpy8y9moj">
+      <w:hyperlink w:history="1" r:id="rIdbob1y2fornjse-wd7n3-c">
         <w:r>
           <w:rPr>
             <w:rFonts w:ascii="Arial" w:cs="Arial" w:eastAsia="Arial" w:hAnsi="Arial"/>
@@ -2038,7 +2038,7 @@
         </w:rPr>
         <w:t xml:space="preserve"> (</w:t>
       </w:r>
-      <w:hyperlink w:history="1" r:id="rIdsvdch6o1zc_xod99x1kcy">
+      <w:hyperlink w:history="1" r:id="rId_cy0qdtgwpyfvp3igwnc1">
         <w:r>
           <w:rPr>
             <w:rFonts w:ascii="Arial" w:cs="Arial" w:eastAsia="Arial" w:hAnsi="Arial"/>
@@ -2058,7 +2058,7 @@
         </w:rPr>
         <w:t xml:space="preserve">). To view a copy of this license, visit </w:t>
       </w:r>
-      <w:hyperlink w:history="1" r:id="rIdc4ajnkzqgq3sgevdflruv">
+      <w:hyperlink w:history="1" r:id="rIdtjxjwfatjt2fo0_ayyni0">
         <w:r>
           <w:rPr>
             <w:rFonts w:ascii="Arial" w:cs="Arial" w:eastAsia="Arial" w:hAnsi="Arial"/>
@@ -3097,7 +3097,7 @@
             <w:pPr>
               <w:spacing w:after="20" w:before="0"/>
             </w:pPr>
-            <w:hyperlink w:history="1" r:id="rIdvp-q5lxdacdxqbwhafi0c">
+            <w:hyperlink w:history="1" r:id="rIdlwx9ddty90lw-6injdnag">
               <w:r>
                 <w:rPr>
                   <w:rFonts w:ascii="Arial" w:cs="Arial" w:eastAsia="Arial" w:hAnsi="Arial"/>
@@ -3146,7 +3146,7 @@
               <w:spacing w:after="10" w:before="0"/>
               <w:ind w:left="120"/>
             </w:pPr>
-            <w:hyperlink w:history="1" r:id="rIdsro_bzoy6t90un4krf4ny">
+            <w:hyperlink w:history="1" r:id="rIdde5hmkztgb1hoqwp9gvi2">
               <w:r>
                 <w:rPr>
                   <w:rFonts w:ascii="Arial" w:cs="Arial" w:eastAsia="Arial" w:hAnsi="Arial"/>
@@ -3208,7 +3208,7 @@
               <w:spacing w:after="10" w:before="0"/>
               <w:ind w:left="120"/>
             </w:pPr>
-            <w:hyperlink w:history="1" r:id="rId_cygssoafr1fh637hvp-3">
+            <w:hyperlink w:history="1" r:id="rIdphhuvrpvvliapltf0gg1h">
               <w:r>
                 <w:rPr>
                   <w:rFonts w:ascii="Arial" w:cs="Arial" w:eastAsia="Arial" w:hAnsi="Arial"/>
@@ -3423,7 +3423,7 @@
             <w:pPr>
               <w:spacing w:after="20" w:before="0"/>
             </w:pPr>
-            <w:hyperlink w:history="1" r:id="rId7_xe8bhaeitk8cpj_x3a_">
+            <w:hyperlink w:history="1" r:id="rIdzsxu1fdzuqzkt--hdgysj">
               <w:r>
                 <w:rPr>
                   <w:rFonts w:ascii="Arial" w:cs="Arial" w:eastAsia="Arial" w:hAnsi="Arial"/>
@@ -3472,7 +3472,7 @@
               <w:spacing w:after="10" w:before="0"/>
               <w:ind w:left="120"/>
             </w:pPr>
-            <w:hyperlink w:history="1" r:id="rIdugwiwdw3wdv_jeofav3j-">
+            <w:hyperlink w:history="1" r:id="rIdnjafpe6bbaodfvuvusso9">
               <w:r>
                 <w:rPr>
                   <w:rFonts w:ascii="Arial" w:cs="Arial" w:eastAsia="Arial" w:hAnsi="Arial"/>
@@ -3534,7 +3534,7 @@
               <w:spacing w:after="10" w:before="0"/>
               <w:ind w:left="120"/>
             </w:pPr>
-            <w:hyperlink w:history="1" r:id="rIdobf1g9y_xnjhot7-axr7a">
+            <w:hyperlink w:history="1" r:id="rIdzvtht7y9ereugqitntbku">
               <w:r>
                 <w:rPr>
                   <w:rFonts w:ascii="Arial" w:cs="Arial" w:eastAsia="Arial" w:hAnsi="Arial"/>
@@ -3749,7 +3749,7 @@
             <w:pPr>
               <w:spacing w:after="20" w:before="0"/>
             </w:pPr>
-            <w:hyperlink w:history="1" r:id="rIdl6xkah18cfjg_bxxtdtjl">
+            <w:hyperlink w:history="1" r:id="rIdrubxazxbaqat0_9nvhzzv">
               <w:r>
                 <w:rPr>
                   <w:rFonts w:ascii="Arial" w:cs="Arial" w:eastAsia="Arial" w:hAnsi="Arial"/>
@@ -3798,7 +3798,7 @@
               <w:spacing w:after="10" w:before="0"/>
               <w:ind w:left="120"/>
             </w:pPr>
-            <w:hyperlink w:history="1" r:id="rId3x7j6xzohyzthbjv7k_x-">
+            <w:hyperlink w:history="1" r:id="rIdd_yz-d3ta4g8fqjzf18ih">
               <w:r>
                 <w:rPr>
                   <w:rFonts w:ascii="Arial" w:cs="Arial" w:eastAsia="Arial" w:hAnsi="Arial"/>
@@ -3860,7 +3860,7 @@
               <w:spacing w:after="10" w:before="0"/>
               <w:ind w:left="120"/>
             </w:pPr>
-            <w:hyperlink w:history="1" r:id="rIdnsgdwt5pbeaa9d_x5dpal">
+            <w:hyperlink w:history="1" r:id="rId6olljk4mghobmxqcsagff">
               <w:r>
                 <w:rPr>
                   <w:rFonts w:ascii="Arial" w:cs="Arial" w:eastAsia="Arial" w:hAnsi="Arial"/>
@@ -4075,7 +4075,7 @@
             <w:pPr>
               <w:spacing w:after="20" w:before="0"/>
             </w:pPr>
-            <w:hyperlink w:history="1" r:id="rId6zwpgqpyxyykxyad6t2gq">
+            <w:hyperlink w:history="1" r:id="rIdiwibdgjv_dvzmmenze7qo">
               <w:r>
                 <w:rPr>
                   <w:rFonts w:ascii="Arial" w:cs="Arial" w:eastAsia="Arial" w:hAnsi="Arial"/>
@@ -4124,7 +4124,7 @@
               <w:spacing w:after="10" w:before="0"/>
               <w:ind w:left="120"/>
             </w:pPr>
-            <w:hyperlink w:history="1" r:id="rIdttri5lhpfrq2i6vj9mifq">
+            <w:hyperlink w:history="1" r:id="rId62n-gydi5gklyvwuyacl5">
               <w:r>
                 <w:rPr>
                   <w:rFonts w:ascii="Arial" w:cs="Arial" w:eastAsia="Arial" w:hAnsi="Arial"/>
@@ -4186,7 +4186,7 @@
               <w:spacing w:after="10" w:before="0"/>
               <w:ind w:left="120"/>
             </w:pPr>
-            <w:hyperlink w:history="1" r:id="rIdt2mmdtthesuqq-0sbqlds">
+            <w:hyperlink w:history="1" r:id="rIdkihw1vqrzhz1fhdfqfzem">
               <w:r>
                 <w:rPr>
                   <w:rFonts w:ascii="Arial" w:cs="Arial" w:eastAsia="Arial" w:hAnsi="Arial"/>
@@ -4401,7 +4401,7 @@
             <w:pPr>
               <w:spacing w:after="20" w:before="0"/>
             </w:pPr>
-            <w:hyperlink w:history="1" r:id="rId9qb03i52v8rloq-ycmybn">
+            <w:hyperlink w:history="1" r:id="rId9gcqec7p_pkn78o033ud9">
               <w:r>
                 <w:rPr>
                   <w:rFonts w:ascii="Arial" w:cs="Arial" w:eastAsia="Arial" w:hAnsi="Arial"/>
@@ -4450,7 +4450,7 @@
               <w:spacing w:after="10" w:before="0"/>
               <w:ind w:left="120"/>
             </w:pPr>
-            <w:hyperlink w:history="1" r:id="rId2-cyiqthquskbhncu5048">
+            <w:hyperlink w:history="1" r:id="rIdagumklckrvial-xocxp6m">
               <w:r>
                 <w:rPr>
                   <w:rFonts w:ascii="Arial" w:cs="Arial" w:eastAsia="Arial" w:hAnsi="Arial"/>
@@ -4512,7 +4512,7 @@
               <w:spacing w:after="10" w:before="0"/>
               <w:ind w:left="120"/>
             </w:pPr>
-            <w:hyperlink w:history="1" r:id="rIdmhkq8hamwtxluhvv50r7b">
+            <w:hyperlink w:history="1" r:id="rIdvd2ndlr63ywysm_lsz59b">
               <w:r>
                 <w:rPr>
                   <w:rFonts w:ascii="Arial" w:cs="Arial" w:eastAsia="Arial" w:hAnsi="Arial"/>
@@ -5052,7 +5052,7 @@
         </w:rPr>
         <w:t xml:space="preserve">© 2026 SeaVuria and ARES. Aligned with KICD objectives. Developed by SeaVuria; technical implementation by ARES (with AI assistance from Claude). Licensed under </w:t>
       </w:r>
-      <w:hyperlink w:history="1" r:id="rIdlr3sy9plbt4tvduhyucwc">
+      <w:hyperlink w:history="1" r:id="rId5ssiiwqi2azta3wqwpdue">
         <w:r>
           <w:rPr>
             <w:rFonts w:ascii="Arial" w:cs="Arial" w:eastAsia="Arial" w:hAnsi="Arial"/>
@@ -5073,7 +5073,7 @@
         </w:rPr>
         <w:t xml:space="preserve"> (</w:t>
       </w:r>
-      <w:hyperlink w:history="1" r:id="rIdhfmt0ip7u8otunq_4u40e">
+      <w:hyperlink w:history="1" r:id="rIdi67xfxouxwpzgxwir2biq">
         <w:r>
           <w:rPr>
             <w:rFonts w:ascii="Arial" w:cs="Arial" w:eastAsia="Arial" w:hAnsi="Arial"/>
@@ -6113,7 +6113,7 @@
             <w:pPr>
               <w:spacing w:after="20" w:before="0"/>
             </w:pPr>
-            <w:hyperlink w:history="1" r:id="rId4w-ef63sf3u9qhlw-p31m">
+            <w:hyperlink w:history="1" r:id="rIdu8g6cevwumgvgb2vmj-ye">
               <w:r>
                 <w:rPr>
                   <w:rFonts w:ascii="Arial" w:cs="Arial" w:eastAsia="Arial" w:hAnsi="Arial"/>
@@ -6162,7 +6162,7 @@
               <w:spacing w:after="10" w:before="0"/>
               <w:ind w:left="120"/>
             </w:pPr>
-            <w:hyperlink w:history="1" r:id="rId9x9bzfvuzysajm_jjti9g">
+            <w:hyperlink w:history="1" r:id="rIdxfno9sdu4mizhulmr0drl">
               <w:r>
                 <w:rPr>
                   <w:rFonts w:ascii="Arial" w:cs="Arial" w:eastAsia="Arial" w:hAnsi="Arial"/>
@@ -6207,7 +6207,7 @@
             <w:pPr>
               <w:spacing w:after="20" w:before="0"/>
             </w:pPr>
-            <w:hyperlink w:history="1" r:id="rIdbho09etw5ambbo-sfshxh">
+            <w:hyperlink w:history="1" r:id="rId_lbxd3ewhfr6n90moaoeq">
               <w:r>
                 <w:rPr>
                   <w:rFonts w:ascii="Arial" w:cs="Arial" w:eastAsia="Arial" w:hAnsi="Arial"/>
@@ -6256,7 +6256,7 @@
               <w:spacing w:after="10" w:before="0"/>
               <w:ind w:left="120"/>
             </w:pPr>
-            <w:hyperlink w:history="1" r:id="rIdewavaf6vktgwzdeixqejc">
+            <w:hyperlink w:history="1" r:id="rIdgiyrl5hjhsqcxdfbvmmci">
               <w:r>
                 <w:rPr>
                   <w:rFonts w:ascii="Arial" w:cs="Arial" w:eastAsia="Arial" w:hAnsi="Arial"/>
@@ -6456,7 +6456,7 @@
             <w:pPr>
               <w:spacing w:after="20" w:before="0"/>
             </w:pPr>
-            <w:hyperlink w:history="1" r:id="rIdxz6nr_sbstkd4mdnmcgjf">
+            <w:hyperlink w:history="1" r:id="rIdnncdlqcjyvkyytgpxk_tz">
               <w:r>
                 <w:rPr>
                   <w:rFonts w:ascii="Arial" w:cs="Arial" w:eastAsia="Arial" w:hAnsi="Arial"/>
@@ -6505,7 +6505,7 @@
               <w:spacing w:after="10" w:before="0"/>
               <w:ind w:left="120"/>
             </w:pPr>
-            <w:hyperlink w:history="1" r:id="rId005lhn810fpc_i5_cp9vh">
+            <w:hyperlink w:history="1" r:id="rIdyrcsdrjpbsmrhsxy1ng3-">
               <w:r>
                 <w:rPr>
                   <w:rFonts w:ascii="Arial" w:cs="Arial" w:eastAsia="Arial" w:hAnsi="Arial"/>
@@ -6550,7 +6550,7 @@
             <w:pPr>
               <w:spacing w:after="20" w:before="0"/>
             </w:pPr>
-            <w:hyperlink w:history="1" r:id="rIdydblz3igmbbksfynyuuyq">
+            <w:hyperlink w:history="1" r:id="rIdtxes39hmov15reqwwisbx">
               <w:r>
                 <w:rPr>
                   <w:rFonts w:ascii="Arial" w:cs="Arial" w:eastAsia="Arial" w:hAnsi="Arial"/>
@@ -6599,7 +6599,7 @@
               <w:spacing w:after="10" w:before="0"/>
               <w:ind w:left="120"/>
             </w:pPr>
-            <w:hyperlink w:history="1" r:id="rIdokq6xfh_91s-qhuy4gice">
+            <w:hyperlink w:history="1" r:id="rIdgbibm-kbb0-pxnhkwpb8o">
               <w:r>
                 <w:rPr>
                   <w:rFonts w:ascii="Arial" w:cs="Arial" w:eastAsia="Arial" w:hAnsi="Arial"/>
@@ -6799,7 +6799,7 @@
             <w:pPr>
               <w:spacing w:after="20" w:before="0"/>
             </w:pPr>
-            <w:hyperlink w:history="1" r:id="rIdtd8fqe1l9zq37vrypap6t">
+            <w:hyperlink w:history="1" r:id="rIdpiqcidtaidqb3a3kvj9ji">
               <w:r>
                 <w:rPr>
                   <w:rFonts w:ascii="Arial" w:cs="Arial" w:eastAsia="Arial" w:hAnsi="Arial"/>
@@ -6848,7 +6848,7 @@
               <w:spacing w:after="10" w:before="0"/>
               <w:ind w:left="120"/>
             </w:pPr>
-            <w:hyperlink w:history="1" r:id="rIdqib52kcd5piup8xr2aguh">
+            <w:hyperlink w:history="1" r:id="rIdea9sc47yw-fuz5088ouq_">
               <w:r>
                 <w:rPr>
                   <w:rFonts w:ascii="Arial" w:cs="Arial" w:eastAsia="Arial" w:hAnsi="Arial"/>
@@ -6893,7 +6893,7 @@
             <w:pPr>
               <w:spacing w:after="20" w:before="0"/>
             </w:pPr>
-            <w:hyperlink w:history="1" r:id="rIdialw5dcryb3up_nahw5q-">
+            <w:hyperlink w:history="1" r:id="rIdhyekvj7f1vjnuvvcnzpsm">
               <w:r>
                 <w:rPr>
                   <w:rFonts w:ascii="Arial" w:cs="Arial" w:eastAsia="Arial" w:hAnsi="Arial"/>
@@ -6942,7 +6942,7 @@
               <w:spacing w:after="10" w:before="0"/>
               <w:ind w:left="120"/>
             </w:pPr>
-            <w:hyperlink w:history="1" r:id="rIdsrdmcpmi9ur8wd4cq8ujm">
+            <w:hyperlink w:history="1" r:id="rIdfa5nwxaihrpprmqlcjh_c">
               <w:r>
                 <w:rPr>
                   <w:rFonts w:ascii="Arial" w:cs="Arial" w:eastAsia="Arial" w:hAnsi="Arial"/>
@@ -7142,7 +7142,7 @@
             <w:pPr>
               <w:spacing w:after="20" w:before="0"/>
             </w:pPr>
-            <w:hyperlink w:history="1" r:id="rIdmrkfvokwxcd32qge_yxge">
+            <w:hyperlink w:history="1" r:id="rIdnl0vbwouvhga8cnt-bt-f">
               <w:r>
                 <w:rPr>
                   <w:rFonts w:ascii="Arial" w:cs="Arial" w:eastAsia="Arial" w:hAnsi="Arial"/>
@@ -7191,7 +7191,7 @@
               <w:spacing w:after="10" w:before="0"/>
               <w:ind w:left="120"/>
             </w:pPr>
-            <w:hyperlink w:history="1" r:id="rId2dxs5mmporzfzdinrcuji">
+            <w:hyperlink w:history="1" r:id="rIdoxnff0_photmmrvpmvtf-">
               <w:r>
                 <w:rPr>
                   <w:rFonts w:ascii="Arial" w:cs="Arial" w:eastAsia="Arial" w:hAnsi="Arial"/>
@@ -7236,7 +7236,7 @@
             <w:pPr>
               <w:spacing w:after="20" w:before="0"/>
             </w:pPr>
-            <w:hyperlink w:history="1" r:id="rId-wfck9zt2i0j05o48xhnl">
+            <w:hyperlink w:history="1" r:id="rId0qvtdm6majqlrfcuie5jm">
               <w:r>
                 <w:rPr>
                   <w:rFonts w:ascii="Arial" w:cs="Arial" w:eastAsia="Arial" w:hAnsi="Arial"/>
@@ -7285,7 +7285,7 @@
               <w:spacing w:after="10" w:before="0"/>
               <w:ind w:left="120"/>
             </w:pPr>
-            <w:hyperlink w:history="1" r:id="rIdahe8gdzmd9bvizhpi4_cl">
+            <w:hyperlink w:history="1" r:id="rId3fgs3d4s7pqshn1ehc7fn">
               <w:r>
                 <w:rPr>
                   <w:rFonts w:ascii="Arial" w:cs="Arial" w:eastAsia="Arial" w:hAnsi="Arial"/>
@@ -7485,7 +7485,7 @@
             <w:pPr>
               <w:spacing w:after="20" w:before="0"/>
             </w:pPr>
-            <w:hyperlink w:history="1" r:id="rId8arex7h_ogoz8zxsnxn_x">
+            <w:hyperlink w:history="1" r:id="rIdlopa6uiq_jbcqflgssjhs">
               <w:r>
                 <w:rPr>
                   <w:rFonts w:ascii="Arial" w:cs="Arial" w:eastAsia="Arial" w:hAnsi="Arial"/>
@@ -7534,7 +7534,7 @@
               <w:spacing w:after="10" w:before="0"/>
               <w:ind w:left="120"/>
             </w:pPr>
-            <w:hyperlink w:history="1" r:id="rIdwf_bd3yikbgvaquywsevu">
+            <w:hyperlink w:history="1" r:id="rIdgxub17f3tk_h4aehdjqro">
               <w:r>
                 <w:rPr>
                   <w:rFonts w:ascii="Arial" w:cs="Arial" w:eastAsia="Arial" w:hAnsi="Arial"/>
@@ -7579,7 +7579,7 @@
             <w:pPr>
               <w:spacing w:after="20" w:before="0"/>
             </w:pPr>
-            <w:hyperlink w:history="1" r:id="rId8syv7nlu-nizuun4rb2mi">
+            <w:hyperlink w:history="1" r:id="rIdrvfzea0xbk3-r6lcnidnm">
               <w:r>
                 <w:rPr>
                   <w:rFonts w:ascii="Arial" w:cs="Arial" w:eastAsia="Arial" w:hAnsi="Arial"/>
@@ -7628,7 +7628,7 @@
               <w:spacing w:after="10" w:before="0"/>
               <w:ind w:left="120"/>
             </w:pPr>
-            <w:hyperlink w:history="1" r:id="rIdxxqdezeblxouh6kk-f0tq">
+            <w:hyperlink w:history="1" r:id="rIdssk-dz8jhtdb-i01y7pky">
               <w:r>
                 <w:rPr>
                   <w:rFonts w:ascii="Arial" w:cs="Arial" w:eastAsia="Arial" w:hAnsi="Arial"/>
@@ -8153,7 +8153,7 @@
         </w:rPr>
         <w:t xml:space="preserve">© 2026 SeaVuria and ARES. Aligned with KICD objectives. Developed by SeaVuria; technical implementation by ARES (with AI assistance from Claude). Licensed under </w:t>
       </w:r>
-      <w:hyperlink w:history="1" r:id="rIdaaf-i33jxql8wzahyxvqc">
+      <w:hyperlink w:history="1" r:id="rIdcd-sjvyfiyhgr1xkixm3q">
         <w:r>
           <w:rPr>
             <w:rFonts w:ascii="Arial" w:cs="Arial" w:eastAsia="Arial" w:hAnsi="Arial"/>
@@ -8174,7 +8174,7 @@
         </w:rPr>
         <w:t xml:space="preserve"> (</w:t>
       </w:r>
-      <w:hyperlink w:history="1" r:id="rId_6kzp6sfjfsqqccia5pth">
+      <w:hyperlink w:history="1" r:id="rIdcssmnupqo_vu-joh3w2f0">
         <w:r>
           <w:rPr>
             <w:rFonts w:ascii="Arial" w:cs="Arial" w:eastAsia="Arial" w:hAnsi="Arial"/>
@@ -9231,7 +9231,7 @@
               <w:spacing w:after="10" w:before="0"/>
               <w:ind w:left="120"/>
             </w:pPr>
-            <w:hyperlink w:history="1" r:id="rIdtrgw86syejkcne-td8nfa">
+            <w:hyperlink w:history="1" r:id="rId5ceiav5ih3veobhc8w4k_">
               <w:r>
                 <w:rPr>
                   <w:rFonts w:ascii="Arial" w:cs="Arial" w:eastAsia="Arial" w:hAnsi="Arial"/>
@@ -9308,7 +9308,7 @@
               <w:spacing w:after="10" w:before="0"/>
               <w:ind w:left="120"/>
             </w:pPr>
-            <w:hyperlink w:history="1" r:id="rIdnppreq8ittzygkgipik6n">
+            <w:hyperlink w:history="1" r:id="rIdcjah8nsvt2fqhl8h-rt2d">
               <w:r>
                 <w:rPr>
                   <w:rFonts w:ascii="Arial" w:cs="Arial" w:eastAsia="Arial" w:hAnsi="Arial"/>
@@ -9540,7 +9540,7 @@
               <w:spacing w:after="10" w:before="0"/>
               <w:ind w:left="120"/>
             </w:pPr>
-            <w:hyperlink w:history="1" r:id="rId3z3xr03tpm5ilbraevxhe">
+            <w:hyperlink w:history="1" r:id="rIdrlajoqpqvphb8wvicaqtv">
               <w:r>
                 <w:rPr>
                   <w:rFonts w:ascii="Arial" w:cs="Arial" w:eastAsia="Arial" w:hAnsi="Arial"/>
@@ -9617,7 +9617,7 @@
               <w:spacing w:after="10" w:before="0"/>
               <w:ind w:left="120"/>
             </w:pPr>
-            <w:hyperlink w:history="1" r:id="rIdskbvqviwqdopxlmasjbsq">
+            <w:hyperlink w:history="1" r:id="rIddm2kgo-zbwrrvsgw-keop">
               <w:r>
                 <w:rPr>
                   <w:rFonts w:ascii="Arial" w:cs="Arial" w:eastAsia="Arial" w:hAnsi="Arial"/>
@@ -9849,7 +9849,7 @@
               <w:spacing w:after="10" w:before="0"/>
               <w:ind w:left="120"/>
             </w:pPr>
-            <w:hyperlink w:history="1" r:id="rIdimz4xbgxiid8q1w194nto">
+            <w:hyperlink w:history="1" r:id="rIdp5yde4sldqozkdj_dljqa">
               <w:r>
                 <w:rPr>
                   <w:rFonts w:ascii="Arial" w:cs="Arial" w:eastAsia="Arial" w:hAnsi="Arial"/>
@@ -9926,7 +9926,7 @@
               <w:spacing w:after="10" w:before="0"/>
               <w:ind w:left="120"/>
             </w:pPr>
-            <w:hyperlink w:history="1" r:id="rId9uylmun6zetppzs4isvdk">
+            <w:hyperlink w:history="1" r:id="rIdley3hh_8synfpm3s2zlq3">
               <w:r>
                 <w:rPr>
                   <w:rFonts w:ascii="Arial" w:cs="Arial" w:eastAsia="Arial" w:hAnsi="Arial"/>
@@ -10158,7 +10158,7 @@
               <w:spacing w:after="10" w:before="0"/>
               <w:ind w:left="120"/>
             </w:pPr>
-            <w:hyperlink w:history="1" r:id="rIdsapfh2echym68pumb8-b0">
+            <w:hyperlink w:history="1" r:id="rIdlpsvamqpetxgsig2grjkb">
               <w:r>
                 <w:rPr>
                   <w:rFonts w:ascii="Arial" w:cs="Arial" w:eastAsia="Arial" w:hAnsi="Arial"/>
@@ -10235,7 +10235,7 @@
               <w:spacing w:after="10" w:before="0"/>
               <w:ind w:left="120"/>
             </w:pPr>
-            <w:hyperlink w:history="1" r:id="rIdtjok4zsk1lazkt5bkivjb">
+            <w:hyperlink w:history="1" r:id="rIdwlgo7-qfimss-axtegovi">
               <w:r>
                 <w:rPr>
                   <w:rFonts w:ascii="Arial" w:cs="Arial" w:eastAsia="Arial" w:hAnsi="Arial"/>
@@ -10467,7 +10467,7 @@
               <w:spacing w:after="10" w:before="0"/>
               <w:ind w:left="120"/>
             </w:pPr>
-            <w:hyperlink w:history="1" r:id="rIdfnqfsd8aqqcplbiixqgm1">
+            <w:hyperlink w:history="1" r:id="rIdsghtdddmcjwsilvfp9zyi">
               <w:r>
                 <w:rPr>
                   <w:rFonts w:ascii="Arial" w:cs="Arial" w:eastAsia="Arial" w:hAnsi="Arial"/>
@@ -10544,7 +10544,7 @@
               <w:spacing w:after="10" w:before="0"/>
               <w:ind w:left="120"/>
             </w:pPr>
-            <w:hyperlink w:history="1" r:id="rIdnwrpucbbozg0uryi4d70v">
+            <w:hyperlink w:history="1" r:id="rIdvepwcrfcrjqhkfhcjj6y0">
               <w:r>
                 <w:rPr>
                   <w:rFonts w:ascii="Arial" w:cs="Arial" w:eastAsia="Arial" w:hAnsi="Arial"/>
@@ -11084,7 +11084,7 @@
         </w:rPr>
         <w:t xml:space="preserve">© 2026 SeaVuria and ARES. Aligned with KICD objectives. Developed by SeaVuria; technical implementation by ARES (with AI assistance from Claude). Licensed under </w:t>
       </w:r>
-      <w:hyperlink w:history="1" r:id="rIda7lodnjqgm-7ncvlhwvtb">
+      <w:hyperlink w:history="1" r:id="rIdqugpqdo_vqqlwr43kjui5">
         <w:r>
           <w:rPr>
             <w:rFonts w:ascii="Arial" w:cs="Arial" w:eastAsia="Arial" w:hAnsi="Arial"/>
@@ -11105,7 +11105,7 @@
         </w:rPr>
         <w:t xml:space="preserve"> (</w:t>
       </w:r>
-      <w:hyperlink w:history="1" r:id="rIdg-qgcjf7v-sh9jrfrhfml">
+      <w:hyperlink w:history="1" r:id="rIdyo96vmpx5xxwoiedim-h_">
         <w:r>
           <w:rPr>
             <w:rFonts w:ascii="Arial" w:cs="Arial" w:eastAsia="Arial" w:hAnsi="Arial"/>
@@ -12162,7 +12162,7 @@
               <w:spacing w:after="10" w:before="0"/>
               <w:ind w:left="120"/>
             </w:pPr>
-            <w:hyperlink w:history="1" r:id="rIdsek494mkehad4rjvudux9">
+            <w:hyperlink w:history="1" r:id="rIdqanklbvg7hkbygx8k5ndi">
               <w:r>
                 <w:rPr>
                   <w:rFonts w:ascii="Arial" w:cs="Arial" w:eastAsia="Arial" w:hAnsi="Arial"/>
@@ -12239,7 +12239,7 @@
               <w:spacing w:after="10" w:before="0"/>
               <w:ind w:left="120"/>
             </w:pPr>
-            <w:hyperlink w:history="1" r:id="rIdvtoif6j8ndh4wmnea2dqp">
+            <w:hyperlink w:history="1" r:id="rIdmdnkxrwepxumpbgom_lzl">
               <w:r>
                 <w:rPr>
                   <w:rFonts w:ascii="Arial" w:cs="Arial" w:eastAsia="Arial" w:hAnsi="Arial"/>
@@ -12471,7 +12471,7 @@
               <w:spacing w:after="10" w:before="0"/>
               <w:ind w:left="120"/>
             </w:pPr>
-            <w:hyperlink w:history="1" r:id="rIdmpaknvzlwtjeb7twblgs4">
+            <w:hyperlink w:history="1" r:id="rIdgqorusl7mnjcrrr5tmbnf">
               <w:r>
                 <w:rPr>
                   <w:rFonts w:ascii="Arial" w:cs="Arial" w:eastAsia="Arial" w:hAnsi="Arial"/>
@@ -12548,7 +12548,7 @@
               <w:spacing w:after="10" w:before="0"/>
               <w:ind w:left="120"/>
             </w:pPr>
-            <w:hyperlink w:history="1" r:id="rIdhcnsxioc8o_7bydm-scbu">
+            <w:hyperlink w:history="1" r:id="rId1ndt_inbzyvwk0b4ytnjb">
               <w:r>
                 <w:rPr>
                   <w:rFonts w:ascii="Arial" w:cs="Arial" w:eastAsia="Arial" w:hAnsi="Arial"/>
@@ -12780,7 +12780,7 @@
               <w:spacing w:after="10" w:before="0"/>
               <w:ind w:left="120"/>
             </w:pPr>
-            <w:hyperlink w:history="1" r:id="rIdfyes5iikjzzh54j8nrbt7">
+            <w:hyperlink w:history="1" r:id="rIdds5zssaik3swaqt1l1t49">
               <w:r>
                 <w:rPr>
                   <w:rFonts w:ascii="Arial" w:cs="Arial" w:eastAsia="Arial" w:hAnsi="Arial"/>
@@ -12857,7 +12857,7 @@
               <w:spacing w:after="10" w:before="0"/>
               <w:ind w:left="120"/>
             </w:pPr>
-            <w:hyperlink w:history="1" r:id="rIdqnhrgdcqmj8rkoorhcmnx">
+            <w:hyperlink w:history="1" r:id="rIdv98tldhyoilwp7vws5xv7">
               <w:r>
                 <w:rPr>
                   <w:rFonts w:ascii="Arial" w:cs="Arial" w:eastAsia="Arial" w:hAnsi="Arial"/>
@@ -13089,7 +13089,7 @@
               <w:spacing w:after="10" w:before="0"/>
               <w:ind w:left="120"/>
             </w:pPr>
-            <w:hyperlink w:history="1" r:id="rId98oxyj_x9uoyshx1ratlc">
+            <w:hyperlink w:history="1" r:id="rIdwx_vtyobxyphtfdifrhc_">
               <w:r>
                 <w:rPr>
                   <w:rFonts w:ascii="Arial" w:cs="Arial" w:eastAsia="Arial" w:hAnsi="Arial"/>
@@ -13166,7 +13166,7 @@
               <w:spacing w:after="10" w:before="0"/>
               <w:ind w:left="120"/>
             </w:pPr>
-            <w:hyperlink w:history="1" r:id="rIdcwyviv2q2iqwi6vukne8n">
+            <w:hyperlink w:history="1" r:id="rId_kfd1efwrgtj0oby1oh2h">
               <w:r>
                 <w:rPr>
                   <w:rFonts w:ascii="Arial" w:cs="Arial" w:eastAsia="Arial" w:hAnsi="Arial"/>
@@ -13398,7 +13398,7 @@
               <w:spacing w:after="10" w:before="0"/>
               <w:ind w:left="120"/>
             </w:pPr>
-            <w:hyperlink w:history="1" r:id="rIdjcu8ovgrhk3v45d-yd5pk">
+            <w:hyperlink w:history="1" r:id="rIdq28v7a_qp48v6d7ausll1">
               <w:r>
                 <w:rPr>
                   <w:rFonts w:ascii="Arial" w:cs="Arial" w:eastAsia="Arial" w:hAnsi="Arial"/>
@@ -13475,7 +13475,7 @@
               <w:spacing w:after="10" w:before="0"/>
               <w:ind w:left="120"/>
             </w:pPr>
-            <w:hyperlink w:history="1" r:id="rId6hqxrs670n2rqkc4nyndl">
+            <w:hyperlink w:history="1" r:id="rIdereppalfgikes86ojtzfb">
               <w:r>
                 <w:rPr>
                   <w:rFonts w:ascii="Arial" w:cs="Arial" w:eastAsia="Arial" w:hAnsi="Arial"/>
@@ -14015,7 +14015,7 @@
         </w:rPr>
         <w:t xml:space="preserve">© 2026 SeaVuria and ARES. Aligned with KICD objectives. Developed by SeaVuria; technical implementation by ARES (with AI assistance from Claude). Licensed under </w:t>
       </w:r>
-      <w:hyperlink w:history="1" r:id="rIdlaut0yxzz0e78oegbvtod">
+      <w:hyperlink w:history="1" r:id="rIdmog_gsrok5uqjmt16ijrs">
         <w:r>
           <w:rPr>
             <w:rFonts w:ascii="Arial" w:cs="Arial" w:eastAsia="Arial" w:hAnsi="Arial"/>
@@ -14036,7 +14036,7 @@
         </w:rPr>
         <w:t xml:space="preserve"> (</w:t>
       </w:r>
-      <w:hyperlink w:history="1" r:id="rIdxon83wxoxbwqq95csoigg">
+      <w:hyperlink w:history="1" r:id="rId3wqmg1o0dxbvawaob8bio">
         <w:r>
           <w:rPr>
             <w:rFonts w:ascii="Arial" w:cs="Arial" w:eastAsia="Arial" w:hAnsi="Arial"/>
@@ -15093,7 +15093,7 @@
               <w:spacing w:after="10" w:before="0"/>
               <w:ind w:left="120"/>
             </w:pPr>
-            <w:hyperlink w:history="1" r:id="rIdzkplmwqkxioxgokb6w8ma">
+            <w:hyperlink w:history="1" r:id="rIdyirmndgjm7jpfbsjowsdr">
               <w:r>
                 <w:rPr>
                   <w:rFonts w:ascii="Arial" w:cs="Arial" w:eastAsia="Arial" w:hAnsi="Arial"/>
@@ -15170,7 +15170,7 @@
               <w:spacing w:after="10" w:before="0"/>
               <w:ind w:left="120"/>
             </w:pPr>
-            <w:hyperlink w:history="1" r:id="rId1syqwkkr5uhph1n_puxic">
+            <w:hyperlink w:history="1" r:id="rIdrttj_dyd_brmtwtyglxov">
               <w:r>
                 <w:rPr>
                   <w:rFonts w:ascii="Arial" w:cs="Arial" w:eastAsia="Arial" w:hAnsi="Arial"/>
@@ -15402,7 +15402,7 @@
               <w:spacing w:after="10" w:before="0"/>
               <w:ind w:left="120"/>
             </w:pPr>
-            <w:hyperlink w:history="1" r:id="rIdt_rueck9dxret-qomruq4">
+            <w:hyperlink w:history="1" r:id="rIdtrfbqbf--nlg_7gihgabx">
               <w:r>
                 <w:rPr>
                   <w:rFonts w:ascii="Arial" w:cs="Arial" w:eastAsia="Arial" w:hAnsi="Arial"/>
@@ -15479,7 +15479,7 @@
               <w:spacing w:after="10" w:before="0"/>
               <w:ind w:left="120"/>
             </w:pPr>
-            <w:hyperlink w:history="1" r:id="rId6hatmahbvnjkinchs-ui_">
+            <w:hyperlink w:history="1" r:id="rIdvnnikhcvw54ar2uuju3mi">
               <w:r>
                 <w:rPr>
                   <w:rFonts w:ascii="Arial" w:cs="Arial" w:eastAsia="Arial" w:hAnsi="Arial"/>
@@ -15711,7 +15711,7 @@
               <w:spacing w:after="10" w:before="0"/>
               <w:ind w:left="120"/>
             </w:pPr>
-            <w:hyperlink w:history="1" r:id="rIdxmhw3i38dhqe69yqtkus2">
+            <w:hyperlink w:history="1" r:id="rIdvkferkdtlvqrhkw-iktci">
               <w:r>
                 <w:rPr>
                   <w:rFonts w:ascii="Arial" w:cs="Arial" w:eastAsia="Arial" w:hAnsi="Arial"/>
@@ -15788,7 +15788,7 @@
               <w:spacing w:after="10" w:before="0"/>
               <w:ind w:left="120"/>
             </w:pPr>
-            <w:hyperlink w:history="1" r:id="rId8dyjgi2vzpyk8hvwfzinq">
+            <w:hyperlink w:history="1" r:id="rIdrj2n0obkn-tfwy5xl6dg9">
               <w:r>
                 <w:rPr>
                   <w:rFonts w:ascii="Arial" w:cs="Arial" w:eastAsia="Arial" w:hAnsi="Arial"/>
@@ -16020,7 +16020,7 @@
               <w:spacing w:after="10" w:before="0"/>
               <w:ind w:left="120"/>
             </w:pPr>
-            <w:hyperlink w:history="1" r:id="rIdpvldeajrbdisjrpjhx6ra">
+            <w:hyperlink w:history="1" r:id="rIdrzlwqt59lqudhmeoeeosq">
               <w:r>
                 <w:rPr>
                   <w:rFonts w:ascii="Arial" w:cs="Arial" w:eastAsia="Arial" w:hAnsi="Arial"/>
@@ -16097,7 +16097,7 @@
               <w:spacing w:after="10" w:before="0"/>
               <w:ind w:left="120"/>
             </w:pPr>
-            <w:hyperlink w:history="1" r:id="rIdt_c6x8sumwiadwdegtpyn">
+            <w:hyperlink w:history="1" r:id="rIdlq0yudnknbtauvaax766m">
               <w:r>
                 <w:rPr>
                   <w:rFonts w:ascii="Arial" w:cs="Arial" w:eastAsia="Arial" w:hAnsi="Arial"/>
@@ -16329,7 +16329,7 @@
               <w:spacing w:after="10" w:before="0"/>
               <w:ind w:left="120"/>
             </w:pPr>
-            <w:hyperlink w:history="1" r:id="rId5yghq0ms8yyq2lcmfdras">
+            <w:hyperlink w:history="1" r:id="rIdgqvyswxcnggy8miycodvl">
               <w:r>
                 <w:rPr>
                   <w:rFonts w:ascii="Arial" w:cs="Arial" w:eastAsia="Arial" w:hAnsi="Arial"/>
@@ -16406,7 +16406,7 @@
               <w:spacing w:after="10" w:before="0"/>
               <w:ind w:left="120"/>
             </w:pPr>
-            <w:hyperlink w:history="1" r:id="rId5j-dvvmr86kp55x6do1ho">
+            <w:hyperlink w:history="1" r:id="rIdw-e8egq_uoa4g_keil6zb">
               <w:r>
                 <w:rPr>
                   <w:rFonts w:ascii="Arial" w:cs="Arial" w:eastAsia="Arial" w:hAnsi="Arial"/>
@@ -16946,7 +16946,7 @@
         </w:rPr>
         <w:t xml:space="preserve">© 2026 SeaVuria and ARES. Aligned with KICD objectives. Developed by SeaVuria; technical implementation by ARES (with AI assistance from Claude). Licensed under </w:t>
       </w:r>
-      <w:hyperlink w:history="1" r:id="rIdkqasyepu2ejlrxyntfltd">
+      <w:hyperlink w:history="1" r:id="rId-i7y1uttleo9h7ab0__lj">
         <w:r>
           <w:rPr>
             <w:rFonts w:ascii="Arial" w:cs="Arial" w:eastAsia="Arial" w:hAnsi="Arial"/>
@@ -16967,7 +16967,7 @@
         </w:rPr>
         <w:t xml:space="preserve"> (</w:t>
       </w:r>
-      <w:hyperlink w:history="1" r:id="rIdkn11eqetvge2kjbljph4g">
+      <w:hyperlink w:history="1" r:id="rId4km3bnktpzzytctek4rxt">
         <w:r>
           <w:rPr>
             <w:rFonts w:ascii="Arial" w:cs="Arial" w:eastAsia="Arial" w:hAnsi="Arial"/>
